--- a/essay/output/浙江大学本科生毕业论文 - 王浩宇.docx
+++ b/essay/output/浙江大学本科生毕业论文 - 王浩宇.docx
@@ -4239,8 +4239,12 @@
     <w:p>
       <w:pPr>
         <w:pStyle w:val="a0"/>
+        <w:numPr>
+          <w:ilvl w:val="0"/>
+          <w:numId w:val="11"/>
+        </w:numPr>
         <w:spacing w:before="156" w:after="156"/>
-        <w:ind w:left="321" w:hanging="321"/>
+        <w:ind w:firstLineChars="0"/>
       </w:pPr>
       <w:bookmarkStart w:id="4" w:name="_Toc227594929"/>
       <w:r>
@@ -4255,90 +4259,5469 @@
     <w:p>
       <w:pPr>
         <w:pStyle w:val="2"/>
+        <w:numPr>
+          <w:ilvl w:val="0"/>
+          <w:numId w:val="0"/>
+        </w:numPr>
+        <w:ind w:left="440" w:hanging="440"/>
       </w:pPr>
       <w:bookmarkStart w:id="5" w:name="_Toc227594930"/>
       <w:r>
         <w:rPr>
           <w:rFonts w:hint="eastAsia"/>
+          <w:highlight w:val="lightGray"/>
+        </w:rPr>
+        <w:t>1.1</w:t>
+      </w:r>
+      <w:r>
+        <w:rPr>
+          <w:rFonts w:hint="eastAsia"/>
+        </w:rPr>
+        <w:t xml:space="preserve"> </w:t>
+      </w:r>
+      <w:r>
+        <w:rPr>
+          <w:rFonts w:hint="eastAsia"/>
         </w:rPr>
         <w:t>研究背景与意义</w:t>
       </w:r>
       <w:bookmarkEnd w:id="5"/>
     </w:p>
+    <w:p>
+      <w:pPr>
+        <w:pStyle w:val="3"/>
+      </w:pPr>
+      <w:bookmarkStart w:id="6" w:name="_Toc227594931"/>
+      <w:r>
+        <w:rPr>
+          <w:rFonts w:hint="eastAsia"/>
+        </w:rPr>
+        <w:t xml:space="preserve">1.1.1 </w:t>
+      </w:r>
+      <w:r>
+        <w:rPr>
+          <w:rFonts w:hint="eastAsia"/>
+        </w:rPr>
+        <w:t>建筑业数字化转型与</w:t>
+      </w:r>
+      <w:r>
+        <w:rPr>
+          <w:rFonts w:hint="eastAsia"/>
+        </w:rPr>
+        <w:t>BIM</w:t>
+      </w:r>
+      <w:r>
+        <w:rPr>
+          <w:rFonts w:hint="eastAsia"/>
+        </w:rPr>
+        <w:t>技术发展</w:t>
+      </w:r>
+    </w:p>
+    <w:bookmarkEnd w:id="6"/>
+    <w:p>
+      <w:pPr>
+        <w:ind w:firstLine="480"/>
+      </w:pPr>
+      <w:r>
+        <w:rPr>
+          <w:rFonts w:hint="eastAsia"/>
+        </w:rPr>
+        <w:t>在全球建筑、工程与施工（</w:t>
+      </w:r>
+      <w:r>
+        <w:rPr>
+          <w:rFonts w:hint="eastAsia"/>
+        </w:rPr>
+        <w:t>AEC</w:t>
+      </w:r>
+      <w:r>
+        <w:rPr>
+          <w:rFonts w:hint="eastAsia"/>
+        </w:rPr>
+        <w:t>）行业数字化转型的浪潮中，建筑信息模型（</w:t>
+      </w:r>
+      <w:r>
+        <w:rPr>
+          <w:rFonts w:hint="eastAsia"/>
+        </w:rPr>
+        <w:t>Building</w:t>
+      </w:r>
+      <w:r>
+        <w:t xml:space="preserve"> Information </w:t>
+      </w:r>
+      <w:r>
+        <w:rPr>
+          <w:rFonts w:hint="eastAsia"/>
+        </w:rPr>
+        <w:t>Modeling</w:t>
+      </w:r>
+      <w:r>
+        <w:rPr>
+          <w:rFonts w:hint="eastAsia"/>
+        </w:rPr>
+        <w:t>，</w:t>
+      </w:r>
+      <w:r>
+        <w:rPr>
+          <w:rFonts w:hint="eastAsia"/>
+        </w:rPr>
+        <w:t>BIM</w:t>
+      </w:r>
+      <w:r>
+        <w:rPr>
+          <w:rFonts w:hint="eastAsia"/>
+        </w:rPr>
+        <w:t>）技术经历了从概念提出到广泛应用的演变。</w:t>
+      </w:r>
+      <w:r>
+        <w:rPr>
+          <w:rFonts w:hint="eastAsia"/>
+        </w:rPr>
+        <w:t>Azhar[1]</w:t>
+      </w:r>
+      <w:r>
+        <w:rPr>
+          <w:rFonts w:hint="eastAsia"/>
+        </w:rPr>
+        <w:t>指出，</w:t>
+      </w:r>
+      <w:r>
+        <w:rPr>
+          <w:rFonts w:hint="eastAsia"/>
+        </w:rPr>
+        <w:t>BIM</w:t>
+      </w:r>
+      <w:r>
+        <w:rPr>
+          <w:rFonts w:hint="eastAsia"/>
+        </w:rPr>
+        <w:t>技术通过建立包含几何、物理及功能信息的多维数字模型，从根本上改变了传统二维图纸的交付模式，显著提升了项目管理的效率与质量。</w:t>
+      </w:r>
+      <w:r>
+        <w:rPr>
+          <w:rFonts w:hint="eastAsia"/>
+        </w:rPr>
+        <w:t>Volk</w:t>
+      </w:r>
+      <w:r>
+        <w:rPr>
+          <w:rFonts w:hint="eastAsia"/>
+        </w:rPr>
+        <w:t>等</w:t>
+      </w:r>
+      <w:r>
+        <w:rPr>
+          <w:rFonts w:hint="eastAsia"/>
+        </w:rPr>
+        <w:t>[2]</w:t>
+      </w:r>
+      <w:r>
+        <w:rPr>
+          <w:rFonts w:hint="eastAsia"/>
+        </w:rPr>
+        <w:t>在对现有建筑</w:t>
+      </w:r>
+      <w:r>
+        <w:rPr>
+          <w:rFonts w:hint="eastAsia"/>
+        </w:rPr>
+        <w:t>BIM</w:t>
+      </w:r>
+      <w:r>
+        <w:rPr>
+          <w:rFonts w:hint="eastAsia"/>
+        </w:rPr>
+        <w:t>应用的系统综述中分析了其发展历程，指出早期的</w:t>
+      </w:r>
+      <w:r>
+        <w:rPr>
+          <w:rFonts w:hint="eastAsia"/>
+        </w:rPr>
+        <w:t>BIM</w:t>
+      </w:r>
+      <w:r>
+        <w:rPr>
+          <w:rFonts w:hint="eastAsia"/>
+        </w:rPr>
+        <w:t>研究与应用主要集中在新建的民用与商业建筑设计阶段。随着技术的成熟，</w:t>
+      </w:r>
+      <w:r>
+        <w:rPr>
+          <w:rFonts w:hint="eastAsia"/>
+        </w:rPr>
+        <w:t>BIM</w:t>
+      </w:r>
+      <w:r>
+        <w:rPr>
+          <w:rFonts w:hint="eastAsia"/>
+        </w:rPr>
+        <w:t>的应用边界逐渐向施工运维阶段延伸，但在处理既有建筑及复杂工业设施时，仍面临数据语义不兼容、逆向建模难度大等技术挑战。随着工程规模的扩大，</w:t>
+      </w:r>
+      <w:r>
+        <w:rPr>
+          <w:rFonts w:hint="eastAsia"/>
+        </w:rPr>
+        <w:t>BIM</w:t>
+      </w:r>
+      <w:r>
+        <w:rPr>
+          <w:rFonts w:hint="eastAsia"/>
+        </w:rPr>
+        <w:t>模型数据是否符合行业规范，已成为制约数字化转型深入应用的关键挑战。</w:t>
+      </w:r>
+    </w:p>
+    <w:p>
+      <w:pPr>
+        <w:ind w:firstLine="480"/>
+      </w:pPr>
+      <w:r>
+        <w:rPr>
+          <w:rFonts w:hint="eastAsia"/>
+        </w:rPr>
+        <w:t>与陆上建筑相比，海洋工程涉及海上油气平台、港口水工结构及海上风电基础等高价值设施，其数字化应用面临更高的技术要求。海洋工程结构物长期处于高腐蚀、高载荷的极端环境中，对数据的一致性要求极高。</w:t>
+      </w:r>
+      <w:r>
+        <w:rPr>
+          <w:rFonts w:hint="eastAsia"/>
+        </w:rPr>
+        <w:t>Bezkorovainy</w:t>
+      </w:r>
+      <w:r>
+        <w:rPr>
+          <w:rFonts w:hint="eastAsia"/>
+        </w:rPr>
+        <w:t>等</w:t>
+      </w:r>
+      <w:r>
+        <w:rPr>
+          <w:rFonts w:hint="eastAsia"/>
+        </w:rPr>
+        <w:t>[3]</w:t>
+      </w:r>
+      <w:r>
+        <w:rPr>
+          <w:rFonts w:hint="eastAsia"/>
+        </w:rPr>
+        <w:t>探讨了</w:t>
+      </w:r>
+      <w:r>
+        <w:rPr>
+          <w:rFonts w:hint="eastAsia"/>
+        </w:rPr>
+        <w:t>BIM</w:t>
+      </w:r>
+      <w:r>
+        <w:rPr>
+          <w:rFonts w:hint="eastAsia"/>
+        </w:rPr>
+        <w:t>在海上油气设施设计与施工管理中的应用，强调了</w:t>
+      </w:r>
+      <w:r>
+        <w:rPr>
+          <w:rFonts w:hint="eastAsia"/>
+        </w:rPr>
+        <w:t>BIM</w:t>
+      </w:r>
+      <w:r>
+        <w:rPr>
+          <w:rFonts w:hint="eastAsia"/>
+        </w:rPr>
+        <w:t>技术在整合多专业数据（如结构、管道、电气）以支持设施从建造到退役全过程管理中的核心作用。近年来，国内外学者开始尝试将</w:t>
+      </w:r>
+      <w:r>
+        <w:rPr>
+          <w:rFonts w:hint="eastAsia"/>
+        </w:rPr>
+        <w:t>BIM</w:t>
+      </w:r>
+      <w:r>
+        <w:rPr>
+          <w:rFonts w:hint="eastAsia"/>
+        </w:rPr>
+        <w:t>技术引入具体的涉海工程实践。</w:t>
+      </w:r>
+      <w:r>
+        <w:rPr>
+          <w:rFonts w:hint="eastAsia"/>
+        </w:rPr>
+        <w:t>Garibin</w:t>
+      </w:r>
+      <w:r>
+        <w:rPr>
+          <w:rFonts w:hint="eastAsia"/>
+        </w:rPr>
+        <w:t>和</w:t>
+      </w:r>
+      <w:r>
+        <w:rPr>
+          <w:rFonts w:hint="eastAsia"/>
+        </w:rPr>
+        <w:t>Ol</w:t>
+      </w:r>
+      <w:r>
+        <w:rPr>
+          <w:rFonts w:hint="eastAsia"/>
+        </w:rPr>
+        <w:t>’</w:t>
+      </w:r>
+      <w:r>
+        <w:rPr>
+          <w:rFonts w:hint="eastAsia"/>
+        </w:rPr>
+        <w:t>khovenko[4]</w:t>
+      </w:r>
+      <w:r>
+        <w:rPr>
+          <w:rFonts w:hint="eastAsia"/>
+        </w:rPr>
+        <w:t>聚焦于北极港口设施，研究了极地环境下</w:t>
+      </w:r>
+      <w:r>
+        <w:rPr>
+          <w:rFonts w:hint="eastAsia"/>
+        </w:rPr>
+        <w:t>BIM</w:t>
+      </w:r>
+      <w:r>
+        <w:rPr>
+          <w:rFonts w:hint="eastAsia"/>
+        </w:rPr>
+        <w:t>模型的特殊需求开发，指出港口水工结构的</w:t>
+      </w:r>
+      <w:r>
+        <w:rPr>
+          <w:rFonts w:hint="eastAsia"/>
+        </w:rPr>
+        <w:t>BIM</w:t>
+      </w:r>
+      <w:r>
+        <w:rPr>
+          <w:rFonts w:hint="eastAsia"/>
+        </w:rPr>
+        <w:t>应用需要适配特定的运维标准。</w:t>
+      </w:r>
+      <w:r>
+        <w:rPr>
+          <w:rFonts w:hint="eastAsia"/>
+        </w:rPr>
+        <w:t>Mo</w:t>
+      </w:r>
+      <w:r>
+        <w:rPr>
+          <w:rFonts w:hint="eastAsia"/>
+        </w:rPr>
+        <w:t>等</w:t>
+      </w:r>
+      <w:r>
+        <w:rPr>
+          <w:rFonts w:hint="eastAsia"/>
+        </w:rPr>
+        <w:t>[5]</w:t>
+      </w:r>
+      <w:r>
+        <w:rPr>
+          <w:rFonts w:hint="eastAsia"/>
+        </w:rPr>
+        <w:t>则以港珠澳大桥珠海口岸项目为例，详细阐述了</w:t>
+      </w:r>
+      <w:r>
+        <w:rPr>
+          <w:rFonts w:hint="eastAsia"/>
+        </w:rPr>
+        <w:t>BIM</w:t>
+      </w:r>
+      <w:r>
+        <w:rPr>
+          <w:rFonts w:hint="eastAsia"/>
+        </w:rPr>
+        <w:t>技术在复杂填海工程与口岸设施建设中的集成应用，验证了其在协调施工和多源异构数据管理方面的潜力。</w:t>
+      </w:r>
+    </w:p>
+    <w:p>
+      <w:pPr>
+        <w:ind w:firstLine="480"/>
+        <w:rPr>
+          <w:rFonts w:hint="eastAsia"/>
+        </w:rPr>
+      </w:pPr>
+      <w:r>
+        <w:rPr>
+          <w:rFonts w:hint="eastAsia"/>
+        </w:rPr>
+        <w:t>针对海上风电这一新兴领域，</w:t>
+      </w:r>
+      <w:r>
+        <w:rPr>
+          <w:rFonts w:hint="eastAsia"/>
+        </w:rPr>
+        <w:t>Jia</w:t>
+      </w:r>
+      <w:r>
+        <w:rPr>
+          <w:rFonts w:hint="eastAsia"/>
+        </w:rPr>
+        <w:t>等</w:t>
+      </w:r>
+      <w:r>
+        <w:rPr>
+          <w:rFonts w:hint="eastAsia"/>
+        </w:rPr>
+        <w:t>[6]</w:t>
+      </w:r>
+      <w:r>
+        <w:rPr>
+          <w:rFonts w:hint="eastAsia"/>
+        </w:rPr>
+        <w:t>系统构建了涵盖海上风电场全生命周期的</w:t>
+      </w:r>
+      <w:r>
+        <w:rPr>
+          <w:rFonts w:hint="eastAsia"/>
+        </w:rPr>
+        <w:t>BIM</w:t>
+      </w:r>
+      <w:r>
+        <w:rPr>
+          <w:rFonts w:hint="eastAsia"/>
+        </w:rPr>
+        <w:t>管理应用框架，解决了进度控制、成本优化及灾害风险评估等关键问题，进一步拓展了</w:t>
+      </w:r>
+      <w:r>
+        <w:rPr>
+          <w:rFonts w:hint="eastAsia"/>
+        </w:rPr>
+        <w:t>BIM</w:t>
+      </w:r>
+      <w:r>
+        <w:rPr>
+          <w:rFonts w:hint="eastAsia"/>
+        </w:rPr>
+        <w:t>技术在复杂海洋能源工程中的应用边界。</w:t>
+      </w:r>
+      <w:r>
+        <w:rPr>
+          <w:rFonts w:hint="eastAsia"/>
+        </w:rPr>
+        <w:t>Cheng</w:t>
+      </w:r>
+      <w:r>
+        <w:rPr>
+          <w:rFonts w:hint="eastAsia"/>
+        </w:rPr>
+        <w:t>等</w:t>
+      </w:r>
+      <w:r>
+        <w:rPr>
+          <w:rFonts w:hint="eastAsia"/>
+        </w:rPr>
+        <w:t>[7]</w:t>
+      </w:r>
+      <w:r>
+        <w:rPr>
+          <w:rFonts w:hint="eastAsia"/>
+        </w:rPr>
+        <w:t>建</w:t>
+      </w:r>
+      <w:r>
+        <w:rPr>
+          <w:rFonts w:hint="eastAsia"/>
+        </w:rPr>
+        <w:lastRenderedPageBreak/>
+        <w:t>立了基于</w:t>
+      </w:r>
+      <w:r>
+        <w:rPr>
+          <w:rFonts w:hint="eastAsia"/>
+        </w:rPr>
+        <w:t>BIM</w:t>
+      </w:r>
+      <w:r>
+        <w:rPr>
+          <w:rFonts w:hint="eastAsia"/>
+        </w:rPr>
+        <w:t>与</w:t>
+      </w:r>
+      <w:r>
+        <w:rPr>
+          <w:rFonts w:hint="eastAsia"/>
+        </w:rPr>
+        <w:t>Agent-based</w:t>
+      </w:r>
+      <w:r>
+        <w:rPr>
+          <w:rFonts w:hint="eastAsia"/>
+        </w:rPr>
+        <w:t>模型的海上油气平台疏散评估系统，该研究表明，只有具备高精度、符合规范要求的</w:t>
+      </w:r>
+      <w:r>
+        <w:rPr>
+          <w:rFonts w:hint="eastAsia"/>
+        </w:rPr>
+        <w:t>BIM</w:t>
+      </w:r>
+      <w:r>
+        <w:rPr>
+          <w:rFonts w:hint="eastAsia"/>
+        </w:rPr>
+        <w:t>模型数据，才能有效支持紧急情况下的疏散模拟与安全分析，凸显了海洋工程领域合规审查与安全管理的紧密关联。</w:t>
+      </w:r>
+    </w:p>
+    <w:p>
+      <w:pPr>
+        <w:pStyle w:val="3"/>
+      </w:pPr>
+      <w:bookmarkStart w:id="7" w:name="_Toc227594932"/>
+      <w:r>
+        <w:rPr>
+          <w:rFonts w:hint="eastAsia"/>
+        </w:rPr>
+        <w:t>1.1.</w:t>
+      </w:r>
+      <w:r>
+        <w:rPr>
+          <w:rFonts w:hint="eastAsia"/>
+        </w:rPr>
+        <w:t>2</w:t>
+      </w:r>
+      <w:r>
+        <w:rPr>
+          <w:rFonts w:hint="eastAsia"/>
+        </w:rPr>
+        <w:t xml:space="preserve"> </w:t>
+      </w:r>
+      <w:bookmarkEnd w:id="7"/>
+      <w:r>
+        <w:rPr>
+          <w:rFonts w:hint="eastAsia"/>
+        </w:rPr>
+        <w:t>自动化合规审查技术的智能化演进</w:t>
+      </w:r>
+    </w:p>
+    <w:p>
+      <w:pPr>
+        <w:ind w:firstLine="480"/>
+      </w:pPr>
+      <w:bookmarkStart w:id="8" w:name="_Toc227594933"/>
+      <w:r>
+        <w:rPr>
+          <w:rFonts w:hint="eastAsia"/>
+        </w:rPr>
+        <w:t>随着</w:t>
+      </w:r>
+      <w:r>
+        <w:rPr>
+          <w:rFonts w:hint="eastAsia"/>
+        </w:rPr>
+        <w:t>BIM</w:t>
+      </w:r>
+      <w:r>
+        <w:rPr>
+          <w:rFonts w:hint="eastAsia"/>
+        </w:rPr>
+        <w:t>模型复杂度和信息交互需求的提升，如何确保模型数据符合复杂的行业规范成为关键问题，推动了自动化合规审查（</w:t>
+      </w:r>
+      <w:r>
+        <w:rPr>
+          <w:rFonts w:hint="eastAsia"/>
+        </w:rPr>
+        <w:t>Automated</w:t>
+      </w:r>
+      <w:r>
+        <w:t xml:space="preserve"> Compliance </w:t>
+      </w:r>
+      <w:r>
+        <w:rPr>
+          <w:rFonts w:hint="eastAsia"/>
+        </w:rPr>
+        <w:t>Checking</w:t>
+      </w:r>
+      <w:r>
+        <w:rPr>
+          <w:rFonts w:hint="eastAsia"/>
+        </w:rPr>
+        <w:t>，</w:t>
+      </w:r>
+      <w:r>
+        <w:rPr>
+          <w:rFonts w:hint="eastAsia"/>
+        </w:rPr>
+        <w:t>ACC</w:t>
+      </w:r>
+      <w:r>
+        <w:rPr>
+          <w:rFonts w:hint="eastAsia"/>
+        </w:rPr>
+        <w:t>）技术的代际演进。</w:t>
+      </w:r>
+    </w:p>
+    <w:p>
+      <w:pPr>
+        <w:ind w:firstLine="480"/>
+      </w:pPr>
+      <w:r>
+        <w:rPr>
+          <w:rFonts w:hint="eastAsia"/>
+        </w:rPr>
+        <w:t>早期的合规审查主要依赖人工核对或基于硬编码（</w:t>
+      </w:r>
+      <w:r>
+        <w:rPr>
+          <w:rFonts w:hint="eastAsia"/>
+        </w:rPr>
+        <w:t>Hard-coding</w:t>
+      </w:r>
+      <w:r>
+        <w:rPr>
+          <w:rFonts w:hint="eastAsia"/>
+        </w:rPr>
+        <w:t>）的规则检查。</w:t>
+      </w:r>
+      <w:r>
+        <w:rPr>
+          <w:rFonts w:hint="eastAsia"/>
+        </w:rPr>
+        <w:t>Wu</w:t>
+      </w:r>
+      <w:r>
+        <w:rPr>
+          <w:rFonts w:hint="eastAsia"/>
+        </w:rPr>
+        <w:t>等</w:t>
+      </w:r>
+      <w:r>
+        <w:rPr>
+          <w:rFonts w:hint="eastAsia"/>
+        </w:rPr>
+        <w:t>[8]</w:t>
+      </w:r>
+      <w:r>
+        <w:rPr>
+          <w:rFonts w:hint="eastAsia"/>
+        </w:rPr>
+        <w:t>在回顾</w:t>
+      </w:r>
+      <w:r>
+        <w:rPr>
+          <w:rFonts w:hint="eastAsia"/>
+        </w:rPr>
+        <w:t>ACC</w:t>
+      </w:r>
+      <w:r>
+        <w:rPr>
+          <w:rFonts w:hint="eastAsia"/>
+        </w:rPr>
+        <w:t>技术发展时指出，虽然基于</w:t>
+      </w:r>
+      <w:r>
+        <w:rPr>
+          <w:rFonts w:hint="eastAsia"/>
+        </w:rPr>
+        <w:t>IFC</w:t>
+      </w:r>
+      <w:r>
+        <w:rPr>
+          <w:rFonts w:hint="eastAsia"/>
+        </w:rPr>
+        <w:t>标准的规则检查器解决了部分几何碰撞问题，但难以应对规范文本中复杂的语义理解需求。为了突破传统规则引擎的局限，人工智能技术开始深度介入。</w:t>
+      </w:r>
+      <w:r>
+        <w:rPr>
+          <w:rFonts w:hint="eastAsia"/>
+        </w:rPr>
+        <w:t>Pan</w:t>
+      </w:r>
+      <w:r>
+        <w:rPr>
+          <w:rFonts w:hint="eastAsia"/>
+        </w:rPr>
+        <w:t>和</w:t>
+      </w:r>
+      <w:r>
+        <w:rPr>
+          <w:rFonts w:hint="eastAsia"/>
+        </w:rPr>
+        <w:t>Zhang[9]</w:t>
+      </w:r>
+      <w:r>
+        <w:rPr>
+          <w:rFonts w:hint="eastAsia"/>
+        </w:rPr>
+        <w:t>对工程管理领域的</w:t>
+      </w:r>
+      <w:r>
+        <w:rPr>
+          <w:rFonts w:hint="eastAsia"/>
+        </w:rPr>
+        <w:t>AI</w:t>
+      </w:r>
+      <w:r>
+        <w:rPr>
+          <w:rFonts w:hint="eastAsia"/>
+        </w:rPr>
+        <w:t>应用进行了全面综述，指出</w:t>
+      </w:r>
+      <w:r>
+        <w:rPr>
+          <w:rFonts w:hint="eastAsia"/>
+        </w:rPr>
+        <w:t>AI</w:t>
+      </w:r>
+      <w:r>
+        <w:rPr>
+          <w:rFonts w:hint="eastAsia"/>
+        </w:rPr>
+        <w:t>技术正逐步接管知识密集型任务。</w:t>
+      </w:r>
+    </w:p>
+    <w:p>
+      <w:pPr>
+        <w:ind w:firstLine="480"/>
+      </w:pPr>
+      <w:r>
+        <w:rPr>
+          <w:rFonts w:hint="eastAsia"/>
+        </w:rPr>
+        <w:t>进入</w:t>
+      </w:r>
+      <w:r>
+        <w:rPr>
+          <w:rFonts w:hint="eastAsia"/>
+        </w:rPr>
+        <w:t>2024</w:t>
+      </w:r>
+      <w:r>
+        <w:rPr>
+          <w:rFonts w:hint="eastAsia"/>
+        </w:rPr>
+        <w:t>年后，大语言模型（</w:t>
+      </w:r>
+      <w:r>
+        <w:rPr>
+          <w:rFonts w:hint="eastAsia"/>
+        </w:rPr>
+        <w:t>Large</w:t>
+      </w:r>
+      <w:r>
+        <w:t xml:space="preserve"> Language </w:t>
+      </w:r>
+      <w:r>
+        <w:rPr>
+          <w:rFonts w:hint="eastAsia"/>
+        </w:rPr>
+        <w:t>Model</w:t>
+      </w:r>
+      <w:r>
+        <w:rPr>
+          <w:rFonts w:hint="eastAsia"/>
+        </w:rPr>
+        <w:t>，</w:t>
+      </w:r>
+      <w:r>
+        <w:rPr>
+          <w:rFonts w:hint="eastAsia"/>
+        </w:rPr>
+        <w:t>LLM</w:t>
+      </w:r>
+      <w:r>
+        <w:rPr>
+          <w:rFonts w:hint="eastAsia"/>
+        </w:rPr>
+        <w:t>）的爆发带来了新的技术范式。</w:t>
+      </w:r>
+      <w:r>
+        <w:rPr>
+          <w:rFonts w:hint="eastAsia"/>
+        </w:rPr>
+        <w:t>Taiwo</w:t>
+      </w:r>
+      <w:r>
+        <w:rPr>
+          <w:rFonts w:hint="eastAsia"/>
+        </w:rPr>
+        <w:t>等</w:t>
+      </w:r>
+      <w:r>
+        <w:rPr>
+          <w:rFonts w:hint="eastAsia"/>
+        </w:rPr>
+        <w:t>[10]</w:t>
+      </w:r>
+      <w:r>
+        <w:rPr>
+          <w:rFonts w:hint="eastAsia"/>
+        </w:rPr>
+        <w:t>通过研究指出，生成式人工智能（</w:t>
+      </w:r>
+      <w:r>
+        <w:rPr>
+          <w:rFonts w:hint="eastAsia"/>
+        </w:rPr>
+        <w:t>Generative</w:t>
+      </w:r>
+      <w:r>
+        <w:t xml:space="preserve"> </w:t>
+      </w:r>
+      <w:r>
+        <w:rPr>
+          <w:rFonts w:hint="eastAsia"/>
+        </w:rPr>
+        <w:t>AI</w:t>
+      </w:r>
+      <w:r>
+        <w:rPr>
+          <w:rFonts w:hint="eastAsia"/>
+        </w:rPr>
+        <w:t>，</w:t>
+      </w:r>
+      <w:r>
+        <w:rPr>
+          <w:rFonts w:hint="eastAsia"/>
+        </w:rPr>
+        <w:t>GenAI</w:t>
+      </w:r>
+      <w:r>
+        <w:rPr>
+          <w:rFonts w:hint="eastAsia"/>
+        </w:rPr>
+        <w:t>）在非结构化数据处理方面具有革命性前景。</w:t>
+      </w:r>
+      <w:r>
+        <w:rPr>
+          <w:rFonts w:hint="eastAsia"/>
+        </w:rPr>
+        <w:t>Chen</w:t>
+      </w:r>
+      <w:r>
+        <w:rPr>
+          <w:rFonts w:hint="eastAsia"/>
+        </w:rPr>
+        <w:t>等</w:t>
+      </w:r>
+      <w:r>
+        <w:rPr>
+          <w:rFonts w:hint="eastAsia"/>
+        </w:rPr>
+        <w:t>[11]</w:t>
+      </w:r>
+      <w:r>
+        <w:rPr>
+          <w:rFonts w:hint="eastAsia"/>
+        </w:rPr>
+        <w:t>提出的基于</w:t>
+      </w:r>
+      <w:r>
+        <w:rPr>
+          <w:rFonts w:hint="eastAsia"/>
+        </w:rPr>
+        <w:t>LLM</w:t>
+      </w:r>
+      <w:r>
+        <w:rPr>
+          <w:rFonts w:hint="eastAsia"/>
+        </w:rPr>
+        <w:t>的审查框架，进一步展示了利用大模型直接理解建筑规范并辅助审查的可行性，标志着合规审查技术正从</w:t>
+      </w:r>
+      <w:r>
+        <w:rPr>
+          <w:rFonts w:hint="eastAsia"/>
+        </w:rPr>
+        <w:t>“</w:t>
+      </w:r>
+      <w:r>
+        <w:rPr>
+          <w:rFonts w:hint="eastAsia"/>
+        </w:rPr>
+        <w:t>语法匹配”向</w:t>
+      </w:r>
+      <w:r>
+        <w:rPr>
+          <w:rFonts w:hint="eastAsia"/>
+        </w:rPr>
+        <w:t>“</w:t>
+      </w:r>
+      <w:r>
+        <w:rPr>
+          <w:rFonts w:hint="eastAsia"/>
+        </w:rPr>
+        <w:t>语义理解”阶段跨越。</w:t>
+      </w:r>
+    </w:p>
+    <w:p>
+      <w:pPr>
+        <w:ind w:firstLine="480"/>
+      </w:pPr>
+      <w:r>
+        <w:rPr>
+          <w:rFonts w:hint="eastAsia"/>
+        </w:rPr>
+        <w:t>然而，尽管自动化合规审查技术取得了一定进展，但现有技术在处理海洋工程领域的复杂规范时仍面临显著挑战。</w:t>
+      </w:r>
+      <w:r>
+        <w:rPr>
+          <w:rFonts w:hint="eastAsia"/>
+        </w:rPr>
+        <w:t>Nithya</w:t>
+      </w:r>
+      <w:r>
+        <w:rPr>
+          <w:rFonts w:hint="eastAsia"/>
+        </w:rPr>
+        <w:t>等</w:t>
+      </w:r>
+      <w:r>
+        <w:rPr>
+          <w:rFonts w:hint="eastAsia"/>
+        </w:rPr>
+        <w:t>[16]</w:t>
+      </w:r>
+      <w:r>
+        <w:rPr>
+          <w:rFonts w:hint="eastAsia"/>
+        </w:rPr>
+        <w:t>最新的研究证实，在处理</w:t>
+      </w:r>
+      <w:r>
+        <w:rPr>
+          <w:rFonts w:hint="eastAsia"/>
+        </w:rPr>
+        <w:t>IFC</w:t>
+      </w:r>
+      <w:r>
+        <w:rPr>
+          <w:rFonts w:hint="eastAsia"/>
+        </w:rPr>
+        <w:t>标准这种复杂的图状数据结构时，传统方法往往因缺乏语义弹性而导致信息丢失或误判，无法满足海洋工程等高合规</w:t>
+      </w:r>
+      <w:r>
+        <w:rPr>
+          <w:rFonts w:hint="eastAsia"/>
+        </w:rPr>
+        <w:t>性</w:t>
+      </w:r>
+      <w:r>
+        <w:rPr>
+          <w:rFonts w:hint="eastAsia"/>
+        </w:rPr>
+        <w:t>要求场景的需求。</w:t>
+      </w:r>
+    </w:p>
+    <w:p>
+      <w:pPr>
+        <w:pStyle w:val="3"/>
+      </w:pPr>
+      <w:r>
+        <w:t xml:space="preserve">1.1.3 </w:t>
+      </w:r>
+      <w:r>
+        <w:rPr>
+          <w:rFonts w:hint="eastAsia"/>
+        </w:rPr>
+        <w:t>生成式</w:t>
+      </w:r>
+      <w:r>
+        <w:rPr>
+          <w:rFonts w:hint="eastAsia"/>
+        </w:rPr>
+        <w:t>AI</w:t>
+      </w:r>
+      <w:r>
+        <w:rPr>
+          <w:rFonts w:hint="eastAsia"/>
+        </w:rPr>
+        <w:t>与检索增强技术带来的契机</w:t>
+      </w:r>
+    </w:p>
+    <w:p>
+      <w:pPr>
+        <w:ind w:firstLine="480"/>
+      </w:pPr>
+      <w:r>
+        <w:rPr>
+          <w:rFonts w:hint="eastAsia"/>
+        </w:rPr>
+        <w:t>鉴于大模型在专业领域的”幻觉”问题，检索增强生成（</w:t>
+      </w:r>
+      <w:r>
+        <w:rPr>
+          <w:rFonts w:hint="eastAsia"/>
+        </w:rPr>
+        <w:t>Retrieval-Augmented</w:t>
+      </w:r>
+      <w:r>
+        <w:t xml:space="preserve"> </w:t>
+      </w:r>
+      <w:r>
+        <w:rPr>
+          <w:rFonts w:hint="eastAsia"/>
+        </w:rPr>
+        <w:t>Generation</w:t>
+      </w:r>
+      <w:r>
+        <w:rPr>
+          <w:rFonts w:hint="eastAsia"/>
+        </w:rPr>
+        <w:t>，</w:t>
+      </w:r>
+      <w:r>
+        <w:rPr>
+          <w:rFonts w:hint="eastAsia"/>
+        </w:rPr>
+        <w:t>RAG</w:t>
+      </w:r>
+      <w:r>
+        <w:rPr>
+          <w:rFonts w:hint="eastAsia"/>
+        </w:rPr>
+        <w:t>）技术成为实现工程级精确问答的关键。</w:t>
+      </w:r>
+      <w:r>
+        <w:rPr>
+          <w:rFonts w:hint="eastAsia"/>
+        </w:rPr>
+        <w:t>Lewis</w:t>
+      </w:r>
+      <w:r>
+        <w:rPr>
+          <w:rFonts w:hint="eastAsia"/>
+        </w:rPr>
+        <w:t>等</w:t>
+      </w:r>
+      <w:r>
+        <w:rPr>
+          <w:rFonts w:hint="eastAsia"/>
+        </w:rPr>
+        <w:t>[24]</w:t>
+      </w:r>
+      <w:r>
+        <w:rPr>
+          <w:rFonts w:hint="eastAsia"/>
+        </w:rPr>
+        <w:t>提出的</w:t>
+      </w:r>
+      <w:r>
+        <w:rPr>
+          <w:rFonts w:hint="eastAsia"/>
+        </w:rPr>
+        <w:t>RAG</w:t>
+      </w:r>
+      <w:r>
+        <w:rPr>
+          <w:rFonts w:hint="eastAsia"/>
+        </w:rPr>
+        <w:t>架构，通过将参数化记忆（生成模型）与非参数化记忆（外部检索）相结合，实现了优势互补。</w:t>
+      </w:r>
+    </w:p>
+    <w:p>
+      <w:pPr>
+        <w:ind w:firstLine="480"/>
+      </w:pPr>
+      <w:r>
+        <w:rPr>
+          <w:rFonts w:hint="eastAsia"/>
+        </w:rPr>
+        <w:t>Gao</w:t>
+      </w:r>
+      <w:r>
+        <w:rPr>
+          <w:rFonts w:hint="eastAsia"/>
+        </w:rPr>
+        <w:t>等</w:t>
+      </w:r>
+      <w:r>
+        <w:rPr>
+          <w:rFonts w:hint="eastAsia"/>
+        </w:rPr>
+        <w:t>[25]</w:t>
+      </w:r>
+      <w:r>
+        <w:rPr>
+          <w:rFonts w:hint="eastAsia"/>
+        </w:rPr>
+        <w:t>系统综述了</w:t>
+      </w:r>
+      <w:r>
+        <w:rPr>
+          <w:rFonts w:hint="eastAsia"/>
+        </w:rPr>
+        <w:t>RAG</w:t>
+      </w:r>
+      <w:r>
+        <w:rPr>
+          <w:rFonts w:hint="eastAsia"/>
+        </w:rPr>
+        <w:t>技术的发展脉络，将其划分为朴素（</w:t>
+      </w:r>
+      <w:r>
+        <w:rPr>
+          <w:rFonts w:hint="eastAsia"/>
+        </w:rPr>
+        <w:t>Naive</w:t>
+      </w:r>
+      <w:r>
+        <w:rPr>
+          <w:rFonts w:hint="eastAsia"/>
+        </w:rPr>
+        <w:t>）、进阶（</w:t>
+      </w:r>
+      <w:r>
+        <w:rPr>
+          <w:rFonts w:hint="eastAsia"/>
+        </w:rPr>
+        <w:t>Advanced</w:t>
+      </w:r>
+      <w:r>
+        <w:rPr>
+          <w:rFonts w:hint="eastAsia"/>
+        </w:rPr>
+        <w:t>）与模块化（</w:t>
+      </w:r>
+      <w:r>
+        <w:rPr>
+          <w:rFonts w:hint="eastAsia"/>
+        </w:rPr>
+        <w:t>Modular</w:t>
+      </w:r>
+      <w:r>
+        <w:rPr>
+          <w:rFonts w:hint="eastAsia"/>
+        </w:rPr>
+        <w:t>）三大范式，指出当前研究正致力于通过动</w:t>
+      </w:r>
+      <w:r>
+        <w:rPr>
+          <w:rFonts w:hint="eastAsia"/>
+        </w:rPr>
+        <w:lastRenderedPageBreak/>
+        <w:t>态机制与模块化增强来提升系统的鲁棒性。针对建筑工程规范长文本、逻辑复杂的特点，</w:t>
+      </w:r>
+      <w:r>
+        <w:rPr>
+          <w:rFonts w:hint="eastAsia"/>
+        </w:rPr>
+        <w:t>Wang</w:t>
+      </w:r>
+      <w:r>
+        <w:rPr>
+          <w:rFonts w:hint="eastAsia"/>
+        </w:rPr>
+        <w:t>等</w:t>
+      </w:r>
+      <w:r>
+        <w:rPr>
+          <w:rFonts w:hint="eastAsia"/>
+        </w:rPr>
+        <w:t>[31]</w:t>
+      </w:r>
+      <w:r>
+        <w:rPr>
+          <w:rFonts w:hint="eastAsia"/>
+        </w:rPr>
+        <w:t>提出了一种熵优化的动态文本分割与</w:t>
+      </w:r>
+      <w:r>
+        <w:rPr>
+          <w:rFonts w:hint="eastAsia"/>
+        </w:rPr>
+        <w:t>RAG</w:t>
+      </w:r>
+      <w:r>
+        <w:rPr>
+          <w:rFonts w:hint="eastAsia"/>
+        </w:rPr>
+        <w:t>增强方法，该研究专门针对建筑法规文本进行优化，有效解决了通用</w:t>
+      </w:r>
+      <w:r>
+        <w:rPr>
+          <w:rFonts w:hint="eastAsia"/>
+        </w:rPr>
+        <w:t>RAG</w:t>
+      </w:r>
+      <w:r>
+        <w:rPr>
+          <w:rFonts w:hint="eastAsia"/>
+        </w:rPr>
+        <w:t>在处理工程规范时的语义断层问题。</w:t>
+      </w:r>
+    </w:p>
+    <w:p>
+      <w:pPr>
+        <w:ind w:firstLine="480"/>
+      </w:pPr>
+      <w:r>
+        <w:rPr>
+          <w:rFonts w:hint="eastAsia"/>
+        </w:rPr>
+        <w:t>Li</w:t>
+      </w:r>
+      <w:r>
+        <w:rPr>
+          <w:rFonts w:hint="eastAsia"/>
+        </w:rPr>
+        <w:t>和</w:t>
+      </w:r>
+      <w:r>
+        <w:rPr>
+          <w:rFonts w:hint="eastAsia"/>
+        </w:rPr>
+        <w:t>Wang[33]</w:t>
+      </w:r>
+      <w:r>
+        <w:rPr>
+          <w:rFonts w:hint="eastAsia"/>
+        </w:rPr>
+        <w:t>在其</w:t>
+      </w:r>
+      <w:r>
+        <w:rPr>
+          <w:rFonts w:hint="eastAsia"/>
+        </w:rPr>
+        <w:t>BuildingGPT</w:t>
+      </w:r>
+      <w:r>
+        <w:rPr>
+          <w:rFonts w:hint="eastAsia"/>
+        </w:rPr>
+        <w:t>框架中，提出了一种”向量</w:t>
+      </w:r>
+      <w:r>
+        <w:rPr>
+          <w:rFonts w:hint="eastAsia"/>
+        </w:rPr>
+        <w:t>-</w:t>
+      </w:r>
+      <w:r>
+        <w:rPr>
+          <w:rFonts w:hint="eastAsia"/>
+        </w:rPr>
+        <w:t>图协同检索”架构，结合知识图谱的结构化信息与向量数据库的语义模糊匹配能力，可以大幅提升建筑语义查询的召回率与准确性。</w:t>
+      </w:r>
+      <w:r>
+        <w:rPr>
+          <w:rFonts w:hint="eastAsia"/>
+        </w:rPr>
+        <w:t>Guo</w:t>
+      </w:r>
+      <w:r>
+        <w:rPr>
+          <w:rFonts w:hint="eastAsia"/>
+        </w:rPr>
+        <w:t>等</w:t>
+      </w:r>
+      <w:r>
+        <w:rPr>
+          <w:rFonts w:hint="eastAsia"/>
+        </w:rPr>
+        <w:t>[34]</w:t>
+      </w:r>
+      <w:r>
+        <w:rPr>
+          <w:rFonts w:hint="eastAsia"/>
+        </w:rPr>
+        <w:t>设计了”协同</w:t>
+      </w:r>
+      <w:r>
+        <w:rPr>
+          <w:rFonts w:hint="eastAsia"/>
+        </w:rPr>
+        <w:t>BIM</w:t>
+      </w:r>
+      <w:r>
+        <w:rPr>
+          <w:rFonts w:hint="eastAsia"/>
+        </w:rPr>
+        <w:t>对齐器”，该研究引入多智能体协作机制，通过层级对齐与混合搜索策略，成功实现了自然语言查询与复杂</w:t>
+      </w:r>
+      <w:r>
+        <w:rPr>
+          <w:rFonts w:hint="eastAsia"/>
+        </w:rPr>
+        <w:t>BIM</w:t>
+      </w:r>
+      <w:r>
+        <w:rPr>
+          <w:rFonts w:hint="eastAsia"/>
+        </w:rPr>
+        <w:t>领域代码的高精度匹配，准确率达</w:t>
+      </w:r>
+      <w:r>
+        <w:rPr>
+          <w:rFonts w:hint="eastAsia"/>
+        </w:rPr>
+        <w:t>78.75%</w:t>
+      </w:r>
+      <w:r>
+        <w:rPr>
+          <w:rFonts w:hint="eastAsia"/>
+        </w:rPr>
+        <w:t>。</w:t>
+      </w:r>
+    </w:p>
+    <w:p>
+      <w:pPr>
+        <w:ind w:firstLine="480"/>
+      </w:pPr>
+      <w:r>
+        <w:rPr>
+          <w:rFonts w:hint="eastAsia"/>
+        </w:rPr>
+        <w:t>这些前沿探索表明，利用</w:t>
+      </w:r>
+      <w:r>
+        <w:rPr>
+          <w:rFonts w:hint="eastAsia"/>
+        </w:rPr>
+        <w:t>LLM</w:t>
+      </w:r>
+      <w:r>
+        <w:rPr>
+          <w:rFonts w:hint="eastAsia"/>
+        </w:rPr>
+        <w:t>强大的语义理解能力作为”翻译器”，结合</w:t>
+      </w:r>
+      <w:r>
+        <w:rPr>
+          <w:rFonts w:hint="eastAsia"/>
+        </w:rPr>
+        <w:t>RAG</w:t>
+      </w:r>
+      <w:r>
+        <w:rPr>
+          <w:rFonts w:hint="eastAsia"/>
+        </w:rPr>
+        <w:t>的精确检索与信息交付规范（</w:t>
+      </w:r>
+      <w:r>
+        <w:rPr>
+          <w:rFonts w:hint="eastAsia"/>
+        </w:rPr>
+        <w:t>Information</w:t>
+      </w:r>
+      <w:r>
+        <w:t xml:space="preserve"> Delivery </w:t>
+      </w:r>
+      <w:r>
+        <w:rPr>
+          <w:rFonts w:hint="eastAsia"/>
+        </w:rPr>
+        <w:t>Specification</w:t>
+      </w:r>
+      <w:r>
+        <w:rPr>
+          <w:rFonts w:hint="eastAsia"/>
+        </w:rPr>
+        <w:t>，</w:t>
+      </w:r>
+      <w:r>
+        <w:rPr>
+          <w:rFonts w:hint="eastAsia"/>
+        </w:rPr>
+        <w:t>IDS</w:t>
+      </w:r>
+      <w:r>
+        <w:rPr>
+          <w:rFonts w:hint="eastAsia"/>
+        </w:rPr>
+        <w:t>）的结构化约束，构建”人机协作”的智能审查系统，已成为实现海洋工程</w:t>
+      </w:r>
+      <w:r>
+        <w:rPr>
+          <w:rFonts w:hint="eastAsia"/>
+        </w:rPr>
+        <w:t>BIM</w:t>
+      </w:r>
+      <w:r>
+        <w:rPr>
+          <w:rFonts w:hint="eastAsia"/>
+        </w:rPr>
+        <w:t>自动化审查的可行路径。</w:t>
+      </w:r>
+    </w:p>
+    <w:p>
+      <w:pPr>
+        <w:pStyle w:val="3"/>
+      </w:pPr>
+      <w:bookmarkStart w:id="9" w:name="研究意义"/>
+      <w:r>
+        <w:t xml:space="preserve">1.1.4 </w:t>
+      </w:r>
+      <w:r>
+        <w:rPr>
+          <w:rFonts w:hint="eastAsia"/>
+        </w:rPr>
+        <w:t>研究意义</w:t>
+      </w:r>
+    </w:p>
+    <w:p>
+      <w:pPr>
+        <w:ind w:firstLine="480"/>
+      </w:pPr>
+      <w:r>
+        <w:rPr>
+          <w:rFonts w:hint="eastAsia"/>
+        </w:rPr>
+        <w:t>本研究针对当前海洋工程领域合规审查中存在的规范语义解析难、规则数字化门槛高以及审查自动化程度低等问题，构建一套融合自然语言处理与结构化数据文件的</w:t>
+      </w:r>
+      <w:r>
+        <w:rPr>
+          <w:rFonts w:hint="eastAsia"/>
+        </w:rPr>
+        <w:t>BIM</w:t>
+      </w:r>
+      <w:r>
+        <w:rPr>
+          <w:rFonts w:hint="eastAsia"/>
+        </w:rPr>
+        <w:t>自动化审查技术体系。研究意义体现在以下两个维度：</w:t>
+      </w:r>
+    </w:p>
+    <w:p>
+      <w:pPr>
+        <w:ind w:firstLine="482"/>
+      </w:pPr>
+      <w:r>
+        <w:rPr>
+          <w:rFonts w:hint="eastAsia"/>
+          <w:b/>
+          <w:bCs/>
+        </w:rPr>
+        <w:t>理论意义</w:t>
+      </w:r>
+      <w:r>
+        <w:rPr>
+          <w:rFonts w:hint="eastAsia"/>
+        </w:rPr>
+        <w:t>：本研究针对</w:t>
+      </w:r>
+      <w:r>
+        <w:rPr>
+          <w:rFonts w:hint="eastAsia"/>
+        </w:rPr>
+        <w:t>BIM</w:t>
+      </w:r>
+      <w:r>
+        <w:rPr>
+          <w:rFonts w:hint="eastAsia"/>
+        </w:rPr>
+        <w:t>领域长期存在的”语义互操作性”难题，提出了一种非结构化规范文档及自然语言向结构化机器规则转换的通用方法。研究核心在于探索大语言模型的检索强化能力、语义提取能力与信息交付规范的逻辑约束机制之间的工程结合路径。通过建立从模糊自然语言到确定性</w:t>
+      </w:r>
+      <w:r>
+        <w:rPr>
+          <w:rFonts w:hint="eastAsia"/>
+        </w:rPr>
+        <w:t>XML</w:t>
+      </w:r>
+      <w:r>
+        <w:rPr>
+          <w:rFonts w:hint="eastAsia"/>
+        </w:rPr>
+        <w:t>代码的映射逻辑，本研究不仅验证了利用生成式</w:t>
+      </w:r>
+      <w:r>
+        <w:rPr>
+          <w:rFonts w:hint="eastAsia"/>
+        </w:rPr>
+        <w:t>AI</w:t>
+      </w:r>
+      <w:r>
+        <w:rPr>
+          <w:rFonts w:hint="eastAsia"/>
+        </w:rPr>
+        <w:t>处理复杂工程约束的可行性，也为解决不同标准下的规范数字化问题提供了具有普适性的技术参考。</w:t>
+      </w:r>
+    </w:p>
+    <w:p>
+      <w:pPr>
+        <w:ind w:firstLine="482"/>
+      </w:pPr>
+      <w:r>
+        <w:rPr>
+          <w:rFonts w:hint="eastAsia"/>
+          <w:b/>
+          <w:bCs/>
+        </w:rPr>
+        <w:t>实际应用价值</w:t>
+      </w:r>
+      <w:r>
+        <w:rPr>
+          <w:rFonts w:hint="eastAsia"/>
+        </w:rPr>
+        <w:t>：在工程实践层面，本研究旨在构建一套可落地的自动化审查工具链，以提升海洋工程数字化交付的质量控制水平与风险管理能力。通过自动生成标准化的</w:t>
+      </w:r>
+      <w:r>
+        <w:rPr>
+          <w:rFonts w:hint="eastAsia"/>
+        </w:rPr>
+        <w:t>IDS</w:t>
+      </w:r>
+      <w:r>
+        <w:rPr>
+          <w:rFonts w:hint="eastAsia"/>
+        </w:rPr>
+        <w:t>规则文件，能够实现对模型构件进行构件级别的属性核查，有效规避人工审查的疏漏，确保交付数据严格符合国际标准规范要求，从而保障复杂工程数据的交付质量。同时，本研究生成的</w:t>
+      </w:r>
+      <w:r>
+        <w:rPr>
+          <w:rFonts w:hint="eastAsia"/>
+        </w:rPr>
+        <w:t>IDS</w:t>
+      </w:r>
+      <w:r>
+        <w:rPr>
+          <w:rFonts w:hint="eastAsia"/>
+        </w:rPr>
+        <w:t>文件作为开放标准格式，构成</w:t>
+      </w:r>
+      <w:r>
+        <w:rPr>
+          <w:rFonts w:hint="eastAsia"/>
+        </w:rPr>
+        <w:lastRenderedPageBreak/>
+        <w:t>了审查流程中的可追溯中间件，使得审查逻辑不再是黑盒算法的内部状态，而是可被人类专家复核、校验与存档的标准化文档，从而明确了审查责任边界，建立可审计的合规信任机制。</w:t>
+      </w:r>
+    </w:p>
+    <w:bookmarkEnd w:id="9"/>
     <w:p>
       <w:pPr>
         <w:pStyle w:val="2"/>
         <w:numPr>
           <w:ilvl w:val="1"/>
-          <w:numId w:val="1"/>
+          <w:numId w:val="11"/>
         </w:numPr>
-        <w:spacing w:beforeLines="50" w:before="156" w:afterLines="50" w:after="156"/>
-        <w:ind w:left="241" w:hanging="241"/>
-        <w:jc w:val="both"/>
-        <w:rPr>
+      </w:pPr>
+      <w:r>
+        <w:rPr>
+          <w:rFonts w:hint="eastAsia"/>
+        </w:rPr>
+        <w:t>国内外研究现状</w:t>
+      </w:r>
+    </w:p>
+    <w:p>
+      <w:pPr>
+        <w:pStyle w:val="3"/>
+      </w:pPr>
+      <w:r>
+        <w:rPr>
+          <w:rFonts w:hint="eastAsia"/>
+        </w:rPr>
+        <w:t xml:space="preserve">1.2.1 </w:t>
+      </w:r>
+      <w:r>
+        <w:rPr>
+          <w:rFonts w:hint="eastAsia"/>
+        </w:rPr>
+        <w:t>海洋工程</w:t>
+      </w:r>
+      <w:r>
+        <w:rPr>
+          <w:rFonts w:hint="eastAsia"/>
+        </w:rPr>
+        <w:t>BIM</w:t>
+      </w:r>
+      <w:r>
+        <w:rPr>
+          <w:rFonts w:hint="eastAsia"/>
+        </w:rPr>
+        <w:t>全生命周期应用现状</w:t>
+      </w:r>
+    </w:p>
+    <w:p>
+      <w:pPr>
+        <w:ind w:firstLine="480"/>
+      </w:pPr>
+      <w:r>
+        <w:rPr>
+          <w:rFonts w:hint="eastAsia"/>
+        </w:rPr>
+        <w:t>建筑信息模型（</w:t>
+      </w:r>
+      <w:r>
+        <w:rPr>
+          <w:rFonts w:hint="eastAsia"/>
+        </w:rPr>
+        <w:t>BIM</w:t>
+      </w:r>
+      <w:r>
+        <w:rPr>
+          <w:rFonts w:hint="eastAsia"/>
+        </w:rPr>
+        <w:t>）技术作为工程数字化的核心载体，已从陆上建筑逐步向海洋工程领域渗透。</w:t>
+      </w:r>
+      <w:r>
+        <w:rPr>
+          <w:rFonts w:hint="eastAsia"/>
+        </w:rPr>
+        <w:t>Azhar[1]</w:t>
+      </w:r>
+      <w:r>
+        <w:rPr>
+          <w:rFonts w:hint="eastAsia"/>
+        </w:rPr>
+        <w:t>指出</w:t>
+      </w:r>
+      <w:r>
+        <w:rPr>
+          <w:rFonts w:hint="eastAsia"/>
+        </w:rPr>
+        <w:t>BIM</w:t>
+      </w:r>
+      <w:r>
+        <w:rPr>
+          <w:rFonts w:hint="eastAsia"/>
+        </w:rPr>
+        <w:t>技术通过多维信息集成显著降低了项目风险，但</w:t>
+      </w:r>
+      <w:r>
+        <w:rPr>
+          <w:rFonts w:hint="eastAsia"/>
+        </w:rPr>
+        <w:t>Volk</w:t>
+      </w:r>
+      <w:r>
+        <w:rPr>
+          <w:rFonts w:hint="eastAsia"/>
+        </w:rPr>
+        <w:t>等</w:t>
+      </w:r>
+      <w:r>
+        <w:rPr>
+          <w:rFonts w:hint="eastAsia"/>
+        </w:rPr>
+        <w:t>[2]</w:t>
+      </w:r>
+      <w:r>
+        <w:rPr>
+          <w:rFonts w:hint="eastAsia"/>
+        </w:rPr>
+        <w:t>的综述表明，</w:t>
+      </w:r>
+      <w:r>
+        <w:rPr>
+          <w:rFonts w:hint="eastAsia"/>
+        </w:rPr>
+        <w:t>BIM</w:t>
+      </w:r>
+      <w:r>
+        <w:rPr>
+          <w:rFonts w:hint="eastAsia"/>
+        </w:rPr>
+        <w:t>在既有建筑及复杂工业设施中的应用仍面临数据标准化挑战。</w:t>
+      </w:r>
+    </w:p>
+    <w:p>
+      <w:pPr>
+        <w:ind w:firstLine="480"/>
+      </w:pPr>
+      <w:r>
+        <w:rPr>
+          <w:rFonts w:hint="eastAsia"/>
+        </w:rPr>
+        <w:t>在海洋工程垂直领域，</w:t>
+      </w:r>
+      <w:r>
+        <w:rPr>
+          <w:rFonts w:hint="eastAsia"/>
+        </w:rPr>
+        <w:t>BIM</w:t>
+      </w:r>
+      <w:r>
+        <w:rPr>
+          <w:rFonts w:hint="eastAsia"/>
+        </w:rPr>
+        <w:t>的应用呈现出鲜明的行业特征。从全生命周期管理角度看，</w:t>
+      </w:r>
+      <w:r>
+        <w:rPr>
+          <w:rFonts w:hint="eastAsia"/>
+        </w:rPr>
+        <w:t>Bezkorovainy</w:t>
+      </w:r>
+      <w:r>
+        <w:rPr>
+          <w:rFonts w:hint="eastAsia"/>
+        </w:rPr>
+        <w:t>等</w:t>
+      </w:r>
+      <w:r>
+        <w:rPr>
+          <w:rFonts w:hint="eastAsia"/>
+        </w:rPr>
+        <w:t>[3]</w:t>
+      </w:r>
+      <w:r>
+        <w:rPr>
+          <w:rFonts w:hint="eastAsia"/>
+        </w:rPr>
+        <w:t>探讨了</w:t>
+      </w:r>
+      <w:r>
+        <w:rPr>
+          <w:rFonts w:hint="eastAsia"/>
+        </w:rPr>
+        <w:t>BIM</w:t>
+      </w:r>
+      <w:r>
+        <w:rPr>
+          <w:rFonts w:hint="eastAsia"/>
+        </w:rPr>
+        <w:t>在海上油气设施设计与施工管理中的应用，强调了其在整合多专业数据以支持设施从建造到退役全过程管理中的核心作用。针对海上风电行业装机规模增长与环境复杂性提升的趋势，</w:t>
+      </w:r>
+      <w:r>
+        <w:rPr>
+          <w:rFonts w:hint="eastAsia"/>
+        </w:rPr>
+        <w:t>Jia</w:t>
+      </w:r>
+      <w:r>
+        <w:rPr>
+          <w:rFonts w:hint="eastAsia"/>
+        </w:rPr>
+        <w:t>等</w:t>
+      </w:r>
+      <w:r>
+        <w:rPr>
+          <w:rFonts w:hint="eastAsia"/>
+        </w:rPr>
+        <w:t>[6]</w:t>
+      </w:r>
+      <w:r>
+        <w:rPr>
+          <w:rFonts w:hint="eastAsia"/>
+        </w:rPr>
+        <w:t>系统分析了</w:t>
+      </w:r>
+      <w:r>
+        <w:rPr>
+          <w:rFonts w:hint="eastAsia"/>
+        </w:rPr>
+        <w:t>BIM</w:t>
+      </w:r>
+      <w:r>
+        <w:rPr>
+          <w:rFonts w:hint="eastAsia"/>
+        </w:rPr>
+        <w:t>技术的应用价值，并构建了涵盖全生命周期的管理应用框架，解决了进度控制、成本优化、质量管理及灾害风险评估等关键问题，拓展了</w:t>
+      </w:r>
+      <w:r>
+        <w:rPr>
+          <w:rFonts w:hint="eastAsia"/>
+        </w:rPr>
+        <w:t>BIM</w:t>
+      </w:r>
+      <w:r>
+        <w:rPr>
+          <w:rFonts w:hint="eastAsia"/>
+        </w:rPr>
+        <w:t>在海洋工程领域的应用边界。</w:t>
+      </w:r>
+    </w:p>
+    <w:p>
+      <w:pPr>
+        <w:ind w:firstLine="480"/>
+      </w:pPr>
+      <w:r>
+        <w:rPr>
+          <w:rFonts w:hint="eastAsia"/>
+        </w:rPr>
+        <w:t>从复杂环境适应性角度看，</w:t>
+      </w:r>
+      <w:r>
+        <w:rPr>
+          <w:rFonts w:hint="eastAsia"/>
+        </w:rPr>
+        <w:t>Mo</w:t>
+      </w:r>
+      <w:r>
+        <w:rPr>
+          <w:rFonts w:hint="eastAsia"/>
+        </w:rPr>
+        <w:t>等</w:t>
+      </w:r>
+      <w:r>
+        <w:rPr>
+          <w:rFonts w:hint="eastAsia"/>
+        </w:rPr>
+        <w:t>[5]</w:t>
+      </w:r>
+      <w:r>
+        <w:rPr>
+          <w:rFonts w:hint="eastAsia"/>
+        </w:rPr>
+        <w:t>以港珠澳大桥珠海口岸为例，验证了</w:t>
+      </w:r>
+      <w:r>
+        <w:rPr>
+          <w:rFonts w:hint="eastAsia"/>
+        </w:rPr>
+        <w:t>BIM</w:t>
+      </w:r>
+      <w:r>
+        <w:rPr>
+          <w:rFonts w:hint="eastAsia"/>
+        </w:rPr>
+        <w:t>在跨海集群工程中处理多源异构数据的能力。针对极端环境，</w:t>
+      </w:r>
+      <w:r>
+        <w:rPr>
+          <w:rFonts w:hint="eastAsia"/>
+        </w:rPr>
+        <w:t>Garibin</w:t>
+      </w:r>
+      <w:r>
+        <w:rPr>
+          <w:rFonts w:hint="eastAsia"/>
+        </w:rPr>
+        <w:t>和</w:t>
+      </w:r>
+      <w:r>
+        <w:rPr>
+          <w:rFonts w:hint="eastAsia"/>
+        </w:rPr>
+        <w:t>Ol</w:t>
+      </w:r>
+      <w:r>
+        <w:rPr>
+          <w:rFonts w:hint="eastAsia"/>
+        </w:rPr>
+        <w:t>’</w:t>
+      </w:r>
+      <w:r>
+        <w:rPr>
+          <w:rFonts w:hint="eastAsia"/>
+        </w:rPr>
+        <w:t>khovenko[4]</w:t>
+      </w:r>
+      <w:r>
+        <w:rPr>
+          <w:rFonts w:hint="eastAsia"/>
+        </w:rPr>
+        <w:t>研究了北极港口设施扩建中的</w:t>
+      </w:r>
+      <w:r>
+        <w:rPr>
+          <w:rFonts w:hint="eastAsia"/>
+        </w:rPr>
+        <w:t>BIM</w:t>
+      </w:r>
+      <w:r>
+        <w:rPr>
+          <w:rFonts w:hint="eastAsia"/>
+        </w:rPr>
+        <w:t>需求，指出了极地环境下模型信息需具备特殊的运维属性。在海上风电领域，</w:t>
+      </w:r>
+      <w:r>
+        <w:rPr>
+          <w:rFonts w:hint="eastAsia"/>
+        </w:rPr>
+        <w:t>Liu</w:t>
+      </w:r>
+      <w:r>
+        <w:rPr>
+          <w:rFonts w:hint="eastAsia"/>
+        </w:rPr>
+        <w:t>等</w:t>
+      </w:r>
+      <w:r>
+        <w:rPr>
+          <w:rFonts w:hint="eastAsia"/>
+        </w:rPr>
+        <w:t>[12]</w:t>
+      </w:r>
+      <w:r>
+        <w:rPr>
+          <w:rFonts w:hint="eastAsia"/>
+        </w:rPr>
+        <w:t>针对漂浮式风力涡轮发电机的设计与安装，提出了一种基于数字孪生的统一仿真与监测框架，成功整合了数字三维模型、动态监测数据与海洋环境数据，实现了对双驳船浮托安装过程的实时反演与力学分析。</w:t>
+      </w:r>
+    </w:p>
+    <w:p>
+      <w:pPr>
+        <w:ind w:firstLine="480"/>
+      </w:pPr>
+      <w:r>
+        <w:rPr>
+          <w:rFonts w:hint="eastAsia"/>
+        </w:rPr>
+        <w:t>从安全仿真与评估角度看，</w:t>
+      </w:r>
+      <w:r>
+        <w:rPr>
+          <w:rFonts w:hint="eastAsia"/>
+        </w:rPr>
+        <w:t>Cheng</w:t>
+      </w:r>
+      <w:r>
+        <w:rPr>
+          <w:rFonts w:hint="eastAsia"/>
+        </w:rPr>
+        <w:t>等</w:t>
+      </w:r>
+      <w:r>
+        <w:rPr>
+          <w:rFonts w:hint="eastAsia"/>
+        </w:rPr>
+        <w:t>[7]</w:t>
+      </w:r>
+      <w:r>
+        <w:rPr>
+          <w:rFonts w:hint="eastAsia"/>
+        </w:rPr>
+        <w:t>建立了基于</w:t>
+      </w:r>
+      <w:r>
+        <w:rPr>
+          <w:rFonts w:hint="eastAsia"/>
+        </w:rPr>
+        <w:t>BIM</w:t>
+      </w:r>
+      <w:r>
+        <w:rPr>
+          <w:rFonts w:hint="eastAsia"/>
+        </w:rPr>
+        <w:t>与</w:t>
+      </w:r>
+      <w:r>
+        <w:rPr>
+          <w:rFonts w:hint="eastAsia"/>
+        </w:rPr>
+        <w:t>Agent-based</w:t>
+      </w:r>
+      <w:r>
+        <w:rPr>
+          <w:rFonts w:hint="eastAsia"/>
+        </w:rPr>
+        <w:t>模型的海上油气平台疏散评估系统，证明了高精度合规模型对于安全应急分析的必要性。</w:t>
+      </w:r>
+      <w:r>
+        <w:rPr>
+          <w:rFonts w:hint="eastAsia"/>
+        </w:rPr>
+        <w:t>Liu</w:t>
+      </w:r>
+      <w:r>
+        <w:rPr>
+          <w:rFonts w:hint="eastAsia"/>
+        </w:rPr>
+        <w:t>等</w:t>
+      </w:r>
+      <w:r>
+        <w:rPr>
+          <w:rFonts w:hint="eastAsia"/>
+        </w:rPr>
+        <w:t>[12]</w:t>
+      </w:r>
+      <w:r>
+        <w:rPr>
+          <w:rFonts w:hint="eastAsia"/>
+        </w:rPr>
+        <w:t>提出的基于数字孪生的仿真监测框架，实现了对漂浮式风机结构状态的实时反演与异常早期预警，进一步验证了数字化技术在保障海上设施与设备安全方面的核心作用。</w:t>
+      </w:r>
+    </w:p>
+    <w:p>
+      <w:pPr>
+        <w:pStyle w:val="3"/>
+      </w:pPr>
+      <w:r>
+        <w:lastRenderedPageBreak/>
+        <w:t xml:space="preserve">1.2.2 </w:t>
+      </w:r>
+      <w:r>
+        <w:rPr>
+          <w:rFonts w:hint="eastAsia"/>
+        </w:rPr>
+        <w:t>建筑合规审查与</w:t>
+      </w:r>
+      <w:r>
+        <w:rPr>
+          <w:rFonts w:hint="eastAsia"/>
+        </w:rPr>
+        <w:t>AI</w:t>
+      </w:r>
+      <w:r>
+        <w:rPr>
+          <w:rFonts w:hint="eastAsia"/>
+        </w:rPr>
+        <w:t>技术的智能化演进</w:t>
+      </w:r>
+    </w:p>
+    <w:p>
+      <w:pPr>
+        <w:ind w:firstLine="480"/>
+      </w:pPr>
+      <w:r>
+        <w:rPr>
+          <w:rFonts w:hint="eastAsia"/>
+        </w:rPr>
+        <w:t>随着工程复杂度的提升，传统的合规审查技术正经历从”硬编码”向”智能化”的范式转移。</w:t>
+      </w:r>
+    </w:p>
+    <w:p>
+      <w:pPr>
+        <w:ind w:firstLine="480"/>
+      </w:pPr>
+      <w:r>
+        <w:rPr>
+          <w:rFonts w:hint="eastAsia"/>
+        </w:rPr>
+        <w:t>在</w:t>
+      </w:r>
+      <w:r>
+        <w:rPr>
+          <w:rFonts w:hint="eastAsia"/>
+        </w:rPr>
+        <w:t>BIM</w:t>
+      </w:r>
+      <w:r>
+        <w:rPr>
+          <w:rFonts w:hint="eastAsia"/>
+        </w:rPr>
+        <w:t>数据交互的基础层，国内研究早期主要聚焦于</w:t>
+      </w:r>
+      <w:r>
+        <w:rPr>
+          <w:rFonts w:hint="eastAsia"/>
+        </w:rPr>
+        <w:t>IFC</w:t>
+      </w:r>
+      <w:r>
+        <w:rPr>
+          <w:rFonts w:hint="eastAsia"/>
+        </w:rPr>
+        <w:t>标准的本土化适配与数据共享。张洋</w:t>
+      </w:r>
+      <w:r>
+        <w:rPr>
+          <w:rFonts w:hint="eastAsia"/>
+        </w:rPr>
+        <w:t>[13]</w:t>
+      </w:r>
+      <w:r>
+        <w:rPr>
+          <w:rFonts w:hint="eastAsia"/>
+        </w:rPr>
+        <w:t>及其后续研究团队指出，建立多维度的信息集成管理模型是解决异构数据冲突的关键。赖华辉等</w:t>
+      </w:r>
+      <w:r>
+        <w:rPr>
+          <w:rFonts w:hint="eastAsia"/>
+        </w:rPr>
+        <w:t>[14]</w:t>
+      </w:r>
+      <w:r>
+        <w:rPr>
+          <w:rFonts w:hint="eastAsia"/>
+        </w:rPr>
+        <w:t>针对跨软件平台的</w:t>
+      </w:r>
+      <w:r>
+        <w:rPr>
+          <w:rFonts w:hint="eastAsia"/>
+        </w:rPr>
+        <w:t>BIM</w:t>
+      </w:r>
+      <w:r>
+        <w:rPr>
+          <w:rFonts w:hint="eastAsia"/>
+        </w:rPr>
+        <w:t>数据流转难题，提出了基于</w:t>
+      </w:r>
+      <w:r>
+        <w:rPr>
+          <w:rFonts w:hint="eastAsia"/>
+        </w:rPr>
+        <w:t>IFC</w:t>
+      </w:r>
+      <w:r>
+        <w:rPr>
+          <w:rFonts w:hint="eastAsia"/>
+        </w:rPr>
+        <w:t>标准的数据存储与交换架构，验证了</w:t>
+      </w:r>
+      <w:r>
+        <w:rPr>
+          <w:rFonts w:hint="eastAsia"/>
+        </w:rPr>
+        <w:t>IFC</w:t>
+      </w:r>
+      <w:r>
+        <w:rPr>
+          <w:rFonts w:hint="eastAsia"/>
+        </w:rPr>
+        <w:t>在多专业协同中的核心作用，为后续的自动化审查奠定了数据格式基础。</w:t>
+      </w:r>
+    </w:p>
+    <w:p>
+      <w:pPr>
+        <w:ind w:firstLine="480"/>
+      </w:pPr>
+      <w:r>
+        <w:rPr>
+          <w:rFonts w:hint="eastAsia"/>
+        </w:rPr>
+        <w:t>随着海洋工程复杂度的提升，单一的</w:t>
+      </w:r>
+      <w:r>
+        <w:rPr>
+          <w:rFonts w:hint="eastAsia"/>
+        </w:rPr>
+        <w:t>IFC</w:t>
+      </w:r>
+      <w:r>
+        <w:rPr>
+          <w:rFonts w:hint="eastAsia"/>
+        </w:rPr>
+        <w:t>标准与</w:t>
+      </w:r>
+      <w:r>
+        <w:rPr>
+          <w:rFonts w:hint="eastAsia"/>
+        </w:rPr>
+        <w:t>ACC</w:t>
+      </w:r>
+      <w:r>
+        <w:rPr>
+          <w:rFonts w:hint="eastAsia"/>
+        </w:rPr>
+        <w:t>结合难以涵盖所有合规性需求。</w:t>
+      </w:r>
+      <w:r>
+        <w:rPr>
+          <w:rFonts w:hint="eastAsia"/>
+        </w:rPr>
+        <w:t>Wu</w:t>
+      </w:r>
+      <w:r>
+        <w:rPr>
+          <w:rFonts w:hint="eastAsia"/>
+        </w:rPr>
+        <w:t>等</w:t>
+      </w:r>
+      <w:r>
+        <w:rPr>
+          <w:rFonts w:hint="eastAsia"/>
+        </w:rPr>
+        <w:t>[8]</w:t>
+      </w:r>
+      <w:r>
+        <w:rPr>
+          <w:rFonts w:hint="eastAsia"/>
+        </w:rPr>
+        <w:t>在重新审视</w:t>
+      </w:r>
+      <w:r>
+        <w:rPr>
+          <w:rFonts w:hint="eastAsia"/>
+        </w:rPr>
+        <w:t>ACC</w:t>
+      </w:r>
+      <w:r>
+        <w:rPr>
+          <w:rFonts w:hint="eastAsia"/>
+        </w:rPr>
+        <w:t>技术时指出，早期基于</w:t>
+      </w:r>
+      <w:r>
+        <w:rPr>
+          <w:rFonts w:hint="eastAsia"/>
+        </w:rPr>
+        <w:t>IFC</w:t>
+      </w:r>
+      <w:r>
+        <w:rPr>
+          <w:rFonts w:hint="eastAsia"/>
+        </w:rPr>
+        <w:t>规则的审查器虽然解决了硬碰撞检测问题，但在处理非结构化语义时存在巨大局限。</w:t>
+      </w:r>
+      <w:r>
+        <w:rPr>
+          <w:rFonts w:hint="eastAsia"/>
+        </w:rPr>
+        <w:t>Ploszaj-Mazurek</w:t>
+      </w:r>
+      <w:r>
+        <w:rPr>
+          <w:rFonts w:hint="eastAsia"/>
+        </w:rPr>
+        <w:t>等</w:t>
+      </w:r>
+      <w:r>
+        <w:rPr>
+          <w:rFonts w:hint="eastAsia"/>
+        </w:rPr>
+        <w:t>[15]</w:t>
+      </w:r>
+      <w:r>
+        <w:rPr>
+          <w:rFonts w:hint="eastAsia"/>
+        </w:rPr>
+        <w:t>也强调，当前行业亟需更智能的数字工具来辅助低碳建筑设计与合规校验。</w:t>
+      </w:r>
+      <w:r>
+        <w:rPr>
+          <w:rFonts w:hint="eastAsia"/>
+        </w:rPr>
+        <w:t>Nithya</w:t>
+      </w:r>
+      <w:r>
+        <w:rPr>
+          <w:rFonts w:hint="eastAsia"/>
+        </w:rPr>
+        <w:t>等</w:t>
+      </w:r>
+      <w:r>
+        <w:rPr>
+          <w:rFonts w:hint="eastAsia"/>
+        </w:rPr>
+        <w:t>[16]</w:t>
+      </w:r>
+      <w:r>
+        <w:rPr>
+          <w:rFonts w:hint="eastAsia"/>
+        </w:rPr>
+        <w:t>的最新研究证实，在处理</w:t>
+      </w:r>
+      <w:r>
+        <w:rPr>
+          <w:rFonts w:hint="eastAsia"/>
+        </w:rPr>
+        <w:t>IFC</w:t>
+      </w:r>
+      <w:r>
+        <w:rPr>
+          <w:rFonts w:hint="eastAsia"/>
+        </w:rPr>
+        <w:t>这种复杂的图状数据结构时，传统方法往往因缺乏语义弹性而导致信息丢失或误判，无法满足海洋工程等高合规要求场景的需求。</w:t>
+      </w:r>
+    </w:p>
+    <w:p>
+      <w:pPr>
+        <w:ind w:firstLine="480"/>
+      </w:pPr>
+      <w:r>
+        <w:rPr>
+          <w:rFonts w:hint="eastAsia"/>
+        </w:rPr>
+        <w:t>人工智能技术的突破为解决上述瓶颈提供了新契机。</w:t>
+      </w:r>
+      <w:r>
+        <w:rPr>
+          <w:rFonts w:hint="eastAsia"/>
+        </w:rPr>
+        <w:t>Pan</w:t>
+      </w:r>
+      <w:r>
+        <w:rPr>
+          <w:rFonts w:hint="eastAsia"/>
+        </w:rPr>
+        <w:t>和</w:t>
+      </w:r>
+      <w:r>
+        <w:rPr>
+          <w:rFonts w:hint="eastAsia"/>
+        </w:rPr>
+        <w:t>Zhang[9]</w:t>
+      </w:r>
+      <w:r>
+        <w:rPr>
+          <w:rFonts w:hint="eastAsia"/>
+        </w:rPr>
+        <w:t>系统综述了</w:t>
+      </w:r>
+      <w:r>
+        <w:rPr>
+          <w:rFonts w:hint="eastAsia"/>
+        </w:rPr>
+        <w:t>AI</w:t>
+      </w:r>
+      <w:r>
+        <w:rPr>
+          <w:rFonts w:hint="eastAsia"/>
+        </w:rPr>
+        <w:t>在工程管理中的角色演变。进入</w:t>
+      </w:r>
+      <w:r>
+        <w:rPr>
+          <w:rFonts w:hint="eastAsia"/>
+        </w:rPr>
+        <w:t>2024</w:t>
+      </w:r>
+      <w:r>
+        <w:rPr>
+          <w:rFonts w:hint="eastAsia"/>
+        </w:rPr>
+        <w:t>年，生成式人工智能成为焦点。在具体应用层面，</w:t>
+      </w:r>
+      <w:r>
+        <w:rPr>
+          <w:rFonts w:hint="eastAsia"/>
+        </w:rPr>
+        <w:t>Madireddy</w:t>
+      </w:r>
+      <w:r>
+        <w:rPr>
+          <w:rFonts w:hint="eastAsia"/>
+        </w:rPr>
+        <w:t>等</w:t>
+      </w:r>
+      <w:r>
+        <w:rPr>
+          <w:rFonts w:hint="eastAsia"/>
+        </w:rPr>
+        <w:t>[17]</w:t>
+      </w:r>
+      <w:r>
+        <w:rPr>
+          <w:rFonts w:hint="eastAsia"/>
+        </w:rPr>
+        <w:t>展示了</w:t>
+      </w:r>
+      <w:r>
+        <w:rPr>
+          <w:rFonts w:hint="eastAsia"/>
+        </w:rPr>
+        <w:t>LLM</w:t>
+      </w:r>
+      <w:r>
+        <w:rPr>
+          <w:rFonts w:hint="eastAsia"/>
+        </w:rPr>
+        <w:t>驱动的代码合规性检查潜力；</w:t>
+      </w:r>
+      <w:r>
+        <w:rPr>
+          <w:rFonts w:hint="eastAsia"/>
+        </w:rPr>
+        <w:t>Chen</w:t>
+      </w:r>
+      <w:r>
+        <w:rPr>
+          <w:rFonts w:hint="eastAsia"/>
+        </w:rPr>
+        <w:t>等</w:t>
+      </w:r>
+      <w:r>
+        <w:rPr>
+          <w:rFonts w:hint="eastAsia"/>
+        </w:rPr>
+        <w:t>[11]</w:t>
+      </w:r>
+      <w:r>
+        <w:rPr>
+          <w:rFonts w:hint="eastAsia"/>
+        </w:rPr>
+        <w:t>提出的框架进一步证明了利用大模型直接理解建筑规范并辅助审查的可行性。</w:t>
+      </w:r>
+    </w:p>
+    <w:p>
+      <w:pPr>
+        <w:ind w:firstLine="480"/>
+      </w:pPr>
+      <w:r>
+        <w:rPr>
+          <w:rFonts w:hint="eastAsia"/>
+        </w:rPr>
+        <w:t>与此同时，</w:t>
+      </w:r>
+      <w:r>
+        <w:rPr>
+          <w:rFonts w:hint="eastAsia"/>
+        </w:rPr>
+        <w:t>Du</w:t>
+      </w:r>
+      <w:r>
+        <w:rPr>
+          <w:rFonts w:hint="eastAsia"/>
+        </w:rPr>
+        <w:t>等</w:t>
+      </w:r>
+      <w:r>
+        <w:rPr>
+          <w:rFonts w:hint="eastAsia"/>
+        </w:rPr>
+        <w:t>[18]</w:t>
+      </w:r>
+      <w:r>
+        <w:rPr>
+          <w:rFonts w:hint="eastAsia"/>
+        </w:rPr>
+        <w:t>最新发布的</w:t>
+      </w:r>
+      <w:r>
+        <w:rPr>
+          <w:rFonts w:hint="eastAsia"/>
+        </w:rPr>
+        <w:t>Text2BIM</w:t>
+      </w:r>
+      <w:r>
+        <w:rPr>
+          <w:rFonts w:hint="eastAsia"/>
+        </w:rPr>
+        <w:t>模型虽然实现了从文本生成</w:t>
+      </w:r>
+      <w:r>
+        <w:rPr>
+          <w:rFonts w:hint="eastAsia"/>
+        </w:rPr>
+        <w:t>BIM</w:t>
+      </w:r>
+      <w:r>
+        <w:rPr>
+          <w:rFonts w:hint="eastAsia"/>
+        </w:rPr>
+        <w:t>模型，但也反映出当前技术在精确控制工程约束方面仍需提升。针对工程规范长文本、逻辑嵌套深的特点，</w:t>
+      </w:r>
+      <w:r>
+        <w:rPr>
+          <w:rFonts w:hint="eastAsia"/>
+        </w:rPr>
+        <w:t>Tran</w:t>
+      </w:r>
+      <w:r>
+        <w:rPr>
+          <w:rFonts w:hint="eastAsia"/>
+        </w:rPr>
+        <w:t>等</w:t>
+      </w:r>
+      <w:r>
+        <w:rPr>
+          <w:rFonts w:hint="eastAsia"/>
+        </w:rPr>
+        <w:t>[19]</w:t>
+      </w:r>
+      <w:r>
+        <w:rPr>
+          <w:rFonts w:hint="eastAsia"/>
+        </w:rPr>
+        <w:t>提出了一种基于</w:t>
+      </w:r>
+      <w:r>
+        <w:rPr>
+          <w:rFonts w:hint="eastAsia"/>
+        </w:rPr>
+        <w:t>LLM</w:t>
+      </w:r>
+      <w:r>
+        <w:rPr>
+          <w:rFonts w:hint="eastAsia"/>
+        </w:rPr>
+        <w:t>的语义信息提取范式，成功将施工安全规范拆解为独立的”安全条件”与”具体约束”，有效解决了复杂条款中条件与结果错位的问题。</w:t>
+      </w:r>
+    </w:p>
+    <w:p>
+      <w:pPr>
+        <w:pStyle w:val="3"/>
+      </w:pPr>
+      <w:bookmarkStart w:id="10" w:name="检索增强生成rag技术的发展现状"/>
+      <w:r>
+        <w:t xml:space="preserve">1.2.3 </w:t>
+      </w:r>
+      <w:r>
+        <w:rPr>
+          <w:rFonts w:hint="eastAsia"/>
+        </w:rPr>
+        <w:t>检索增强生成（</w:t>
+      </w:r>
+      <w:r>
+        <w:rPr>
+          <w:rFonts w:hint="eastAsia"/>
+        </w:rPr>
+        <w:t>RAG</w:t>
+      </w:r>
+      <w:r>
+        <w:rPr>
+          <w:rFonts w:hint="eastAsia"/>
+        </w:rPr>
+        <w:t>）技术的发展现状</w:t>
+      </w:r>
+    </w:p>
+    <w:p>
+      <w:pPr>
+        <w:ind w:firstLine="480"/>
+      </w:pPr>
+      <w:r>
+        <w:rPr>
+          <w:rFonts w:hint="eastAsia"/>
+        </w:rPr>
+        <w:t>鉴于大模型在专业领域的”幻觉”问题，检索增强生成技术成为实现工程级精确问答的关键。</w:t>
+      </w:r>
+    </w:p>
+    <w:p>
+      <w:pPr>
+        <w:ind w:firstLine="480"/>
+      </w:pPr>
+      <w:r>
+        <w:rPr>
+          <w:rFonts w:hint="eastAsia"/>
+        </w:rPr>
+        <w:lastRenderedPageBreak/>
+        <w:t>RAG</w:t>
+      </w:r>
+      <w:r>
+        <w:rPr>
+          <w:rFonts w:hint="eastAsia"/>
+        </w:rPr>
+        <w:t>技术的发展得益于自然语言处理领域在”语义表示”与”密集检索”两个维度的并行突破。在生成与编码端，</w:t>
+      </w:r>
+      <w:r>
+        <w:rPr>
+          <w:rFonts w:hint="eastAsia"/>
+        </w:rPr>
+        <w:t>Vaswani</w:t>
+      </w:r>
+      <w:r>
+        <w:rPr>
+          <w:rFonts w:hint="eastAsia"/>
+        </w:rPr>
+        <w:t>等</w:t>
+      </w:r>
+      <w:r>
+        <w:rPr>
+          <w:rFonts w:hint="eastAsia"/>
+        </w:rPr>
+        <w:t>[20]</w:t>
+      </w:r>
+      <w:r>
+        <w:rPr>
+          <w:rFonts w:hint="eastAsia"/>
+        </w:rPr>
+        <w:t>提出的</w:t>
+      </w:r>
+      <w:r>
+        <w:rPr>
+          <w:rFonts w:hint="eastAsia"/>
+        </w:rPr>
+        <w:t>Transformer</w:t>
+      </w:r>
+      <w:r>
+        <w:rPr>
+          <w:rFonts w:hint="eastAsia"/>
+        </w:rPr>
+        <w:t>架构与注意力机制彻底改变了序列建模范式。在此基础上，</w:t>
+      </w:r>
+      <w:r>
+        <w:rPr>
+          <w:rFonts w:hint="eastAsia"/>
+        </w:rPr>
+        <w:t>Devlin</w:t>
+      </w:r>
+      <w:r>
+        <w:rPr>
+          <w:rFonts w:hint="eastAsia"/>
+        </w:rPr>
+        <w:t>等</w:t>
+      </w:r>
+      <w:r>
+        <w:rPr>
+          <w:rFonts w:hint="eastAsia"/>
+        </w:rPr>
+        <w:t>[21]</w:t>
+      </w:r>
+      <w:r>
+        <w:rPr>
+          <w:rFonts w:hint="eastAsia"/>
+        </w:rPr>
+        <w:t>提出的</w:t>
+      </w:r>
+      <w:r>
+        <w:rPr>
+          <w:rFonts w:hint="eastAsia"/>
+        </w:rPr>
+        <w:t>BERT</w:t>
+      </w:r>
+      <w:r>
+        <w:rPr>
+          <w:rFonts w:hint="eastAsia"/>
+        </w:rPr>
+        <w:t>模型利用双向编码器结构，在多项语言理解任务上取得了最优结果。在检索端，</w:t>
+      </w:r>
+      <w:r>
+        <w:rPr>
+          <w:rFonts w:hint="eastAsia"/>
+        </w:rPr>
+        <w:t>Karpukhin</w:t>
+      </w:r>
+      <w:r>
+        <w:rPr>
+          <w:rFonts w:hint="eastAsia"/>
+        </w:rPr>
+        <w:t>等</w:t>
+      </w:r>
+      <w:r>
+        <w:rPr>
+          <w:rFonts w:hint="eastAsia"/>
+        </w:rPr>
+        <w:t>[22]</w:t>
+      </w:r>
+      <w:r>
+        <w:rPr>
+          <w:rFonts w:hint="eastAsia"/>
+        </w:rPr>
+        <w:t>提出的</w:t>
+      </w:r>
+      <w:r>
+        <w:rPr>
+          <w:rFonts w:hint="eastAsia"/>
+        </w:rPr>
+        <w:t>DPR</w:t>
+      </w:r>
+      <w:r>
+        <w:rPr>
+          <w:rFonts w:hint="eastAsia"/>
+        </w:rPr>
+        <w:t>技术和</w:t>
+      </w:r>
+      <w:r>
+        <w:rPr>
+          <w:rFonts w:hint="eastAsia"/>
+        </w:rPr>
+        <w:t>Guu</w:t>
+      </w:r>
+      <w:r>
+        <w:rPr>
+          <w:rFonts w:hint="eastAsia"/>
+        </w:rPr>
+        <w:t>等</w:t>
+      </w:r>
+      <w:r>
+        <w:rPr>
+          <w:rFonts w:hint="eastAsia"/>
+        </w:rPr>
+        <w:t>[23]</w:t>
+      </w:r>
+      <w:r>
+        <w:rPr>
+          <w:rFonts w:hint="eastAsia"/>
+        </w:rPr>
+        <w:t>的</w:t>
+      </w:r>
+      <w:r>
+        <w:rPr>
+          <w:rFonts w:hint="eastAsia"/>
+        </w:rPr>
+        <w:t>REALM</w:t>
+      </w:r>
+      <w:r>
+        <w:rPr>
+          <w:rFonts w:hint="eastAsia"/>
+        </w:rPr>
+        <w:t>模型，成功将传统的稀疏检索升级为基于向量的密集检索。</w:t>
+      </w:r>
+      <w:r>
+        <w:rPr>
+          <w:rFonts w:hint="eastAsia"/>
+        </w:rPr>
+        <w:t>Lewis</w:t>
+      </w:r>
+      <w:r>
+        <w:rPr>
+          <w:rFonts w:hint="eastAsia"/>
+        </w:rPr>
+        <w:t>等</w:t>
+      </w:r>
+      <w:r>
+        <w:rPr>
+          <w:rFonts w:hint="eastAsia"/>
+        </w:rPr>
+        <w:t>[24]</w:t>
+      </w:r>
+      <w:r>
+        <w:rPr>
+          <w:rFonts w:hint="eastAsia"/>
+        </w:rPr>
+        <w:t>提出的</w:t>
+      </w:r>
+      <w:r>
+        <w:rPr>
+          <w:rFonts w:hint="eastAsia"/>
+        </w:rPr>
+        <w:t>RAG</w:t>
+      </w:r>
+      <w:r>
+        <w:rPr>
+          <w:rFonts w:hint="eastAsia"/>
+        </w:rPr>
+        <w:t>架构，通过将参数化记忆与非参数化记忆相结合，实现了优势互补。</w:t>
+      </w:r>
+    </w:p>
+    <w:p>
+      <w:pPr>
+        <w:ind w:firstLine="480"/>
+      </w:pPr>
+      <w:r>
+        <w:rPr>
+          <w:rFonts w:hint="eastAsia"/>
+        </w:rPr>
+        <w:t>为了突破早期检索增强技术的局限，</w:t>
+      </w:r>
+      <w:r>
+        <w:rPr>
+          <w:rFonts w:hint="eastAsia"/>
+        </w:rPr>
+        <w:t>Gao</w:t>
+      </w:r>
+      <w:r>
+        <w:rPr>
+          <w:rFonts w:hint="eastAsia"/>
+        </w:rPr>
+        <w:t>等</w:t>
+      </w:r>
+      <w:r>
+        <w:rPr>
+          <w:rFonts w:hint="eastAsia"/>
+        </w:rPr>
+        <w:t>[25]</w:t>
+      </w:r>
+      <w:r>
+        <w:rPr>
+          <w:rFonts w:hint="eastAsia"/>
+        </w:rPr>
+        <w:t>系统综述了</w:t>
+      </w:r>
+      <w:r>
+        <w:rPr>
+          <w:rFonts w:hint="eastAsia"/>
+        </w:rPr>
+        <w:t>RAG</w:t>
+      </w:r>
+      <w:r>
+        <w:rPr>
+          <w:rFonts w:hint="eastAsia"/>
+        </w:rPr>
+        <w:t>技术的发展脉络，将其划分为朴素、进阶与模块化三大范式。当前的研究突破主要集中在以下几个方面：</w:t>
+      </w:r>
+    </w:p>
+    <w:p>
+      <w:pPr>
+        <w:ind w:firstLine="480"/>
+      </w:pPr>
+      <w:r>
+        <w:rPr>
+          <w:rFonts w:hint="eastAsia"/>
+        </w:rPr>
+        <w:t>动态检索与自我纠错方面，</w:t>
+      </w:r>
+      <w:r>
+        <w:rPr>
+          <w:rFonts w:hint="eastAsia"/>
+        </w:rPr>
+        <w:t>Jiang</w:t>
+      </w:r>
+      <w:r>
+        <w:rPr>
+          <w:rFonts w:hint="eastAsia"/>
+        </w:rPr>
+        <w:t>等</w:t>
+      </w:r>
+      <w:r>
+        <w:rPr>
+          <w:rFonts w:hint="eastAsia"/>
+        </w:rPr>
+        <w:t>[26]</w:t>
+      </w:r>
+      <w:r>
+        <w:rPr>
+          <w:rFonts w:hint="eastAsia"/>
+        </w:rPr>
+        <w:t>提出的</w:t>
+      </w:r>
+      <w:r>
+        <w:rPr>
+          <w:rFonts w:hint="eastAsia"/>
+        </w:rPr>
+        <w:t>Active</w:t>
+      </w:r>
+      <w:r>
+        <w:t xml:space="preserve"> </w:t>
+      </w:r>
+      <w:r>
+        <w:rPr>
+          <w:rFonts w:hint="eastAsia"/>
+        </w:rPr>
+        <w:t>RAG</w:t>
+      </w:r>
+      <w:r>
+        <w:rPr>
+          <w:rFonts w:hint="eastAsia"/>
+        </w:rPr>
+        <w:t>改变了被动检索模式，通过预测概率主动控制检索时机；</w:t>
+      </w:r>
+      <w:r>
+        <w:rPr>
+          <w:rFonts w:hint="eastAsia"/>
+        </w:rPr>
+        <w:t>Yan</w:t>
+      </w:r>
+      <w:r>
+        <w:rPr>
+          <w:rFonts w:hint="eastAsia"/>
+        </w:rPr>
+        <w:t>等</w:t>
+      </w:r>
+      <w:r>
+        <w:rPr>
+          <w:rFonts w:hint="eastAsia"/>
+        </w:rPr>
+        <w:t>[27]</w:t>
+      </w:r>
+      <w:r>
+        <w:rPr>
+          <w:rFonts w:hint="eastAsia"/>
+        </w:rPr>
+        <w:t>引入的</w:t>
+      </w:r>
+      <w:r>
+        <w:rPr>
+          <w:rFonts w:hint="eastAsia"/>
+        </w:rPr>
+        <w:t>Corrective</w:t>
+      </w:r>
+      <w:r>
+        <w:t xml:space="preserve"> </w:t>
+      </w:r>
+      <w:r>
+        <w:rPr>
+          <w:rFonts w:hint="eastAsia"/>
+        </w:rPr>
+        <w:t>RAG</w:t>
+      </w:r>
+      <w:r>
+        <w:rPr>
+          <w:rFonts w:hint="eastAsia"/>
+        </w:rPr>
+        <w:t>利用轻量级评估器对检索结果进行”自我纠错”。</w:t>
+      </w:r>
+      <w:r>
+        <w:rPr>
+          <w:rFonts w:hint="eastAsia"/>
+        </w:rPr>
+        <w:t>Edge</w:t>
+      </w:r>
+      <w:r>
+        <w:rPr>
+          <w:rFonts w:hint="eastAsia"/>
+        </w:rPr>
+        <w:t>等</w:t>
+      </w:r>
+      <w:r>
+        <w:rPr>
+          <w:rFonts w:hint="eastAsia"/>
+        </w:rPr>
+        <w:t>[28]</w:t>
+      </w:r>
+      <w:r>
+        <w:rPr>
+          <w:rFonts w:hint="eastAsia"/>
+        </w:rPr>
+        <w:t>提出的</w:t>
+      </w:r>
+      <w:r>
+        <w:rPr>
+          <w:rFonts w:hint="eastAsia"/>
+        </w:rPr>
+        <w:t>Graph</w:t>
+      </w:r>
+      <w:r>
+        <w:t xml:space="preserve"> </w:t>
+      </w:r>
+      <w:r>
+        <w:rPr>
+          <w:rFonts w:hint="eastAsia"/>
+        </w:rPr>
+        <w:t>RAG</w:t>
+      </w:r>
+      <w:r>
+        <w:rPr>
+          <w:rFonts w:hint="eastAsia"/>
+        </w:rPr>
+        <w:t>利用知识图谱增强了全局理解能力。</w:t>
+      </w:r>
+    </w:p>
+    <w:p>
+      <w:pPr>
+        <w:ind w:firstLine="480"/>
+      </w:pPr>
+      <w:r>
+        <w:rPr>
+          <w:rFonts w:hint="eastAsia"/>
+        </w:rPr>
+        <w:t>结构化与代理化增强方面，</w:t>
+      </w:r>
+      <w:r>
+        <w:rPr>
+          <w:rFonts w:hint="eastAsia"/>
+        </w:rPr>
+        <w:t>Singh</w:t>
+      </w:r>
+      <w:r>
+        <w:rPr>
+          <w:rFonts w:hint="eastAsia"/>
+        </w:rPr>
+        <w:t>等</w:t>
+      </w:r>
+      <w:r>
+        <w:rPr>
+          <w:rFonts w:hint="eastAsia"/>
+        </w:rPr>
+        <w:t>[29]</w:t>
+      </w:r>
+      <w:r>
+        <w:rPr>
+          <w:rFonts w:hint="eastAsia"/>
+        </w:rPr>
+        <w:t>指出，</w:t>
+      </w:r>
+      <w:r>
+        <w:rPr>
+          <w:rFonts w:hint="eastAsia"/>
+        </w:rPr>
+        <w:t>Agentic</w:t>
+      </w:r>
+      <w:r>
+        <w:t xml:space="preserve"> </w:t>
+      </w:r>
+      <w:r>
+        <w:rPr>
+          <w:rFonts w:hint="eastAsia"/>
+        </w:rPr>
+        <w:t>RAG</w:t>
+      </w:r>
+      <w:r>
+        <w:rPr>
+          <w:rFonts w:hint="eastAsia"/>
+        </w:rPr>
+        <w:t>通过赋予模型自主规划与工具调用的能力，允许系统将复杂问题拆解为多步推理子任务，代表了解决复杂工程问题的未来方向。</w:t>
+      </w:r>
+    </w:p>
+    <w:p>
+      <w:pPr>
+        <w:ind w:firstLine="480"/>
+        <w:rPr>
+          <w:rFonts w:hint="eastAsia"/>
+        </w:rPr>
+      </w:pPr>
+      <w:r>
+        <w:rPr>
+          <w:rFonts w:hint="eastAsia"/>
+        </w:rPr>
+        <w:t>技术路线的实证评估方面，</w:t>
+      </w:r>
+      <w:r>
+        <w:rPr>
+          <w:rFonts w:hint="eastAsia"/>
+        </w:rPr>
+        <w:t>Ovadia</w:t>
+      </w:r>
+      <w:r>
+        <w:rPr>
+          <w:rFonts w:hint="eastAsia"/>
+        </w:rPr>
+        <w:t>等</w:t>
+      </w:r>
+      <w:r>
+        <w:rPr>
+          <w:rFonts w:hint="eastAsia"/>
+        </w:rPr>
+        <w:t>[30]</w:t>
+      </w:r>
+      <w:r>
+        <w:rPr>
+          <w:rFonts w:hint="eastAsia"/>
+        </w:rPr>
+        <w:t>与</w:t>
+      </w:r>
+      <w:r>
+        <w:rPr>
+          <w:rFonts w:hint="eastAsia"/>
+        </w:rPr>
+        <w:t>Chen</w:t>
+      </w:r>
+      <w:r>
+        <w:rPr>
+          <w:rFonts w:hint="eastAsia"/>
+        </w:rPr>
+        <w:t>等</w:t>
+      </w:r>
+      <w:r>
+        <w:rPr>
+          <w:rFonts w:hint="eastAsia"/>
+        </w:rPr>
+        <w:t>[11]</w:t>
+      </w:r>
+      <w:r>
+        <w:rPr>
+          <w:rFonts w:hint="eastAsia"/>
+        </w:rPr>
+        <w:t>的大规模实证研究表明，相比于全参数微调，</w:t>
+      </w:r>
+      <w:r>
+        <w:rPr>
+          <w:rFonts w:hint="eastAsia"/>
+        </w:rPr>
+        <w:t>RAG</w:t>
+      </w:r>
+      <w:r>
+        <w:rPr>
+          <w:rFonts w:hint="eastAsia"/>
+        </w:rPr>
+        <w:t>在处理动态更新知识及抑制幻觉方面具有显著优势。</w:t>
+      </w:r>
+      <w:r>
+        <w:rPr>
+          <w:rFonts w:hint="eastAsia"/>
+        </w:rPr>
+        <w:t>RAG</w:t>
+      </w:r>
+      <w:r>
+        <w:rPr>
+          <w:rFonts w:hint="eastAsia"/>
+        </w:rPr>
+        <w:t>架构通过外挂知识库实现了知识的”即插即用”，更适合海洋工程规范频繁变更的工程场景。</w:t>
+      </w:r>
+    </w:p>
+    <w:p>
+      <w:pPr>
+        <w:pStyle w:val="3"/>
+      </w:pPr>
+      <w:bookmarkStart w:id="11" w:name="存在问题"/>
+      <w:bookmarkEnd w:id="10"/>
+      <w:r>
+        <w:t xml:space="preserve">1.2.4 </w:t>
+      </w:r>
+      <w:r>
+        <w:rPr>
+          <w:rFonts w:hint="eastAsia"/>
+        </w:rPr>
+        <w:t>存在问题</w:t>
+      </w:r>
+    </w:p>
+    <w:p>
+      <w:pPr>
+        <w:ind w:firstLine="480"/>
+      </w:pPr>
+      <w:r>
+        <w:rPr>
+          <w:rFonts w:hint="eastAsia"/>
+        </w:rPr>
+        <w:t>综上所述，目前</w:t>
+      </w:r>
+      <w:r>
+        <w:rPr>
+          <w:rFonts w:hint="eastAsia"/>
+        </w:rPr>
+        <w:t>BIM</w:t>
+      </w:r>
+      <w:r>
+        <w:rPr>
+          <w:rFonts w:hint="eastAsia"/>
+        </w:rPr>
+        <w:t>在建筑全生命周期应用已取得显著进展，大模型语义理解及</w:t>
+      </w:r>
+      <w:r>
+        <w:rPr>
+          <w:rFonts w:hint="eastAsia"/>
+        </w:rPr>
+        <w:t>RAG</w:t>
+      </w:r>
+      <w:r>
+        <w:rPr>
+          <w:rFonts w:hint="eastAsia"/>
+        </w:rPr>
+        <w:t>检索增强也随着模型参数量和算法优化而变得可靠。然而，将上述通用技术移植到高风险、高标准的海洋工程合规审查场景中，仍面临以下核心问题：</w:t>
+      </w:r>
+    </w:p>
+    <w:p>
+      <w:pPr>
+        <w:ind w:firstLine="482"/>
+      </w:pPr>
+      <w:r>
+        <w:rPr>
+          <w:rFonts w:hint="eastAsia"/>
+          <w:b/>
+          <w:bCs/>
+        </w:rPr>
+        <w:t>缺乏面向复杂规范建库的语义原子化解析机制</w:t>
+      </w:r>
+      <w:r>
+        <w:rPr>
+          <w:rFonts w:hint="eastAsia"/>
+        </w:rPr>
+        <w:t>。海洋工程规范具有条款嵌套深、逻辑依赖强的特点，作为审查系统的核心知识底座，其条款往往包含多层级的条件嵌套与长距离的逻辑依赖。现有的知识库构建技术往往将规范视为扁平的</w:t>
+      </w:r>
+      <w:r>
+        <w:rPr>
+          <w:rFonts w:hint="eastAsia"/>
+        </w:rPr>
+        <w:lastRenderedPageBreak/>
+        <w:t>文本序列，缺乏对规范条款进行语义原子化分割处理的能力。</w:t>
+      </w:r>
+      <w:r>
+        <w:rPr>
+          <w:rFonts w:hint="eastAsia"/>
+        </w:rPr>
+        <w:t>Wang</w:t>
+      </w:r>
+      <w:r>
+        <w:rPr>
+          <w:rFonts w:hint="eastAsia"/>
+        </w:rPr>
+        <w:t>等</w:t>
+      </w:r>
+      <w:r>
+        <w:rPr>
+          <w:rFonts w:hint="eastAsia"/>
+        </w:rPr>
+        <w:t>[31]</w:t>
+      </w:r>
+      <w:r>
+        <w:rPr>
+          <w:rFonts w:hint="eastAsia"/>
+        </w:rPr>
+        <w:t>虽然针对建筑法规提出了基于熵优化的文本分割策略，但现有方法仍难以应对海洋规范中”条件</w:t>
+      </w:r>
+      <w:r>
+        <w:rPr>
+          <w:rFonts w:hint="eastAsia"/>
+        </w:rPr>
+        <w:t>-</w:t>
+      </w:r>
+      <w:r>
+        <w:rPr>
+          <w:rFonts w:hint="eastAsia"/>
+        </w:rPr>
+        <w:t>约束</w:t>
+      </w:r>
+      <w:r>
+        <w:rPr>
+          <w:rFonts w:hint="eastAsia"/>
+        </w:rPr>
+        <w:t>-</w:t>
+      </w:r>
+      <w:r>
+        <w:rPr>
+          <w:rFonts w:hint="eastAsia"/>
+        </w:rPr>
+        <w:t>例外”错综复杂的句法结构。若不能在建库阶段将复杂的长难句精准拆解为独立的、机器可读的原子命题，后续的检索过程极易打断条款间的逻辑完整性。</w:t>
+      </w:r>
+    </w:p>
+    <w:p>
+      <w:pPr>
+        <w:ind w:firstLine="482"/>
+      </w:pPr>
+      <w:r>
+        <w:rPr>
+          <w:rFonts w:hint="eastAsia"/>
+          <w:b/>
+          <w:bCs/>
+        </w:rPr>
+        <w:t>通用</w:t>
+      </w:r>
+      <w:r>
+        <w:rPr>
+          <w:rFonts w:hint="eastAsia"/>
+          <w:b/>
+          <w:bCs/>
+        </w:rPr>
+        <w:t>RAG</w:t>
+      </w:r>
+      <w:r>
+        <w:rPr>
+          <w:rFonts w:hint="eastAsia"/>
+          <w:b/>
+          <w:bCs/>
+        </w:rPr>
+        <w:t>技术难以跨越从用户指令到专业标准的语义鸿沟</w:t>
+      </w:r>
+      <w:r>
+        <w:rPr>
+          <w:rFonts w:hint="eastAsia"/>
+        </w:rPr>
+        <w:t>。在审查过程中，系统需要根据用户的自然语言指令去知识库中精准检索对应的规范条款与</w:t>
+      </w:r>
+      <w:r>
+        <w:rPr>
+          <w:rFonts w:hint="eastAsia"/>
+        </w:rPr>
+        <w:t>BIM</w:t>
+      </w:r>
+      <w:r>
+        <w:rPr>
+          <w:rFonts w:hint="eastAsia"/>
+        </w:rPr>
+        <w:t>实体。现有的朴素</w:t>
+      </w:r>
+      <w:r>
+        <w:rPr>
+          <w:rFonts w:hint="eastAsia"/>
+        </w:rPr>
+        <w:t>RAG</w:t>
+      </w:r>
+      <w:r>
+        <w:rPr>
+          <w:rFonts w:hint="eastAsia"/>
+        </w:rPr>
+        <w:t>多基于向量相似度匹配，这在处理海洋工程专业术语时往往失效。</w:t>
+      </w:r>
+      <w:r>
+        <w:rPr>
+          <w:rFonts w:hint="eastAsia"/>
+        </w:rPr>
+        <w:t>Guo</w:t>
+      </w:r>
+      <w:r>
+        <w:rPr>
+          <w:rFonts w:hint="eastAsia"/>
+        </w:rPr>
+        <w:t>等</w:t>
+      </w:r>
+      <w:r>
+        <w:rPr>
+          <w:rFonts w:hint="eastAsia"/>
+        </w:rPr>
+        <w:t>[34]</w:t>
+      </w:r>
+      <w:r>
+        <w:rPr>
+          <w:rFonts w:hint="eastAsia"/>
+        </w:rPr>
+        <w:t>虽然提出了协同对齐器的概念，但目前的通用检索技术仍缺乏对向量模糊语义与知识图谱精确逻辑的深度协同能力。</w:t>
+      </w:r>
+      <w:r>
+        <w:rPr>
+          <w:rFonts w:hint="eastAsia"/>
+        </w:rPr>
+        <w:t>Li</w:t>
+      </w:r>
+      <w:r>
+        <w:rPr>
+          <w:rFonts w:hint="eastAsia"/>
+        </w:rPr>
+        <w:t>和</w:t>
+      </w:r>
+      <w:r>
+        <w:rPr>
+          <w:rFonts w:hint="eastAsia"/>
+        </w:rPr>
+        <w:t>Wang[33]</w:t>
+      </w:r>
+      <w:r>
+        <w:rPr>
+          <w:rFonts w:hint="eastAsia"/>
+        </w:rPr>
+        <w:t>的研究表明，缺乏高质量的领域知识图谱增强，大模型难以理解</w:t>
+      </w:r>
+      <w:r>
+        <w:rPr>
+          <w:rFonts w:hint="eastAsia"/>
+        </w:rPr>
+        <w:t>BIM</w:t>
+      </w:r>
+      <w:r>
+        <w:rPr>
+          <w:rFonts w:hint="eastAsia"/>
+        </w:rPr>
+        <w:t>数据中隐含的空间逻辑。</w:t>
+      </w:r>
+    </w:p>
+    <w:p>
+      <w:pPr>
+        <w:ind w:firstLine="482"/>
+      </w:pPr>
+      <w:r>
+        <w:rPr>
+          <w:rFonts w:hint="eastAsia"/>
+          <w:b/>
+          <w:bCs/>
+        </w:rPr>
+        <w:t>黑盒生成模式无法满足工程审查的确定性与闭环要求</w:t>
+      </w:r>
+      <w:r>
+        <w:rPr>
+          <w:rFonts w:hint="eastAsia"/>
+        </w:rPr>
+        <w:t>。</w:t>
+      </w:r>
+      <w:r>
+        <w:rPr>
+          <w:rFonts w:hint="eastAsia"/>
+        </w:rPr>
+        <w:t>Wu</w:t>
+      </w:r>
+      <w:r>
+        <w:rPr>
+          <w:rFonts w:hint="eastAsia"/>
+        </w:rPr>
+        <w:t>等</w:t>
+      </w:r>
+      <w:r>
+        <w:rPr>
+          <w:rFonts w:hint="eastAsia"/>
+        </w:rPr>
+        <w:t>[8]</w:t>
+      </w:r>
+      <w:r>
+        <w:rPr>
+          <w:rFonts w:hint="eastAsia"/>
+        </w:rPr>
+        <w:t>在反思自动化合规审查技术时强调，工程合规性检查必须具备可解释性与法律效力。目前基于端到端的大模型问答模式本质上是概率生成的产物，存在固有的”幻觉”风险，无法满足海洋工程对结构强度与人员安全的极低容错率要求。</w:t>
+      </w:r>
+    </w:p>
+    <w:p>
+      <w:pPr>
+        <w:ind w:firstLine="480"/>
+      </w:pPr>
+      <w:r>
+        <w:rPr>
+          <w:rFonts w:hint="eastAsia"/>
+        </w:rPr>
+        <w:t>与此同时，现有的研究多处于割裂状态：</w:t>
+      </w:r>
+      <w:r>
+        <w:rPr>
+          <w:rFonts w:hint="eastAsia"/>
+        </w:rPr>
+        <w:t>Chen</w:t>
+      </w:r>
+      <w:r>
+        <w:rPr>
+          <w:rFonts w:hint="eastAsia"/>
+        </w:rPr>
+        <w:t>等</w:t>
+      </w:r>
+      <w:r>
+        <w:rPr>
+          <w:rFonts w:hint="eastAsia"/>
+        </w:rPr>
+        <w:t>[11]</w:t>
+      </w:r>
+      <w:r>
+        <w:rPr>
+          <w:rFonts w:hint="eastAsia"/>
+        </w:rPr>
+        <w:t>虽然验证了</w:t>
+      </w:r>
+      <w:r>
+        <w:rPr>
+          <w:rFonts w:hint="eastAsia"/>
+        </w:rPr>
+        <w:t>LLM</w:t>
+      </w:r>
+      <w:r>
+        <w:rPr>
+          <w:rFonts w:hint="eastAsia"/>
+        </w:rPr>
+        <w:t>提取规范的可行性，但仍停留在文本层面的辅助；</w:t>
+      </w:r>
+      <w:r>
+        <w:rPr>
+          <w:rFonts w:hint="eastAsia"/>
+        </w:rPr>
+        <w:t>Du</w:t>
+      </w:r>
+      <w:r>
+        <w:rPr>
+          <w:rFonts w:hint="eastAsia"/>
+        </w:rPr>
+        <w:t>等</w:t>
+      </w:r>
+      <w:r>
+        <w:rPr>
+          <w:rFonts w:hint="eastAsia"/>
+        </w:rPr>
+        <w:t>[18]</w:t>
+      </w:r>
+      <w:r>
+        <w:rPr>
+          <w:rFonts w:hint="eastAsia"/>
+        </w:rPr>
+        <w:t>的</w:t>
+      </w:r>
+      <w:r>
+        <w:rPr>
+          <w:rFonts w:hint="eastAsia"/>
+        </w:rPr>
+        <w:t>Text2BIM</w:t>
+      </w:r>
+      <w:r>
+        <w:rPr>
+          <w:rFonts w:hint="eastAsia"/>
+        </w:rPr>
+        <w:t>实现了几何生成，却未涉及规则生成。规则的数字化仍然高度依赖人工编写脚本和审查确认，这成为了制约海洋工程</w:t>
+      </w:r>
+      <w:r>
+        <w:rPr>
+          <w:rFonts w:hint="eastAsia"/>
+        </w:rPr>
+        <w:t>BIM</w:t>
+      </w:r>
+      <w:r>
+        <w:rPr>
+          <w:rFonts w:hint="eastAsia"/>
+        </w:rPr>
+        <w:t>自动化审查落地的”最后一公里”难题。</w:t>
+      </w:r>
+    </w:p>
+    <w:p>
+      <w:pPr>
+        <w:pStyle w:val="2"/>
+        <w:numPr>
+          <w:ilvl w:val="0"/>
+          <w:numId w:val="0"/>
+        </w:numPr>
+        <w:ind w:left="440" w:hanging="440"/>
+      </w:pPr>
+      <w:r>
+        <w:t xml:space="preserve">1.3 </w:t>
+      </w:r>
+      <w:r>
+        <w:rPr>
+          <w:rFonts w:hint="eastAsia"/>
+        </w:rPr>
+        <w:t>本文主要工作及章节安排</w:t>
+      </w:r>
+    </w:p>
+    <w:p>
+      <w:pPr>
+        <w:pStyle w:val="3"/>
+      </w:pPr>
+      <w:bookmarkStart w:id="12" w:name="本文主要工作"/>
+      <w:r>
+        <w:t xml:space="preserve">1.3.1 </w:t>
+      </w:r>
+      <w:r>
+        <w:rPr>
+          <w:rFonts w:hint="eastAsia"/>
+        </w:rPr>
+        <w:t>本文主要工作</w:t>
+      </w:r>
+    </w:p>
+    <w:p>
+      <w:pPr>
+        <w:ind w:firstLine="480"/>
+      </w:pPr>
+      <w:r>
+        <w:rPr>
+          <w:rFonts w:hint="eastAsia"/>
+        </w:rPr>
+        <w:t>针对现有海洋工程</w:t>
+      </w:r>
+      <w:r>
+        <w:rPr>
+          <w:rFonts w:hint="eastAsia"/>
+        </w:rPr>
+        <w:t>BIM</w:t>
+      </w:r>
+      <w:r>
+        <w:rPr>
+          <w:rFonts w:hint="eastAsia"/>
+        </w:rPr>
+        <w:t>合规审查中规范语义解析难、规则数字化门槛高以及审查自动化程度低等问题，本研究提出了一种基于自然语言的</w:t>
+      </w:r>
+      <w:r>
+        <w:rPr>
+          <w:rFonts w:hint="eastAsia"/>
+        </w:rPr>
+        <w:t>IDS</w:t>
+      </w:r>
+      <w:r>
+        <w:rPr>
+          <w:rFonts w:hint="eastAsia"/>
+        </w:rPr>
+        <w:t>规则文件生成系统。该系统构建了”语义解析</w:t>
+      </w:r>
+      <w:r>
+        <w:rPr>
+          <w:rFonts w:hint="eastAsia"/>
+        </w:rPr>
+        <w:t>-</w:t>
+      </w:r>
+      <w:r>
+        <w:rPr>
+          <w:rFonts w:hint="eastAsia"/>
+        </w:rPr>
+        <w:t>检索映射</w:t>
+      </w:r>
+      <w:r>
+        <w:rPr>
+          <w:rFonts w:hint="eastAsia"/>
+        </w:rPr>
+        <w:t>-</w:t>
+      </w:r>
+      <w:r>
+        <w:rPr>
+          <w:rFonts w:hint="eastAsia"/>
+        </w:rPr>
+        <w:t>结构化生成”的三层技术架构，实现从自然语言规范描述到标准化</w:t>
+      </w:r>
+      <w:r>
+        <w:rPr>
+          <w:rFonts w:hint="eastAsia"/>
+        </w:rPr>
+        <w:t>IDS</w:t>
+      </w:r>
+      <w:r>
+        <w:rPr>
+          <w:rFonts w:hint="eastAsia"/>
+        </w:rPr>
+        <w:t>文件的自动化转换。主要工作包括以下三个方面：</w:t>
+      </w:r>
+    </w:p>
+    <w:p>
+      <w:pPr>
+        <w:ind w:firstLine="482"/>
+      </w:pPr>
+      <w:r>
+        <w:rPr>
+          <w:rFonts w:hint="eastAsia"/>
+          <w:b/>
+          <w:bCs/>
+        </w:rPr>
+        <w:t>（</w:t>
+      </w:r>
+      <w:r>
+        <w:rPr>
+          <w:rFonts w:hint="eastAsia"/>
+          <w:b/>
+          <w:bCs/>
+        </w:rPr>
+        <w:t>1</w:t>
+      </w:r>
+      <w:r>
+        <w:rPr>
+          <w:rFonts w:hint="eastAsia"/>
+          <w:b/>
+          <w:bCs/>
+        </w:rPr>
+        <w:t>）构建面向海洋工程规范的语义原子化解析与知识库映射机制</w:t>
+      </w:r>
+    </w:p>
+    <w:p>
+      <w:pPr>
+        <w:ind w:firstLine="480"/>
+      </w:pPr>
+      <w:r>
+        <w:rPr>
+          <w:rFonts w:hint="eastAsia"/>
+        </w:rPr>
+        <w:lastRenderedPageBreak/>
+        <w:t>海洋工程规范条款具有嵌套深、逻辑依赖强的特点。本研究设计了一种基于</w:t>
+      </w:r>
+      <w:r>
+        <w:rPr>
+          <w:rFonts w:hint="eastAsia"/>
+        </w:rPr>
+        <w:t>LLM</w:t>
+      </w:r>
+      <w:r>
+        <w:rPr>
+          <w:rFonts w:hint="eastAsia"/>
+        </w:rPr>
+        <w:t>的语义原子化解析方法，将复杂的长难句拆解为独立的、机器可读的原子命题。在此基础上，构建了向量</w:t>
+      </w:r>
+      <w:r>
+        <w:rPr>
+          <w:rFonts w:hint="eastAsia"/>
+        </w:rPr>
+        <w:t>-</w:t>
+      </w:r>
+      <w:r>
+        <w:rPr>
+          <w:rFonts w:hint="eastAsia"/>
+        </w:rPr>
+        <w:t>图协同检索架构：利用</w:t>
+      </w:r>
+      <w:r>
+        <w:rPr>
+          <w:rFonts w:hint="eastAsia"/>
+        </w:rPr>
+        <w:t>BGE-M3</w:t>
+      </w:r>
+      <w:r>
+        <w:rPr>
+          <w:rFonts w:hint="eastAsia"/>
+        </w:rPr>
+        <w:t>嵌入模型构建</w:t>
+      </w:r>
+      <w:r>
+        <w:rPr>
+          <w:rFonts w:hint="eastAsia"/>
+        </w:rPr>
+        <w:t>IFC</w:t>
+      </w:r>
+      <w:r>
+        <w:rPr>
+          <w:rFonts w:hint="eastAsia"/>
+        </w:rPr>
+        <w:t>术语向量知识库，实现语义模糊匹配；同时设计</w:t>
+      </w:r>
+      <w:r>
+        <w:rPr>
+          <w:rFonts w:hint="eastAsia"/>
+        </w:rPr>
+        <w:t>IFC</w:t>
+      </w:r>
+      <w:r>
+        <w:rPr>
+          <w:rFonts w:hint="eastAsia"/>
+        </w:rPr>
+        <w:t>实体知识图谱，通过实体类型、属性集与属性的三层结构实现精确逻辑映射。该机制有效弥合了通用</w:t>
+      </w:r>
+      <w:r>
+        <w:rPr>
+          <w:rFonts w:hint="eastAsia"/>
+        </w:rPr>
+        <w:t>RAG</w:t>
+      </w:r>
+      <w:r>
+        <w:rPr>
+          <w:rFonts w:hint="eastAsia"/>
+        </w:rPr>
+        <w:t>技术在处理海洋工程专业术语时的语义鸿沟，为后续的规则生成提供了可靠的知识底座。</w:t>
+      </w:r>
+    </w:p>
+    <w:p>
+      <w:pPr>
+        <w:ind w:firstLine="482"/>
+      </w:pPr>
+      <w:r>
+        <w:rPr>
+          <w:rFonts w:hint="eastAsia"/>
+          <w:b/>
+          <w:bCs/>
+        </w:rPr>
+        <w:t>（</w:t>
+      </w:r>
+      <w:r>
+        <w:rPr>
+          <w:rFonts w:hint="eastAsia"/>
+          <w:b/>
+          <w:bCs/>
+        </w:rPr>
+        <w:t>2</w:t>
+      </w:r>
+      <w:r>
+        <w:rPr>
+          <w:rFonts w:hint="eastAsia"/>
+          <w:b/>
+          <w:bCs/>
+        </w:rPr>
+        <w:t>）设计并实现五阶段</w:t>
+      </w:r>
+      <w:r>
+        <w:rPr>
+          <w:rFonts w:hint="eastAsia"/>
+          <w:b/>
+          <w:bCs/>
+        </w:rPr>
+        <w:t>IDS</w:t>
+      </w:r>
+      <w:r>
+        <w:rPr>
+          <w:rFonts w:hint="eastAsia"/>
+          <w:b/>
+          <w:bCs/>
+        </w:rPr>
+        <w:t>生成管道</w:t>
+      </w:r>
+    </w:p>
+    <w:p>
+      <w:pPr>
+        <w:ind w:firstLine="480"/>
+      </w:pPr>
+      <w:r>
+        <w:rPr>
+          <w:rFonts w:hint="eastAsia"/>
+        </w:rPr>
+        <w:t>本研究设计了一套结构化的</w:t>
+      </w:r>
+      <w:r>
+        <w:rPr>
+          <w:rFonts w:hint="eastAsia"/>
+        </w:rPr>
+        <w:t>IDS</w:t>
+      </w:r>
+      <w:r>
+        <w:rPr>
+          <w:rFonts w:hint="eastAsia"/>
+        </w:rPr>
+        <w:t>生成流程，涵盖结构化解析、方面分类、知识库映射、约束提取与</w:t>
+      </w:r>
+      <w:r>
+        <w:rPr>
+          <w:rFonts w:hint="eastAsia"/>
+        </w:rPr>
+        <w:t>IDS</w:t>
+      </w:r>
+      <w:r>
+        <w:rPr>
+          <w:rFonts w:hint="eastAsia"/>
+        </w:rPr>
+        <w:t>构建五个阶段。结构化解析阶段利用</w:t>
+      </w:r>
+      <w:r>
+        <w:rPr>
+          <w:rFonts w:hint="eastAsia"/>
+        </w:rPr>
+        <w:t>LLM</w:t>
+      </w:r>
+      <w:r>
+        <w:rPr>
+          <w:rFonts w:hint="eastAsia"/>
+        </w:rPr>
+        <w:t>提取规范中的核心元素（实体类型、属性名称、约束条件）；方面分类阶段将提取结果映射至</w:t>
+      </w:r>
+      <w:r>
+        <w:rPr>
+          <w:rFonts w:hint="eastAsia"/>
+        </w:rPr>
+        <w:t>IDS</w:t>
+      </w:r>
+      <w:r>
+        <w:rPr>
+          <w:rFonts w:hint="eastAsia"/>
+        </w:rPr>
+        <w:t>标准定义的六种</w:t>
+      </w:r>
+      <w:r>
+        <w:rPr>
+          <w:rFonts w:hint="eastAsia"/>
+        </w:rPr>
+        <w:t>Facet</w:t>
+      </w:r>
+      <w:r>
+        <w:rPr>
+          <w:rFonts w:hint="eastAsia"/>
+        </w:rPr>
+        <w:t>类型；知识库映射阶段通过向量检索与知识图谱验证确定</w:t>
+      </w:r>
+      <w:r>
+        <w:rPr>
+          <w:rFonts w:hint="eastAsia"/>
+        </w:rPr>
+        <w:t>IFC</w:t>
+      </w:r>
+      <w:r>
+        <w:rPr>
+          <w:rFonts w:hint="eastAsia"/>
+        </w:rPr>
+        <w:t>实体与属性的标准化命名；约束提取阶段从自然语言描述中提取数值边界、枚举值与格式模式；</w:t>
+      </w:r>
+      <w:r>
+        <w:rPr>
+          <w:rFonts w:hint="eastAsia"/>
+        </w:rPr>
+        <w:t>IDS</w:t>
+      </w:r>
+      <w:r>
+        <w:rPr>
+          <w:rFonts w:hint="eastAsia"/>
+        </w:rPr>
+        <w:t>构建阶段生成符合</w:t>
+      </w:r>
+      <w:r>
+        <w:rPr>
+          <w:rFonts w:hint="eastAsia"/>
+        </w:rPr>
+        <w:t>XSD</w:t>
+      </w:r>
+      <w:r>
+        <w:rPr>
+          <w:rFonts w:hint="eastAsia"/>
+        </w:rPr>
+        <w:t>规范的</w:t>
+      </w:r>
+      <w:r>
+        <w:rPr>
+          <w:rFonts w:hint="eastAsia"/>
+        </w:rPr>
+        <w:t>JSON</w:t>
+      </w:r>
+      <w:r>
+        <w:rPr>
+          <w:rFonts w:hint="eastAsia"/>
+        </w:rPr>
+        <w:t>结构，并通过</w:t>
+      </w:r>
+      <w:r>
+        <w:rPr>
+          <w:rFonts w:hint="eastAsia"/>
+        </w:rPr>
+        <w:t>ifctester</w:t>
+      </w:r>
+      <w:r>
+        <w:rPr>
+          <w:rFonts w:hint="eastAsia"/>
+        </w:rPr>
+        <w:t>工具进行验证。通过引入中间态</w:t>
+      </w:r>
+      <w:r>
+        <w:rPr>
+          <w:rFonts w:hint="eastAsia"/>
+        </w:rPr>
+        <w:t>JSON</w:t>
+      </w:r>
+      <w:r>
+        <w:rPr>
+          <w:rFonts w:hint="eastAsia"/>
+        </w:rPr>
+        <w:t>，该管道实现了生成过程的可追溯性与可解释性，规避了端到端大模型生成固有的”幻觉”风险。</w:t>
+      </w:r>
+    </w:p>
+    <w:p>
+      <w:pPr>
+        <w:ind w:firstLine="482"/>
+      </w:pPr>
+      <w:r>
+        <w:rPr>
+          <w:rFonts w:hint="eastAsia"/>
+          <w:b/>
+          <w:bCs/>
+        </w:rPr>
+        <w:t>（</w:t>
+      </w:r>
+      <w:r>
+        <w:rPr>
+          <w:rFonts w:hint="eastAsia"/>
+          <w:b/>
+          <w:bCs/>
+        </w:rPr>
+        <w:t>3</w:t>
+      </w:r>
+      <w:r>
+        <w:rPr>
+          <w:rFonts w:hint="eastAsia"/>
+          <w:b/>
+          <w:bCs/>
+        </w:rPr>
+        <w:t>）开发自动化审查原型系统并验证有效性</w:t>
+      </w:r>
+    </w:p>
+    <w:p>
+      <w:pPr>
+        <w:ind w:firstLine="480"/>
+      </w:pPr>
+      <w:r>
+        <w:rPr>
+          <w:rFonts w:hint="eastAsia"/>
+        </w:rPr>
+        <w:t>基于上述理论方法，本研究实现了完整的系统原型，包含前端交互界面、后端服务与知识库管理模块。系统支持用户通过自然语言输入规范描述，自动生成标准化的</w:t>
+      </w:r>
+      <w:r>
+        <w:rPr>
+          <w:rFonts w:hint="eastAsia"/>
+        </w:rPr>
+        <w:t>IDS</w:t>
+      </w:r>
+      <w:r>
+        <w:rPr>
+          <w:rFonts w:hint="eastAsia"/>
+        </w:rPr>
+        <w:t>文件，并可对接</w:t>
+      </w:r>
+      <w:r>
+        <w:rPr>
+          <w:rFonts w:hint="eastAsia"/>
+        </w:rPr>
+        <w:t>ifctester</w:t>
+      </w:r>
+      <w:r>
+        <w:rPr>
+          <w:rFonts w:hint="eastAsia"/>
+        </w:rPr>
+        <w:t>工具对</w:t>
+      </w:r>
+      <w:r>
+        <w:rPr>
+          <w:rFonts w:hint="eastAsia"/>
+        </w:rPr>
+        <w:t>IFC</w:t>
+      </w:r>
+      <w:r>
+        <w:rPr>
+          <w:rFonts w:hint="eastAsia"/>
+        </w:rPr>
+        <w:t>模型进行合规性审查。通过对典型海洋工程规范条款的生成实验与性能测试验证了系统的有效性。</w:t>
+      </w:r>
+    </w:p>
+    <w:bookmarkEnd w:id="12"/>
+    <w:p>
+      <w:pPr>
+        <w:ind w:firstLine="480"/>
+        <w:rPr>
+          <w:rFonts w:hint="eastAsia"/>
+        </w:rPr>
+      </w:pPr>
+    </w:p>
+    <w:p>
+      <w:pPr>
+        <w:pStyle w:val="3"/>
+      </w:pPr>
+      <w:bookmarkStart w:id="13" w:name="章节安排"/>
+      <w:bookmarkEnd w:id="11"/>
+      <w:r>
+        <w:t xml:space="preserve">1.3.2 </w:t>
+      </w:r>
+      <w:r>
+        <w:rPr>
+          <w:rFonts w:hint="eastAsia"/>
+        </w:rPr>
+        <w:t>章节安排</w:t>
+      </w:r>
+    </w:p>
+    <w:p>
+      <w:pPr>
+        <w:ind w:firstLine="480"/>
+      </w:pPr>
+      <w:r>
+        <w:rPr>
+          <w:rFonts w:hint="eastAsia"/>
+        </w:rPr>
+        <w:t>本文共分为六章，各章节内容与主要工作对应关系如下：</w:t>
+      </w:r>
+    </w:p>
+    <w:p>
+      <w:pPr>
+        <w:ind w:firstLine="482"/>
+      </w:pPr>
+      <w:r>
+        <w:rPr>
+          <w:rFonts w:hint="eastAsia"/>
+          <w:b/>
+          <w:bCs/>
+        </w:rPr>
+        <w:t>第一章</w:t>
+      </w:r>
+      <w:r>
+        <w:rPr>
+          <w:b/>
+          <w:bCs/>
+        </w:rPr>
+        <w:t xml:space="preserve"> </w:t>
+      </w:r>
+      <w:r>
+        <w:rPr>
+          <w:rFonts w:hint="eastAsia"/>
+          <w:b/>
+          <w:bCs/>
+        </w:rPr>
+        <w:t>绪论</w:t>
+      </w:r>
+      <w:r>
+        <w:rPr>
+          <w:rFonts w:hint="eastAsia"/>
+        </w:rPr>
+        <w:t>。介绍研究背景与意义，综述国内外在海洋工程</w:t>
+      </w:r>
+      <w:r>
+        <w:rPr>
+          <w:rFonts w:hint="eastAsia"/>
+        </w:rPr>
+        <w:t>BIM</w:t>
+      </w:r>
+      <w:r>
+        <w:rPr>
+          <w:rFonts w:hint="eastAsia"/>
+        </w:rPr>
+        <w:t>应用、自动化合规审查技术与检索增强生成领域的研究现状，分析现有技术存在的问题，阐述本文的主要研究内容与章节安排。</w:t>
+      </w:r>
+    </w:p>
+    <w:p>
+      <w:pPr>
+        <w:ind w:firstLine="482"/>
+      </w:pPr>
+      <w:r>
+        <w:rPr>
+          <w:rFonts w:hint="eastAsia"/>
+          <w:b/>
+          <w:bCs/>
+        </w:rPr>
+        <w:t>第二章</w:t>
+      </w:r>
+      <w:r>
+        <w:rPr>
+          <w:b/>
+          <w:bCs/>
+        </w:rPr>
+        <w:t xml:space="preserve"> </w:t>
+      </w:r>
+      <w:r>
+        <w:rPr>
+          <w:rFonts w:hint="eastAsia"/>
+          <w:b/>
+          <w:bCs/>
+        </w:rPr>
+        <w:t>相关技术与理论基础</w:t>
+      </w:r>
+      <w:r>
+        <w:rPr>
+          <w:rFonts w:hint="eastAsia"/>
+        </w:rPr>
+        <w:t>。介绍</w:t>
+      </w:r>
+      <w:r>
+        <w:rPr>
+          <w:rFonts w:hint="eastAsia"/>
+        </w:rPr>
+        <w:t>IDS</w:t>
+      </w:r>
+      <w:r>
+        <w:rPr>
+          <w:rFonts w:hint="eastAsia"/>
+        </w:rPr>
+        <w:t>规范与</w:t>
+      </w:r>
+      <w:r>
+        <w:rPr>
+          <w:rFonts w:hint="eastAsia"/>
+        </w:rPr>
+        <w:t>IFC</w:t>
+      </w:r>
+      <w:r>
+        <w:rPr>
+          <w:rFonts w:hint="eastAsia"/>
+        </w:rPr>
+        <w:t>标准的基本概念，阐述大语言模型技术、向量检索与语义相似度计算方法，以及</w:t>
+      </w:r>
+      <w:r>
+        <w:rPr>
+          <w:rFonts w:hint="eastAsia"/>
+        </w:rPr>
+        <w:t>BIM</w:t>
+      </w:r>
+      <w:r>
+        <w:rPr>
+          <w:rFonts w:hint="eastAsia"/>
+        </w:rPr>
+        <w:t>合规性审查技术</w:t>
+      </w:r>
+      <w:r>
+        <w:rPr>
+          <w:rFonts w:hint="eastAsia"/>
+        </w:rPr>
+        <w:lastRenderedPageBreak/>
+        <w:t>的核心原理，为后续章节的技术实现奠定理论基础。</w:t>
+      </w:r>
+    </w:p>
+    <w:p>
+      <w:pPr>
+        <w:ind w:firstLine="482"/>
+      </w:pPr>
+      <w:r>
+        <w:rPr>
+          <w:rFonts w:hint="eastAsia"/>
+          <w:b/>
+          <w:bCs/>
+        </w:rPr>
+        <w:t>第三章</w:t>
+      </w:r>
+      <w:r>
+        <w:rPr>
+          <w:b/>
+          <w:bCs/>
+        </w:rPr>
+        <w:t xml:space="preserve"> </w:t>
+      </w:r>
+      <w:r>
+        <w:rPr>
+          <w:rFonts w:hint="eastAsia"/>
+          <w:b/>
+          <w:bCs/>
+        </w:rPr>
+        <w:t>系统需求分析与总体设计</w:t>
+      </w:r>
+      <w:r>
+        <w:rPr>
+          <w:rFonts w:hint="eastAsia"/>
+        </w:rPr>
+        <w:t>。分析系统的功能需求与非功能需求，设计基于前后端分离的系统架构，阐述技术选型依据与各模块间的协作关系，给出系统总体设计方案。</w:t>
+      </w:r>
+    </w:p>
+    <w:p>
+      <w:pPr>
+        <w:ind w:firstLine="482"/>
+      </w:pPr>
+      <w:r>
+        <w:rPr>
+          <w:rFonts w:hint="eastAsia"/>
+          <w:b/>
+          <w:bCs/>
+        </w:rPr>
+        <w:t>第四章</w:t>
+      </w:r>
+      <w:r>
+        <w:rPr>
+          <w:b/>
+          <w:bCs/>
+        </w:rPr>
+        <w:t xml:space="preserve"> </w:t>
+      </w:r>
+      <w:r>
+        <w:rPr>
+          <w:rFonts w:hint="eastAsia"/>
+          <w:b/>
+          <w:bCs/>
+        </w:rPr>
+        <w:t>IDS</w:t>
+      </w:r>
+      <w:r>
+        <w:rPr>
+          <w:rFonts w:hint="eastAsia"/>
+          <w:b/>
+          <w:bCs/>
+        </w:rPr>
+        <w:t>生成核心管道与知识库构建</w:t>
+      </w:r>
+      <w:r>
+        <w:rPr>
+          <w:rFonts w:hint="eastAsia"/>
+        </w:rPr>
+        <w:t>。详细阐述五阶段</w:t>
+      </w:r>
+      <w:r>
+        <w:rPr>
+          <w:rFonts w:hint="eastAsia"/>
+        </w:rPr>
+        <w:t>IDS</w:t>
+      </w:r>
+      <w:r>
+        <w:rPr>
+          <w:rFonts w:hint="eastAsia"/>
+        </w:rPr>
+        <w:t>生成管道的设计原理与实现方法，重点介绍语义原子化解析机制、向量知识库构建方法与</w:t>
+      </w:r>
+      <w:r>
+        <w:rPr>
+          <w:rFonts w:hint="eastAsia"/>
+        </w:rPr>
+        <w:t>IFC</w:t>
+      </w:r>
+      <w:r>
+        <w:rPr>
+          <w:rFonts w:hint="eastAsia"/>
+        </w:rPr>
+        <w:t>实体知识图谱设计。本章对应主要工作（</w:t>
+      </w:r>
+      <w:r>
+        <w:rPr>
+          <w:rFonts w:hint="eastAsia"/>
+        </w:rPr>
+        <w:t>1</w:t>
+      </w:r>
+      <w:r>
+        <w:rPr>
+          <w:rFonts w:hint="eastAsia"/>
+        </w:rPr>
+        <w:t>）与（</w:t>
+      </w:r>
+      <w:r>
+        <w:rPr>
+          <w:rFonts w:hint="eastAsia"/>
+        </w:rPr>
+        <w:t>2</w:t>
+      </w:r>
+      <w:r>
+        <w:rPr>
+          <w:rFonts w:hint="eastAsia"/>
+        </w:rPr>
+        <w:t>）的技术实现。</w:t>
+      </w:r>
+    </w:p>
+    <w:p>
+      <w:pPr>
+        <w:ind w:firstLine="482"/>
+      </w:pPr>
+      <w:r>
+        <w:rPr>
+          <w:rFonts w:hint="eastAsia"/>
+          <w:b/>
+          <w:bCs/>
+        </w:rPr>
+        <w:t>第五章</w:t>
+      </w:r>
+      <w:r>
+        <w:rPr>
+          <w:b/>
+          <w:bCs/>
+        </w:rPr>
+        <w:t xml:space="preserve"> </w:t>
+      </w:r>
+      <w:r>
+        <w:rPr>
+          <w:rFonts w:hint="eastAsia"/>
+          <w:b/>
+          <w:bCs/>
+        </w:rPr>
+        <w:t>系统实现与性能测试</w:t>
+      </w:r>
+      <w:r>
+        <w:rPr>
+          <w:rFonts w:hint="eastAsia"/>
+        </w:rPr>
+        <w:t>。介绍系统的前端界面实现、后端服务实现与安全机制，阐述性能测试方法与实验设计，分析</w:t>
+      </w:r>
+      <w:r>
+        <w:rPr>
+          <w:rFonts w:hint="eastAsia"/>
+        </w:rPr>
+        <w:t>IDS</w:t>
+      </w:r>
+      <w:r>
+        <w:rPr>
+          <w:rFonts w:hint="eastAsia"/>
+        </w:rPr>
+        <w:t>生成质量、响应时间与并发处理能力的测试结果，讨论系统的性能瓶颈与优化方向。本章对应主要工作（</w:t>
+      </w:r>
+      <w:r>
+        <w:rPr>
+          <w:rFonts w:hint="eastAsia"/>
+        </w:rPr>
+        <w:t>3</w:t>
+      </w:r>
+      <w:r>
+        <w:rPr>
+          <w:rFonts w:hint="eastAsia"/>
+        </w:rPr>
+        <w:t>）的工程实现与验证。</w:t>
+      </w:r>
+    </w:p>
+    <w:p>
+      <w:pPr>
+        <w:ind w:firstLine="482"/>
+      </w:pPr>
+      <w:r>
+        <w:rPr>
+          <w:rFonts w:hint="eastAsia"/>
+          <w:b/>
+          <w:bCs/>
+        </w:rPr>
+        <w:t>第六章</w:t>
+      </w:r>
+      <w:r>
+        <w:rPr>
+          <w:b/>
+          <w:bCs/>
+        </w:rPr>
+        <w:t xml:space="preserve"> </w:t>
+      </w:r>
+      <w:r>
+        <w:rPr>
+          <w:rFonts w:hint="eastAsia"/>
+          <w:b/>
+          <w:bCs/>
+        </w:rPr>
+        <w:t>总结与展望</w:t>
+      </w:r>
+      <w:r>
+        <w:rPr>
+          <w:rFonts w:hint="eastAsia"/>
+        </w:rPr>
+        <w:t>。总结本文的主要研究成果与创新点，分析系统存在的局限性，展望未来的研究方向与应用前景。</w:t>
+      </w:r>
+    </w:p>
+    <w:bookmarkEnd w:id="13"/>
+    <w:p>
+      <w:pPr>
+        <w:widowControl/>
+        <w:spacing w:line="240" w:lineRule="auto"/>
+        <w:ind w:firstLineChars="0" w:firstLine="0"/>
+        <w:jc w:val="left"/>
+      </w:pPr>
+      <w:r>
+        <w:br w:type="page"/>
+      </w:r>
+    </w:p>
+    <w:p>
+      <w:pPr>
+        <w:pStyle w:val="a0"/>
+        <w:numPr>
+          <w:ilvl w:val="0"/>
+          <w:numId w:val="11"/>
+        </w:numPr>
+        <w:spacing w:before="156" w:after="156"/>
+        <w:ind w:firstLineChars="0"/>
+        <w:rPr>
+          <w:rFonts w:hint="eastAsia"/>
+        </w:rPr>
+      </w:pPr>
+      <w:r>
+        <w:rPr>
+          <w:rFonts w:hint="eastAsia"/>
+        </w:rPr>
+        <w:lastRenderedPageBreak/>
+        <w:t>相关技术与理论基础</w:t>
+      </w:r>
+    </w:p>
+    <w:p>
+      <w:pPr>
+        <w:pStyle w:val="2"/>
+        <w:numPr>
+          <w:ilvl w:val="0"/>
+          <w:numId w:val="0"/>
+        </w:numPr>
+        <w:ind w:left="440" w:hanging="440"/>
+      </w:pPr>
+      <w:r>
+        <w:rPr>
+          <w:rFonts w:hint="eastAsia"/>
+        </w:rPr>
+        <w:t xml:space="preserve">2.1 </w:t>
+      </w:r>
+      <w:r>
+        <w:rPr>
+          <w:rFonts w:hint="eastAsia"/>
+        </w:rPr>
+        <w:t>IDS</w:t>
+      </w:r>
+      <w:r>
+        <w:rPr>
+          <w:rFonts w:hint="eastAsia"/>
+        </w:rPr>
+        <w:t>规范与</w:t>
+      </w:r>
+      <w:r>
+        <w:rPr>
+          <w:rFonts w:hint="eastAsia"/>
+        </w:rPr>
+        <w:t>IFC</w:t>
+      </w:r>
+      <w:r>
+        <w:rPr>
+          <w:rFonts w:hint="eastAsia"/>
+        </w:rPr>
+        <w:t>标准概述</w:t>
+      </w:r>
+    </w:p>
+    <w:p>
+      <w:pPr>
+        <w:pStyle w:val="3"/>
+      </w:pPr>
+      <w:r>
+        <w:t xml:space="preserve">2.1.1 </w:t>
+      </w:r>
+      <w:r>
+        <w:rPr>
+          <w:rFonts w:hint="eastAsia"/>
+        </w:rPr>
+        <w:t>IFC</w:t>
+      </w:r>
+      <w:r>
+        <w:rPr>
+          <w:rFonts w:hint="eastAsia"/>
+        </w:rPr>
+        <w:t>标准的基本概念</w:t>
+      </w:r>
+    </w:p>
+    <w:p>
+      <w:pPr>
+        <w:ind w:firstLine="480"/>
+      </w:pPr>
+      <w:r>
+        <w:rPr>
+          <w:rFonts w:hint="eastAsia"/>
+        </w:rPr>
+        <w:t>工业基础类（</w:t>
+      </w:r>
+      <w:r>
+        <w:rPr>
+          <w:rFonts w:hint="eastAsia"/>
+        </w:rPr>
+        <w:t>Industry</w:t>
+      </w:r>
+      <w:r>
+        <w:t xml:space="preserve"> Foundation </w:t>
+      </w:r>
+      <w:r>
+        <w:rPr>
+          <w:rFonts w:hint="eastAsia"/>
+        </w:rPr>
+        <w:t>Classes</w:t>
+      </w:r>
+      <w:r>
+        <w:rPr>
+          <w:rFonts w:hint="eastAsia"/>
+        </w:rPr>
+        <w:t>，</w:t>
+      </w:r>
+      <w:r>
+        <w:rPr>
+          <w:rFonts w:hint="eastAsia"/>
+        </w:rPr>
+        <w:t>IFC</w:t>
+      </w:r>
+      <w:r>
+        <w:rPr>
+          <w:rFonts w:hint="eastAsia"/>
+        </w:rPr>
+        <w:t>）是</w:t>
+      </w:r>
+      <w:r>
+        <w:rPr>
+          <w:rFonts w:hint="eastAsia"/>
+        </w:rPr>
+        <w:t>buildingSMART</w:t>
+      </w:r>
+      <w:r>
+        <w:rPr>
+          <w:rFonts w:hint="eastAsia"/>
+        </w:rPr>
+        <w:t>国际组织制定的一种开放的数据标准，用于描述建筑、工程和施工行业中的建筑信息模型数据。</w:t>
+      </w:r>
+      <w:r>
+        <w:rPr>
+          <w:rFonts w:hint="eastAsia"/>
+        </w:rPr>
+        <w:t>IFC</w:t>
+      </w:r>
+      <w:r>
+        <w:rPr>
+          <w:rFonts w:hint="eastAsia"/>
+        </w:rPr>
+        <w:t>标准采用</w:t>
+      </w:r>
+      <w:r>
+        <w:t>EXPRESS</w:t>
+      </w:r>
+      <w:r>
+        <w:rPr>
+          <w:rFonts w:hint="eastAsia"/>
+        </w:rPr>
+        <w:t>语言定义数据结构，并通过</w:t>
+      </w:r>
+      <w:r>
+        <w:t>XML</w:t>
+      </w:r>
+      <w:r>
+        <w:rPr>
+          <w:rFonts w:hint="eastAsia"/>
+        </w:rPr>
+        <w:t>格式实现数据交换，已成为国际标准化组织（</w:t>
+      </w:r>
+      <w:r>
+        <w:rPr>
+          <w:rFonts w:hint="eastAsia"/>
+        </w:rPr>
+        <w:t>ISO</w:t>
+      </w:r>
+      <w:r>
+        <w:rPr>
+          <w:rFonts w:hint="eastAsia"/>
+        </w:rPr>
+        <w:t>）认证的开放标准（</w:t>
+      </w:r>
+      <w:r>
+        <w:rPr>
+          <w:rFonts w:hint="eastAsia"/>
+        </w:rPr>
+        <w:t>ISO</w:t>
+      </w:r>
+      <w:r>
+        <w:t xml:space="preserve"> </w:t>
+      </w:r>
+      <w:r>
+        <w:rPr>
+          <w:rFonts w:hint="eastAsia"/>
+        </w:rPr>
+        <w:t>16739</w:t>
+      </w:r>
+      <w:r>
+        <w:rPr>
+          <w:rFonts w:hint="eastAsia"/>
+        </w:rPr>
+        <w:t>）。</w:t>
+      </w:r>
+    </w:p>
+    <w:p>
+      <w:pPr>
+        <w:ind w:firstLine="480"/>
+      </w:pPr>
+      <w:r>
+        <w:rPr>
+          <w:rFonts w:hint="eastAsia"/>
+        </w:rPr>
+        <w:t>IFC</w:t>
+      </w:r>
+      <w:r>
+        <w:rPr>
+          <w:rFonts w:hint="eastAsia"/>
+        </w:rPr>
+        <w:t>标准的核心是建立一个包含几何信息、物理属性、功能关系等多维信息的对象模型。在该模型中，建筑构件（如墙、柱、梁、门、窗等）被抽象为实体（</w:t>
+      </w:r>
+      <w:r>
+        <w:rPr>
+          <w:rFonts w:hint="eastAsia"/>
+        </w:rPr>
+        <w:t>Entity</w:t>
+      </w:r>
+      <w:r>
+        <w:rPr>
+          <w:rFonts w:hint="eastAsia"/>
+        </w:rPr>
+        <w:t>），每个实体具有唯一的标识符、类型定义和属性集合。例如，</w:t>
+      </w:r>
+      <w:r>
+        <w:t>IfcWall</w:t>
+      </w:r>
+      <w:r>
+        <w:rPr>
+          <w:rFonts w:hint="eastAsia"/>
+        </w:rPr>
+        <w:t>实体代表墙体，其属性包括几何形状、材料组成、厚度尺寸等。通过这种面向对象的数据组织方式，</w:t>
+      </w:r>
+      <w:r>
+        <w:rPr>
+          <w:rFonts w:hint="eastAsia"/>
+        </w:rPr>
+        <w:t>IFC</w:t>
+      </w:r>
+      <w:r>
+        <w:rPr>
+          <w:rFonts w:hint="eastAsia"/>
+        </w:rPr>
+        <w:t>实现了建筑信息的结构化表达与跨平台交换。</w:t>
+      </w:r>
+    </w:p>
+    <w:p>
+      <w:pPr>
+        <w:ind w:firstLine="480"/>
+      </w:pPr>
+      <w:r>
+        <w:rPr>
+          <w:rFonts w:hint="eastAsia"/>
+        </w:rPr>
+        <w:t>赖华辉等</w:t>
+      </w:r>
+      <w:r>
+        <w:rPr>
+          <w:rFonts w:hint="eastAsia"/>
+        </w:rPr>
+        <w:t>[14]</w:t>
+      </w:r>
+      <w:r>
+        <w:rPr>
+          <w:rFonts w:hint="eastAsia"/>
+        </w:rPr>
+        <w:t>指出，</w:t>
+      </w:r>
+      <w:r>
+        <w:rPr>
+          <w:rFonts w:hint="eastAsia"/>
+        </w:rPr>
+        <w:t>IFC</w:t>
+      </w:r>
+      <w:r>
+        <w:rPr>
+          <w:rFonts w:hint="eastAsia"/>
+        </w:rPr>
+        <w:t>标准在解决</w:t>
+      </w:r>
+      <w:r>
+        <w:rPr>
+          <w:rFonts w:hint="eastAsia"/>
+        </w:rPr>
+        <w:t>BIM</w:t>
+      </w:r>
+      <w:r>
+        <w:rPr>
+          <w:rFonts w:hint="eastAsia"/>
+        </w:rPr>
+        <w:t>数据跨软件平台流转难题中发挥了核心作用。不同</w:t>
+      </w:r>
+      <w:r>
+        <w:rPr>
+          <w:rFonts w:hint="eastAsia"/>
+        </w:rPr>
+        <w:t>BIM</w:t>
+      </w:r>
+      <w:r>
+        <w:rPr>
+          <w:rFonts w:hint="eastAsia"/>
+        </w:rPr>
+        <w:t>软件（如</w:t>
+      </w:r>
+      <w:r>
+        <w:rPr>
+          <w:rFonts w:hint="eastAsia"/>
+        </w:rPr>
+        <w:t>Revit</w:t>
+      </w:r>
+      <w:r>
+        <w:rPr>
+          <w:rFonts w:hint="eastAsia"/>
+        </w:rPr>
+        <w:t>、</w:t>
+      </w:r>
+      <w:r>
+        <w:rPr>
+          <w:rFonts w:hint="eastAsia"/>
+        </w:rPr>
+        <w:t>Archicad</w:t>
+      </w:r>
+      <w:r>
+        <w:rPr>
+          <w:rFonts w:hint="eastAsia"/>
+        </w:rPr>
+        <w:t>、</w:t>
+      </w:r>
+      <w:r>
+        <w:rPr>
+          <w:rFonts w:hint="eastAsia"/>
+        </w:rPr>
+        <w:t>Tekla</w:t>
+      </w:r>
+      <w:r>
+        <w:rPr>
+          <w:rFonts w:hint="eastAsia"/>
+        </w:rPr>
+        <w:t>等）可以通过导出</w:t>
+      </w:r>
+      <w:r>
+        <w:rPr>
+          <w:rFonts w:hint="eastAsia"/>
+        </w:rPr>
+        <w:t>/</w:t>
+      </w:r>
+      <w:r>
+        <w:rPr>
+          <w:rFonts w:hint="eastAsia"/>
+        </w:rPr>
+        <w:t>导入</w:t>
+      </w:r>
+      <w:r>
+        <w:rPr>
+          <w:rFonts w:hint="eastAsia"/>
+        </w:rPr>
+        <w:t>IFC</w:t>
+      </w:r>
+      <w:r>
+        <w:rPr>
+          <w:rFonts w:hint="eastAsia"/>
+        </w:rPr>
+        <w:t>文件实现数据互通，打破了软件厂商的数据垄断，为后续的自动化合规审查奠定了数据格式基础。</w:t>
+      </w:r>
+    </w:p>
+    <w:p>
+      <w:pPr>
+        <w:pStyle w:val="3"/>
+      </w:pPr>
+      <w:r>
+        <w:t xml:space="preserve">2.1.2 </w:t>
+      </w:r>
+      <w:r>
+        <w:rPr>
+          <w:rFonts w:hint="eastAsia"/>
+        </w:rPr>
+        <w:t>IDS</w:t>
+      </w:r>
+      <w:r>
+        <w:rPr>
+          <w:rFonts w:hint="eastAsia"/>
+        </w:rPr>
+        <w:t>规范的定义与作用</w:t>
+      </w:r>
+    </w:p>
+    <w:p>
+      <w:pPr>
+        <w:ind w:firstLine="480"/>
+      </w:pPr>
+      <w:r>
+        <w:rPr>
+          <w:rFonts w:hint="eastAsia"/>
+        </w:rPr>
+        <w:t>信息交付规范（</w:t>
+      </w:r>
+      <w:r>
+        <w:rPr>
+          <w:rFonts w:hint="eastAsia"/>
+        </w:rPr>
+        <w:t>Information</w:t>
+      </w:r>
+      <w:r>
+        <w:t xml:space="preserve"> Delivery </w:t>
+      </w:r>
+      <w:r>
+        <w:rPr>
+          <w:rFonts w:hint="eastAsia"/>
+        </w:rPr>
+        <w:t>Specification</w:t>
+      </w:r>
+      <w:r>
+        <w:rPr>
+          <w:rFonts w:hint="eastAsia"/>
+        </w:rPr>
+        <w:t>，</w:t>
+      </w:r>
+      <w:r>
+        <w:rPr>
+          <w:rFonts w:hint="eastAsia"/>
+        </w:rPr>
+        <w:t>IDS</w:t>
+      </w:r>
+      <w:r>
+        <w:rPr>
+          <w:rFonts w:hint="eastAsia"/>
+        </w:rPr>
+        <w:t>）是</w:t>
+      </w:r>
+      <w:r>
+        <w:rPr>
+          <w:rFonts w:hint="eastAsia"/>
+        </w:rPr>
+        <w:t>buildingSMART</w:t>
+      </w:r>
+      <w:r>
+        <w:rPr>
+          <w:rFonts w:hint="eastAsia"/>
+        </w:rPr>
+        <w:t>组织提出的另一种开放标准，用于定义</w:t>
+      </w:r>
+      <w:r>
+        <w:rPr>
+          <w:rFonts w:hint="eastAsia"/>
+        </w:rPr>
+        <w:t>BIM</w:t>
+      </w:r>
+      <w:r>
+        <w:rPr>
+          <w:rFonts w:hint="eastAsia"/>
+        </w:rPr>
+        <w:t>模型在特定项目中需要满足的信息要求。</w:t>
+      </w:r>
+      <w:r>
+        <w:rPr>
+          <w:rFonts w:hint="eastAsia"/>
+        </w:rPr>
+        <w:t>IDS</w:t>
+      </w:r>
+      <w:r>
+        <w:rPr>
+          <w:rFonts w:hint="eastAsia"/>
+        </w:rPr>
+        <w:t>文件采用</w:t>
+      </w:r>
+      <w:r>
+        <w:rPr>
+          <w:rFonts w:hint="eastAsia"/>
+        </w:rPr>
+        <w:t>XML</w:t>
+      </w:r>
+      <w:r>
+        <w:rPr>
+          <w:rFonts w:hint="eastAsia"/>
+        </w:rPr>
+        <w:t>格式编写，描述了项目交付时模型必须包含的实体类型、属性集合及其约束条件。</w:t>
+      </w:r>
+    </w:p>
+    <w:p>
+      <w:pPr>
+        <w:ind w:firstLine="480"/>
+      </w:pPr>
+      <w:r>
+        <w:rPr>
+          <w:rFonts w:hint="eastAsia"/>
+        </w:rPr>
+        <w:t>IDS</w:t>
+      </w:r>
+      <w:r>
+        <w:rPr>
+          <w:rFonts w:hint="eastAsia"/>
+        </w:rPr>
+        <w:t>规范的核心作用在于建立”甲方需求→模型交付→合规审查”的标准化闭环。传统实践中，项目信息需求多以</w:t>
+      </w:r>
+      <w:r>
+        <w:rPr>
+          <w:rFonts w:hint="eastAsia"/>
+        </w:rPr>
+        <w:t>Word</w:t>
+      </w:r>
+      <w:r>
+        <w:rPr>
+          <w:rFonts w:hint="eastAsia"/>
+        </w:rPr>
+        <w:t>或</w:t>
+      </w:r>
+      <w:r>
+        <w:rPr>
+          <w:rFonts w:hint="eastAsia"/>
+        </w:rPr>
+        <w:t>Excel</w:t>
+      </w:r>
+      <w:r>
+        <w:rPr>
+          <w:rFonts w:hint="eastAsia"/>
+        </w:rPr>
+        <w:t>格式描述，缺乏机器可读性，审查人员需逐项人工核对。</w:t>
+      </w:r>
+      <w:r>
+        <w:rPr>
+          <w:rFonts w:hint="eastAsia"/>
+        </w:rPr>
+        <w:t>IDS</w:t>
+      </w:r>
+      <w:r>
+        <w:rPr>
+          <w:rFonts w:hint="eastAsia"/>
+        </w:rPr>
+        <w:t>标准通过将需求转化为结构化规则，使自动化审查工具能够批量检验模型是否符合规定。</w:t>
+      </w:r>
+    </w:p>
+    <w:p>
+      <w:pPr>
+        <w:ind w:firstLine="480"/>
+      </w:pPr>
+      <w:r>
+        <w:rPr>
+          <w:rFonts w:hint="eastAsia"/>
+        </w:rPr>
+        <w:t>Marco</w:t>
+      </w:r>
+      <w:r>
+        <w:rPr>
+          <w:rFonts w:hint="eastAsia"/>
+        </w:rPr>
+        <w:t>等</w:t>
+      </w:r>
+      <w:r>
+        <w:rPr>
+          <w:rFonts w:hint="eastAsia"/>
+        </w:rPr>
+        <w:t>[32]</w:t>
+      </w:r>
+      <w:r>
+        <w:rPr>
+          <w:rFonts w:hint="eastAsia"/>
+        </w:rPr>
+        <w:t>在其研究中验证了</w:t>
+      </w:r>
+      <w:r>
+        <w:rPr>
+          <w:rFonts w:hint="eastAsia"/>
+        </w:rPr>
+        <w:t>IDS</w:t>
+      </w:r>
+      <w:r>
+        <w:rPr>
+          <w:rFonts w:hint="eastAsia"/>
+        </w:rPr>
+        <w:t>规范在丰富</w:t>
+      </w:r>
+      <w:r>
+        <w:rPr>
+          <w:rFonts w:hint="eastAsia"/>
+        </w:rPr>
+        <w:t>BIM</w:t>
+      </w:r>
+      <w:r>
+        <w:rPr>
+          <w:rFonts w:hint="eastAsia"/>
+        </w:rPr>
+        <w:t>模型信息中的应用价值。</w:t>
+      </w:r>
+      <w:r>
+        <w:rPr>
+          <w:rFonts w:hint="eastAsia"/>
+        </w:rPr>
+        <w:t>IDS</w:t>
+      </w:r>
+      <w:r>
+        <w:rPr>
+          <w:rFonts w:hint="eastAsia"/>
+        </w:rPr>
+        <w:t>文件可以被</w:t>
+      </w:r>
+      <w:r>
+        <w:rPr>
+          <w:rFonts w:hint="eastAsia"/>
+        </w:rPr>
+        <w:t>Solibri</w:t>
+      </w:r>
+      <w:r>
+        <w:rPr>
+          <w:rFonts w:hint="eastAsia"/>
+        </w:rPr>
+        <w:t>、</w:t>
+      </w:r>
+      <w:r>
+        <w:rPr>
+          <w:rFonts w:hint="eastAsia"/>
+        </w:rPr>
+        <w:t>usBIM</w:t>
+      </w:r>
+      <w:r>
+        <w:rPr>
+          <w:rFonts w:hint="eastAsia"/>
+        </w:rPr>
+        <w:t>等主流审查工具直接读取，自动执行规则检</w:t>
+      </w:r>
+      <w:r>
+        <w:rPr>
+          <w:rFonts w:hint="eastAsia"/>
+        </w:rPr>
+        <w:lastRenderedPageBreak/>
+        <w:t>查并生成合规报告。这种机制显著降低了人工审查的工作量，同时提高了审查结果的客观性与一致性。</w:t>
+      </w:r>
+    </w:p>
+    <w:p>
+      <w:pPr>
+        <w:pStyle w:val="3"/>
+      </w:pPr>
+      <w:r>
+        <w:t xml:space="preserve">2.1.3 </w:t>
+      </w:r>
+      <w:r>
+        <w:rPr>
+          <w:rFonts w:hint="eastAsia"/>
+        </w:rPr>
+        <w:t>IDS</w:t>
+      </w:r>
+      <w:r>
+        <w:rPr>
+          <w:rFonts w:hint="eastAsia"/>
+        </w:rPr>
+        <w:t>与</w:t>
+      </w:r>
+      <w:r>
+        <w:rPr>
+          <w:rFonts w:hint="eastAsia"/>
+        </w:rPr>
+        <w:t>IFC</w:t>
+      </w:r>
+      <w:r>
+        <w:rPr>
+          <w:rFonts w:hint="eastAsia"/>
+        </w:rPr>
+        <w:t>的协同关系</w:t>
+      </w:r>
+    </w:p>
+    <w:p>
+      <w:pPr>
+        <w:ind w:firstLine="480"/>
+      </w:pPr>
+      <w:r>
+        <w:rPr>
+          <w:rFonts w:hint="eastAsia"/>
+        </w:rPr>
+        <w:t>IDS</w:t>
+      </w:r>
+      <w:r>
+        <w:rPr>
+          <w:rFonts w:hint="eastAsia"/>
+        </w:rPr>
+        <w:t>规范与</w:t>
+      </w:r>
+      <w:r>
+        <w:rPr>
+          <w:rFonts w:hint="eastAsia"/>
+        </w:rPr>
+        <w:t>IFC</w:t>
+      </w:r>
+      <w:r>
+        <w:rPr>
+          <w:rFonts w:hint="eastAsia"/>
+        </w:rPr>
+        <w:t>标准之间存在紧密的协同关系。</w:t>
+      </w:r>
+      <w:r>
+        <w:rPr>
+          <w:rFonts w:hint="eastAsia"/>
+        </w:rPr>
+        <w:t>IFC</w:t>
+      </w:r>
+      <w:r>
+        <w:rPr>
+          <w:rFonts w:hint="eastAsia"/>
+        </w:rPr>
+        <w:t>标准定义了建筑信息的”数据结构”，而</w:t>
+      </w:r>
+      <w:r>
+        <w:rPr>
+          <w:rFonts w:hint="eastAsia"/>
+        </w:rPr>
+        <w:t>IDS</w:t>
+      </w:r>
+      <w:r>
+        <w:rPr>
+          <w:rFonts w:hint="eastAsia"/>
+        </w:rPr>
+        <w:t>规范定义了项目交付的”信息要求”。二者结合形成了完整的合规审查框架：审查工具读取</w:t>
+      </w:r>
+      <w:r>
+        <w:rPr>
+          <w:rFonts w:hint="eastAsia"/>
+        </w:rPr>
+        <w:t>IFC</w:t>
+      </w:r>
+      <w:r>
+        <w:rPr>
+          <w:rFonts w:hint="eastAsia"/>
+        </w:rPr>
+        <w:t>模型数据，按照</w:t>
+      </w:r>
+      <w:r>
+        <w:rPr>
+          <w:rFonts w:hint="eastAsia"/>
+        </w:rPr>
+        <w:t>IDS</w:t>
+      </w:r>
+      <w:r>
+        <w:rPr>
+          <w:rFonts w:hint="eastAsia"/>
+        </w:rPr>
+        <w:t>规则进行匹配检验，最终输出合规性结论。</w:t>
+      </w:r>
+    </w:p>
+    <w:p>
+      <w:pPr>
+        <w:ind w:firstLine="480"/>
+      </w:pPr>
+      <w:r>
+        <w:rPr>
+          <w:rFonts w:hint="eastAsia"/>
+        </w:rPr>
+        <w:t>以海洋工程项目为例，假设规范要求”所有承重构件必须标注材料强度等级”。该需求可转化为一条</w:t>
+      </w:r>
+      <w:r>
+        <w:rPr>
+          <w:rFonts w:hint="eastAsia"/>
+        </w:rPr>
+        <w:t>IDS</w:t>
+      </w:r>
+      <w:r>
+        <w:rPr>
+          <w:rFonts w:hint="eastAsia"/>
+        </w:rPr>
+        <w:t>规则：实体类型为</w:t>
+      </w:r>
+      <w:r>
+        <w:t>IfcBeam</w:t>
+      </w:r>
+      <w:r>
+        <w:rPr>
+          <w:rFonts w:hint="eastAsia"/>
+        </w:rPr>
+        <w:t>或</w:t>
+      </w:r>
+      <w:r>
+        <w:t>IfcColumn</w:t>
+      </w:r>
+      <w:r>
+        <w:rPr>
+          <w:rFonts w:hint="eastAsia"/>
+        </w:rPr>
+        <w:t>的构件，必须包含相应的材料属性信息。审查工具遍历</w:t>
+      </w:r>
+      <w:r>
+        <w:rPr>
+          <w:rFonts w:hint="eastAsia"/>
+        </w:rPr>
+        <w:t>IFC</w:t>
+      </w:r>
+      <w:r>
+        <w:rPr>
+          <w:rFonts w:hint="eastAsia"/>
+        </w:rPr>
+        <w:t>模型中的所有构件，对每条规则进行匹配检验，最终生成包含违规项清单的审查报告。</w:t>
+      </w:r>
+    </w:p>
+    <w:p>
+      <w:pPr>
+        <w:ind w:firstLine="480"/>
+      </w:pPr>
+      <w:r>
+        <w:rPr>
+          <w:rFonts w:hint="eastAsia"/>
+        </w:rPr>
+        <w:t>然而，将自然语言表达的审查需求转化为结构化的</w:t>
+      </w:r>
+      <w:r>
+        <w:rPr>
+          <w:rFonts w:hint="eastAsia"/>
+        </w:rPr>
+        <w:t>IDS</w:t>
+      </w:r>
+      <w:r>
+        <w:rPr>
+          <w:rFonts w:hint="eastAsia"/>
+        </w:rPr>
+        <w:t>规则，需要深度理解规范文本的语义内涵。传统方法依赖人工翻译规则，效率低下且容易出错。近年来，大语言模型在自然语言理解方面取得突破性进展，为自动化规则生成提供了新的技术路径。</w:t>
+      </w:r>
+    </w:p>
+    <w:p>
+      <w:pPr>
+        <w:pStyle w:val="2"/>
+        <w:numPr>
+          <w:ilvl w:val="0"/>
+          <w:numId w:val="0"/>
+        </w:numPr>
+        <w:ind w:left="440" w:hanging="440"/>
+      </w:pPr>
+      <w:r>
+        <w:t xml:space="preserve">2.2 </w:t>
+      </w:r>
+      <w:r>
+        <w:rPr>
+          <w:rFonts w:hint="eastAsia"/>
+        </w:rPr>
+        <w:t>大语言模型技术</w:t>
+      </w:r>
+    </w:p>
+    <w:p>
+      <w:pPr>
+        <w:pStyle w:val="3"/>
+      </w:pPr>
+      <w:r>
+        <w:t xml:space="preserve">2.2.1 </w:t>
+      </w:r>
+      <w:r>
+        <w:rPr>
+          <w:rFonts w:hint="eastAsia"/>
+        </w:rPr>
+        <w:t>大语言模型的发展脉络</w:t>
+      </w:r>
+    </w:p>
+    <w:p>
+      <w:pPr>
+        <w:ind w:firstLine="480"/>
+      </w:pPr>
+      <w:r>
+        <w:rPr>
+          <w:rFonts w:hint="eastAsia"/>
+        </w:rPr>
+        <w:t>大语言模型（</w:t>
+      </w:r>
+      <w:r>
+        <w:rPr>
+          <w:rFonts w:hint="eastAsia"/>
+        </w:rPr>
+        <w:t>Large</w:t>
+      </w:r>
+      <w:r>
+        <w:t xml:space="preserve"> Language </w:t>
+      </w:r>
+      <w:r>
+        <w:rPr>
+          <w:rFonts w:hint="eastAsia"/>
+        </w:rPr>
+        <w:t>Model</w:t>
+      </w:r>
+      <w:r>
+        <w:rPr>
+          <w:rFonts w:hint="eastAsia"/>
+        </w:rPr>
+        <w:t>，</w:t>
+      </w:r>
+      <w:r>
+        <w:rPr>
+          <w:rFonts w:hint="eastAsia"/>
+        </w:rPr>
+        <w:t>LLM</w:t>
+      </w:r>
+      <w:r>
+        <w:rPr>
+          <w:rFonts w:hint="eastAsia"/>
+        </w:rPr>
+        <w:t>）是自然语言处理领域的重要突破，其核心思想是通过大规模预训练使模型获得广泛的语言理解与生成能力。</w:t>
+      </w:r>
+      <w:r>
+        <w:rPr>
+          <w:rFonts w:hint="eastAsia"/>
+        </w:rPr>
+        <w:t>Vaswani</w:t>
+      </w:r>
+      <w:r>
+        <w:rPr>
+          <w:rFonts w:hint="eastAsia"/>
+        </w:rPr>
+        <w:t>等</w:t>
+      </w:r>
+      <w:r>
+        <w:rPr>
+          <w:rFonts w:hint="eastAsia"/>
+        </w:rPr>
+        <w:t>[20]</w:t>
+      </w:r>
+      <w:r>
+        <w:rPr>
+          <w:rFonts w:hint="eastAsia"/>
+        </w:rPr>
+        <w:t>提出的</w:t>
+      </w:r>
+      <w:r>
+        <w:rPr>
+          <w:rFonts w:hint="eastAsia"/>
+        </w:rPr>
+        <w:t>Transformer</w:t>
+      </w:r>
+      <w:r>
+        <w:rPr>
+          <w:rFonts w:hint="eastAsia"/>
+        </w:rPr>
+        <w:t>架构奠定了现代</w:t>
+      </w:r>
+      <w:r>
+        <w:rPr>
+          <w:rFonts w:hint="eastAsia"/>
+        </w:rPr>
+        <w:t>LLM</w:t>
+      </w:r>
+      <w:r>
+        <w:rPr>
+          <w:rFonts w:hint="eastAsia"/>
+        </w:rPr>
+        <w:t>的技术基础，该架构通过自注意力机制（</w:t>
+      </w:r>
+      <w:r>
+        <w:rPr>
+          <w:rFonts w:hint="eastAsia"/>
+        </w:rPr>
+        <w:t>Self-Attention</w:t>
+      </w:r>
+      <w:r>
+        <w:rPr>
+          <w:rFonts w:hint="eastAsia"/>
+        </w:rPr>
+        <w:t>）实现了序列建模的并行化计算，显著提升了模型训练效率。</w:t>
+      </w:r>
+    </w:p>
+    <w:p>
+      <w:pPr>
+        <w:ind w:firstLine="480"/>
+      </w:pPr>
+      <w:r>
+        <w:rPr>
+          <w:rFonts w:hint="eastAsia"/>
+        </w:rPr>
+        <w:t>Devlin</w:t>
+      </w:r>
+      <w:r>
+        <w:rPr>
+          <w:rFonts w:hint="eastAsia"/>
+        </w:rPr>
+        <w:t>等</w:t>
+      </w:r>
+      <w:r>
+        <w:rPr>
+          <w:rFonts w:hint="eastAsia"/>
+        </w:rPr>
+        <w:t>[21]</w:t>
+      </w:r>
+      <w:r>
+        <w:rPr>
+          <w:rFonts w:hint="eastAsia"/>
+        </w:rPr>
+        <w:t>提出的</w:t>
+      </w:r>
+      <w:r>
+        <w:rPr>
+          <w:rFonts w:hint="eastAsia"/>
+        </w:rPr>
+        <w:t>BERT</w:t>
+      </w:r>
+      <w:r>
+        <w:rPr>
+          <w:rFonts w:hint="eastAsia"/>
+        </w:rPr>
+        <w:t>模型开创了预训练语言模型的先河，通过双向编码器结构在大规模文本数据上进行无监督预训练，使模型在多项语言理解任务上取得了最优结果。此后，生成式预训练模型（如</w:t>
+      </w:r>
+      <w:r>
+        <w:rPr>
+          <w:rFonts w:hint="eastAsia"/>
+        </w:rPr>
+        <w:t>GPT</w:t>
+      </w:r>
+      <w:r>
+        <w:rPr>
+          <w:rFonts w:hint="eastAsia"/>
+        </w:rPr>
+        <w:t>系列）进一步拓展了</w:t>
+      </w:r>
+      <w:r>
+        <w:rPr>
+          <w:rFonts w:hint="eastAsia"/>
+        </w:rPr>
+        <w:t>LLM</w:t>
+      </w:r>
+      <w:r>
+        <w:rPr>
+          <w:rFonts w:hint="eastAsia"/>
+        </w:rPr>
+        <w:t>的应用边界，展现出强大的文本生成与推理能力。</w:t>
+      </w:r>
+    </w:p>
+    <w:p>
+      <w:pPr>
+        <w:ind w:firstLine="480"/>
+      </w:pPr>
+      <w:r>
+        <w:rPr>
+          <w:rFonts w:hint="eastAsia"/>
+        </w:rPr>
+        <w:t>进入</w:t>
+      </w:r>
+      <w:r>
+        <w:rPr>
+          <w:rFonts w:hint="eastAsia"/>
+        </w:rPr>
+        <w:t>2024</w:t>
+      </w:r>
+      <w:r>
+        <w:rPr>
+          <w:rFonts w:hint="eastAsia"/>
+        </w:rPr>
+        <w:t>年，大语言模型在工程领域的应用成为研究热点。</w:t>
+      </w:r>
+      <w:r>
+        <w:rPr>
+          <w:rFonts w:hint="eastAsia"/>
+        </w:rPr>
+        <w:t>Pan</w:t>
+      </w:r>
+      <w:r>
+        <w:rPr>
+          <w:rFonts w:hint="eastAsia"/>
+        </w:rPr>
+        <w:t>和</w:t>
+      </w:r>
+      <w:r>
+        <w:rPr>
+          <w:rFonts w:hint="eastAsia"/>
+        </w:rPr>
+        <w:t>Zhang[9]</w:t>
+      </w:r>
+      <w:r>
+        <w:rPr>
+          <w:rFonts w:hint="eastAsia"/>
+        </w:rPr>
+        <w:lastRenderedPageBreak/>
+        <w:t>系统综述了</w:t>
+      </w:r>
+      <w:r>
+        <w:rPr>
+          <w:rFonts w:hint="eastAsia"/>
+        </w:rPr>
+        <w:t>AI</w:t>
+      </w:r>
+      <w:r>
+        <w:rPr>
+          <w:rFonts w:hint="eastAsia"/>
+        </w:rPr>
+        <w:t>在工程管理中的角色演变，指出</w:t>
+      </w:r>
+      <w:r>
+        <w:rPr>
+          <w:rFonts w:hint="eastAsia"/>
+        </w:rPr>
+        <w:t>LLM</w:t>
+      </w:r>
+      <w:r>
+        <w:rPr>
+          <w:rFonts w:hint="eastAsia"/>
+        </w:rPr>
+        <w:t>正逐步接管知识密集型任务。</w:t>
+      </w:r>
+      <w:r>
+        <w:rPr>
+          <w:rFonts w:hint="eastAsia"/>
+        </w:rPr>
+        <w:t>Taiwo</w:t>
+      </w:r>
+      <w:r>
+        <w:rPr>
+          <w:rFonts w:hint="eastAsia"/>
+        </w:rPr>
+        <w:t>等</w:t>
+      </w:r>
+      <w:r>
+        <w:rPr>
+          <w:rFonts w:hint="eastAsia"/>
+        </w:rPr>
+        <w:t>[10]</w:t>
+      </w:r>
+      <w:r>
+        <w:rPr>
+          <w:rFonts w:hint="eastAsia"/>
+        </w:rPr>
+        <w:t>进一步指出，生成式人工智能在非结构化数据处理方面具有革命性前景，能够有效理解规范文本中的复杂语义。</w:t>
+      </w:r>
+    </w:p>
+    <w:p>
+      <w:pPr>
+        <w:ind w:firstLine="480"/>
+        <w:rPr>
+          <w:rFonts w:hint="eastAsia"/>
+        </w:rPr>
+      </w:pPr>
+    </w:p>
+    <w:p>
+      <w:pPr>
+        <w:pStyle w:val="3"/>
+        <w:rPr>
+          <w:rFonts w:hint="eastAsia"/>
+        </w:rPr>
+      </w:pPr>
+    </w:p>
+    <w:p>
+      <w:pPr>
+        <w:ind w:firstLine="480"/>
+        <w:rPr>
+          <w:rFonts w:hint="eastAsia"/>
+        </w:rPr>
+      </w:pPr>
+    </w:p>
+    <w:p>
+      <w:pPr>
+        <w:pStyle w:val="2"/>
+        <w:numPr>
+          <w:ilvl w:val="0"/>
+          <w:numId w:val="11"/>
+        </w:numPr>
+        <w:ind w:left="301" w:hanging="301"/>
+      </w:pPr>
+      <w:r>
+        <w:rPr>
+          <w:rFonts w:hint="eastAsia"/>
+        </w:rPr>
+        <w:t>（节的标题</w:t>
+      </w:r>
+      <w:r>
+        <w:rPr>
+          <w:rFonts w:hint="eastAsia"/>
+        </w:rPr>
+        <w:t>----</w:t>
+      </w:r>
+      <w:r>
+        <w:rPr>
+          <w:rFonts w:hint="eastAsia"/>
           <w:color w:val="FF0000"/>
-          <w:sz w:val="24"/>
-          <w:szCs w:val="24"/>
-        </w:rPr>
-      </w:pPr>
-      <w:bookmarkStart w:id="6" w:name="_Toc227594931"/>
-      <w:r>
-        <w:rPr>
-          <w:rFonts w:hint="eastAsia"/>
-          <w:sz w:val="24"/>
-          <w:szCs w:val="24"/>
-        </w:rPr>
-        <w:t>××××××××××××××××××××××××××××××××××××××××××××××××××××××××××××××××××××××××××××××××××××××××</w:t>
-      </w:r>
-      <w:r>
-        <w:rPr>
-          <w:rFonts w:hint="eastAsia"/>
-          <w:sz w:val="24"/>
-          <w:szCs w:val="24"/>
-          <w:vertAlign w:val="superscript"/>
-        </w:rPr>
-        <w:t>[1</w:t>
-      </w:r>
-      <w:r>
-        <w:rPr>
-          <w:sz w:val="24"/>
-          <w:szCs w:val="24"/>
-          <w:vertAlign w:val="superscript"/>
-        </w:rPr>
-        <w:t>-5</w:t>
-      </w:r>
-      <w:r>
-        <w:rPr>
-          <w:rFonts w:hint="eastAsia"/>
-          <w:sz w:val="24"/>
-          <w:szCs w:val="24"/>
-          <w:vertAlign w:val="superscript"/>
-        </w:rPr>
-        <w:t>]</w:t>
-      </w:r>
-      <w:r>
-        <w:rPr>
-          <w:rFonts w:hint="eastAsia"/>
-          <w:sz w:val="24"/>
-          <w:szCs w:val="24"/>
-        </w:rPr>
-        <w:t>，××××××××××××××××××××××××××××××××××××××××××××××××××××××××××××××××××××××</w:t>
+        </w:rPr>
+        <w:t>小三号仿宋加粗</w:t>
+      </w:r>
+      <w:r>
+        <w:rPr>
+          <w:rFonts w:hint="eastAsia"/>
+        </w:rPr>
+        <w:t>）</w:t>
+      </w:r>
+      <w:bookmarkEnd w:id="8"/>
+    </w:p>
+    <w:p>
+      <w:pPr>
+        <w:ind w:firstLine="480"/>
+      </w:pPr>
+      <w:r>
+        <w:rPr>
+          <w:rFonts w:hint="eastAsia"/>
+        </w:rPr>
+        <w:t>××××××××××××××××××××××××××××××××××××××××××××××××××××××××××××××××××××××××××××××××××××××××××××××××××××××××××××××××××××××××××××××××××××××××××××××××××××××</w:t>
       </w:r>
       <w:r>
         <w:rPr>
           <w:rFonts w:hint="eastAsia"/>
           <w:color w:val="FF0000"/>
-          <w:sz w:val="24"/>
-          <w:szCs w:val="24"/>
         </w:rPr>
         <w:t>(</w:t>
       </w:r>
       <w:r>
         <w:rPr>
-          <w:rFonts w:hint="eastAsia"/>
+          <w:rFonts w:hAnsi="仿宋" w:hint="eastAsia"/>
           <w:color w:val="FF0000"/>
-          <w:sz w:val="24"/>
-          <w:szCs w:val="24"/>
         </w:rPr>
         <w:t>小四号或</w:t>
       </w:r>
@@ -4346,17 +9729,13 @@
         <w:rPr>
           <w:rFonts w:hint="eastAsia"/>
           <w:color w:val="FF0000"/>
-          <w:sz w:val="24"/>
-          <w:szCs w:val="24"/>
         </w:rPr>
         <w:t>12</w:t>
       </w:r>
       <w:r>
         <w:rPr>
-          <w:rFonts w:hint="eastAsia"/>
+          <w:rFonts w:hAnsi="仿宋" w:hint="eastAsia"/>
           <w:color w:val="FF0000"/>
-          <w:sz w:val="24"/>
-          <w:szCs w:val="24"/>
         </w:rPr>
         <w:t>磅仿宋，</w:t>
       </w:r>
@@ -4364,17 +9743,13 @@
         <w:rPr>
           <w:rFonts w:hint="eastAsia"/>
           <w:color w:val="FF0000"/>
-          <w:sz w:val="24"/>
-          <w:szCs w:val="24"/>
         </w:rPr>
         <w:t>1.5</w:t>
       </w:r>
       <w:r>
         <w:rPr>
-          <w:rFonts w:hint="eastAsia"/>
+          <w:rFonts w:hAnsi="仿宋" w:hint="eastAsia"/>
           <w:color w:val="FF0000"/>
-          <w:sz w:val="24"/>
-          <w:szCs w:val="24"/>
         </w:rPr>
         <w:t>倍行距</w:t>
       </w:r>
@@ -4382,22 +9757,9 @@
         <w:rPr>
           <w:rFonts w:hint="eastAsia"/>
           <w:color w:val="FF0000"/>
-          <w:sz w:val="24"/>
-          <w:szCs w:val="24"/>
         </w:rPr>
         <w:t>)</w:t>
       </w:r>
-      <w:bookmarkEnd w:id="6"/>
-    </w:p>
-    <w:p>
-      <w:pPr>
-        <w:ind w:firstLine="480"/>
-      </w:pPr>
-    </w:p>
-    <w:p>
-      <w:pPr>
-        <w:ind w:firstLine="480"/>
-      </w:pPr>
     </w:p>
     <w:p>
       <w:pPr>
@@ -4411,498 +9773,29 @@
           <w:ilvl w:val="0"/>
           <w:numId w:val="5"/>
         </w:numPr>
-        <w:ind w:left="0" w:firstLine="0"/>
-        <w:rPr>
-          <w:rFonts w:hint="eastAsia"/>
-        </w:rPr>
-      </w:pPr>
-      <w:bookmarkStart w:id="7" w:name="_Toc515609042"/>
-      <w:r>
-        <w:rPr>
-          <w:rFonts w:hint="eastAsia"/>
-        </w:rPr>
-        <w:t>绪论（章的标题----</w:t>
-      </w:r>
-      <w:r>
-        <w:rPr>
-          <w:rFonts w:hint="eastAsia"/>
-          <w:color w:val="FF0000"/>
-        </w:rPr>
-        <w:t>三号仿宋加粗</w:t>
-      </w:r>
-      <w:r>
-        <w:rPr>
-          <w:rFonts w:hint="eastAsia"/>
-        </w:rPr>
-        <w:t>）</w:t>
-      </w:r>
-      <w:bookmarkEnd w:id="7"/>
+        <w:rPr>
+          <w:rFonts w:hint="eastAsia"/>
+        </w:rPr>
+      </w:pPr>
+      <w:bookmarkStart w:id="14" w:name="_Toc227594934"/>
+      <w:r>
+        <w:rPr>
+          <w:rFonts w:hint="eastAsia"/>
+        </w:rPr>
+        <w:t>章的标题</w:t>
+      </w:r>
+      <w:bookmarkEnd w:id="14"/>
     </w:p>
     <w:p>
       <w:pPr>
         <w:pStyle w:val="2"/>
         <w:numPr>
           <w:ilvl w:val="0"/>
-          <w:numId w:val="1"/>
+          <w:numId w:val="11"/>
         </w:numPr>
-        <w:ind w:left="440" w:hanging="440"/>
-      </w:pPr>
-      <w:bookmarkStart w:id="8" w:name="_Toc515609043"/>
-      <w:r>
-        <w:rPr>
-          <w:rFonts w:hint="eastAsia"/>
-        </w:rPr>
-        <w:t>(</w:t>
-      </w:r>
-      <w:r>
-        <w:rPr>
-          <w:rFonts w:hint="eastAsia"/>
-        </w:rPr>
-        <w:t>节的标题</w:t>
-      </w:r>
-      <w:r>
-        <w:rPr>
-          <w:rFonts w:hint="eastAsia"/>
-        </w:rPr>
-        <w:t>-</w:t>
-      </w:r>
-      <w:r>
-        <w:rPr>
-          <w:rFonts w:hint="eastAsia"/>
-        </w:rPr>
-        <w:t>---</w:t>
-      </w:r>
-      <w:r>
-        <w:rPr>
-          <w:rFonts w:hint="eastAsia"/>
-          <w:color w:val="FF0000"/>
-        </w:rPr>
-        <w:t>小三号仿宋加粗</w:t>
-      </w:r>
-      <w:r>
-        <w:rPr>
-          <w:rFonts w:hint="eastAsia"/>
-        </w:rPr>
-        <w:t>)</w:t>
-      </w:r>
-      <w:bookmarkEnd w:id="8"/>
-    </w:p>
-    <w:p>
-      <w:pPr>
-        <w:pStyle w:val="afa"/>
-        <w:ind w:firstLine="480"/>
-        <w:rPr>
-          <w:rFonts w:ascii="Times New Roman" w:eastAsia="仿宋"/>
-          <w:sz w:val="24"/>
-          <w:szCs w:val="24"/>
-        </w:rPr>
-      </w:pPr>
-      <w:r>
-        <w:rPr>
-          <w:rFonts w:ascii="Times New Roman" w:eastAsia="仿宋" w:hint="eastAsia"/>
-          <w:sz w:val="24"/>
-          <w:szCs w:val="24"/>
-        </w:rPr>
-        <w:t>××××××××××××××××××××××××××××××××××××××××××××××××××××××××××××××××××××××××××××××××××××××××</w:t>
-      </w:r>
-      <w:r>
-        <w:rPr>
-          <w:rFonts w:ascii="Times New Roman" w:eastAsia="仿宋" w:hint="eastAsia"/>
-          <w:sz w:val="24"/>
-          <w:szCs w:val="24"/>
-          <w:vertAlign w:val="superscript"/>
-        </w:rPr>
-        <w:t>[1</w:t>
-      </w:r>
-      <w:r>
-        <w:rPr>
-          <w:rFonts w:ascii="Times New Roman" w:eastAsia="仿宋"/>
-          <w:sz w:val="24"/>
-          <w:szCs w:val="24"/>
-          <w:vertAlign w:val="superscript"/>
-        </w:rPr>
-        <w:t>-5</w:t>
-      </w:r>
-      <w:r>
-        <w:rPr>
-          <w:rFonts w:ascii="Times New Roman" w:eastAsia="仿宋" w:hint="eastAsia"/>
-          <w:sz w:val="24"/>
-          <w:szCs w:val="24"/>
-          <w:vertAlign w:val="superscript"/>
-        </w:rPr>
-        <w:t>]</w:t>
-      </w:r>
-      <w:r>
-        <w:rPr>
-          <w:rFonts w:ascii="Times New Roman" w:eastAsia="仿宋" w:hint="eastAsia"/>
-          <w:sz w:val="24"/>
-          <w:szCs w:val="24"/>
-        </w:rPr>
-        <w:t>，××××××××××××××××××××××××××××××××××××××××××××××××××××××××××××××××××××××</w:t>
-      </w:r>
-      <w:r>
-        <w:rPr>
-          <w:rFonts w:ascii="Times New Roman" w:eastAsia="仿宋" w:hint="eastAsia"/>
-          <w:color w:val="FF0000"/>
-          <w:sz w:val="24"/>
-          <w:szCs w:val="24"/>
-        </w:rPr>
-        <w:t>(</w:t>
-      </w:r>
-      <w:r>
-        <w:rPr>
-          <w:rFonts w:ascii="Times New Roman" w:eastAsia="仿宋" w:hint="eastAsia"/>
-          <w:color w:val="FF0000"/>
-          <w:sz w:val="24"/>
-          <w:szCs w:val="24"/>
-        </w:rPr>
-        <w:t>小四号或</w:t>
-      </w:r>
-      <w:r>
-        <w:rPr>
-          <w:rFonts w:ascii="Times New Roman" w:eastAsia="仿宋" w:hint="eastAsia"/>
-          <w:color w:val="FF0000"/>
-          <w:sz w:val="24"/>
-          <w:szCs w:val="24"/>
-        </w:rPr>
-        <w:t>12</w:t>
-      </w:r>
-      <w:r>
-        <w:rPr>
-          <w:rFonts w:ascii="Times New Roman" w:eastAsia="仿宋" w:hint="eastAsia"/>
-          <w:color w:val="FF0000"/>
-          <w:sz w:val="24"/>
-          <w:szCs w:val="24"/>
-        </w:rPr>
-        <w:t>磅仿宋，</w:t>
-      </w:r>
-      <w:r>
-        <w:rPr>
-          <w:rFonts w:ascii="Times New Roman" w:eastAsia="仿宋" w:hint="eastAsia"/>
-          <w:color w:val="FF0000"/>
-          <w:sz w:val="24"/>
-          <w:szCs w:val="24"/>
-        </w:rPr>
-        <w:t>1.5</w:t>
-      </w:r>
-      <w:r>
-        <w:rPr>
-          <w:rFonts w:ascii="Times New Roman" w:eastAsia="仿宋" w:hint="eastAsia"/>
-          <w:color w:val="FF0000"/>
-          <w:sz w:val="24"/>
-          <w:szCs w:val="24"/>
-        </w:rPr>
-        <w:t>倍行距</w:t>
-      </w:r>
-      <w:r>
-        <w:rPr>
-          <w:rFonts w:ascii="Times New Roman" w:eastAsia="仿宋" w:hint="eastAsia"/>
-          <w:color w:val="FF0000"/>
-          <w:sz w:val="24"/>
-          <w:szCs w:val="24"/>
-        </w:rPr>
-        <w:t>)</w:t>
-      </w:r>
-    </w:p>
-    <w:p>
-      <w:pPr>
-        <w:pStyle w:val="3"/>
-      </w:pPr>
-      <w:bookmarkStart w:id="9" w:name="_Toc515609044"/>
-      <w:r>
-        <w:rPr>
-          <w:rFonts w:hint="eastAsia"/>
-        </w:rPr>
-        <w:t xml:space="preserve">1.1.1 </w:t>
-      </w:r>
-      <w:r>
-        <w:rPr>
-          <w:rFonts w:hint="eastAsia"/>
-        </w:rPr>
-        <w:t>（节的标题</w:t>
-      </w:r>
-      <w:r>
-        <w:rPr>
-          <w:rFonts w:hint="eastAsia"/>
-        </w:rPr>
-        <w:t>----</w:t>
-      </w:r>
-      <w:r>
-        <w:rPr>
-          <w:rFonts w:hint="eastAsia"/>
-          <w:color w:val="FF0000"/>
-        </w:rPr>
-        <w:t>四号仿宋加粗</w:t>
-      </w:r>
-      <w:r>
-        <w:rPr>
-          <w:rFonts w:hint="eastAsia"/>
-        </w:rPr>
-        <w:t>）</w:t>
-      </w:r>
-      <w:bookmarkEnd w:id="9"/>
-    </w:p>
-    <w:p>
-      <w:pPr>
-        <w:ind w:firstLine="480"/>
-        <w:rPr>
-          <w:rFonts w:hint="eastAsia"/>
-        </w:rPr>
-      </w:pPr>
-    </w:p>
-    <w:p>
-      <w:pPr>
-        <w:pStyle w:val="3"/>
-      </w:pPr>
-      <w:bookmarkStart w:id="10" w:name="_Toc227594932"/>
-      <w:r>
-        <w:rPr>
-          <w:rFonts w:hint="eastAsia"/>
-        </w:rPr>
-        <w:t xml:space="preserve">1.1.1 </w:t>
-      </w:r>
-      <w:r>
-        <w:rPr>
-          <w:rFonts w:hint="eastAsia"/>
-        </w:rPr>
-        <w:t>（节的标题</w:t>
-      </w:r>
-      <w:r>
-        <w:rPr>
-          <w:rFonts w:hint="eastAsia"/>
-        </w:rPr>
-        <w:t>----</w:t>
-      </w:r>
-      <w:r>
-        <w:rPr>
-          <w:rFonts w:hint="eastAsia"/>
-          <w:color w:val="FF0000"/>
-        </w:rPr>
-        <w:t>四号仿宋加粗</w:t>
-      </w:r>
-      <w:r>
-        <w:rPr>
-          <w:rFonts w:hint="eastAsia"/>
-        </w:rPr>
-        <w:t>）</w:t>
-      </w:r>
-      <w:bookmarkEnd w:id="10"/>
-    </w:p>
-    <w:p>
-      <w:pPr>
-        <w:pStyle w:val="afa"/>
-        <w:ind w:firstLine="480"/>
-        <w:rPr>
-          <w:rFonts w:ascii="Times New Roman" w:eastAsia="仿宋"/>
-          <w:sz w:val="24"/>
-          <w:szCs w:val="24"/>
-        </w:rPr>
-      </w:pPr>
-      <w:r>
-        <w:rPr>
-          <w:rFonts w:ascii="Times New Roman" w:eastAsia="仿宋" w:hint="eastAsia"/>
-          <w:sz w:val="24"/>
-          <w:szCs w:val="24"/>
-        </w:rPr>
-        <w:t>××××××××××××××××××××××××××××××××××××××××××××××××××××××××××××××××××××××××××××××××××××××××××××××××××××</w:t>
-      </w:r>
-      <w:r>
-        <w:rPr>
-          <w:rFonts w:ascii="Times New Roman" w:eastAsia="仿宋" w:hint="eastAsia"/>
-          <w:sz w:val="24"/>
-          <w:szCs w:val="24"/>
-        </w:rPr>
-        <w:lastRenderedPageBreak/>
-        <w:t>××××××××××××××××××××××××××××××××××××××××××××××××××</w:t>
-      </w:r>
-      <w:r>
-        <w:rPr>
-          <w:rFonts w:ascii="Times New Roman" w:eastAsia="仿宋" w:hint="eastAsia"/>
-          <w:color w:val="FF0000"/>
-          <w:sz w:val="24"/>
-          <w:szCs w:val="24"/>
-        </w:rPr>
-        <w:t>(</w:t>
-      </w:r>
-      <w:r>
-        <w:rPr>
-          <w:rFonts w:ascii="Times New Roman" w:eastAsia="仿宋" w:hAnsi="仿宋" w:hint="eastAsia"/>
-          <w:color w:val="FF0000"/>
-          <w:sz w:val="24"/>
-          <w:szCs w:val="24"/>
-        </w:rPr>
-        <w:t>小四号或</w:t>
-      </w:r>
-      <w:r>
-        <w:rPr>
-          <w:rFonts w:ascii="Times New Roman" w:eastAsia="仿宋" w:hint="eastAsia"/>
-          <w:color w:val="FF0000"/>
-          <w:sz w:val="24"/>
-          <w:szCs w:val="24"/>
-        </w:rPr>
-        <w:t>12</w:t>
-      </w:r>
-      <w:r>
-        <w:rPr>
-          <w:rFonts w:ascii="Times New Roman" w:eastAsia="仿宋" w:hAnsi="仿宋" w:hint="eastAsia"/>
-          <w:color w:val="FF0000"/>
-          <w:sz w:val="24"/>
-          <w:szCs w:val="24"/>
-        </w:rPr>
-        <w:t>磅仿宋，</w:t>
-      </w:r>
-      <w:r>
-        <w:rPr>
-          <w:rFonts w:ascii="Times New Roman" w:eastAsia="仿宋" w:hint="eastAsia"/>
-          <w:color w:val="FF0000"/>
-          <w:sz w:val="24"/>
-          <w:szCs w:val="24"/>
-        </w:rPr>
-        <w:t>1.5</w:t>
-      </w:r>
-      <w:r>
-        <w:rPr>
-          <w:rFonts w:ascii="Times New Roman" w:eastAsia="仿宋" w:hAnsi="仿宋" w:hint="eastAsia"/>
-          <w:color w:val="FF0000"/>
-          <w:sz w:val="24"/>
-          <w:szCs w:val="24"/>
-        </w:rPr>
-        <w:t>倍行距</w:t>
-      </w:r>
-      <w:r>
-        <w:rPr>
-          <w:rFonts w:ascii="Times New Roman" w:eastAsia="仿宋" w:hint="eastAsia"/>
-          <w:color w:val="FF0000"/>
-          <w:sz w:val="24"/>
-          <w:szCs w:val="24"/>
-        </w:rPr>
-        <w:t>)</w:t>
-      </w:r>
-    </w:p>
-    <w:p>
-      <w:pPr>
-        <w:pStyle w:val="2"/>
         <w:ind w:left="301" w:hanging="301"/>
       </w:pPr>
-      <w:bookmarkStart w:id="11" w:name="_Toc227594933"/>
-      <w:r>
-        <w:rPr>
-          <w:rFonts w:hint="eastAsia"/>
-        </w:rPr>
-        <w:t>（节的标题</w:t>
-      </w:r>
-      <w:r>
-        <w:rPr>
-          <w:rFonts w:hint="eastAsia"/>
-        </w:rPr>
-        <w:t>----</w:t>
-      </w:r>
-      <w:r>
-        <w:rPr>
-          <w:rFonts w:hint="eastAsia"/>
-          <w:color w:val="FF0000"/>
-        </w:rPr>
-        <w:t>小三号仿宋加粗</w:t>
-      </w:r>
-      <w:r>
-        <w:rPr>
-          <w:rFonts w:hint="eastAsia"/>
-        </w:rPr>
-        <w:t>）</w:t>
-      </w:r>
-      <w:bookmarkEnd w:id="11"/>
-    </w:p>
-    <w:p>
-      <w:pPr>
-        <w:ind w:firstLine="480"/>
-      </w:pPr>
-      <w:r>
-        <w:rPr>
-          <w:rFonts w:hint="eastAsia"/>
-        </w:rPr>
-        <w:t>××××××××××××××××××××××××××××××××××××××××××××××××××××××××××××××××××××××××××××××××××××××××××××××××××××××××××××××××××××××××××××××××××××××××××××××××××××××</w:t>
-      </w:r>
-      <w:r>
-        <w:rPr>
-          <w:rFonts w:hint="eastAsia"/>
-          <w:color w:val="FF0000"/>
-        </w:rPr>
-        <w:t>(</w:t>
-      </w:r>
-      <w:r>
-        <w:rPr>
-          <w:rFonts w:hAnsi="仿宋" w:hint="eastAsia"/>
-          <w:color w:val="FF0000"/>
-        </w:rPr>
-        <w:t>小四号或</w:t>
-      </w:r>
-      <w:r>
-        <w:rPr>
-          <w:rFonts w:hint="eastAsia"/>
-          <w:color w:val="FF0000"/>
-        </w:rPr>
-        <w:t>12</w:t>
-      </w:r>
-      <w:r>
-        <w:rPr>
-          <w:rFonts w:hAnsi="仿宋" w:hint="eastAsia"/>
-          <w:color w:val="FF0000"/>
-        </w:rPr>
-        <w:t>磅仿宋，</w:t>
-      </w:r>
-      <w:r>
-        <w:rPr>
-          <w:rFonts w:hint="eastAsia"/>
-          <w:color w:val="FF0000"/>
-        </w:rPr>
-        <w:t>1.5</w:t>
-      </w:r>
-      <w:r>
-        <w:rPr>
-          <w:rFonts w:hAnsi="仿宋" w:hint="eastAsia"/>
-          <w:color w:val="FF0000"/>
-        </w:rPr>
-        <w:t>倍行距</w:t>
-      </w:r>
-      <w:r>
-        <w:rPr>
-          <w:rFonts w:hint="eastAsia"/>
-          <w:color w:val="FF0000"/>
-        </w:rPr>
-        <w:t>)</w:t>
-      </w:r>
-    </w:p>
-    <w:p>
-      <w:pPr>
-        <w:ind w:firstLine="480"/>
-      </w:pPr>
-    </w:p>
-    <w:p>
-      <w:pPr>
-        <w:pStyle w:val="1"/>
-        <w:numPr>
-          <w:ilvl w:val="0"/>
-          <w:numId w:val="5"/>
-        </w:numPr>
-        <w:rPr>
-          <w:rFonts w:hint="eastAsia"/>
-        </w:rPr>
-      </w:pPr>
-      <w:bookmarkStart w:id="12" w:name="_Toc227594934"/>
-      <w:r>
-        <w:rPr>
-          <w:rFonts w:hint="eastAsia"/>
-        </w:rPr>
-        <w:t>章的标题</w:t>
-      </w:r>
-      <w:bookmarkEnd w:id="12"/>
-    </w:p>
-    <w:p>
-      <w:pPr>
-        <w:pStyle w:val="2"/>
-        <w:ind w:left="301" w:hanging="301"/>
-      </w:pPr>
-      <w:bookmarkStart w:id="13" w:name="_Toc227594935"/>
+      <w:bookmarkStart w:id="15" w:name="_Toc227594935"/>
       <w:r>
         <w:rPr>
           <w:rFonts w:hint="eastAsia"/>
@@ -4943,13 +9836,13 @@
         </w:rPr>
         <w:t>）</w:t>
       </w:r>
-      <w:bookmarkEnd w:id="13"/>
+      <w:bookmarkEnd w:id="15"/>
     </w:p>
     <w:p>
       <w:pPr>
         <w:pStyle w:val="3"/>
       </w:pPr>
-      <w:bookmarkStart w:id="14" w:name="_Toc227594936"/>
+      <w:bookmarkStart w:id="16" w:name="_Toc227594936"/>
       <w:r>
         <w:rPr>
           <w:rFonts w:hint="eastAsia"/>
@@ -4981,7 +9874,7 @@
         </w:rPr>
         <w:t>）</w:t>
       </w:r>
-      <w:bookmarkEnd w:id="14"/>
+      <w:bookmarkEnd w:id="16"/>
     </w:p>
     <w:p>
       <w:pPr>
@@ -5005,7 +9898,15 @@
           <w:rFonts w:hint="eastAsia"/>
           <w:color w:val="FF0000"/>
         </w:rPr>
-        <w:t>小四号或</w:t>
+        <w:t>小四号</w:t>
+      </w:r>
+      <w:r>
+        <w:rPr>
+          <w:rFonts w:hint="eastAsia"/>
+          <w:color w:val="FF0000"/>
+        </w:rPr>
+        <w:lastRenderedPageBreak/>
+        <w:t>或</w:t>
       </w:r>
       <w:r>
         <w:rPr>
@@ -5135,19 +10036,19 @@
         <w:pStyle w:val="aff9"/>
         <w:spacing w:line="360" w:lineRule="auto"/>
       </w:pPr>
-      <w:commentRangeStart w:id="15"/>
+      <w:commentRangeStart w:id="17"/>
       <w:r>
         <w:t>图</w:t>
       </w:r>
       <w:r>
         <w:t>2.1</w:t>
       </w:r>
-      <w:commentRangeEnd w:id="15"/>
+      <w:commentRangeEnd w:id="17"/>
       <w:r>
         <w:rPr>
           <w:rStyle w:val="af8"/>
         </w:rPr>
-        <w:commentReference w:id="15"/>
+        <w:commentReference w:id="17"/>
       </w:r>
       <w:r>
         <w:t xml:space="preserve"> ××××××××××</w:t>
@@ -5441,7 +10342,7 @@
                 <v:shape id="Object 1" o:spid="_x0000_i1025" type="#_x0000_t75" style="width:129pt;height:19pt;mso-wrap-style:square;mso-position-horizontal-relative:page;mso-position-vertical-relative:page" o:ole="">
                   <v:imagedata r:id="rId32" o:title=""/>
                 </v:shape>
-                <o:OLEObject Type="Embed" ProgID="Equation.DSMT4" ShapeID="Object 1" DrawAspect="Content" ObjectID="_1838208176" r:id="rId33"/>
+                <o:OLEObject Type="Embed" ProgID="Equation.DSMT4" ShapeID="Object 1" DrawAspect="Content" ObjectID="_1838212877" r:id="rId33"/>
               </w:object>
             </w:r>
           </w:p>
@@ -5690,16 +10591,7 @@
                 <w:sz w:val="21"/>
                 <w:szCs w:val="21"/>
               </w:rPr>
-              <w:t>××××××××××××××××××××××××××</w:t>
-            </w:r>
-            <w:r>
-              <w:rPr>
-                <w:rFonts w:ascii="宋体" w:eastAsia="宋体" w:hAnsi="宋体" w:hint="eastAsia"/>
-                <w:sz w:val="21"/>
-                <w:szCs w:val="21"/>
-              </w:rPr>
-              <w:lastRenderedPageBreak/>
-              <w:t>××××××××××××××××××××××××××××</w:t>
+              <w:t>××××××××××××××××××××××××××××××××××××××××××××××××××××××</w:t>
             </w:r>
           </w:p>
         </w:tc>
@@ -5730,7 +10622,6 @@
                 <w:sz w:val="21"/>
                 <w:szCs w:val="21"/>
               </w:rPr>
-              <w:lastRenderedPageBreak/>
               <w:t>×××</w:t>
             </w:r>
           </w:p>
@@ -6145,6 +11036,67 @@
                 <w:sz w:val="21"/>
                 <w:szCs w:val="21"/>
               </w:rPr>
+              <w:t>×××</w:t>
+            </w:r>
+          </w:p>
+        </w:tc>
+        <w:tc>
+          <w:tcPr>
+            <w:tcW w:w="6571" w:type="dxa"/>
+            <w:tcBorders>
+              <w:right w:val="nil"/>
+            </w:tcBorders>
+            <w:vAlign w:val="center"/>
+          </w:tcPr>
+          <w:p>
+            <w:pPr>
+              <w:spacing w:line="240" w:lineRule="auto"/>
+              <w:ind w:firstLineChars="0" w:firstLine="0"/>
+              <w:jc w:val="left"/>
+              <w:rPr>
+                <w:rFonts w:ascii="宋体" w:eastAsia="宋体" w:hAnsi="宋体" w:hint="eastAsia"/>
+                <w:sz w:val="21"/>
+                <w:szCs w:val="21"/>
+              </w:rPr>
+            </w:pPr>
+            <w:r>
+              <w:rPr>
+                <w:rFonts w:ascii="宋体" w:eastAsia="宋体" w:hAnsi="宋体"/>
+                <w:sz w:val="21"/>
+                <w:szCs w:val="21"/>
+              </w:rPr>
+              <w:t>××××××××××××××××××××××××××××××××××××××××××××××××××××××</w:t>
+            </w:r>
+          </w:p>
+        </w:tc>
+      </w:tr>
+      <w:tr>
+        <w:tc>
+          <w:tcPr>
+            <w:tcW w:w="1701" w:type="dxa"/>
+            <w:tcBorders>
+              <w:left w:val="nil"/>
+            </w:tcBorders>
+            <w:vAlign w:val="center"/>
+          </w:tcPr>
+          <w:p>
+            <w:pPr>
+              <w:spacing w:line="240" w:lineRule="auto"/>
+              <w:ind w:firstLineChars="0" w:firstLine="0"/>
+              <w:jc w:val="center"/>
+              <w:rPr>
+                <w:rFonts w:ascii="宋体" w:eastAsia="宋体" w:hAnsi="宋体" w:hint="eastAsia"/>
+                <w:sz w:val="21"/>
+                <w:szCs w:val="21"/>
+              </w:rPr>
+            </w:pPr>
+            <w:r>
+              <w:rPr>
+                <w:rFonts w:ascii="宋体" w:eastAsia="宋体" w:hAnsi="宋体"/>
+                <w:sz w:val="21"/>
+                <w:szCs w:val="21"/>
+              </w:rPr>
+              <w:lastRenderedPageBreak/>
               <w:t>×××</w:t>
             </w:r>
           </w:p>
@@ -6385,67 +11337,6 @@
                 <w:sz w:val="21"/>
                 <w:szCs w:val="21"/>
               </w:rPr>
-              <w:t>×××</w:t>
-            </w:r>
-          </w:p>
-        </w:tc>
-        <w:tc>
-          <w:tcPr>
-            <w:tcW w:w="6571" w:type="dxa"/>
-            <w:tcBorders>
-              <w:right w:val="nil"/>
-            </w:tcBorders>
-            <w:vAlign w:val="center"/>
-          </w:tcPr>
-          <w:p>
-            <w:pPr>
-              <w:spacing w:line="240" w:lineRule="auto"/>
-              <w:ind w:firstLineChars="0" w:firstLine="0"/>
-              <w:jc w:val="left"/>
-              <w:rPr>
-                <w:rFonts w:ascii="宋体" w:eastAsia="宋体" w:hAnsi="宋体" w:hint="eastAsia"/>
-                <w:sz w:val="21"/>
-                <w:szCs w:val="21"/>
-              </w:rPr>
-            </w:pPr>
-            <w:r>
-              <w:rPr>
-                <w:rFonts w:ascii="宋体" w:eastAsia="宋体" w:hAnsi="宋体"/>
-                <w:sz w:val="21"/>
-                <w:szCs w:val="21"/>
-              </w:rPr>
-              <w:t>××××××××××××××××××××××××××××××××××××××××××××××××××××××</w:t>
-            </w:r>
-          </w:p>
-        </w:tc>
-      </w:tr>
-      <w:tr>
-        <w:tc>
-          <w:tcPr>
-            <w:tcW w:w="1701" w:type="dxa"/>
-            <w:tcBorders>
-              <w:left w:val="nil"/>
-            </w:tcBorders>
-            <w:vAlign w:val="center"/>
-          </w:tcPr>
-          <w:p>
-            <w:pPr>
-              <w:spacing w:line="240" w:lineRule="auto"/>
-              <w:ind w:firstLineChars="0" w:firstLine="0"/>
-              <w:jc w:val="center"/>
-              <w:rPr>
-                <w:rFonts w:ascii="宋体" w:eastAsia="宋体" w:hAnsi="宋体" w:hint="eastAsia"/>
-                <w:sz w:val="21"/>
-                <w:szCs w:val="21"/>
-              </w:rPr>
-            </w:pPr>
-            <w:r>
-              <w:rPr>
-                <w:rFonts w:ascii="宋体" w:eastAsia="宋体" w:hAnsi="宋体"/>
-                <w:sz w:val="21"/>
-                <w:szCs w:val="21"/>
-              </w:rPr>
-              <w:lastRenderedPageBreak/>
               <w:t>×××</w:t>
             </w:r>
           </w:p>
@@ -7423,7 +12314,7 @@
           <w:rFonts w:hint="eastAsia"/>
         </w:rPr>
       </w:pPr>
-      <w:bookmarkStart w:id="16" w:name="_Toc227594937"/>
+      <w:bookmarkStart w:id="18" w:name="_Toc227594937"/>
       <w:r>
         <w:rPr>
           <w:rFonts w:hint="eastAsia"/>
@@ -7431,7 +12322,7 @@
         <w:lastRenderedPageBreak/>
         <w:t>5结论</w:t>
       </w:r>
-      <w:bookmarkEnd w:id="16"/>
+      <w:bookmarkEnd w:id="18"/>
     </w:p>
     <w:p>
       <w:pPr>
@@ -7523,7 +12414,7 @@
         </w:rPr>
         <w:br w:type="page"/>
       </w:r>
-      <w:bookmarkStart w:id="17" w:name="_Toc227594938"/>
+      <w:bookmarkStart w:id="19" w:name="_Toc227594938"/>
       <w:r>
         <w:rPr>
           <w:rStyle w:val="10"/>
@@ -7547,7 +12438,7 @@
         </w:rPr>
         <w:t>）</w:t>
       </w:r>
-      <w:bookmarkEnd w:id="17"/>
+      <w:bookmarkEnd w:id="19"/>
     </w:p>
     <w:p>
       <w:pPr>
@@ -7564,7 +12455,7 @@
           <w:szCs w:val="21"/>
         </w:rPr>
       </w:pPr>
-      <w:commentRangeStart w:id="18"/>
+      <w:commentRangeStart w:id="20"/>
       <w:r>
         <w:rPr>
           <w:rFonts w:eastAsia="宋体"/>
@@ -7653,13 +12544,13 @@
         </w:rPr>
         <w:t>.</w:t>
       </w:r>
-      <w:commentRangeEnd w:id="18"/>
+      <w:commentRangeEnd w:id="20"/>
       <w:r>
         <w:rPr>
           <w:rStyle w:val="af8"/>
           <w:rFonts w:eastAsia="宋体"/>
         </w:rPr>
-        <w:commentReference w:id="18"/>
+        <w:commentReference w:id="20"/>
       </w:r>
     </w:p>
     <w:p>
@@ -8031,7 +12922,7 @@
           </w:rPr>
           <w:t>http://www.china.com.cn/chi</w:t>
         </w:r>
-        <w:bookmarkStart w:id="19" w:name="_Hlt83197882"/>
+        <w:bookmarkStart w:id="21" w:name="_Hlt83197882"/>
         <w:r>
           <w:rPr>
             <w:rStyle w:val="af7"/>
@@ -8041,7 +12932,7 @@
           </w:rPr>
           <w:t>n</w:t>
         </w:r>
-        <w:bookmarkEnd w:id="19"/>
+        <w:bookmarkEnd w:id="21"/>
         <w:r>
           <w:rPr>
             <w:rStyle w:val="af7"/>
@@ -8080,7 +12971,7 @@
         </w:rPr>
         <w:br w:type="page"/>
       </w:r>
-      <w:bookmarkStart w:id="20" w:name="_Toc227594939"/>
+      <w:bookmarkStart w:id="22" w:name="_Toc227594939"/>
       <w:r>
         <w:rPr>
           <w:rStyle w:val="10"/>
@@ -8089,7 +12980,7 @@
         <w:lastRenderedPageBreak/>
         <w:t>附 录</w:t>
       </w:r>
-      <w:bookmarkEnd w:id="20"/>
+      <w:bookmarkEnd w:id="22"/>
     </w:p>
     <w:p>
       <w:pPr>
@@ -8108,7 +12999,7 @@
         </w:rPr>
         <w:br w:type="page"/>
       </w:r>
-      <w:bookmarkStart w:id="21" w:name="_Toc227594940"/>
+      <w:bookmarkStart w:id="23" w:name="_Toc227594940"/>
       <w:r>
         <w:rPr>
           <w:rStyle w:val="10"/>
@@ -8117,7 +13008,7 @@
         <w:lastRenderedPageBreak/>
         <w:t>作者简历</w:t>
       </w:r>
-      <w:bookmarkEnd w:id="21"/>
+      <w:bookmarkEnd w:id="23"/>
     </w:p>
     <w:p>
       <w:pPr>
@@ -8351,7 +13242,7 @@
       </w:r>
     </w:p>
   </w:comment>
-  <w:comment w:id="15" w:author="DDD" w:date="2019-03-14T13:49:00Z" w:initials="D">
+  <w:comment w:id="17" w:author="DDD" w:date="2019-03-14T13:49:00Z" w:initials="D">
     <w:p>
       <w:pPr>
         <w:pStyle w:val="a7"/>
@@ -8395,7 +13286,7 @@
       </w:r>
     </w:p>
   </w:comment>
-  <w:comment w:id="18" w:author="DDD" w:date="2019-03-14T13:42:00Z" w:initials="D">
+  <w:comment w:id="20" w:author="DDD" w:date="2019-03-14T13:42:00Z" w:initials="D">
     <w:p>
       <w:pPr>
         <w:pStyle w:val="a7"/>
@@ -9853,6 +14744,127 @@
     </w:lvl>
   </w:abstractNum>
   <w:abstractNum w:abstractNumId="4" w15:restartNumberingAfterBreak="0">
+    <w:nsid w:val="1DCC543D"/>
+    <w:multiLevelType w:val="multilevel"/>
+    <w:tmpl w:val="9EEA293C"/>
+    <w:lvl w:ilvl="0">
+      <w:start w:val="1"/>
+      <w:numFmt w:val="decimal"/>
+      <w:lvlText w:val="%1."/>
+      <w:lvlJc w:val="left"/>
+      <w:pPr>
+        <w:ind w:left="360" w:hanging="360"/>
+      </w:pPr>
+      <w:rPr>
+        <w:rFonts w:hint="default"/>
+      </w:rPr>
+    </w:lvl>
+    <w:lvl w:ilvl="1">
+      <w:start w:val="2"/>
+      <w:numFmt w:val="decimal"/>
+      <w:isLgl/>
+      <w:lvlText w:val="%1.%2"/>
+      <w:lvlJc w:val="left"/>
+      <w:pPr>
+        <w:ind w:left="720" w:hanging="720"/>
+      </w:pPr>
+      <w:rPr>
+        <w:rFonts w:hint="default"/>
+      </w:rPr>
+    </w:lvl>
+    <w:lvl w:ilvl="2">
+      <w:start w:val="1"/>
+      <w:numFmt w:val="decimal"/>
+      <w:isLgl/>
+      <w:lvlText w:val="%1.%2.%3"/>
+      <w:lvlJc w:val="left"/>
+      <w:pPr>
+        <w:ind w:left="720" w:hanging="720"/>
+      </w:pPr>
+      <w:rPr>
+        <w:rFonts w:hint="default"/>
+      </w:rPr>
+    </w:lvl>
+    <w:lvl w:ilvl="3">
+      <w:start w:val="1"/>
+      <w:numFmt w:val="decimal"/>
+      <w:isLgl/>
+      <w:lvlText w:val="%1.%2.%3.%4"/>
+      <w:lvlJc w:val="left"/>
+      <w:pPr>
+        <w:ind w:left="1080" w:hanging="1080"/>
+      </w:pPr>
+      <w:rPr>
+        <w:rFonts w:hint="default"/>
+      </w:rPr>
+    </w:lvl>
+    <w:lvl w:ilvl="4">
+      <w:start w:val="1"/>
+      <w:numFmt w:val="decimal"/>
+      <w:isLgl/>
+      <w:lvlText w:val="%1.%2.%3.%4.%5"/>
+      <w:lvlJc w:val="left"/>
+      <w:pPr>
+        <w:ind w:left="1080" w:hanging="1080"/>
+      </w:pPr>
+      <w:rPr>
+        <w:rFonts w:hint="default"/>
+      </w:rPr>
+    </w:lvl>
+    <w:lvl w:ilvl="5">
+      <w:start w:val="1"/>
+      <w:numFmt w:val="decimal"/>
+      <w:isLgl/>
+      <w:lvlText w:val="%1.%2.%3.%4.%5.%6"/>
+      <w:lvlJc w:val="left"/>
+      <w:pPr>
+        <w:ind w:left="1440" w:hanging="1440"/>
+      </w:pPr>
+      <w:rPr>
+        <w:rFonts w:hint="default"/>
+      </w:rPr>
+    </w:lvl>
+    <w:lvl w:ilvl="6">
+      <w:start w:val="1"/>
+      <w:numFmt w:val="decimal"/>
+      <w:isLgl/>
+      <w:lvlText w:val="%1.%2.%3.%4.%5.%6.%7"/>
+      <w:lvlJc w:val="left"/>
+      <w:pPr>
+        <w:ind w:left="1800" w:hanging="1800"/>
+      </w:pPr>
+      <w:rPr>
+        <w:rFonts w:hint="default"/>
+      </w:rPr>
+    </w:lvl>
+    <w:lvl w:ilvl="7">
+      <w:start w:val="1"/>
+      <w:numFmt w:val="decimal"/>
+      <w:isLgl/>
+      <w:lvlText w:val="%1.%2.%3.%4.%5.%6.%7.%8"/>
+      <w:lvlJc w:val="left"/>
+      <w:pPr>
+        <w:ind w:left="1800" w:hanging="1800"/>
+      </w:pPr>
+      <w:rPr>
+        <w:rFonts w:hint="default"/>
+      </w:rPr>
+    </w:lvl>
+    <w:lvl w:ilvl="8">
+      <w:start w:val="1"/>
+      <w:numFmt w:val="decimal"/>
+      <w:isLgl/>
+      <w:lvlText w:val="%1.%2.%3.%4.%5.%6.%7.%8.%9"/>
+      <w:lvlJc w:val="left"/>
+      <w:pPr>
+        <w:ind w:left="2160" w:hanging="2160"/>
+      </w:pPr>
+      <w:rPr>
+        <w:rFonts w:hint="default"/>
+      </w:rPr>
+    </w:lvl>
+  </w:abstractNum>
+  <w:abstractNum w:abstractNumId="5" w15:restartNumberingAfterBreak="0">
     <w:nsid w:val="27C856D1"/>
     <w:multiLevelType w:val="multilevel"/>
     <w:tmpl w:val="27C856D1"/>
@@ -9941,7 +14953,7 @@
       </w:pPr>
     </w:lvl>
   </w:abstractNum>
-  <w:abstractNum w:abstractNumId="5" w15:restartNumberingAfterBreak="0">
+  <w:abstractNum w:abstractNumId="6" w15:restartNumberingAfterBreak="0">
     <w:nsid w:val="34240E78"/>
     <w:multiLevelType w:val="hybridMultilevel"/>
     <w:tmpl w:val="C06A296E"/>
@@ -10028,7 +15040,7 @@
       </w:pPr>
     </w:lvl>
   </w:abstractNum>
-  <w:abstractNum w:abstractNumId="6" w15:restartNumberingAfterBreak="0">
+  <w:abstractNum w:abstractNumId="7" w15:restartNumberingAfterBreak="0">
     <w:nsid w:val="6CEA2025"/>
     <w:multiLevelType w:val="multilevel"/>
     <w:tmpl w:val="6CEA2025"/>
@@ -10176,7 +15188,7 @@
       </w:rPr>
     </w:lvl>
   </w:abstractNum>
-  <w:abstractNum w:abstractNumId="7" w15:restartNumberingAfterBreak="0">
+  <w:abstractNum w:abstractNumId="8" w15:restartNumberingAfterBreak="0">
     <w:nsid w:val="76933334"/>
     <w:multiLevelType w:val="multilevel"/>
     <w:tmpl w:val="76933334"/>
@@ -10297,13 +15309,13 @@
     <w:abstractNumId w:val="2"/>
   </w:num>
   <w:num w:numId="2" w16cid:durableId="1475021909">
-    <w:abstractNumId w:val="6"/>
+    <w:abstractNumId w:val="7"/>
   </w:num>
   <w:num w:numId="3" w16cid:durableId="941299403">
     <w:abstractNumId w:val="0"/>
   </w:num>
   <w:num w:numId="4" w16cid:durableId="770324593">
-    <w:abstractNumId w:val="7"/>
+    <w:abstractNumId w:val="8"/>
   </w:num>
   <w:num w:numId="5" w16cid:durableId="44960503">
     <w:abstractNumId w:val="2"/>
@@ -10336,19 +15348,22 @@
     </w:lvlOverride>
   </w:num>
   <w:num w:numId="6" w16cid:durableId="1328484763">
-    <w:abstractNumId w:val="4"/>
+    <w:abstractNumId w:val="5"/>
   </w:num>
   <w:num w:numId="7" w16cid:durableId="227419041">
     <w:abstractNumId w:val="1"/>
   </w:num>
   <w:num w:numId="8" w16cid:durableId="1848595048">
-    <w:abstractNumId w:val="5"/>
+    <w:abstractNumId w:val="6"/>
   </w:num>
   <w:num w:numId="9" w16cid:durableId="501167564">
     <w:abstractNumId w:val="3"/>
   </w:num>
   <w:num w:numId="10" w16cid:durableId="597297209">
     <w:abstractNumId w:val="3"/>
+  </w:num>
+  <w:num w:numId="11" w16cid:durableId="25258059">
+    <w:abstractNumId w:val="4"/>
   </w:num>
 </w:numbering>
 </file>

--- a/essay/output/浙江大学本科生毕业论文 - 王浩宇.docx
+++ b/essay/output/浙江大学本科生毕业论文 - 王浩宇.docx
@@ -103,7 +103,7 @@
           <w:noProof/>
         </w:rPr>
         <w:drawing>
-          <wp:anchor distT="0" distB="0" distL="114300" distR="114300" simplePos="0" relativeHeight="251650048" behindDoc="0" locked="0" layoutInCell="1" allowOverlap="1" wp14:anchorId="0AE60AA8" wp14:editId="483FD963">
+          <wp:anchor distT="0" distB="0" distL="114300" distR="114300" simplePos="0" relativeHeight="251653120" behindDoc="0" locked="0" layoutInCell="1" allowOverlap="1" wp14:anchorId="0AE60AA8" wp14:editId="483FD963">
             <wp:simplePos x="0" y="0"/>
             <wp:positionH relativeFrom="column">
               <wp:posOffset>697865</wp:posOffset>
@@ -193,7 +193,7 @@
           <w:noProof/>
         </w:rPr>
         <w:drawing>
-          <wp:anchor distT="0" distB="0" distL="114300" distR="114300" simplePos="0" relativeHeight="251652096" behindDoc="0" locked="0" layoutInCell="1" allowOverlap="1" wp14:anchorId="36338761" wp14:editId="7B709D57">
+          <wp:anchor distT="0" distB="0" distL="114300" distR="114300" simplePos="0" relativeHeight="251655168" behindDoc="0" locked="0" layoutInCell="1" allowOverlap="1" wp14:anchorId="36338761" wp14:editId="7B709D57">
             <wp:simplePos x="0" y="0"/>
             <wp:positionH relativeFrom="column">
               <wp:posOffset>2023110</wp:posOffset>
@@ -946,196 +946,12 @@
       </w:pPr>
       <w:r>
         <w:rPr>
-          <w:rFonts w:eastAsia="华文仿宋" w:hint="eastAsia"/>
-          <w:b/>
-          <w:bCs/>
-          <w:noProof/>
-          <w:sz w:val="32"/>
-        </w:rPr>
-        <w:lastRenderedPageBreak/>
-        <mc:AlternateContent>
-          <mc:Choice Requires="wps">
-            <w:drawing>
-              <wp:anchor distT="0" distB="0" distL="114300" distR="114300" simplePos="0" relativeHeight="251660288" behindDoc="0" locked="0" layoutInCell="1" allowOverlap="1" wp14:anchorId="6044954B" wp14:editId="6B4A1395">
-                <wp:simplePos x="0" y="0"/>
-                <wp:positionH relativeFrom="column">
-                  <wp:posOffset>5757545</wp:posOffset>
-                </wp:positionH>
-                <wp:positionV relativeFrom="paragraph">
-                  <wp:posOffset>-292100</wp:posOffset>
-                </wp:positionV>
-                <wp:extent cx="1968500" cy="681355"/>
-                <wp:effectExtent l="297815" t="12065" r="10160" b="106680"/>
-                <wp:wrapNone/>
-                <wp:docPr id="367468087" name="自选图形 126"/>
-                <wp:cNvGraphicFramePr>
-                  <a:graphicFrameLocks xmlns:a="http://schemas.openxmlformats.org/drawingml/2006/main"/>
-                </wp:cNvGraphicFramePr>
-                <a:graphic xmlns:a="http://schemas.openxmlformats.org/drawingml/2006/main">
-                  <a:graphicData uri="http://schemas.microsoft.com/office/word/2010/wordprocessingShape">
-                    <wps:wsp>
-                      <wps:cNvSpPr>
-                        <a:spLocks noChangeArrowheads="1"/>
-                      </wps:cNvSpPr>
-                      <wps:spPr bwMode="auto">
-                        <a:xfrm>
-                          <a:off x="0" y="0"/>
-                          <a:ext cx="1968500" cy="681355"/>
-                        </a:xfrm>
-                        <a:prstGeom prst="wedgeRoundRectCallout">
-                          <a:avLst>
-                            <a:gd name="adj1" fmla="val -63551"/>
-                            <a:gd name="adj2" fmla="val 60833"/>
-                            <a:gd name="adj3" fmla="val 16667"/>
-                          </a:avLst>
-                        </a:prstGeom>
-                        <a:solidFill>
-                          <a:srgbClr val="FFFFFF"/>
-                        </a:solidFill>
-                        <a:ln w="9525" cmpd="sng">
-                          <a:solidFill>
-                            <a:srgbClr val="FF0000"/>
-                          </a:solidFill>
-                          <a:miter lim="800000"/>
-                          <a:headEnd/>
-                          <a:tailEnd/>
-                        </a:ln>
-                        <a:effectLst/>
-                        <a:extLst>
-                          <a:ext uri="{AF507438-7753-43E0-B8FC-AC1667EBCBE1}">
-                            <a14:hiddenEffects xmlns:a14="http://schemas.microsoft.com/office/drawing/2010/main">
-                              <a:effectLst>
-                                <a:outerShdw dist="35921" dir="2700000" algn="ctr" rotWithShape="0">
-                                  <a:srgbClr val="808080"/>
-                                </a:outerShdw>
-                              </a:effectLst>
-                            </a14:hiddenEffects>
-                          </a:ext>
-                        </a:extLst>
-                      </wps:spPr>
-                      <wps:txbx>
-                        <w:txbxContent>
-                          <w:p>
-                            <w:pPr>
-                              <w:ind w:firstLineChars="0" w:firstLine="0"/>
-                              <w:rPr>
-                                <w:rFonts w:ascii="宋体" w:eastAsia="宋体" w:hAnsi="宋体" w:hint="eastAsia"/>
-                                <w:sz w:val="21"/>
-                                <w:szCs w:val="21"/>
-                              </w:rPr>
-                            </w:pPr>
-                            <w:r>
-                              <w:rPr>
-                                <w:rFonts w:ascii="仿宋" w:hAnsi="仿宋" w:hint="eastAsia"/>
-                                <w:b/>
-                                <w:color w:val="FF0000"/>
-                                <w:sz w:val="32"/>
-                                <w:szCs w:val="32"/>
-                              </w:rPr>
-                              <w:t>此页单面打印</w:t>
-                            </w:r>
-                          </w:p>
-                        </w:txbxContent>
-                      </wps:txbx>
-                      <wps:bodyPr rot="0" vert="horz" wrap="square" lIns="91440" tIns="45720" rIns="91440" bIns="45720" anchor="t" anchorCtr="0" upright="1">
-                        <a:noAutofit/>
-                      </wps:bodyPr>
-                    </wps:wsp>
-                  </a:graphicData>
-                </a:graphic>
-                <wp14:sizeRelH relativeFrom="page">
-                  <wp14:pctWidth>0</wp14:pctWidth>
-                </wp14:sizeRelH>
-                <wp14:sizeRelV relativeFrom="page">
-                  <wp14:pctHeight>0</wp14:pctHeight>
-                </wp14:sizeRelV>
-              </wp:anchor>
-            </w:drawing>
-          </mc:Choice>
-          <mc:Fallback>
-            <w:pict>
-              <v:shapetype w14:anchorId="6044954B" id="_x0000_t62" coordsize="21600,21600" o:spt="62" adj="1350,25920" path="m3600,qx,3600l0@8@12@24,0@9,,18000qy3600,21600l@6,21600@15@27@7,21600,18000,21600qx21600,18000l21600@9@18@30,21600@8,21600,3600qy18000,l@7,0@21@33@6,xe">
-                <v:stroke joinstyle="miter"/>
-                <v:formulas>
-                  <v:f eqn="sum 10800 0 #0"/>
-                  <v:f eqn="sum 10800 0 #1"/>
-                  <v:f eqn="sum #0 0 #1"/>
-                  <v:f eqn="sum @0 @1 0"/>
-                  <v:f eqn="sum 21600 0 #0"/>
-                  <v:f eqn="sum 21600 0 #1"/>
-                  <v:f eqn="if @0 3600 12600"/>
-                  <v:f eqn="if @0 9000 18000"/>
-                  <v:f eqn="if @1 3600 12600"/>
-                  <v:f eqn="if @1 9000 18000"/>
-                  <v:f eqn="if @2 0 #0"/>
-                  <v:f eqn="if @3 @10 0"/>
-                  <v:f eqn="if #0 0 @11"/>
-                  <v:f eqn="if @2 @6 #0"/>
-                  <v:f eqn="if @3 @6 @13"/>
-                  <v:f eqn="if @5 @6 @14"/>
-                  <v:f eqn="if @2 #0 21600"/>
-                  <v:f eqn="if @3 21600 @16"/>
-                  <v:f eqn="if @4 21600 @17"/>
-                  <v:f eqn="if @2 #0 @6"/>
-                  <v:f eqn="if @3 @19 @6"/>
-                  <v:f eqn="if #1 @6 @20"/>
-                  <v:f eqn="if @2 @8 #1"/>
-                  <v:f eqn="if @3 @22 @8"/>
-                  <v:f eqn="if #0 @8 @23"/>
-                  <v:f eqn="if @2 21600 #1"/>
-                  <v:f eqn="if @3 21600 @25"/>
-                  <v:f eqn="if @5 21600 @26"/>
-                  <v:f eqn="if @2 #1 @8"/>
-                  <v:f eqn="if @3 @8 @28"/>
-                  <v:f eqn="if @4 @8 @29"/>
-                  <v:f eqn="if @2 #1 0"/>
-                  <v:f eqn="if @3 @31 0"/>
-                  <v:f eqn="if #1 0 @32"/>
-                  <v:f eqn="val #0"/>
-                  <v:f eqn="val #1"/>
-                </v:formulas>
-                <v:path o:connecttype="custom" o:connectlocs="10800,0;0,10800;10800,21600;21600,10800;@34,@35" textboxrect="791,791,20809,20809"/>
-                <v:handles>
-                  <v:h position="#0,#1"/>
-                </v:handles>
-              </v:shapetype>
-              <v:shape id="自选图形 126" o:spid="_x0000_s1026" type="#_x0000_t62" style="position:absolute;left:0;text-align:left;margin-left:453.35pt;margin-top:-23pt;width:155pt;height:53.65pt;z-index:251660288;visibility:visible;mso-wrap-style:square;mso-width-percent:0;mso-height-percent:0;mso-wrap-distance-left:9pt;mso-wrap-distance-top:0;mso-wrap-distance-right:9pt;mso-wrap-distance-bottom:0;mso-position-horizontal:absolute;mso-position-horizontal-relative:text;mso-position-vertical:absolute;mso-position-vertical-relative:text;mso-width-percent:0;mso-height-percent:0;mso-width-relative:page;mso-height-relative:page;v-text-anchor:top" o:gfxdata="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" adj="-2927,23940" strokecolor="red">
-                <v:textbox>
-                  <w:txbxContent>
-                    <w:p>
-                      <w:pPr>
-                        <w:ind w:firstLineChars="0" w:firstLine="0"/>
-                        <w:rPr>
-                          <w:rFonts w:ascii="宋体" w:eastAsia="宋体" w:hAnsi="宋体" w:hint="eastAsia"/>
-                          <w:sz w:val="21"/>
-                          <w:szCs w:val="21"/>
-                        </w:rPr>
-                      </w:pPr>
-                      <w:r>
-                        <w:rPr>
-                          <w:rFonts w:ascii="仿宋" w:hAnsi="仿宋" w:hint="eastAsia"/>
-                          <w:b/>
-                          <w:color w:val="FF0000"/>
-                          <w:sz w:val="32"/>
-                          <w:szCs w:val="32"/>
-                        </w:rPr>
-                        <w:t>此页单面打印</w:t>
-                      </w:r>
-                    </w:p>
-                  </w:txbxContent>
-                </v:textbox>
-              </v:shape>
-            </w:pict>
-          </mc:Fallback>
-        </mc:AlternateContent>
-      </w:r>
-      <w:r>
-        <w:rPr>
           <w:rFonts w:ascii="仿宋" w:hAnsi="仿宋" w:hint="eastAsia"/>
           <w:b/>
           <w:sz w:val="32"/>
           <w:szCs w:val="32"/>
         </w:rPr>
+        <w:lastRenderedPageBreak/>
         <w:t>浙江大学本科生毕业论文（设计）承诺书</w:t>
       </w:r>
     </w:p>
@@ -1250,142 +1066,13 @@
     <w:p>
       <w:pPr>
         <w:snapToGrid w:val="0"/>
-        <w:ind w:firstLine="641"/>
+        <w:ind w:firstLine="560"/>
         <w:rPr>
           <w:rFonts w:ascii="仿宋" w:hAnsi="仿宋" w:hint="eastAsia"/>
           <w:sz w:val="28"/>
           <w:szCs w:val="28"/>
         </w:rPr>
       </w:pPr>
-      <w:r>
-        <w:rPr>
-          <w:rFonts w:eastAsia="华文仿宋" w:hint="eastAsia"/>
-          <w:b/>
-          <w:bCs/>
-          <w:noProof/>
-          <w:sz w:val="32"/>
-        </w:rPr>
-        <mc:AlternateContent>
-          <mc:Choice Requires="wps">
-            <w:drawing>
-              <wp:anchor distT="0" distB="0" distL="114300" distR="114300" simplePos="0" relativeHeight="251661312" behindDoc="0" locked="0" layoutInCell="1" allowOverlap="1" wp14:anchorId="42203790" wp14:editId="725658C1">
-                <wp:simplePos x="0" y="0"/>
-                <wp:positionH relativeFrom="column">
-                  <wp:posOffset>5300345</wp:posOffset>
-                </wp:positionH>
-                <wp:positionV relativeFrom="paragraph">
-                  <wp:posOffset>1115060</wp:posOffset>
-                </wp:positionV>
-                <wp:extent cx="2298700" cy="986790"/>
-                <wp:effectExtent l="1288415" t="5715" r="13335" b="45720"/>
-                <wp:wrapNone/>
-                <wp:docPr id="2037631783" name="自选图形 127"/>
-                <wp:cNvGraphicFramePr>
-                  <a:graphicFrameLocks xmlns:a="http://schemas.openxmlformats.org/drawingml/2006/main"/>
-                </wp:cNvGraphicFramePr>
-                <a:graphic xmlns:a="http://schemas.openxmlformats.org/drawingml/2006/main">
-                  <a:graphicData uri="http://schemas.microsoft.com/office/word/2010/wordprocessingShape">
-                    <wps:wsp>
-                      <wps:cNvSpPr>
-                        <a:spLocks noChangeArrowheads="1"/>
-                      </wps:cNvSpPr>
-                      <wps:spPr bwMode="auto">
-                        <a:xfrm>
-                          <a:off x="0" y="0"/>
-                          <a:ext cx="2298700" cy="986790"/>
-                        </a:xfrm>
-                        <a:prstGeom prst="wedgeRoundRectCallout">
-                          <a:avLst>
-                            <a:gd name="adj1" fmla="val -103509"/>
-                            <a:gd name="adj2" fmla="val 52421"/>
-                            <a:gd name="adj3" fmla="val 16667"/>
-                          </a:avLst>
-                        </a:prstGeom>
-                        <a:solidFill>
-                          <a:srgbClr val="FFFFFF"/>
-                        </a:solidFill>
-                        <a:ln w="9525" cmpd="sng">
-                          <a:solidFill>
-                            <a:srgbClr val="FF0000"/>
-                          </a:solidFill>
-                          <a:miter lim="800000"/>
-                          <a:headEnd/>
-                          <a:tailEnd/>
-                        </a:ln>
-                        <a:effectLst/>
-                        <a:extLst>
-                          <a:ext uri="{AF507438-7753-43E0-B8FC-AC1667EBCBE1}">
-                            <a14:hiddenEffects xmlns:a14="http://schemas.microsoft.com/office/drawing/2010/main">
-                              <a:effectLst>
-                                <a:outerShdw dist="35921" dir="2700000" algn="ctr" rotWithShape="0">
-                                  <a:srgbClr val="808080"/>
-                                </a:outerShdw>
-                              </a:effectLst>
-                            </a14:hiddenEffects>
-                          </a:ext>
-                        </a:extLst>
-                      </wps:spPr>
-                      <wps:txbx>
-                        <w:txbxContent>
-                          <w:p>
-                            <w:pPr>
-                              <w:ind w:firstLineChars="0" w:firstLine="0"/>
-                            </w:pPr>
-                            <w:r>
-                              <w:rPr>
-                                <w:rFonts w:ascii="仿宋" w:hAnsi="仿宋" w:hint="eastAsia"/>
-                                <w:b/>
-                                <w:color w:val="FF0000"/>
-                                <w:sz w:val="32"/>
-                                <w:szCs w:val="32"/>
-                              </w:rPr>
-                              <w:t>作者、指导教师都需要亲笔签名</w:t>
-                            </w:r>
-                          </w:p>
-                        </w:txbxContent>
-                      </wps:txbx>
-                      <wps:bodyPr rot="0" vert="horz" wrap="square" lIns="91440" tIns="45720" rIns="91440" bIns="45720" anchor="t" anchorCtr="0" upright="1">
-                        <a:noAutofit/>
-                      </wps:bodyPr>
-                    </wps:wsp>
-                  </a:graphicData>
-                </a:graphic>
-                <wp14:sizeRelH relativeFrom="page">
-                  <wp14:pctWidth>0</wp14:pctWidth>
-                </wp14:sizeRelH>
-                <wp14:sizeRelV relativeFrom="page">
-                  <wp14:pctHeight>0</wp14:pctHeight>
-                </wp14:sizeRelV>
-              </wp:anchor>
-            </w:drawing>
-          </mc:Choice>
-          <mc:Fallback>
-            <w:pict>
-              <v:shape w14:anchorId="42203790" id="自选图形 127" o:spid="_x0000_s1027" type="#_x0000_t62" style="position:absolute;left:0;text-align:left;margin-left:417.35pt;margin-top:87.8pt;width:181pt;height:77.7pt;z-index:251661312;visibility:visible;mso-wrap-style:square;mso-width-percent:0;mso-height-percent:0;mso-wrap-distance-left:9pt;mso-wrap-distance-top:0;mso-wrap-distance-right:9pt;mso-wrap-distance-bottom:0;mso-position-horizontal:absolute;mso-position-horizontal-relative:text;mso-position-vertical:absolute;mso-position-vertical-relative:text;mso-width-percent:0;mso-height-percent:0;mso-width-relative:page;mso-height-relative:page;v-text-anchor:top" o:gfxdata="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" adj="-11558,22123" strokecolor="red">
-                <v:textbox>
-                  <w:txbxContent>
-                    <w:p>
-                      <w:pPr>
-                        <w:ind w:firstLineChars="0" w:firstLine="0"/>
-                      </w:pPr>
-                      <w:r>
-                        <w:rPr>
-                          <w:rFonts w:ascii="仿宋" w:hAnsi="仿宋" w:hint="eastAsia"/>
-                          <w:b/>
-                          <w:color w:val="FF0000"/>
-                          <w:sz w:val="32"/>
-                          <w:szCs w:val="32"/>
-                        </w:rPr>
-                        <w:t>作者、指导教师都需要亲笔签名</w:t>
-                      </w:r>
-                    </w:p>
-                  </w:txbxContent>
-                </v:textbox>
-              </v:shape>
-            </w:pict>
-          </mc:Fallback>
-        </mc:AlternateContent>
-      </w:r>
       <w:r>
         <w:rPr>
           <w:rFonts w:ascii="仿宋" w:hAnsi="仿宋" w:hint="eastAsia"/>
@@ -1476,8 +1163,53 @@
     <w:p>
       <w:pPr>
         <w:snapToGrid w:val="0"/>
-        <w:ind w:firstLine="560"/>
-        <w:jc w:val="center"/>
+        <w:ind w:firstLineChars="0" w:firstLine="0"/>
+        <w:rPr>
+          <w:rFonts w:ascii="仿宋" w:hAnsi="仿宋"/>
+          <w:sz w:val="28"/>
+          <w:szCs w:val="28"/>
+        </w:rPr>
+      </w:pPr>
+      <w:r>
+        <w:rPr>
+          <w:rFonts w:ascii="仿宋" w:hAnsi="仿宋" w:hint="eastAsia"/>
+          <w:sz w:val="28"/>
+          <w:szCs w:val="28"/>
+        </w:rPr>
+        <w:t>签字日期：    年   月   日    签字日期</w:t>
+      </w:r>
+      <w:r>
+        <w:rPr>
+          <w:rFonts w:ascii="仿宋" w:hAnsi="仿宋"/>
+          <w:sz w:val="28"/>
+          <w:szCs w:val="28"/>
+        </w:rPr>
+        <w:t>：</w:t>
+      </w:r>
+      <w:r>
+        <w:rPr>
+          <w:rFonts w:ascii="仿宋" w:hAnsi="仿宋" w:hint="eastAsia"/>
+          <w:sz w:val="28"/>
+          <w:szCs w:val="28"/>
+        </w:rPr>
+        <w:t xml:space="preserve">     年   月  日</w:t>
+      </w:r>
+    </w:p>
+    <w:p>
+      <w:pPr>
+        <w:snapToGrid w:val="0"/>
+        <w:ind w:firstLineChars="0" w:firstLine="0"/>
+        <w:rPr>
+          <w:rFonts w:ascii="仿宋" w:hAnsi="仿宋"/>
+          <w:sz w:val="28"/>
+          <w:szCs w:val="28"/>
+        </w:rPr>
+      </w:pPr>
+    </w:p>
+    <w:p>
+      <w:pPr>
+        <w:snapToGrid w:val="0"/>
+        <w:ind w:firstLineChars="0" w:firstLine="0"/>
         <w:rPr>
           <w:rFonts w:ascii="仿宋" w:hAnsi="仿宋" w:hint="eastAsia"/>
           <w:sz w:val="28"/>
@@ -1496,199 +1228,17 @@
           <w:docGrid w:type="linesAndChars" w:linePitch="312"/>
         </w:sectPr>
       </w:pPr>
-      <w:r>
+    </w:p>
+    <w:p>
+      <w:pPr>
+        <w:snapToGrid w:val="0"/>
+        <w:ind w:firstLineChars="0" w:firstLine="0"/>
         <w:rPr>
           <w:rFonts w:ascii="仿宋" w:hAnsi="仿宋" w:hint="eastAsia"/>
           <w:sz w:val="28"/>
           <w:szCs w:val="28"/>
         </w:rPr>
-        <w:t>签字日期：    年   月   日    签字日期</w:t>
-      </w:r>
-      <w:r>
-        <w:rPr>
-          <w:rFonts w:ascii="仿宋" w:hAnsi="仿宋"/>
-          <w:sz w:val="28"/>
-          <w:szCs w:val="28"/>
-        </w:rPr>
-        <w:t>：</w:t>
-      </w:r>
-      <w:r>
-        <w:rPr>
-          <w:rFonts w:ascii="仿宋" w:hAnsi="仿宋" w:hint="eastAsia"/>
-          <w:sz w:val="28"/>
-          <w:szCs w:val="28"/>
-        </w:rPr>
-        <w:t xml:space="preserve">     年   月  日</w:t>
-      </w:r>
-    </w:p>
-    <w:p>
-      <w:pPr>
-        <w:snapToGrid w:val="0"/>
-        <w:ind w:firstLineChars="0" w:firstLine="0"/>
-        <w:rPr>
-          <w:rFonts w:ascii="仿宋" w:hAnsi="仿宋" w:hint="eastAsia"/>
-          <w:sz w:val="28"/>
-          <w:szCs w:val="28"/>
-        </w:rPr>
-      </w:pPr>
-      <w:r>
-        <w:rPr>
-          <w:rFonts w:hint="eastAsia"/>
-          <w:b/>
-          <w:bCs/>
-          <w:noProof/>
-          <w:sz w:val="32"/>
-        </w:rPr>
-        <w:lastRenderedPageBreak/>
-        <mc:AlternateContent>
-          <mc:Choice Requires="wps">
-            <w:drawing>
-              <wp:anchor distT="0" distB="0" distL="114300" distR="114300" simplePos="0" relativeHeight="251653120" behindDoc="0" locked="0" layoutInCell="1" allowOverlap="1" wp14:anchorId="69005691" wp14:editId="72A998A7">
-                <wp:simplePos x="0" y="0"/>
-                <wp:positionH relativeFrom="column">
-                  <wp:posOffset>5581015</wp:posOffset>
-                </wp:positionH>
-                <wp:positionV relativeFrom="paragraph">
-                  <wp:posOffset>-225425</wp:posOffset>
-                </wp:positionV>
-                <wp:extent cx="2696845" cy="850265"/>
-                <wp:effectExtent l="2245360" t="12065" r="10795" b="13970"/>
-                <wp:wrapNone/>
-                <wp:docPr id="663814312" name="自选图形 113"/>
-                <wp:cNvGraphicFramePr>
-                  <a:graphicFrameLocks xmlns:a="http://schemas.openxmlformats.org/drawingml/2006/main"/>
-                </wp:cNvGraphicFramePr>
-                <a:graphic xmlns:a="http://schemas.openxmlformats.org/drawingml/2006/main">
-                  <a:graphicData uri="http://schemas.microsoft.com/office/word/2010/wordprocessingShape">
-                    <wps:wsp>
-                      <wps:cNvSpPr>
-                        <a:spLocks noChangeArrowheads="1"/>
-                      </wps:cNvSpPr>
-                      <wps:spPr bwMode="auto">
-                        <a:xfrm>
-                          <a:off x="0" y="0"/>
-                          <a:ext cx="2696845" cy="850265"/>
-                        </a:xfrm>
-                        <a:prstGeom prst="wedgeRoundRectCallout">
-                          <a:avLst>
-                            <a:gd name="adj1" fmla="val -132806"/>
-                            <a:gd name="adj2" fmla="val 31329"/>
-                            <a:gd name="adj3" fmla="val 16667"/>
-                          </a:avLst>
-                        </a:prstGeom>
-                        <a:solidFill>
-                          <a:srgbClr val="FFFFFF"/>
-                        </a:solidFill>
-                        <a:ln w="9525" cmpd="sng">
-                          <a:solidFill>
-                            <a:srgbClr val="FF0000"/>
-                          </a:solidFill>
-                          <a:miter lim="800000"/>
-                          <a:headEnd/>
-                          <a:tailEnd/>
-                        </a:ln>
-                        <a:effectLst/>
-                        <a:extLst>
-                          <a:ext uri="{AF507438-7753-43E0-B8FC-AC1667EBCBE1}">
-                            <a14:hiddenEffects xmlns:a14="http://schemas.microsoft.com/office/drawing/2010/main">
-                              <a:effectLst>
-                                <a:outerShdw dist="35921" dir="2700000" algn="ctr" rotWithShape="0">
-                                  <a:srgbClr val="808080"/>
-                                </a:outerShdw>
-                              </a:effectLst>
-                            </a14:hiddenEffects>
-                          </a:ext>
-                        </a:extLst>
-                      </wps:spPr>
-                      <wps:txbx>
-                        <w:txbxContent>
-                          <w:p>
-                            <w:pPr>
-                              <w:spacing w:line="240" w:lineRule="auto"/>
-                              <w:ind w:firstLineChars="0" w:firstLine="0"/>
-                              <w:rPr>
-                                <w:rFonts w:eastAsia="宋体"/>
-                                <w:sz w:val="21"/>
-                                <w:szCs w:val="21"/>
-                              </w:rPr>
-                            </w:pPr>
-                            <w:r>
-                              <w:rPr>
-                                <w:rFonts w:eastAsia="宋体" w:hint="eastAsia"/>
-                                <w:sz w:val="21"/>
-                                <w:szCs w:val="21"/>
-                              </w:rPr>
-                              <w:t>标题采用仿宋三号字体加粗格式，并居中对齐</w:t>
-                            </w:r>
-                            <w:r>
-                              <w:rPr>
-                                <w:rFonts w:hint="eastAsia"/>
-                                <w:b/>
-                                <w:bCs/>
-                                <w:color w:val="FF0000"/>
-                                <w:sz w:val="32"/>
-                              </w:rPr>
-                              <w:t>（此页单面打印）</w:t>
-                            </w:r>
-                          </w:p>
-                        </w:txbxContent>
-                      </wps:txbx>
-                      <wps:bodyPr rot="0" vert="horz" wrap="square" lIns="91440" tIns="45720" rIns="91440" bIns="45720" anchor="t" anchorCtr="0" upright="1">
-                        <a:noAutofit/>
-                      </wps:bodyPr>
-                    </wps:wsp>
-                  </a:graphicData>
-                </a:graphic>
-                <wp14:sizeRelH relativeFrom="page">
-                  <wp14:pctWidth>0</wp14:pctWidth>
-                </wp14:sizeRelH>
-                <wp14:sizeRelV relativeFrom="page">
-                  <wp14:pctHeight>0</wp14:pctHeight>
-                </wp14:sizeRelV>
-              </wp:anchor>
-            </w:drawing>
-          </mc:Choice>
-          <mc:Fallback>
-            <w:pict>
-              <v:shape w14:anchorId="69005691" id="自选图形 113" o:spid="_x0000_s1028" type="#_x0000_t62" style="position:absolute;left:0;text-align:left;margin-left:439.45pt;margin-top:-17.75pt;width:212.35pt;height:66.95pt;z-index:251653120;visibility:visible;mso-wrap-style:square;mso-width-percent:0;mso-height-percent:0;mso-wrap-distance-left:9pt;mso-wrap-distance-top:0;mso-wrap-distance-right:9pt;mso-wrap-distance-bottom:0;mso-position-horizontal:absolute;mso-position-horizontal-relative:text;mso-position-vertical:absolute;mso-position-vertical-relative:text;mso-width-percent:0;mso-height-percent:0;mso-width-relative:page;mso-height-relative:page;v-text-anchor:top" o:gfxdata="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" adj="-17886,17567" strokecolor="red">
-                <v:textbox>
-                  <w:txbxContent>
-                    <w:p>
-                      <w:pPr>
-                        <w:spacing w:line="240" w:lineRule="auto"/>
-                        <w:ind w:firstLineChars="0" w:firstLine="0"/>
-                        <w:rPr>
-                          <w:rFonts w:eastAsia="宋体"/>
-                          <w:sz w:val="21"/>
-                          <w:szCs w:val="21"/>
-                        </w:rPr>
-                      </w:pPr>
-                      <w:r>
-                        <w:rPr>
-                          <w:rFonts w:eastAsia="宋体" w:hint="eastAsia"/>
-                          <w:sz w:val="21"/>
-                          <w:szCs w:val="21"/>
-                        </w:rPr>
-                        <w:t>标题采用仿宋三号字体加粗格式，并居中对齐</w:t>
-                      </w:r>
-                      <w:r>
-                        <w:rPr>
-                          <w:rFonts w:hint="eastAsia"/>
-                          <w:b/>
-                          <w:bCs/>
-                          <w:color w:val="FF0000"/>
-                          <w:sz w:val="32"/>
-                        </w:rPr>
-                        <w:t>（此页单面打印）</w:t>
-                      </w:r>
-                    </w:p>
-                  </w:txbxContent>
-                </v:textbox>
-              </v:shape>
-            </w:pict>
-          </mc:Fallback>
-        </mc:AlternateContent>
-      </w:r>
+      </w:pPr>
     </w:p>
     <w:p>
       <w:pPr>
@@ -2282,7 +1832,7 @@
         <mc:AlternateContent>
           <mc:Choice Requires="wps">
             <w:drawing>
-              <wp:anchor distT="0" distB="0" distL="114300" distR="114300" simplePos="0" relativeHeight="251659264" behindDoc="0" locked="0" layoutInCell="1" allowOverlap="1" wp14:anchorId="2A4D966B" wp14:editId="7F122171">
+              <wp:anchor distT="0" distB="0" distL="114300" distR="114300" simplePos="0" relativeHeight="251657216" behindDoc="0" locked="0" layoutInCell="1" allowOverlap="1" wp14:anchorId="2A4D966B" wp14:editId="7F122171">
                 <wp:simplePos x="0" y="0"/>
                 <wp:positionH relativeFrom="margin">
                   <wp:align>right</wp:align>
@@ -2366,7 +1916,52 @@
           </mc:Choice>
           <mc:Fallback>
             <w:pict>
-              <v:shape w14:anchorId="2A4D966B" id="自选图形 125" o:spid="_x0000_s1029" type="#_x0000_t62" style="position:absolute;left:0;text-align:left;margin-left:89.8pt;margin-top:-36pt;width:141pt;height:38.25pt;z-index:251659264;visibility:visible;mso-wrap-style:square;mso-width-percent:0;mso-height-percent:0;mso-wrap-distance-left:9pt;mso-wrap-distance-top:0;mso-wrap-distance-right:9pt;mso-wrap-distance-bottom:0;mso-position-horizontal:right;mso-position-horizontal-relative:margin;mso-position-vertical:absolute;mso-position-vertical-relative:text;mso-width-percent:0;mso-height-percent:0;mso-width-relative:page;mso-height-relative:page;v-text-anchor:top" o:gfxdata="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" adj="-1501,29732">
+              <v:shapetype w14:anchorId="2A4D966B" id="_x0000_t62" coordsize="21600,21600" o:spt="62" adj="1350,25920" path="m3600,qx,3600l0@8@12@24,0@9,,18000qy3600,21600l@6,21600@15@27@7,21600,18000,21600qx21600,18000l21600@9@18@30,21600@8,21600,3600qy18000,l@7,0@21@33@6,xe">
+                <v:stroke joinstyle="miter"/>
+                <v:formulas>
+                  <v:f eqn="sum 10800 0 #0"/>
+                  <v:f eqn="sum 10800 0 #1"/>
+                  <v:f eqn="sum #0 0 #1"/>
+                  <v:f eqn="sum @0 @1 0"/>
+                  <v:f eqn="sum 21600 0 #0"/>
+                  <v:f eqn="sum 21600 0 #1"/>
+                  <v:f eqn="if @0 3600 12600"/>
+                  <v:f eqn="if @0 9000 18000"/>
+                  <v:f eqn="if @1 3600 12600"/>
+                  <v:f eqn="if @1 9000 18000"/>
+                  <v:f eqn="if @2 0 #0"/>
+                  <v:f eqn="if @3 @10 0"/>
+                  <v:f eqn="if #0 0 @11"/>
+                  <v:f eqn="if @2 @6 #0"/>
+                  <v:f eqn="if @3 @6 @13"/>
+                  <v:f eqn="if @5 @6 @14"/>
+                  <v:f eqn="if @2 #0 21600"/>
+                  <v:f eqn="if @3 21600 @16"/>
+                  <v:f eqn="if @4 21600 @17"/>
+                  <v:f eqn="if @2 #0 @6"/>
+                  <v:f eqn="if @3 @19 @6"/>
+                  <v:f eqn="if #1 @6 @20"/>
+                  <v:f eqn="if @2 @8 #1"/>
+                  <v:f eqn="if @3 @22 @8"/>
+                  <v:f eqn="if #0 @8 @23"/>
+                  <v:f eqn="if @2 21600 #1"/>
+                  <v:f eqn="if @3 21600 @25"/>
+                  <v:f eqn="if @5 21600 @26"/>
+                  <v:f eqn="if @2 #1 @8"/>
+                  <v:f eqn="if @3 @8 @28"/>
+                  <v:f eqn="if @4 @8 @29"/>
+                  <v:f eqn="if @2 #1 0"/>
+                  <v:f eqn="if @3 @31 0"/>
+                  <v:f eqn="if #1 0 @32"/>
+                  <v:f eqn="val #0"/>
+                  <v:f eqn="val #1"/>
+                </v:formulas>
+                <v:path o:connecttype="custom" o:connectlocs="10800,0;0,10800;10800,21600;21600,10800;@34,@35" textboxrect="791,791,20809,20809"/>
+                <v:handles>
+                  <v:h position="#0,#1"/>
+                </v:handles>
+              </v:shapetype>
+              <v:shape id="自选图形 125" o:spid="_x0000_s1026" type="#_x0000_t62" style="position:absolute;left:0;text-align:left;margin-left:89.8pt;margin-top:-36pt;width:141pt;height:38.25pt;z-index:251657216;visibility:visible;mso-wrap-style:square;mso-width-percent:0;mso-height-percent:0;mso-wrap-distance-left:9pt;mso-wrap-distance-top:0;mso-wrap-distance-right:9pt;mso-wrap-distance-bottom:0;mso-position-horizontal:right;mso-position-horizontal-relative:margin;mso-position-vertical:absolute;mso-position-vertical-relative:text;mso-width-percent:0;mso-height-percent:0;mso-width-relative:page;mso-height-relative:page;v-text-anchor:top" o:gfxdata="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" adj="-1501,29732">
                 <v:textbox>
                   <w:txbxContent>
                     <w:p>
@@ -2428,7 +2023,7 @@
         <mc:AlternateContent>
           <mc:Choice Requires="wps">
             <w:drawing>
-              <wp:anchor distT="0" distB="0" distL="114300" distR="114300" simplePos="0" relativeHeight="251662336" behindDoc="0" locked="0" layoutInCell="1" allowOverlap="1" wp14:anchorId="3631A9D8" wp14:editId="28AF0EE9">
+              <wp:anchor distT="0" distB="0" distL="114300" distR="114300" simplePos="0" relativeHeight="251660288" behindDoc="0" locked="0" layoutInCell="1" allowOverlap="1" wp14:anchorId="3631A9D8" wp14:editId="28AF0EE9">
                 <wp:simplePos x="0" y="0"/>
                 <wp:positionH relativeFrom="column">
                   <wp:posOffset>1874017</wp:posOffset>
@@ -2519,7 +2114,7 @@
           </mc:Choice>
           <mc:Fallback>
             <w:pict>
-              <v:shape w14:anchorId="3631A9D8" id="自选图形 128" o:spid="_x0000_s1030" type="#_x0000_t62" style="position:absolute;margin-left:147.55pt;margin-top:21.75pt;width:208.95pt;height:55.25pt;z-index:251662336;visibility:visible;mso-wrap-style:square;mso-width-percent:0;mso-height-percent:0;mso-wrap-distance-left:9pt;mso-wrap-distance-top:0;mso-wrap-distance-right:9pt;mso-wrap-distance-bottom:0;mso-position-horizontal:absolute;mso-position-horizontal-relative:text;mso-position-vertical:absolute;mso-position-vertical-relative:text;mso-width-percent:0;mso-height-percent:0;mso-width-relative:page;mso-height-relative:page;v-text-anchor:top" o:gfxdata="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" adj="-17567,3929">
+              <v:shape w14:anchorId="3631A9D8" id="自选图形 128" o:spid="_x0000_s1027" type="#_x0000_t62" style="position:absolute;margin-left:147.55pt;margin-top:21.75pt;width:208.95pt;height:55.25pt;z-index:251660288;visibility:visible;mso-wrap-style:square;mso-width-percent:0;mso-height-percent:0;mso-wrap-distance-left:9pt;mso-wrap-distance-top:0;mso-wrap-distance-right:9pt;mso-wrap-distance-bottom:0;mso-position-horizontal:absolute;mso-position-horizontal-relative:text;mso-position-vertical:absolute;mso-position-vertical-relative:text;mso-width-percent:0;mso-height-percent:0;mso-width-relative:page;mso-height-relative:page;v-text-anchor:top" o:gfxdata="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" adj="-17567,3929">
                 <v:textbox>
                   <w:txbxContent>
                     <w:p>
@@ -2603,7 +2198,7 @@
         </w:rPr>
         <w:fldChar w:fldCharType="separate"/>
       </w:r>
-      <w:hyperlink w:anchor="_Toc227594929" w:history="1">
+      <w:hyperlink w:anchor="_Toc227862820" w:history="1">
         <w:r>
           <w:rPr>
             <w:rStyle w:val="af7"/>
@@ -2662,7 +2257,7 @@
             <w:noProof/>
             <w:webHidden/>
           </w:rPr>
-          <w:instrText>PAGEREF _Toc227594929 \h</w:instrText>
+          <w:instrText>PAGEREF _Toc227862820 \h</w:instrText>
         </w:r>
         <w:r>
           <w:rPr>
@@ -2718,12 +2313,29 @@
           <w14:ligatures w14:val="standardContextual"/>
         </w:rPr>
       </w:pPr>
-      <w:hyperlink w:anchor="_Toc227594930" w:history="1">
+      <w:hyperlink w:anchor="_Toc227862821" w:history="1">
         <w:r>
           <w:rPr>
             <w:rStyle w:val="af7"/>
             <w:rFonts w:hint="eastAsia"/>
             <w:noProof/>
+            <w:highlight w:val="lightGray"/>
+          </w:rPr>
+          <w:t>1.1</w:t>
+        </w:r>
+        <w:r>
+          <w:rPr>
+            <w:rStyle w:val="af7"/>
+            <w:rFonts w:hint="eastAsia"/>
+            <w:noProof/>
+          </w:rPr>
+          <w:t xml:space="preserve"> </w:t>
+        </w:r>
+        <w:r>
+          <w:rPr>
+            <w:rStyle w:val="af7"/>
+            <w:rFonts w:hint="eastAsia"/>
+            <w:noProof/>
           </w:rPr>
           <w:t>研究背景与意义</w:t>
         </w:r>
@@ -2756,7 +2368,7 @@
             <w:noProof/>
             <w:webHidden/>
           </w:rPr>
-          <w:instrText>PAGEREF _Toc227594930 \h</w:instrText>
+          <w:instrText>PAGEREF _Toc227862821 \h</w:instrText>
         </w:r>
         <w:r>
           <w:rPr>
@@ -2787,6 +2399,450 @@
             <w:webHidden/>
           </w:rPr>
           <w:t>2</w:t>
+        </w:r>
+        <w:r>
+          <w:rPr>
+            <w:rFonts w:hint="eastAsia"/>
+            <w:noProof/>
+            <w:webHidden/>
+          </w:rPr>
+          <w:fldChar w:fldCharType="end"/>
+        </w:r>
+      </w:hyperlink>
+    </w:p>
+    <w:p>
+      <w:pPr>
+        <w:pStyle w:val="TOC3"/>
+        <w:tabs>
+          <w:tab w:val="right" w:leader="dot" w:pos="8302"/>
+        </w:tabs>
+        <w:ind w:firstLine="480"/>
+        <w:rPr>
+          <w:rFonts w:asciiTheme="minorHAnsi" w:eastAsiaTheme="minorEastAsia" w:hAnsiTheme="minorHAnsi" w:cstheme="minorBidi" w:hint="eastAsia"/>
+          <w:smallCaps w:val="0"/>
+          <w:noProof/>
+          <w:sz w:val="22"/>
+          <w14:ligatures w14:val="standardContextual"/>
+        </w:rPr>
+      </w:pPr>
+      <w:hyperlink w:anchor="_Toc227862822" w:history="1">
+        <w:r>
+          <w:rPr>
+            <w:rStyle w:val="af7"/>
+            <w:rFonts w:hint="eastAsia"/>
+            <w:noProof/>
+          </w:rPr>
+          <w:t xml:space="preserve">1.1.1 </w:t>
+        </w:r>
+        <w:r>
+          <w:rPr>
+            <w:rStyle w:val="af7"/>
+            <w:rFonts w:hint="eastAsia"/>
+            <w:noProof/>
+          </w:rPr>
+          <w:t>建筑业数字化转型与</w:t>
+        </w:r>
+        <w:r>
+          <w:rPr>
+            <w:rStyle w:val="af7"/>
+            <w:rFonts w:hint="eastAsia"/>
+            <w:noProof/>
+          </w:rPr>
+          <w:t>BIM</w:t>
+        </w:r>
+        <w:r>
+          <w:rPr>
+            <w:rStyle w:val="af7"/>
+            <w:rFonts w:hint="eastAsia"/>
+            <w:noProof/>
+          </w:rPr>
+          <w:t>技术发展</w:t>
+        </w:r>
+        <w:r>
+          <w:rPr>
+            <w:rFonts w:hint="eastAsia"/>
+            <w:noProof/>
+            <w:webHidden/>
+          </w:rPr>
+          <w:tab/>
+        </w:r>
+        <w:r>
+          <w:rPr>
+            <w:rFonts w:hint="eastAsia"/>
+            <w:noProof/>
+            <w:webHidden/>
+          </w:rPr>
+          <w:fldChar w:fldCharType="begin"/>
+        </w:r>
+        <w:r>
+          <w:rPr>
+            <w:rFonts w:hint="eastAsia"/>
+            <w:noProof/>
+            <w:webHidden/>
+          </w:rPr>
+          <w:instrText xml:space="preserve"> </w:instrText>
+        </w:r>
+        <w:r>
+          <w:rPr>
+            <w:noProof/>
+            <w:webHidden/>
+          </w:rPr>
+          <w:instrText>PAGEREF _Toc227862822 \h</w:instrText>
+        </w:r>
+        <w:r>
+          <w:rPr>
+            <w:rFonts w:hint="eastAsia"/>
+            <w:noProof/>
+            <w:webHidden/>
+          </w:rPr>
+          <w:instrText xml:space="preserve"> </w:instrText>
+        </w:r>
+        <w:r>
+          <w:rPr>
+            <w:rFonts w:hint="eastAsia"/>
+            <w:noProof/>
+            <w:webHidden/>
+          </w:rPr>
+        </w:r>
+        <w:r>
+          <w:rPr>
+            <w:rFonts w:hint="eastAsia"/>
+            <w:noProof/>
+            <w:webHidden/>
+          </w:rPr>
+          <w:fldChar w:fldCharType="separate"/>
+        </w:r>
+        <w:r>
+          <w:rPr>
+            <w:noProof/>
+            <w:webHidden/>
+          </w:rPr>
+          <w:t>2</w:t>
+        </w:r>
+        <w:r>
+          <w:rPr>
+            <w:rFonts w:hint="eastAsia"/>
+            <w:noProof/>
+            <w:webHidden/>
+          </w:rPr>
+          <w:fldChar w:fldCharType="end"/>
+        </w:r>
+      </w:hyperlink>
+    </w:p>
+    <w:p>
+      <w:pPr>
+        <w:pStyle w:val="TOC3"/>
+        <w:tabs>
+          <w:tab w:val="right" w:leader="dot" w:pos="8302"/>
+        </w:tabs>
+        <w:ind w:firstLine="480"/>
+        <w:rPr>
+          <w:rFonts w:asciiTheme="minorHAnsi" w:eastAsiaTheme="minorEastAsia" w:hAnsiTheme="minorHAnsi" w:cstheme="minorBidi" w:hint="eastAsia"/>
+          <w:smallCaps w:val="0"/>
+          <w:noProof/>
+          <w:sz w:val="22"/>
+          <w14:ligatures w14:val="standardContextual"/>
+        </w:rPr>
+      </w:pPr>
+      <w:hyperlink w:anchor="_Toc227862823" w:history="1">
+        <w:r>
+          <w:rPr>
+            <w:rStyle w:val="af7"/>
+            <w:rFonts w:hint="eastAsia"/>
+            <w:noProof/>
+          </w:rPr>
+          <w:t xml:space="preserve">1.1.2 </w:t>
+        </w:r>
+        <w:r>
+          <w:rPr>
+            <w:rStyle w:val="af7"/>
+            <w:rFonts w:hint="eastAsia"/>
+            <w:noProof/>
+          </w:rPr>
+          <w:t>自动化合规审查技术的智能化演进</w:t>
+        </w:r>
+        <w:r>
+          <w:rPr>
+            <w:rFonts w:hint="eastAsia"/>
+            <w:noProof/>
+            <w:webHidden/>
+          </w:rPr>
+          <w:tab/>
+        </w:r>
+        <w:r>
+          <w:rPr>
+            <w:rFonts w:hint="eastAsia"/>
+            <w:noProof/>
+            <w:webHidden/>
+          </w:rPr>
+          <w:fldChar w:fldCharType="begin"/>
+        </w:r>
+        <w:r>
+          <w:rPr>
+            <w:rFonts w:hint="eastAsia"/>
+            <w:noProof/>
+            <w:webHidden/>
+          </w:rPr>
+          <w:instrText xml:space="preserve"> </w:instrText>
+        </w:r>
+        <w:r>
+          <w:rPr>
+            <w:noProof/>
+            <w:webHidden/>
+          </w:rPr>
+          <w:instrText>PAGEREF _Toc227862823 \h</w:instrText>
+        </w:r>
+        <w:r>
+          <w:rPr>
+            <w:rFonts w:hint="eastAsia"/>
+            <w:noProof/>
+            <w:webHidden/>
+          </w:rPr>
+          <w:instrText xml:space="preserve"> </w:instrText>
+        </w:r>
+        <w:r>
+          <w:rPr>
+            <w:rFonts w:hint="eastAsia"/>
+            <w:noProof/>
+            <w:webHidden/>
+          </w:rPr>
+        </w:r>
+        <w:r>
+          <w:rPr>
+            <w:rFonts w:hint="eastAsia"/>
+            <w:noProof/>
+            <w:webHidden/>
+          </w:rPr>
+          <w:fldChar w:fldCharType="separate"/>
+        </w:r>
+        <w:r>
+          <w:rPr>
+            <w:noProof/>
+            <w:webHidden/>
+          </w:rPr>
+          <w:t>3</w:t>
+        </w:r>
+        <w:r>
+          <w:rPr>
+            <w:rFonts w:hint="eastAsia"/>
+            <w:noProof/>
+            <w:webHidden/>
+          </w:rPr>
+          <w:fldChar w:fldCharType="end"/>
+        </w:r>
+      </w:hyperlink>
+    </w:p>
+    <w:p>
+      <w:pPr>
+        <w:pStyle w:val="TOC3"/>
+        <w:tabs>
+          <w:tab w:val="right" w:leader="dot" w:pos="8302"/>
+        </w:tabs>
+        <w:ind w:firstLine="480"/>
+        <w:rPr>
+          <w:rFonts w:asciiTheme="minorHAnsi" w:eastAsiaTheme="minorEastAsia" w:hAnsiTheme="minorHAnsi" w:cstheme="minorBidi" w:hint="eastAsia"/>
+          <w:smallCaps w:val="0"/>
+          <w:noProof/>
+          <w:sz w:val="22"/>
+          <w14:ligatures w14:val="standardContextual"/>
+        </w:rPr>
+      </w:pPr>
+      <w:hyperlink w:anchor="_Toc227862824" w:history="1">
+        <w:r>
+          <w:rPr>
+            <w:rStyle w:val="af7"/>
+            <w:rFonts w:hint="eastAsia"/>
+            <w:noProof/>
+          </w:rPr>
+          <w:t xml:space="preserve">1.1.3 </w:t>
+        </w:r>
+        <w:r>
+          <w:rPr>
+            <w:rStyle w:val="af7"/>
+            <w:rFonts w:hint="eastAsia"/>
+            <w:noProof/>
+          </w:rPr>
+          <w:t>生成式</w:t>
+        </w:r>
+        <w:r>
+          <w:rPr>
+            <w:rStyle w:val="af7"/>
+            <w:rFonts w:hint="eastAsia"/>
+            <w:noProof/>
+          </w:rPr>
+          <w:t>AI</w:t>
+        </w:r>
+        <w:r>
+          <w:rPr>
+            <w:rStyle w:val="af7"/>
+            <w:rFonts w:hint="eastAsia"/>
+            <w:noProof/>
+          </w:rPr>
+          <w:t>与检索增强技术带来的契机</w:t>
+        </w:r>
+        <w:r>
+          <w:rPr>
+            <w:rFonts w:hint="eastAsia"/>
+            <w:noProof/>
+            <w:webHidden/>
+          </w:rPr>
+          <w:tab/>
+        </w:r>
+        <w:r>
+          <w:rPr>
+            <w:rFonts w:hint="eastAsia"/>
+            <w:noProof/>
+            <w:webHidden/>
+          </w:rPr>
+          <w:fldChar w:fldCharType="begin"/>
+        </w:r>
+        <w:r>
+          <w:rPr>
+            <w:rFonts w:hint="eastAsia"/>
+            <w:noProof/>
+            <w:webHidden/>
+          </w:rPr>
+          <w:instrText xml:space="preserve"> </w:instrText>
+        </w:r>
+        <w:r>
+          <w:rPr>
+            <w:noProof/>
+            <w:webHidden/>
+          </w:rPr>
+          <w:instrText>PAGEREF _Toc227862824 \h</w:instrText>
+        </w:r>
+        <w:r>
+          <w:rPr>
+            <w:rFonts w:hint="eastAsia"/>
+            <w:noProof/>
+            <w:webHidden/>
+          </w:rPr>
+          <w:instrText xml:space="preserve"> </w:instrText>
+        </w:r>
+        <w:r>
+          <w:rPr>
+            <w:rFonts w:hint="eastAsia"/>
+            <w:noProof/>
+            <w:webHidden/>
+          </w:rPr>
+        </w:r>
+        <w:r>
+          <w:rPr>
+            <w:rFonts w:hint="eastAsia"/>
+            <w:noProof/>
+            <w:webHidden/>
+          </w:rPr>
+          <w:fldChar w:fldCharType="separate"/>
+        </w:r>
+        <w:r>
+          <w:rPr>
+            <w:noProof/>
+            <w:webHidden/>
+          </w:rPr>
+          <w:t>3</w:t>
+        </w:r>
+        <w:r>
+          <w:rPr>
+            <w:rFonts w:hint="eastAsia"/>
+            <w:noProof/>
+            <w:webHidden/>
+          </w:rPr>
+          <w:fldChar w:fldCharType="end"/>
+        </w:r>
+      </w:hyperlink>
+    </w:p>
+    <w:p>
+      <w:pPr>
+        <w:pStyle w:val="TOC3"/>
+        <w:tabs>
+          <w:tab w:val="right" w:leader="dot" w:pos="8302"/>
+        </w:tabs>
+        <w:ind w:firstLine="480"/>
+        <w:rPr>
+          <w:rFonts w:asciiTheme="minorHAnsi" w:eastAsiaTheme="minorEastAsia" w:hAnsiTheme="minorHAnsi" w:cstheme="minorBidi" w:hint="eastAsia"/>
+          <w:smallCaps w:val="0"/>
+          <w:noProof/>
+          <w:sz w:val="22"/>
+          <w14:ligatures w14:val="standardContextual"/>
+        </w:rPr>
+      </w:pPr>
+      <w:hyperlink w:anchor="_Toc227862825" w:history="1">
+        <w:r>
+          <w:rPr>
+            <w:rStyle w:val="af7"/>
+            <w:rFonts w:hint="eastAsia"/>
+            <w:noProof/>
+          </w:rPr>
+          <w:t xml:space="preserve">1.1.4 </w:t>
+        </w:r>
+        <w:r>
+          <w:rPr>
+            <w:rStyle w:val="af7"/>
+            <w:rFonts w:hint="eastAsia"/>
+            <w:noProof/>
+          </w:rPr>
+          <w:t>研究意义</w:t>
+        </w:r>
+        <w:r>
+          <w:rPr>
+            <w:rFonts w:hint="eastAsia"/>
+            <w:noProof/>
+            <w:webHidden/>
+          </w:rPr>
+          <w:tab/>
+        </w:r>
+        <w:r>
+          <w:rPr>
+            <w:rFonts w:hint="eastAsia"/>
+            <w:noProof/>
+            <w:webHidden/>
+          </w:rPr>
+          <w:fldChar w:fldCharType="begin"/>
+        </w:r>
+        <w:r>
+          <w:rPr>
+            <w:rFonts w:hint="eastAsia"/>
+            <w:noProof/>
+            <w:webHidden/>
+          </w:rPr>
+          <w:instrText xml:space="preserve"> </w:instrText>
+        </w:r>
+        <w:r>
+          <w:rPr>
+            <w:noProof/>
+            <w:webHidden/>
+          </w:rPr>
+          <w:instrText>PAGEREF _Toc227862825 \h</w:instrText>
+        </w:r>
+        <w:r>
+          <w:rPr>
+            <w:rFonts w:hint="eastAsia"/>
+            <w:noProof/>
+            <w:webHidden/>
+          </w:rPr>
+          <w:instrText xml:space="preserve"> </w:instrText>
+        </w:r>
+        <w:r>
+          <w:rPr>
+            <w:rFonts w:hint="eastAsia"/>
+            <w:noProof/>
+            <w:webHidden/>
+          </w:rPr>
+        </w:r>
+        <w:r>
+          <w:rPr>
+            <w:rFonts w:hint="eastAsia"/>
+            <w:noProof/>
+            <w:webHidden/>
+          </w:rPr>
+          <w:fldChar w:fldCharType="separate"/>
+        </w:r>
+        <w:r>
+          <w:rPr>
+            <w:noProof/>
+            <w:webHidden/>
+          </w:rPr>
+          <w:t>4</w:t>
         </w:r>
         <w:r>
           <w:rPr>
@@ -2811,14 +2867,14 @@
           <w14:ligatures w14:val="standardContextual"/>
         </w:rPr>
       </w:pPr>
-      <w:hyperlink w:anchor="_Toc227594931" w:history="1">
+      <w:hyperlink w:anchor="_Toc227862826" w:history="1">
         <w:r>
           <w:rPr>
             <w:rStyle w:val="af7"/>
             <w:rFonts w:hint="eastAsia"/>
             <w:noProof/>
           </w:rPr>
-          <w:t>1.1</w:t>
+          <w:t>1.2</w:t>
         </w:r>
         <w:r>
           <w:rPr>
@@ -2837,80 +2893,7 @@
             <w:rFonts w:hint="eastAsia"/>
             <w:noProof/>
           </w:rPr>
-          <w:t>××××××××××××××××××××××××××××××××××××××××××××××××××××××××××××××××××××××××××××××××××××××××</w:t>
-        </w:r>
-        <w:r>
-          <w:rPr>
-            <w:rStyle w:val="af7"/>
-            <w:rFonts w:hint="eastAsia"/>
-            <w:noProof/>
-            <w:vertAlign w:val="superscript"/>
-          </w:rPr>
-          <w:t>[1-5]</w:t>
-        </w:r>
-        <w:r>
-          <w:rPr>
-            <w:rStyle w:val="af7"/>
-            <w:rFonts w:hint="eastAsia"/>
-            <w:noProof/>
-          </w:rPr>
-          <w:t>，××××××××××××××××××××××××××××××××××××××××××××××××××××××××××××××××××××××</w:t>
-        </w:r>
-        <w:r>
-          <w:rPr>
-            <w:rStyle w:val="af7"/>
-            <w:rFonts w:hint="eastAsia"/>
-            <w:noProof/>
-          </w:rPr>
-          <w:t>(</w:t>
-        </w:r>
-        <w:r>
-          <w:rPr>
-            <w:rStyle w:val="af7"/>
-            <w:rFonts w:hint="eastAsia"/>
-            <w:noProof/>
-          </w:rPr>
-          <w:t>小四号或</w:t>
-        </w:r>
-        <w:r>
-          <w:rPr>
-            <w:rStyle w:val="af7"/>
-            <w:rFonts w:hint="eastAsia"/>
-            <w:noProof/>
-          </w:rPr>
-          <w:t>12</w:t>
-        </w:r>
-        <w:r>
-          <w:rPr>
-            <w:rStyle w:val="af7"/>
-            <w:rFonts w:hint="eastAsia"/>
-            <w:noProof/>
-          </w:rPr>
-          <w:t>磅仿宋，</w:t>
-        </w:r>
-        <w:r>
-          <w:rPr>
-            <w:rStyle w:val="af7"/>
-            <w:rFonts w:hint="eastAsia"/>
-            <w:noProof/>
-          </w:rPr>
-          <w:t>1.5</w:t>
-        </w:r>
-        <w:r>
-          <w:rPr>
-            <w:rStyle w:val="af7"/>
-            <w:rFonts w:hint="eastAsia"/>
-            <w:noProof/>
-          </w:rPr>
-          <w:t>倍行距</w:t>
-        </w:r>
-        <w:r>
-          <w:rPr>
-            <w:rStyle w:val="af7"/>
-            <w:rFonts w:hint="eastAsia"/>
-            <w:noProof/>
-          </w:rPr>
-          <w:t>)</w:t>
+          <w:t>国内外研究现状</w:t>
         </w:r>
         <w:r>
           <w:rPr>
@@ -2941,7 +2924,7 @@
             <w:noProof/>
             <w:webHidden/>
           </w:rPr>
-          <w:instrText>PAGEREF _Toc227594931 \h</w:instrText>
+          <w:instrText>PAGEREF _Toc227862826 \h</w:instrText>
         </w:r>
         <w:r>
           <w:rPr>
@@ -2971,7 +2954,7 @@
             <w:noProof/>
             <w:webHidden/>
           </w:rPr>
-          <w:t>2</w:t>
+          <w:t>5</w:t>
         </w:r>
         <w:r>
           <w:rPr>
@@ -2998,14 +2981,14 @@
           <w14:ligatures w14:val="standardContextual"/>
         </w:rPr>
       </w:pPr>
-      <w:hyperlink w:anchor="_Toc227594932" w:history="1">
+      <w:hyperlink w:anchor="_Toc227862827" w:history="1">
         <w:r>
           <w:rPr>
             <w:rStyle w:val="af7"/>
             <w:rFonts w:hint="eastAsia"/>
             <w:noProof/>
           </w:rPr>
-          <w:t xml:space="preserve">1.1.1 </w:t>
+          <w:t xml:space="preserve">1.2.1 </w:t>
         </w:r>
         <w:r>
           <w:rPr>
@@ -3013,7 +2996,7 @@
             <w:rFonts w:hint="eastAsia"/>
             <w:noProof/>
           </w:rPr>
-          <w:t>（节的标题</w:t>
+          <w:t>海洋工程</w:t>
         </w:r>
         <w:r>
           <w:rPr>
@@ -3021,7 +3004,7 @@
             <w:rFonts w:hint="eastAsia"/>
             <w:noProof/>
           </w:rPr>
-          <w:t>----</w:t>
+          <w:t>BIM</w:t>
         </w:r>
         <w:r>
           <w:rPr>
@@ -3029,7 +3012,7 @@
             <w:rFonts w:hint="eastAsia"/>
             <w:noProof/>
           </w:rPr>
-          <w:t>四号仿宋加粗）</w:t>
+          <w:t>全生命周期应用现状</w:t>
         </w:r>
         <w:r>
           <w:rPr>
@@ -3060,7 +3043,7 @@
             <w:noProof/>
             <w:webHidden/>
           </w:rPr>
-          <w:instrText>PAGEREF _Toc227594932 \h</w:instrText>
+          <w:instrText>PAGEREF _Toc227862827 \h</w:instrText>
         </w:r>
         <w:r>
           <w:rPr>
@@ -3090,7 +3073,348 @@
             <w:noProof/>
             <w:webHidden/>
           </w:rPr>
-          <w:t>2</w:t>
+          <w:t>5</w:t>
+        </w:r>
+        <w:r>
+          <w:rPr>
+            <w:rFonts w:hint="eastAsia"/>
+            <w:noProof/>
+            <w:webHidden/>
+          </w:rPr>
+          <w:fldChar w:fldCharType="end"/>
+        </w:r>
+      </w:hyperlink>
+    </w:p>
+    <w:p>
+      <w:pPr>
+        <w:pStyle w:val="TOC3"/>
+        <w:tabs>
+          <w:tab w:val="right" w:leader="dot" w:pos="8302"/>
+        </w:tabs>
+        <w:ind w:firstLine="480"/>
+        <w:rPr>
+          <w:rFonts w:asciiTheme="minorHAnsi" w:eastAsiaTheme="minorEastAsia" w:hAnsiTheme="minorHAnsi" w:cstheme="minorBidi" w:hint="eastAsia"/>
+          <w:smallCaps w:val="0"/>
+          <w:noProof/>
+          <w:sz w:val="22"/>
+          <w14:ligatures w14:val="standardContextual"/>
+        </w:rPr>
+      </w:pPr>
+      <w:hyperlink w:anchor="_Toc227862828" w:history="1">
+        <w:r>
+          <w:rPr>
+            <w:rStyle w:val="af7"/>
+            <w:rFonts w:hint="eastAsia"/>
+            <w:noProof/>
+          </w:rPr>
+          <w:t xml:space="preserve">1.2.2 </w:t>
+        </w:r>
+        <w:r>
+          <w:rPr>
+            <w:rStyle w:val="af7"/>
+            <w:rFonts w:hint="eastAsia"/>
+            <w:noProof/>
+          </w:rPr>
+          <w:t>建筑合规审查与</w:t>
+        </w:r>
+        <w:r>
+          <w:rPr>
+            <w:rStyle w:val="af7"/>
+            <w:rFonts w:hint="eastAsia"/>
+            <w:noProof/>
+          </w:rPr>
+          <w:t>AI</w:t>
+        </w:r>
+        <w:r>
+          <w:rPr>
+            <w:rStyle w:val="af7"/>
+            <w:rFonts w:hint="eastAsia"/>
+            <w:noProof/>
+          </w:rPr>
+          <w:t>技术的智能化演进</w:t>
+        </w:r>
+        <w:r>
+          <w:rPr>
+            <w:rFonts w:hint="eastAsia"/>
+            <w:noProof/>
+            <w:webHidden/>
+          </w:rPr>
+          <w:tab/>
+        </w:r>
+        <w:r>
+          <w:rPr>
+            <w:rFonts w:hint="eastAsia"/>
+            <w:noProof/>
+            <w:webHidden/>
+          </w:rPr>
+          <w:fldChar w:fldCharType="begin"/>
+        </w:r>
+        <w:r>
+          <w:rPr>
+            <w:rFonts w:hint="eastAsia"/>
+            <w:noProof/>
+            <w:webHidden/>
+          </w:rPr>
+          <w:instrText xml:space="preserve"> </w:instrText>
+        </w:r>
+        <w:r>
+          <w:rPr>
+            <w:noProof/>
+            <w:webHidden/>
+          </w:rPr>
+          <w:instrText>PAGEREF _Toc227862828 \h</w:instrText>
+        </w:r>
+        <w:r>
+          <w:rPr>
+            <w:rFonts w:hint="eastAsia"/>
+            <w:noProof/>
+            <w:webHidden/>
+          </w:rPr>
+          <w:instrText xml:space="preserve"> </w:instrText>
+        </w:r>
+        <w:r>
+          <w:rPr>
+            <w:rFonts w:hint="eastAsia"/>
+            <w:noProof/>
+            <w:webHidden/>
+          </w:rPr>
+        </w:r>
+        <w:r>
+          <w:rPr>
+            <w:rFonts w:hint="eastAsia"/>
+            <w:noProof/>
+            <w:webHidden/>
+          </w:rPr>
+          <w:fldChar w:fldCharType="separate"/>
+        </w:r>
+        <w:r>
+          <w:rPr>
+            <w:noProof/>
+            <w:webHidden/>
+          </w:rPr>
+          <w:t>6</w:t>
+        </w:r>
+        <w:r>
+          <w:rPr>
+            <w:rFonts w:hint="eastAsia"/>
+            <w:noProof/>
+            <w:webHidden/>
+          </w:rPr>
+          <w:fldChar w:fldCharType="end"/>
+        </w:r>
+      </w:hyperlink>
+    </w:p>
+    <w:p>
+      <w:pPr>
+        <w:pStyle w:val="TOC3"/>
+        <w:tabs>
+          <w:tab w:val="right" w:leader="dot" w:pos="8302"/>
+        </w:tabs>
+        <w:ind w:firstLine="480"/>
+        <w:rPr>
+          <w:rFonts w:asciiTheme="minorHAnsi" w:eastAsiaTheme="minorEastAsia" w:hAnsiTheme="minorHAnsi" w:cstheme="minorBidi" w:hint="eastAsia"/>
+          <w:smallCaps w:val="0"/>
+          <w:noProof/>
+          <w:sz w:val="22"/>
+          <w14:ligatures w14:val="standardContextual"/>
+        </w:rPr>
+      </w:pPr>
+      <w:hyperlink w:anchor="_Toc227862829" w:history="1">
+        <w:r>
+          <w:rPr>
+            <w:rStyle w:val="af7"/>
+            <w:rFonts w:hint="eastAsia"/>
+            <w:noProof/>
+          </w:rPr>
+          <w:t xml:space="preserve">1.2.3 </w:t>
+        </w:r>
+        <w:r>
+          <w:rPr>
+            <w:rStyle w:val="af7"/>
+            <w:rFonts w:hint="eastAsia"/>
+            <w:noProof/>
+          </w:rPr>
+          <w:t>检索增强生成（</w:t>
+        </w:r>
+        <w:r>
+          <w:rPr>
+            <w:rStyle w:val="af7"/>
+            <w:rFonts w:hint="eastAsia"/>
+            <w:noProof/>
+          </w:rPr>
+          <w:t>RAG</w:t>
+        </w:r>
+        <w:r>
+          <w:rPr>
+            <w:rStyle w:val="af7"/>
+            <w:rFonts w:hint="eastAsia"/>
+            <w:noProof/>
+          </w:rPr>
+          <w:t>）技术的发展现状</w:t>
+        </w:r>
+        <w:r>
+          <w:rPr>
+            <w:rFonts w:hint="eastAsia"/>
+            <w:noProof/>
+            <w:webHidden/>
+          </w:rPr>
+          <w:tab/>
+        </w:r>
+        <w:r>
+          <w:rPr>
+            <w:rFonts w:hint="eastAsia"/>
+            <w:noProof/>
+            <w:webHidden/>
+          </w:rPr>
+          <w:fldChar w:fldCharType="begin"/>
+        </w:r>
+        <w:r>
+          <w:rPr>
+            <w:rFonts w:hint="eastAsia"/>
+            <w:noProof/>
+            <w:webHidden/>
+          </w:rPr>
+          <w:instrText xml:space="preserve"> </w:instrText>
+        </w:r>
+        <w:r>
+          <w:rPr>
+            <w:noProof/>
+            <w:webHidden/>
+          </w:rPr>
+          <w:instrText>PAGEREF _Toc227862829 \h</w:instrText>
+        </w:r>
+        <w:r>
+          <w:rPr>
+            <w:rFonts w:hint="eastAsia"/>
+            <w:noProof/>
+            <w:webHidden/>
+          </w:rPr>
+          <w:instrText xml:space="preserve"> </w:instrText>
+        </w:r>
+        <w:r>
+          <w:rPr>
+            <w:rFonts w:hint="eastAsia"/>
+            <w:noProof/>
+            <w:webHidden/>
+          </w:rPr>
+        </w:r>
+        <w:r>
+          <w:rPr>
+            <w:rFonts w:hint="eastAsia"/>
+            <w:noProof/>
+            <w:webHidden/>
+          </w:rPr>
+          <w:fldChar w:fldCharType="separate"/>
+        </w:r>
+        <w:r>
+          <w:rPr>
+            <w:noProof/>
+            <w:webHidden/>
+          </w:rPr>
+          <w:t>6</w:t>
+        </w:r>
+        <w:r>
+          <w:rPr>
+            <w:rFonts w:hint="eastAsia"/>
+            <w:noProof/>
+            <w:webHidden/>
+          </w:rPr>
+          <w:fldChar w:fldCharType="end"/>
+        </w:r>
+      </w:hyperlink>
+    </w:p>
+    <w:p>
+      <w:pPr>
+        <w:pStyle w:val="TOC3"/>
+        <w:tabs>
+          <w:tab w:val="right" w:leader="dot" w:pos="8302"/>
+        </w:tabs>
+        <w:ind w:firstLine="480"/>
+        <w:rPr>
+          <w:rFonts w:asciiTheme="minorHAnsi" w:eastAsiaTheme="minorEastAsia" w:hAnsiTheme="minorHAnsi" w:cstheme="minorBidi" w:hint="eastAsia"/>
+          <w:smallCaps w:val="0"/>
+          <w:noProof/>
+          <w:sz w:val="22"/>
+          <w14:ligatures w14:val="standardContextual"/>
+        </w:rPr>
+      </w:pPr>
+      <w:hyperlink w:anchor="_Toc227862830" w:history="1">
+        <w:r>
+          <w:rPr>
+            <w:rStyle w:val="af7"/>
+            <w:rFonts w:hint="eastAsia"/>
+            <w:noProof/>
+          </w:rPr>
+          <w:t xml:space="preserve">1.2.4 </w:t>
+        </w:r>
+        <w:r>
+          <w:rPr>
+            <w:rStyle w:val="af7"/>
+            <w:rFonts w:hint="eastAsia"/>
+            <w:noProof/>
+          </w:rPr>
+          <w:t>存在问题</w:t>
+        </w:r>
+        <w:r>
+          <w:rPr>
+            <w:rFonts w:hint="eastAsia"/>
+            <w:noProof/>
+            <w:webHidden/>
+          </w:rPr>
+          <w:tab/>
+        </w:r>
+        <w:r>
+          <w:rPr>
+            <w:rFonts w:hint="eastAsia"/>
+            <w:noProof/>
+            <w:webHidden/>
+          </w:rPr>
+          <w:fldChar w:fldCharType="begin"/>
+        </w:r>
+        <w:r>
+          <w:rPr>
+            <w:rFonts w:hint="eastAsia"/>
+            <w:noProof/>
+            <w:webHidden/>
+          </w:rPr>
+          <w:instrText xml:space="preserve"> </w:instrText>
+        </w:r>
+        <w:r>
+          <w:rPr>
+            <w:noProof/>
+            <w:webHidden/>
+          </w:rPr>
+          <w:instrText>PAGEREF _Toc227862830 \h</w:instrText>
+        </w:r>
+        <w:r>
+          <w:rPr>
+            <w:rFonts w:hint="eastAsia"/>
+            <w:noProof/>
+            <w:webHidden/>
+          </w:rPr>
+          <w:instrText xml:space="preserve"> </w:instrText>
+        </w:r>
+        <w:r>
+          <w:rPr>
+            <w:rFonts w:hint="eastAsia"/>
+            <w:noProof/>
+            <w:webHidden/>
+          </w:rPr>
+        </w:r>
+        <w:r>
+          <w:rPr>
+            <w:rFonts w:hint="eastAsia"/>
+            <w:noProof/>
+            <w:webHidden/>
+          </w:rPr>
+          <w:fldChar w:fldCharType="separate"/>
+        </w:r>
+        <w:r>
+          <w:rPr>
+            <w:noProof/>
+            <w:webHidden/>
+          </w:rPr>
+          <w:t>7</w:t>
         </w:r>
         <w:r>
           <w:rPr>
@@ -3115,14 +3439,14 @@
           <w14:ligatures w14:val="standardContextual"/>
         </w:rPr>
       </w:pPr>
-      <w:hyperlink w:anchor="_Toc227594933" w:history="1">
+      <w:hyperlink w:anchor="_Toc227862831" w:history="1">
         <w:r>
           <w:rPr>
             <w:rStyle w:val="af7"/>
             <w:rFonts w:hint="eastAsia"/>
             <w:noProof/>
           </w:rPr>
-          <w:t>（节的标题</w:t>
+          <w:t xml:space="preserve">1.3 </w:t>
         </w:r>
         <w:r>
           <w:rPr>
@@ -3130,15 +3454,110 @@
             <w:rFonts w:hint="eastAsia"/>
             <w:noProof/>
           </w:rPr>
-          <w:t>----</w:t>
-        </w:r>
+          <w:t>本文主要工作及章节安排</w:t>
+        </w:r>
+        <w:r>
+          <w:rPr>
+            <w:rFonts w:hint="eastAsia"/>
+            <w:noProof/>
+            <w:webHidden/>
+          </w:rPr>
+          <w:tab/>
+        </w:r>
+        <w:r>
+          <w:rPr>
+            <w:rFonts w:hint="eastAsia"/>
+            <w:noProof/>
+            <w:webHidden/>
+          </w:rPr>
+          <w:fldChar w:fldCharType="begin"/>
+        </w:r>
+        <w:r>
+          <w:rPr>
+            <w:rFonts w:hint="eastAsia"/>
+            <w:noProof/>
+            <w:webHidden/>
+          </w:rPr>
+          <w:instrText xml:space="preserve"> </w:instrText>
+        </w:r>
+        <w:r>
+          <w:rPr>
+            <w:noProof/>
+            <w:webHidden/>
+          </w:rPr>
+          <w:instrText>PAGEREF _Toc227862831 \h</w:instrText>
+        </w:r>
+        <w:r>
+          <w:rPr>
+            <w:rFonts w:hint="eastAsia"/>
+            <w:noProof/>
+            <w:webHidden/>
+          </w:rPr>
+          <w:instrText xml:space="preserve"> </w:instrText>
+        </w:r>
+        <w:r>
+          <w:rPr>
+            <w:rFonts w:hint="eastAsia"/>
+            <w:noProof/>
+            <w:webHidden/>
+          </w:rPr>
+        </w:r>
+        <w:r>
+          <w:rPr>
+            <w:rFonts w:hint="eastAsia"/>
+            <w:noProof/>
+            <w:webHidden/>
+          </w:rPr>
+          <w:fldChar w:fldCharType="separate"/>
+        </w:r>
+        <w:r>
+          <w:rPr>
+            <w:noProof/>
+            <w:webHidden/>
+          </w:rPr>
+          <w:t>8</w:t>
+        </w:r>
+        <w:r>
+          <w:rPr>
+            <w:rFonts w:hint="eastAsia"/>
+            <w:noProof/>
+            <w:webHidden/>
+          </w:rPr>
+          <w:fldChar w:fldCharType="end"/>
+        </w:r>
+      </w:hyperlink>
+    </w:p>
+    <w:p>
+      <w:pPr>
+        <w:pStyle w:val="TOC3"/>
+        <w:tabs>
+          <w:tab w:val="right" w:leader="dot" w:pos="8302"/>
+        </w:tabs>
+        <w:ind w:firstLine="480"/>
+        <w:rPr>
+          <w:rFonts w:asciiTheme="minorHAnsi" w:eastAsiaTheme="minorEastAsia" w:hAnsiTheme="minorHAnsi" w:cstheme="minorBidi" w:hint="eastAsia"/>
+          <w:smallCaps w:val="0"/>
+          <w:noProof/>
+          <w:sz w:val="22"/>
+          <w14:ligatures w14:val="standardContextual"/>
+        </w:rPr>
+      </w:pPr>
+      <w:hyperlink w:anchor="_Toc227862832" w:history="1">
         <w:r>
           <w:rPr>
             <w:rStyle w:val="af7"/>
             <w:rFonts w:hint="eastAsia"/>
             <w:noProof/>
           </w:rPr>
-          <w:t>小三号仿宋加粗）</w:t>
+          <w:t xml:space="preserve">1.3.1 </w:t>
+        </w:r>
+        <w:r>
+          <w:rPr>
+            <w:rStyle w:val="af7"/>
+            <w:rFonts w:hint="eastAsia"/>
+            <w:noProof/>
+          </w:rPr>
+          <w:t>本文主要工作</w:t>
         </w:r>
         <w:r>
           <w:rPr>
@@ -3169,7 +3588,7 @@
             <w:noProof/>
             <w:webHidden/>
           </w:rPr>
-          <w:instrText>PAGEREF _Toc227594933 \h</w:instrText>
+          <w:instrText>PAGEREF _Toc227862832 \h</w:instrText>
         </w:r>
         <w:r>
           <w:rPr>
@@ -3199,7 +3618,110 @@
             <w:noProof/>
             <w:webHidden/>
           </w:rPr>
-          <w:t>2</w:t>
+          <w:t>8</w:t>
+        </w:r>
+        <w:r>
+          <w:rPr>
+            <w:rFonts w:hint="eastAsia"/>
+            <w:noProof/>
+            <w:webHidden/>
+          </w:rPr>
+          <w:fldChar w:fldCharType="end"/>
+        </w:r>
+      </w:hyperlink>
+    </w:p>
+    <w:p>
+      <w:pPr>
+        <w:pStyle w:val="TOC3"/>
+        <w:tabs>
+          <w:tab w:val="right" w:leader="dot" w:pos="8302"/>
+        </w:tabs>
+        <w:ind w:firstLine="480"/>
+        <w:rPr>
+          <w:rFonts w:asciiTheme="minorHAnsi" w:eastAsiaTheme="minorEastAsia" w:hAnsiTheme="minorHAnsi" w:cstheme="minorBidi" w:hint="eastAsia"/>
+          <w:smallCaps w:val="0"/>
+          <w:noProof/>
+          <w:sz w:val="22"/>
+          <w14:ligatures w14:val="standardContextual"/>
+        </w:rPr>
+      </w:pPr>
+      <w:hyperlink w:anchor="_Toc227862833" w:history="1">
+        <w:r>
+          <w:rPr>
+            <w:rStyle w:val="af7"/>
+            <w:rFonts w:hint="eastAsia"/>
+            <w:noProof/>
+          </w:rPr>
+          <w:t xml:space="preserve">1.3.2 </w:t>
+        </w:r>
+        <w:r>
+          <w:rPr>
+            <w:rStyle w:val="af7"/>
+            <w:rFonts w:hint="eastAsia"/>
+            <w:noProof/>
+          </w:rPr>
+          <w:t>章节安排</w:t>
+        </w:r>
+        <w:r>
+          <w:rPr>
+            <w:rFonts w:hint="eastAsia"/>
+            <w:noProof/>
+            <w:webHidden/>
+          </w:rPr>
+          <w:tab/>
+        </w:r>
+        <w:r>
+          <w:rPr>
+            <w:rFonts w:hint="eastAsia"/>
+            <w:noProof/>
+            <w:webHidden/>
+          </w:rPr>
+          <w:fldChar w:fldCharType="begin"/>
+        </w:r>
+        <w:r>
+          <w:rPr>
+            <w:rFonts w:hint="eastAsia"/>
+            <w:noProof/>
+            <w:webHidden/>
+          </w:rPr>
+          <w:instrText xml:space="preserve"> </w:instrText>
+        </w:r>
+        <w:r>
+          <w:rPr>
+            <w:noProof/>
+            <w:webHidden/>
+          </w:rPr>
+          <w:instrText>PAGEREF _Toc227862833 \h</w:instrText>
+        </w:r>
+        <w:r>
+          <w:rPr>
+            <w:rFonts w:hint="eastAsia"/>
+            <w:noProof/>
+            <w:webHidden/>
+          </w:rPr>
+          <w:instrText xml:space="preserve"> </w:instrText>
+        </w:r>
+        <w:r>
+          <w:rPr>
+            <w:rFonts w:hint="eastAsia"/>
+            <w:noProof/>
+            <w:webHidden/>
+          </w:rPr>
+        </w:r>
+        <w:r>
+          <w:rPr>
+            <w:rFonts w:hint="eastAsia"/>
+            <w:noProof/>
+            <w:webHidden/>
+          </w:rPr>
+          <w:fldChar w:fldCharType="separate"/>
+        </w:r>
+        <w:r>
+          <w:rPr>
+            <w:noProof/>
+            <w:webHidden/>
+          </w:rPr>
+          <w:t>9</w:t>
         </w:r>
         <w:r>
           <w:rPr>
@@ -3225,14 +3747,14 @@
           <w14:ligatures w14:val="standardContextual"/>
         </w:rPr>
       </w:pPr>
-      <w:hyperlink w:anchor="_Toc227594934" w:history="1">
+      <w:hyperlink w:anchor="_Toc227862834" w:history="1">
         <w:r>
           <w:rPr>
             <w:rStyle w:val="af7"/>
-            <w:rFonts w:ascii="Times New Roman" w:hAnsi="Times New Roman" w:hint="eastAsia"/>
-            <w:noProof/>
-          </w:rPr>
-          <w:t>1.</w:t>
+            <w:rFonts w:hint="eastAsia"/>
+            <w:noProof/>
+          </w:rPr>
+          <w:t>2.</w:t>
         </w:r>
         <w:r>
           <w:rPr>
@@ -3253,7 +3775,7 @@
             <w:rFonts w:hint="eastAsia"/>
             <w:noProof/>
           </w:rPr>
-          <w:t>章的标题</w:t>
+          <w:t>相关技术与理论基础</w:t>
         </w:r>
         <w:r>
           <w:rPr>
@@ -3284,7 +3806,7 @@
             <w:noProof/>
             <w:webHidden/>
           </w:rPr>
-          <w:instrText>PAGEREF _Toc227594934 \h</w:instrText>
+          <w:instrText>PAGEREF _Toc227862834 \h</w:instrText>
         </w:r>
         <w:r>
           <w:rPr>
@@ -3315,7 +3837,7 @@
             <w:noProof/>
             <w:webHidden/>
           </w:rPr>
-          <w:t>3</w:t>
+          <w:t>11</w:t>
         </w:r>
         <w:r>
           <w:rPr>
@@ -3340,14 +3862,14 @@
           <w14:ligatures w14:val="standardContextual"/>
         </w:rPr>
       </w:pPr>
-      <w:hyperlink w:anchor="_Toc227594935" w:history="1">
+      <w:hyperlink w:anchor="_Toc227862835" w:history="1">
         <w:r>
           <w:rPr>
             <w:rStyle w:val="af7"/>
             <w:rFonts w:hint="eastAsia"/>
             <w:noProof/>
           </w:rPr>
-          <w:t>（节的标题</w:t>
+          <w:t>2.1 IDS</w:t>
         </w:r>
         <w:r>
           <w:rPr>
@@ -3355,7 +3877,7 @@
             <w:rFonts w:hint="eastAsia"/>
             <w:noProof/>
           </w:rPr>
-          <w:t>----</w:t>
+          <w:t>规范与</w:t>
         </w:r>
         <w:r>
           <w:rPr>
@@ -3363,7 +3885,15 @@
             <w:rFonts w:hint="eastAsia"/>
             <w:noProof/>
           </w:rPr>
-          <w:t>小三号仿宋加粗）</w:t>
+          <w:t>IFC</w:t>
+        </w:r>
+        <w:r>
+          <w:rPr>
+            <w:rStyle w:val="af7"/>
+            <w:rFonts w:hint="eastAsia"/>
+            <w:noProof/>
+          </w:rPr>
+          <w:t>标准概述</w:t>
         </w:r>
         <w:r>
           <w:rPr>
@@ -3394,7 +3924,7 @@
             <w:noProof/>
             <w:webHidden/>
           </w:rPr>
-          <w:instrText>PAGEREF _Toc227594935 \h</w:instrText>
+          <w:instrText>PAGEREF _Toc227862835 \h</w:instrText>
         </w:r>
         <w:r>
           <w:rPr>
@@ -3424,7 +3954,7 @@
             <w:noProof/>
             <w:webHidden/>
           </w:rPr>
-          <w:t>3</w:t>
+          <w:t>11</w:t>
         </w:r>
         <w:r>
           <w:rPr>
@@ -3451,14 +3981,14 @@
           <w14:ligatures w14:val="standardContextual"/>
         </w:rPr>
       </w:pPr>
-      <w:hyperlink w:anchor="_Toc227594936" w:history="1">
+      <w:hyperlink w:anchor="_Toc227862836" w:history="1">
         <w:r>
           <w:rPr>
             <w:rStyle w:val="af7"/>
             <w:rFonts w:hint="eastAsia"/>
             <w:noProof/>
           </w:rPr>
-          <w:t>2.1.1</w:t>
+          <w:t>2.1.1 IFC</w:t>
         </w:r>
         <w:r>
           <w:rPr>
@@ -3466,6 +3996,544 @@
             <w:rFonts w:hint="eastAsia"/>
             <w:noProof/>
           </w:rPr>
+          <w:t>标准的基本概念</w:t>
+        </w:r>
+        <w:r>
+          <w:rPr>
+            <w:rFonts w:hint="eastAsia"/>
+            <w:noProof/>
+            <w:webHidden/>
+          </w:rPr>
+          <w:tab/>
+        </w:r>
+        <w:r>
+          <w:rPr>
+            <w:rFonts w:hint="eastAsia"/>
+            <w:noProof/>
+            <w:webHidden/>
+          </w:rPr>
+          <w:fldChar w:fldCharType="begin"/>
+        </w:r>
+        <w:r>
+          <w:rPr>
+            <w:rFonts w:hint="eastAsia"/>
+            <w:noProof/>
+            <w:webHidden/>
+          </w:rPr>
+          <w:instrText xml:space="preserve"> </w:instrText>
+        </w:r>
+        <w:r>
+          <w:rPr>
+            <w:noProof/>
+            <w:webHidden/>
+          </w:rPr>
+          <w:instrText>PAGEREF _Toc227862836 \h</w:instrText>
+        </w:r>
+        <w:r>
+          <w:rPr>
+            <w:rFonts w:hint="eastAsia"/>
+            <w:noProof/>
+            <w:webHidden/>
+          </w:rPr>
+          <w:instrText xml:space="preserve"> </w:instrText>
+        </w:r>
+        <w:r>
+          <w:rPr>
+            <w:rFonts w:hint="eastAsia"/>
+            <w:noProof/>
+            <w:webHidden/>
+          </w:rPr>
+        </w:r>
+        <w:r>
+          <w:rPr>
+            <w:rFonts w:hint="eastAsia"/>
+            <w:noProof/>
+            <w:webHidden/>
+          </w:rPr>
+          <w:fldChar w:fldCharType="separate"/>
+        </w:r>
+        <w:r>
+          <w:rPr>
+            <w:noProof/>
+            <w:webHidden/>
+          </w:rPr>
+          <w:t>11</w:t>
+        </w:r>
+        <w:r>
+          <w:rPr>
+            <w:rFonts w:hint="eastAsia"/>
+            <w:noProof/>
+            <w:webHidden/>
+          </w:rPr>
+          <w:fldChar w:fldCharType="end"/>
+        </w:r>
+      </w:hyperlink>
+    </w:p>
+    <w:p>
+      <w:pPr>
+        <w:pStyle w:val="TOC3"/>
+        <w:tabs>
+          <w:tab w:val="right" w:leader="dot" w:pos="8302"/>
+        </w:tabs>
+        <w:ind w:firstLine="480"/>
+        <w:rPr>
+          <w:rFonts w:asciiTheme="minorHAnsi" w:eastAsiaTheme="minorEastAsia" w:hAnsiTheme="minorHAnsi" w:cstheme="minorBidi" w:hint="eastAsia"/>
+          <w:smallCaps w:val="0"/>
+          <w:noProof/>
+          <w:sz w:val="22"/>
+          <w14:ligatures w14:val="standardContextual"/>
+        </w:rPr>
+      </w:pPr>
+      <w:hyperlink w:anchor="_Toc227862837" w:history="1">
+        <w:r>
+          <w:rPr>
+            <w:rStyle w:val="af7"/>
+            <w:rFonts w:hint="eastAsia"/>
+            <w:noProof/>
+          </w:rPr>
+          <w:t>2.1.2 IDS</w:t>
+        </w:r>
+        <w:r>
+          <w:rPr>
+            <w:rStyle w:val="af7"/>
+            <w:rFonts w:hint="eastAsia"/>
+            <w:noProof/>
+          </w:rPr>
+          <w:t>规范的定义与作用</w:t>
+        </w:r>
+        <w:r>
+          <w:rPr>
+            <w:rFonts w:hint="eastAsia"/>
+            <w:noProof/>
+            <w:webHidden/>
+          </w:rPr>
+          <w:tab/>
+        </w:r>
+        <w:r>
+          <w:rPr>
+            <w:rFonts w:hint="eastAsia"/>
+            <w:noProof/>
+            <w:webHidden/>
+          </w:rPr>
+          <w:fldChar w:fldCharType="begin"/>
+        </w:r>
+        <w:r>
+          <w:rPr>
+            <w:rFonts w:hint="eastAsia"/>
+            <w:noProof/>
+            <w:webHidden/>
+          </w:rPr>
+          <w:instrText xml:space="preserve"> </w:instrText>
+        </w:r>
+        <w:r>
+          <w:rPr>
+            <w:noProof/>
+            <w:webHidden/>
+          </w:rPr>
+          <w:instrText>PAGEREF _Toc227862837 \h</w:instrText>
+        </w:r>
+        <w:r>
+          <w:rPr>
+            <w:rFonts w:hint="eastAsia"/>
+            <w:noProof/>
+            <w:webHidden/>
+          </w:rPr>
+          <w:instrText xml:space="preserve"> </w:instrText>
+        </w:r>
+        <w:r>
+          <w:rPr>
+            <w:rFonts w:hint="eastAsia"/>
+            <w:noProof/>
+            <w:webHidden/>
+          </w:rPr>
+        </w:r>
+        <w:r>
+          <w:rPr>
+            <w:rFonts w:hint="eastAsia"/>
+            <w:noProof/>
+            <w:webHidden/>
+          </w:rPr>
+          <w:fldChar w:fldCharType="separate"/>
+        </w:r>
+        <w:r>
+          <w:rPr>
+            <w:noProof/>
+            <w:webHidden/>
+          </w:rPr>
+          <w:t>11</w:t>
+        </w:r>
+        <w:r>
+          <w:rPr>
+            <w:rFonts w:hint="eastAsia"/>
+            <w:noProof/>
+            <w:webHidden/>
+          </w:rPr>
+          <w:fldChar w:fldCharType="end"/>
+        </w:r>
+      </w:hyperlink>
+    </w:p>
+    <w:p>
+      <w:pPr>
+        <w:pStyle w:val="TOC3"/>
+        <w:tabs>
+          <w:tab w:val="right" w:leader="dot" w:pos="8302"/>
+        </w:tabs>
+        <w:ind w:firstLine="480"/>
+        <w:rPr>
+          <w:rFonts w:asciiTheme="minorHAnsi" w:eastAsiaTheme="minorEastAsia" w:hAnsiTheme="minorHAnsi" w:cstheme="minorBidi" w:hint="eastAsia"/>
+          <w:smallCaps w:val="0"/>
+          <w:noProof/>
+          <w:sz w:val="22"/>
+          <w14:ligatures w14:val="standardContextual"/>
+        </w:rPr>
+      </w:pPr>
+      <w:hyperlink w:anchor="_Toc227862838" w:history="1">
+        <w:r>
+          <w:rPr>
+            <w:rStyle w:val="af7"/>
+            <w:rFonts w:hint="eastAsia"/>
+            <w:noProof/>
+          </w:rPr>
+          <w:t>2.1.3 IDS</w:t>
+        </w:r>
+        <w:r>
+          <w:rPr>
+            <w:rStyle w:val="af7"/>
+            <w:rFonts w:hint="eastAsia"/>
+            <w:noProof/>
+          </w:rPr>
+          <w:t>与</w:t>
+        </w:r>
+        <w:r>
+          <w:rPr>
+            <w:rStyle w:val="af7"/>
+            <w:rFonts w:hint="eastAsia"/>
+            <w:noProof/>
+          </w:rPr>
+          <w:t>IFC</w:t>
+        </w:r>
+        <w:r>
+          <w:rPr>
+            <w:rStyle w:val="af7"/>
+            <w:rFonts w:hint="eastAsia"/>
+            <w:noProof/>
+          </w:rPr>
+          <w:t>的协同关系</w:t>
+        </w:r>
+        <w:r>
+          <w:rPr>
+            <w:rFonts w:hint="eastAsia"/>
+            <w:noProof/>
+            <w:webHidden/>
+          </w:rPr>
+          <w:tab/>
+        </w:r>
+        <w:r>
+          <w:rPr>
+            <w:rFonts w:hint="eastAsia"/>
+            <w:noProof/>
+            <w:webHidden/>
+          </w:rPr>
+          <w:fldChar w:fldCharType="begin"/>
+        </w:r>
+        <w:r>
+          <w:rPr>
+            <w:rFonts w:hint="eastAsia"/>
+            <w:noProof/>
+            <w:webHidden/>
+          </w:rPr>
+          <w:instrText xml:space="preserve"> </w:instrText>
+        </w:r>
+        <w:r>
+          <w:rPr>
+            <w:noProof/>
+            <w:webHidden/>
+          </w:rPr>
+          <w:instrText>PAGEREF _Toc227862838 \h</w:instrText>
+        </w:r>
+        <w:r>
+          <w:rPr>
+            <w:rFonts w:hint="eastAsia"/>
+            <w:noProof/>
+            <w:webHidden/>
+          </w:rPr>
+          <w:instrText xml:space="preserve"> </w:instrText>
+        </w:r>
+        <w:r>
+          <w:rPr>
+            <w:rFonts w:hint="eastAsia"/>
+            <w:noProof/>
+            <w:webHidden/>
+          </w:rPr>
+        </w:r>
+        <w:r>
+          <w:rPr>
+            <w:rFonts w:hint="eastAsia"/>
+            <w:noProof/>
+            <w:webHidden/>
+          </w:rPr>
+          <w:fldChar w:fldCharType="separate"/>
+        </w:r>
+        <w:r>
+          <w:rPr>
+            <w:noProof/>
+            <w:webHidden/>
+          </w:rPr>
+          <w:t>12</w:t>
+        </w:r>
+        <w:r>
+          <w:rPr>
+            <w:rFonts w:hint="eastAsia"/>
+            <w:noProof/>
+            <w:webHidden/>
+          </w:rPr>
+          <w:fldChar w:fldCharType="end"/>
+        </w:r>
+      </w:hyperlink>
+    </w:p>
+    <w:p>
+      <w:pPr>
+        <w:pStyle w:val="TOC2"/>
+        <w:ind w:firstLine="240"/>
+        <w:rPr>
+          <w:rFonts w:asciiTheme="minorHAnsi" w:eastAsiaTheme="minorEastAsia" w:hAnsiTheme="minorHAnsi" w:cstheme="minorBidi" w:hint="eastAsia"/>
+          <w:smallCaps w:val="0"/>
+          <w:noProof/>
+          <w:sz w:val="22"/>
+          <w:szCs w:val="24"/>
+          <w14:ligatures w14:val="standardContextual"/>
+        </w:rPr>
+      </w:pPr>
+      <w:hyperlink w:anchor="_Toc227862839" w:history="1">
+        <w:r>
+          <w:rPr>
+            <w:rStyle w:val="af7"/>
+            <w:rFonts w:hint="eastAsia"/>
+            <w:noProof/>
+          </w:rPr>
+          <w:t xml:space="preserve">2.2 </w:t>
+        </w:r>
+        <w:r>
+          <w:rPr>
+            <w:rStyle w:val="af7"/>
+            <w:rFonts w:hint="eastAsia"/>
+            <w:noProof/>
+          </w:rPr>
+          <w:t>大语言模型技术</w:t>
+        </w:r>
+        <w:r>
+          <w:rPr>
+            <w:rFonts w:hint="eastAsia"/>
+            <w:noProof/>
+            <w:webHidden/>
+          </w:rPr>
+          <w:tab/>
+        </w:r>
+        <w:r>
+          <w:rPr>
+            <w:rFonts w:hint="eastAsia"/>
+            <w:noProof/>
+            <w:webHidden/>
+          </w:rPr>
+          <w:fldChar w:fldCharType="begin"/>
+        </w:r>
+        <w:r>
+          <w:rPr>
+            <w:rFonts w:hint="eastAsia"/>
+            <w:noProof/>
+            <w:webHidden/>
+          </w:rPr>
+          <w:instrText xml:space="preserve"> </w:instrText>
+        </w:r>
+        <w:r>
+          <w:rPr>
+            <w:noProof/>
+            <w:webHidden/>
+          </w:rPr>
+          <w:instrText>PAGEREF _Toc227862839 \h</w:instrText>
+        </w:r>
+        <w:r>
+          <w:rPr>
+            <w:rFonts w:hint="eastAsia"/>
+            <w:noProof/>
+            <w:webHidden/>
+          </w:rPr>
+          <w:instrText xml:space="preserve"> </w:instrText>
+        </w:r>
+        <w:r>
+          <w:rPr>
+            <w:rFonts w:hint="eastAsia"/>
+            <w:noProof/>
+            <w:webHidden/>
+          </w:rPr>
+        </w:r>
+        <w:r>
+          <w:rPr>
+            <w:rFonts w:hint="eastAsia"/>
+            <w:noProof/>
+            <w:webHidden/>
+          </w:rPr>
+          <w:fldChar w:fldCharType="separate"/>
+        </w:r>
+        <w:r>
+          <w:rPr>
+            <w:noProof/>
+            <w:webHidden/>
+          </w:rPr>
+          <w:t>12</w:t>
+        </w:r>
+        <w:r>
+          <w:rPr>
+            <w:rFonts w:hint="eastAsia"/>
+            <w:noProof/>
+            <w:webHidden/>
+          </w:rPr>
+          <w:fldChar w:fldCharType="end"/>
+        </w:r>
+      </w:hyperlink>
+    </w:p>
+    <w:p>
+      <w:pPr>
+        <w:pStyle w:val="TOC3"/>
+        <w:tabs>
+          <w:tab w:val="right" w:leader="dot" w:pos="8302"/>
+        </w:tabs>
+        <w:ind w:firstLine="480"/>
+        <w:rPr>
+          <w:rFonts w:asciiTheme="minorHAnsi" w:eastAsiaTheme="minorEastAsia" w:hAnsiTheme="minorHAnsi" w:cstheme="minorBidi" w:hint="eastAsia"/>
+          <w:smallCaps w:val="0"/>
+          <w:noProof/>
+          <w:sz w:val="22"/>
+          <w14:ligatures w14:val="standardContextual"/>
+        </w:rPr>
+      </w:pPr>
+      <w:hyperlink w:anchor="_Toc227862840" w:history="1">
+        <w:r>
+          <w:rPr>
+            <w:rStyle w:val="af7"/>
+            <w:rFonts w:hint="eastAsia"/>
+            <w:noProof/>
+          </w:rPr>
+          <w:t xml:space="preserve">2.2.1 </w:t>
+        </w:r>
+        <w:r>
+          <w:rPr>
+            <w:rStyle w:val="af7"/>
+            <w:rFonts w:hint="eastAsia"/>
+            <w:noProof/>
+          </w:rPr>
+          <w:t>大语言模型的发展脉络</w:t>
+        </w:r>
+        <w:r>
+          <w:rPr>
+            <w:rFonts w:hint="eastAsia"/>
+            <w:noProof/>
+            <w:webHidden/>
+          </w:rPr>
+          <w:tab/>
+        </w:r>
+        <w:r>
+          <w:rPr>
+            <w:rFonts w:hint="eastAsia"/>
+            <w:noProof/>
+            <w:webHidden/>
+          </w:rPr>
+          <w:fldChar w:fldCharType="begin"/>
+        </w:r>
+        <w:r>
+          <w:rPr>
+            <w:rFonts w:hint="eastAsia"/>
+            <w:noProof/>
+            <w:webHidden/>
+          </w:rPr>
+          <w:instrText xml:space="preserve"> </w:instrText>
+        </w:r>
+        <w:r>
+          <w:rPr>
+            <w:noProof/>
+            <w:webHidden/>
+          </w:rPr>
+          <w:instrText>PAGEREF _Toc227862840 \h</w:instrText>
+        </w:r>
+        <w:r>
+          <w:rPr>
+            <w:rFonts w:hint="eastAsia"/>
+            <w:noProof/>
+            <w:webHidden/>
+          </w:rPr>
+          <w:instrText xml:space="preserve"> </w:instrText>
+        </w:r>
+        <w:r>
+          <w:rPr>
+            <w:rFonts w:hint="eastAsia"/>
+            <w:noProof/>
+            <w:webHidden/>
+          </w:rPr>
+        </w:r>
+        <w:r>
+          <w:rPr>
+            <w:rFonts w:hint="eastAsia"/>
+            <w:noProof/>
+            <w:webHidden/>
+          </w:rPr>
+          <w:fldChar w:fldCharType="separate"/>
+        </w:r>
+        <w:r>
+          <w:rPr>
+            <w:noProof/>
+            <w:webHidden/>
+          </w:rPr>
+          <w:t>12</w:t>
+        </w:r>
+        <w:r>
+          <w:rPr>
+            <w:rFonts w:hint="eastAsia"/>
+            <w:noProof/>
+            <w:webHidden/>
+          </w:rPr>
+          <w:fldChar w:fldCharType="end"/>
+        </w:r>
+      </w:hyperlink>
+    </w:p>
+    <w:p>
+      <w:pPr>
+        <w:pStyle w:val="TOC2"/>
+        <w:ind w:firstLine="240"/>
+        <w:rPr>
+          <w:rFonts w:asciiTheme="minorHAnsi" w:eastAsiaTheme="minorEastAsia" w:hAnsiTheme="minorHAnsi" w:cstheme="minorBidi" w:hint="eastAsia"/>
+          <w:smallCaps w:val="0"/>
+          <w:noProof/>
+          <w:sz w:val="22"/>
+          <w:szCs w:val="24"/>
+          <w14:ligatures w14:val="standardContextual"/>
+        </w:rPr>
+      </w:pPr>
+      <w:hyperlink w:anchor="_Toc227862841" w:history="1">
+        <w:r>
+          <w:rPr>
+            <w:rStyle w:val="af7"/>
+            <w:rFonts w:hint="eastAsia"/>
+            <w:noProof/>
+          </w:rPr>
+          <w:t>3.</w:t>
+        </w:r>
+        <w:r>
+          <w:rPr>
+            <w:rFonts w:asciiTheme="minorHAnsi" w:eastAsiaTheme="minorEastAsia" w:hAnsiTheme="minorHAnsi" w:cstheme="minorBidi" w:hint="eastAsia"/>
+            <w:smallCaps w:val="0"/>
+            <w:noProof/>
+            <w:sz w:val="22"/>
+            <w:szCs w:val="24"/>
+            <w14:ligatures w14:val="standardContextual"/>
+          </w:rPr>
+          <w:tab/>
+        </w:r>
+        <w:r>
+          <w:rPr>
+            <w:rStyle w:val="af7"/>
+            <w:rFonts w:hint="eastAsia"/>
+            <w:noProof/>
+          </w:rPr>
           <w:t>（节的标题</w:t>
         </w:r>
         <w:r>
@@ -3482,7 +4550,7 @@
             <w:rFonts w:hint="eastAsia"/>
             <w:noProof/>
           </w:rPr>
-          <w:t>四号仿宋加粗）</w:t>
+          <w:t>小三号仿宋加粗）</w:t>
         </w:r>
         <w:r>
           <w:rPr>
@@ -3513,7 +4581,7 @@
             <w:noProof/>
             <w:webHidden/>
           </w:rPr>
-          <w:instrText>PAGEREF _Toc227594936 \h</w:instrText>
+          <w:instrText>PAGEREF _Toc227862841 \h</w:instrText>
         </w:r>
         <w:r>
           <w:rPr>
@@ -3543,7 +4611,7 @@
             <w:noProof/>
             <w:webHidden/>
           </w:rPr>
-          <w:t>3</w:t>
+          <w:t>13</w:t>
         </w:r>
         <w:r>
           <w:rPr>
@@ -3569,25 +4637,46 @@
           <w14:ligatures w14:val="standardContextual"/>
         </w:rPr>
       </w:pPr>
-      <w:hyperlink w:anchor="_Toc227594937" w:history="1">
+      <w:hyperlink w:anchor="_Toc227862842" w:history="1">
         <w:r>
           <w:rPr>
             <w:rStyle w:val="af7"/>
-            <w:rFonts w:hint="eastAsia"/>
-            <w:noProof/>
-          </w:rPr>
-          <w:t>5结论</w:t>
-        </w:r>
-        <w:r>
-          <w:rPr>
-            <w:rFonts w:hint="eastAsia"/>
-            <w:noProof/>
-            <w:webHidden/>
+            <w:rFonts w:ascii="Times New Roman" w:hAnsi="Times New Roman" w:hint="eastAsia"/>
+            <w:noProof/>
+          </w:rPr>
+          <w:t>1.</w:t>
+        </w:r>
+        <w:r>
+          <w:rPr>
+            <w:rFonts w:asciiTheme="minorHAnsi" w:eastAsiaTheme="minorEastAsia" w:hAnsiTheme="minorHAnsi" w:cstheme="minorBidi" w:hint="eastAsia"/>
+            <w:b w:val="0"/>
+            <w:bCs w:val="0"/>
+            <w:caps w:val="0"/>
+            <w:noProof/>
+            <w:sz w:val="22"/>
+            <w:szCs w:val="24"/>
+            <w14:ligatures w14:val="standardContextual"/>
           </w:rPr>
           <w:tab/>
         </w:r>
         <w:r>
           <w:rPr>
+            <w:rStyle w:val="af7"/>
+            <w:rFonts w:hint="eastAsia"/>
+            <w:noProof/>
+          </w:rPr>
+          <w:t>章的标题</w:t>
+        </w:r>
+        <w:r>
+          <w:rPr>
+            <w:rFonts w:hint="eastAsia"/>
+            <w:noProof/>
+            <w:webHidden/>
+          </w:rPr>
+          <w:tab/>
+        </w:r>
+        <w:r>
+          <w:rPr>
             <w:rFonts w:hint="eastAsia"/>
             <w:noProof/>
             <w:webHidden/>
@@ -3607,7 +4696,7 @@
             <w:noProof/>
             <w:webHidden/>
           </w:rPr>
-          <w:instrText>PAGEREF _Toc227594937 \h</w:instrText>
+          <w:instrText>PAGEREF _Toc227862842 \h</w:instrText>
         </w:r>
         <w:r>
           <w:rPr>
@@ -3638,7 +4727,254 @@
             <w:noProof/>
             <w:webHidden/>
           </w:rPr>
-          <w:t>7</w:t>
+          <w:t>13</w:t>
+        </w:r>
+        <w:r>
+          <w:rPr>
+            <w:rFonts w:hint="eastAsia"/>
+            <w:noProof/>
+            <w:webHidden/>
+          </w:rPr>
+          <w:fldChar w:fldCharType="end"/>
+        </w:r>
+      </w:hyperlink>
+    </w:p>
+    <w:p>
+      <w:pPr>
+        <w:pStyle w:val="TOC2"/>
+        <w:ind w:firstLine="240"/>
+        <w:rPr>
+          <w:rFonts w:asciiTheme="minorHAnsi" w:eastAsiaTheme="minorEastAsia" w:hAnsiTheme="minorHAnsi" w:cstheme="minorBidi" w:hint="eastAsia"/>
+          <w:smallCaps w:val="0"/>
+          <w:noProof/>
+          <w:sz w:val="22"/>
+          <w:szCs w:val="24"/>
+          <w14:ligatures w14:val="standardContextual"/>
+        </w:rPr>
+      </w:pPr>
+      <w:hyperlink w:anchor="_Toc227862843" w:history="1">
+        <w:r>
+          <w:rPr>
+            <w:rStyle w:val="af7"/>
+            <w:rFonts w:hint="eastAsia"/>
+            <w:noProof/>
+          </w:rPr>
+          <w:t>4.</w:t>
+        </w:r>
+        <w:r>
+          <w:rPr>
+            <w:rFonts w:asciiTheme="minorHAnsi" w:eastAsiaTheme="minorEastAsia" w:hAnsiTheme="minorHAnsi" w:cstheme="minorBidi" w:hint="eastAsia"/>
+            <w:smallCaps w:val="0"/>
+            <w:noProof/>
+            <w:sz w:val="22"/>
+            <w:szCs w:val="24"/>
+            <w14:ligatures w14:val="standardContextual"/>
+          </w:rPr>
+          <w:tab/>
+        </w:r>
+        <w:r>
+          <w:rPr>
+            <w:rStyle w:val="af7"/>
+            <w:rFonts w:hint="eastAsia"/>
+            <w:noProof/>
+          </w:rPr>
+          <w:t>（节的标题</w:t>
+        </w:r>
+        <w:r>
+          <w:rPr>
+            <w:rStyle w:val="af7"/>
+            <w:rFonts w:hint="eastAsia"/>
+            <w:noProof/>
+          </w:rPr>
+          <w:t>----</w:t>
+        </w:r>
+        <w:r>
+          <w:rPr>
+            <w:rStyle w:val="af7"/>
+            <w:rFonts w:hint="eastAsia"/>
+            <w:noProof/>
+          </w:rPr>
+          <w:t>小三号仿宋加粗）</w:t>
+        </w:r>
+        <w:r>
+          <w:rPr>
+            <w:rFonts w:hint="eastAsia"/>
+            <w:noProof/>
+            <w:webHidden/>
+          </w:rPr>
+          <w:tab/>
+        </w:r>
+        <w:r>
+          <w:rPr>
+            <w:rFonts w:hint="eastAsia"/>
+            <w:noProof/>
+            <w:webHidden/>
+          </w:rPr>
+          <w:fldChar w:fldCharType="begin"/>
+        </w:r>
+        <w:r>
+          <w:rPr>
+            <w:rFonts w:hint="eastAsia"/>
+            <w:noProof/>
+            <w:webHidden/>
+          </w:rPr>
+          <w:instrText xml:space="preserve"> </w:instrText>
+        </w:r>
+        <w:r>
+          <w:rPr>
+            <w:noProof/>
+            <w:webHidden/>
+          </w:rPr>
+          <w:instrText>PAGEREF _Toc227862843 \h</w:instrText>
+        </w:r>
+        <w:r>
+          <w:rPr>
+            <w:rFonts w:hint="eastAsia"/>
+            <w:noProof/>
+            <w:webHidden/>
+          </w:rPr>
+          <w:instrText xml:space="preserve"> </w:instrText>
+        </w:r>
+        <w:r>
+          <w:rPr>
+            <w:rFonts w:hint="eastAsia"/>
+            <w:noProof/>
+            <w:webHidden/>
+          </w:rPr>
+        </w:r>
+        <w:r>
+          <w:rPr>
+            <w:rFonts w:hint="eastAsia"/>
+            <w:noProof/>
+            <w:webHidden/>
+          </w:rPr>
+          <w:fldChar w:fldCharType="separate"/>
+        </w:r>
+        <w:r>
+          <w:rPr>
+            <w:noProof/>
+            <w:webHidden/>
+          </w:rPr>
+          <w:t>13</w:t>
+        </w:r>
+        <w:r>
+          <w:rPr>
+            <w:rFonts w:hint="eastAsia"/>
+            <w:noProof/>
+            <w:webHidden/>
+          </w:rPr>
+          <w:fldChar w:fldCharType="end"/>
+        </w:r>
+      </w:hyperlink>
+    </w:p>
+    <w:p>
+      <w:pPr>
+        <w:pStyle w:val="TOC3"/>
+        <w:tabs>
+          <w:tab w:val="right" w:leader="dot" w:pos="8302"/>
+        </w:tabs>
+        <w:ind w:firstLine="480"/>
+        <w:rPr>
+          <w:rFonts w:asciiTheme="minorHAnsi" w:eastAsiaTheme="minorEastAsia" w:hAnsiTheme="minorHAnsi" w:cstheme="minorBidi" w:hint="eastAsia"/>
+          <w:smallCaps w:val="0"/>
+          <w:noProof/>
+          <w:sz w:val="22"/>
+          <w14:ligatures w14:val="standardContextual"/>
+        </w:rPr>
+      </w:pPr>
+      <w:hyperlink w:anchor="_Toc227862844" w:history="1">
+        <w:r>
+          <w:rPr>
+            <w:rStyle w:val="af7"/>
+            <w:rFonts w:hint="eastAsia"/>
+            <w:noProof/>
+          </w:rPr>
+          <w:t>2.1.1</w:t>
+        </w:r>
+        <w:r>
+          <w:rPr>
+            <w:rStyle w:val="af7"/>
+            <w:rFonts w:hint="eastAsia"/>
+            <w:noProof/>
+          </w:rPr>
+          <w:t>（节的标题</w:t>
+        </w:r>
+        <w:r>
+          <w:rPr>
+            <w:rStyle w:val="af7"/>
+            <w:rFonts w:hint="eastAsia"/>
+            <w:noProof/>
+          </w:rPr>
+          <w:t>----</w:t>
+        </w:r>
+        <w:r>
+          <w:rPr>
+            <w:rStyle w:val="af7"/>
+            <w:rFonts w:hint="eastAsia"/>
+            <w:noProof/>
+          </w:rPr>
+          <w:t>四号仿宋加粗）</w:t>
+        </w:r>
+        <w:r>
+          <w:rPr>
+            <w:rFonts w:hint="eastAsia"/>
+            <w:noProof/>
+            <w:webHidden/>
+          </w:rPr>
+          <w:tab/>
+        </w:r>
+        <w:r>
+          <w:rPr>
+            <w:rFonts w:hint="eastAsia"/>
+            <w:noProof/>
+            <w:webHidden/>
+          </w:rPr>
+          <w:fldChar w:fldCharType="begin"/>
+        </w:r>
+        <w:r>
+          <w:rPr>
+            <w:rFonts w:hint="eastAsia"/>
+            <w:noProof/>
+            <w:webHidden/>
+          </w:rPr>
+          <w:instrText xml:space="preserve"> </w:instrText>
+        </w:r>
+        <w:r>
+          <w:rPr>
+            <w:noProof/>
+            <w:webHidden/>
+          </w:rPr>
+          <w:instrText>PAGEREF _Toc227862844 \h</w:instrText>
+        </w:r>
+        <w:r>
+          <w:rPr>
+            <w:rFonts w:hint="eastAsia"/>
+            <w:noProof/>
+            <w:webHidden/>
+          </w:rPr>
+          <w:instrText xml:space="preserve"> </w:instrText>
+        </w:r>
+        <w:r>
+          <w:rPr>
+            <w:rFonts w:hint="eastAsia"/>
+            <w:noProof/>
+            <w:webHidden/>
+          </w:rPr>
+        </w:r>
+        <w:r>
+          <w:rPr>
+            <w:rFonts w:hint="eastAsia"/>
+            <w:noProof/>
+            <w:webHidden/>
+          </w:rPr>
+          <w:fldChar w:fldCharType="separate"/>
+        </w:r>
+        <w:r>
+          <w:rPr>
+            <w:noProof/>
+            <w:webHidden/>
+          </w:rPr>
+          <w:t>13</w:t>
         </w:r>
         <w:r>
           <w:rPr>
@@ -3664,15 +5000,14 @@
           <w14:ligatures w14:val="standardContextual"/>
         </w:rPr>
       </w:pPr>
-      <w:hyperlink w:anchor="_Toc227594938" w:history="1">
+      <w:hyperlink w:anchor="_Toc227862845" w:history="1">
         <w:r>
           <w:rPr>
             <w:rStyle w:val="af7"/>
-            <w:rFonts w:ascii="仿宋" w:eastAsia="仿宋" w:hAnsi="仿宋" w:hint="eastAsia"/>
-            <w:noProof/>
-            <w:kern w:val="44"/>
-          </w:rPr>
-          <w:t>参考文献（顺序编码制示例）</w:t>
+            <w:rFonts w:hint="eastAsia"/>
+            <w:noProof/>
+          </w:rPr>
+          <w:t>5结论</w:t>
         </w:r>
         <w:r>
           <w:rPr>
@@ -3703,7 +5038,7 @@
             <w:noProof/>
             <w:webHidden/>
           </w:rPr>
-          <w:instrText>PAGEREF _Toc227594938 \h</w:instrText>
+          <w:instrText>PAGEREF _Toc227862845 \h</w:instrText>
         </w:r>
         <w:r>
           <w:rPr>
@@ -3734,7 +5069,7 @@
             <w:noProof/>
             <w:webHidden/>
           </w:rPr>
-          <w:t>8</w:t>
+          <w:t>18</w:t>
         </w:r>
         <w:r>
           <w:rPr>
@@ -3760,7 +5095,7 @@
           <w14:ligatures w14:val="standardContextual"/>
         </w:rPr>
       </w:pPr>
-      <w:hyperlink w:anchor="_Toc227594939" w:history="1">
+      <w:hyperlink w:anchor="_Toc227862846" w:history="1">
         <w:r>
           <w:rPr>
             <w:rStyle w:val="af7"/>
@@ -3768,7 +5103,7 @@
             <w:noProof/>
             <w:kern w:val="44"/>
           </w:rPr>
-          <w:t>附 录</w:t>
+          <w:t>参考文献（顺序编码制示例）</w:t>
         </w:r>
         <w:r>
           <w:rPr>
@@ -3799,7 +5134,7 @@
             <w:noProof/>
             <w:webHidden/>
           </w:rPr>
-          <w:instrText>PAGEREF _Toc227594939 \h</w:instrText>
+          <w:instrText>PAGEREF _Toc227862846 \h</w:instrText>
         </w:r>
         <w:r>
           <w:rPr>
@@ -3830,7 +5165,7 @@
             <w:noProof/>
             <w:webHidden/>
           </w:rPr>
-          <w:t>9</w:t>
+          <w:t>19</w:t>
         </w:r>
         <w:r>
           <w:rPr>
@@ -3856,10 +5191,106 @@
           <w14:ligatures w14:val="standardContextual"/>
         </w:rPr>
       </w:pPr>
-      <w:hyperlink w:anchor="_Toc227594940" w:history="1">
+      <w:hyperlink w:anchor="_Toc227862847" w:history="1">
         <w:r>
           <w:rPr>
             <w:rStyle w:val="af7"/>
+            <w:rFonts w:ascii="仿宋" w:eastAsia="仿宋" w:hAnsi="仿宋" w:hint="eastAsia"/>
+            <w:noProof/>
+            <w:kern w:val="44"/>
+          </w:rPr>
+          <w:t>附 录</w:t>
+        </w:r>
+        <w:r>
+          <w:rPr>
+            <w:rFonts w:hint="eastAsia"/>
+            <w:noProof/>
+            <w:webHidden/>
+          </w:rPr>
+          <w:tab/>
+        </w:r>
+        <w:r>
+          <w:rPr>
+            <w:rFonts w:hint="eastAsia"/>
+            <w:noProof/>
+            <w:webHidden/>
+          </w:rPr>
+          <w:fldChar w:fldCharType="begin"/>
+        </w:r>
+        <w:r>
+          <w:rPr>
+            <w:rFonts w:hint="eastAsia"/>
+            <w:noProof/>
+            <w:webHidden/>
+          </w:rPr>
+          <w:instrText xml:space="preserve"> </w:instrText>
+        </w:r>
+        <w:r>
+          <w:rPr>
+            <w:noProof/>
+            <w:webHidden/>
+          </w:rPr>
+          <w:instrText>PAGEREF _Toc227862847 \h</w:instrText>
+        </w:r>
+        <w:r>
+          <w:rPr>
+            <w:rFonts w:hint="eastAsia"/>
+            <w:noProof/>
+            <w:webHidden/>
+          </w:rPr>
+          <w:instrText xml:space="preserve"> </w:instrText>
+        </w:r>
+        <w:r>
+          <w:rPr>
+            <w:rFonts w:hint="eastAsia"/>
+            <w:noProof/>
+            <w:webHidden/>
+          </w:rPr>
+        </w:r>
+        <w:r>
+          <w:rPr>
+            <w:rFonts w:hint="eastAsia"/>
+            <w:noProof/>
+            <w:webHidden/>
+          </w:rPr>
+          <w:fldChar w:fldCharType="separate"/>
+        </w:r>
+        <w:r>
+          <w:rPr>
+            <w:rFonts w:hint="eastAsia"/>
+            <w:noProof/>
+            <w:webHidden/>
+          </w:rPr>
+          <w:t>20</w:t>
+        </w:r>
+        <w:r>
+          <w:rPr>
+            <w:rFonts w:hint="eastAsia"/>
+            <w:noProof/>
+            <w:webHidden/>
+          </w:rPr>
+          <w:fldChar w:fldCharType="end"/>
+        </w:r>
+      </w:hyperlink>
+    </w:p>
+    <w:p>
+      <w:pPr>
+        <w:pStyle w:val="TOC1"/>
+        <w:rPr>
+          <w:rFonts w:asciiTheme="minorHAnsi" w:eastAsiaTheme="minorEastAsia" w:hAnsiTheme="minorHAnsi" w:cstheme="minorBidi" w:hint="eastAsia"/>
+          <w:b w:val="0"/>
+          <w:bCs w:val="0"/>
+          <w:caps w:val="0"/>
+          <w:noProof/>
+          <w:sz w:val="22"/>
+          <w:szCs w:val="24"/>
+          <w14:ligatures w14:val="standardContextual"/>
+        </w:rPr>
+      </w:pPr>
+      <w:hyperlink w:anchor="_Toc227862848" w:history="1">
+        <w:r>
+          <w:rPr>
+            <w:rStyle w:val="af7"/>
             <w:rFonts w:hint="eastAsia"/>
             <w:noProof/>
           </w:rPr>
@@ -3894,7 +5325,7 @@
             <w:noProof/>
             <w:webHidden/>
           </w:rPr>
-          <w:instrText>PAGEREF _Toc227594940 \h</w:instrText>
+          <w:instrText>PAGEREF _Toc227862848 \h</w:instrText>
         </w:r>
         <w:r>
           <w:rPr>
@@ -3925,7 +5356,7 @@
             <w:noProof/>
             <w:webHidden/>
           </w:rPr>
-          <w:t>10</w:t>
+          <w:t>21</w:t>
         </w:r>
         <w:r>
           <w:rPr>
@@ -3961,6 +5392,7 @@
         <w:pStyle w:val="TOC1"/>
         <w:rPr>
           <w:rStyle w:val="af7"/>
+          <w:rFonts w:hint="eastAsia"/>
           <w:b w:val="0"/>
           <w:color w:val="auto"/>
           <w:u w:val="none"/>
@@ -4115,7 +5547,7 @@
         <mc:AlternateContent>
           <mc:Choice Requires="wps">
             <w:drawing>
-              <wp:anchor distT="0" distB="0" distL="114300" distR="114300" simplePos="0" relativeHeight="251663360" behindDoc="0" locked="0" layoutInCell="1" allowOverlap="1" wp14:anchorId="218B54F6" wp14:editId="2E655E10">
+              <wp:anchor distT="0" distB="0" distL="114300" distR="114300" simplePos="0" relativeHeight="251661312" behindDoc="0" locked="0" layoutInCell="1" allowOverlap="1" wp14:anchorId="218B54F6" wp14:editId="2E655E10">
                 <wp:simplePos x="0" y="0"/>
                 <wp:positionH relativeFrom="column">
                   <wp:posOffset>5337175</wp:posOffset>
@@ -4203,7 +5635,7 @@
           </mc:Choice>
           <mc:Fallback>
             <w:pict>
-              <v:shape w14:anchorId="218B54F6" id="自选图形 129" o:spid="_x0000_s1031" type="#_x0000_t62" style="position:absolute;left:0;text-align:left;margin-left:420.25pt;margin-top:-40.9pt;width:141pt;height:38.25pt;z-index:251663360;visibility:visible;mso-wrap-style:square;mso-width-percent:0;mso-height-percent:0;mso-wrap-distance-left:9pt;mso-wrap-distance-top:0;mso-wrap-distance-right:9pt;mso-wrap-distance-bottom:0;mso-position-horizontal:absolute;mso-position-horizontal-relative:text;mso-position-vertical:absolute;mso-position-vertical-relative:text;mso-width-percent:0;mso-height-percent:0;mso-width-relative:page;mso-height-relative:page;v-text-anchor:top" o:gfxdata="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" adj="-1501,29732">
+              <v:shape w14:anchorId="218B54F6" id="自选图形 129" o:spid="_x0000_s1028" type="#_x0000_t62" style="position:absolute;left:0;text-align:left;margin-left:420.25pt;margin-top:-40.9pt;width:141pt;height:38.25pt;z-index:251661312;visibility:visible;mso-wrap-style:square;mso-width-percent:0;mso-height-percent:0;mso-wrap-distance-left:9pt;mso-wrap-distance-top:0;mso-wrap-distance-right:9pt;mso-wrap-distance-bottom:0;mso-position-horizontal:absolute;mso-position-horizontal-relative:text;mso-position-vertical:absolute;mso-position-vertical-relative:text;mso-width-percent:0;mso-height-percent:0;mso-width-relative:page;mso-height-relative:page;v-text-anchor:top" o:gfxdata="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" adj="-1501,29732">
                 <v:textbox>
                   <w:txbxContent>
                     <w:p>
@@ -4246,7 +5678,7 @@
         <w:spacing w:before="156" w:after="156"/>
         <w:ind w:firstLineChars="0"/>
       </w:pPr>
-      <w:bookmarkStart w:id="4" w:name="_Toc227594929"/>
+      <w:bookmarkStart w:id="4" w:name="_Toc227862820"/>
       <w:r>
         <w:rPr>
           <w:rFonts w:hint="eastAsia"/>
@@ -4265,7 +5697,7 @@
         </w:numPr>
         <w:ind w:left="440" w:hanging="440"/>
       </w:pPr>
-      <w:bookmarkStart w:id="5" w:name="_Toc227594930"/>
+      <w:bookmarkStart w:id="5" w:name="_Toc227862821"/>
       <w:r>
         <w:rPr>
           <w:rFonts w:hint="eastAsia"/>
@@ -4291,7 +5723,7 @@
       <w:pPr>
         <w:pStyle w:val="3"/>
       </w:pPr>
-      <w:bookmarkStart w:id="6" w:name="_Toc227594931"/>
+      <w:bookmarkStart w:id="6" w:name="_Toc227862822"/>
       <w:r>
         <w:rPr>
           <w:rFonts w:hint="eastAsia"/>
@@ -4316,8 +5748,8 @@
         </w:rPr>
         <w:t>技术发展</w:t>
       </w:r>
-    </w:p>
-    <w:bookmarkEnd w:id="6"/>
+      <w:bookmarkEnd w:id="6"/>
+    </w:p>
     <w:p>
       <w:pPr>
         <w:ind w:firstLine="480"/>
@@ -4640,9 +6072,6 @@
     <w:p>
       <w:pPr>
         <w:ind w:firstLine="480"/>
-        <w:rPr>
-          <w:rFonts w:hint="eastAsia"/>
-        </w:rPr>
       </w:pPr>
       <w:r>
         <w:rPr>
@@ -4770,7 +6199,7 @@
       <w:pPr>
         <w:pStyle w:val="3"/>
       </w:pPr>
-      <w:bookmarkStart w:id="7" w:name="_Toc227594932"/>
+      <w:bookmarkStart w:id="7" w:name="_Toc227862823"/>
       <w:r>
         <w:rPr>
           <w:rFonts w:hint="eastAsia"/>
@@ -4789,19 +6218,18 @@
         </w:rPr>
         <w:t xml:space="preserve"> </w:t>
       </w:r>
+      <w:r>
+        <w:rPr>
+          <w:rFonts w:hint="eastAsia"/>
+        </w:rPr>
+        <w:t>自动化合规审查技术的智能化演进</w:t>
+      </w:r>
       <w:bookmarkEnd w:id="7"/>
-      <w:r>
-        <w:rPr>
-          <w:rFonts w:hint="eastAsia"/>
-        </w:rPr>
-        <w:t>自动化合规审查技术的智能化演进</w:t>
-      </w:r>
     </w:p>
     <w:p>
       <w:pPr>
         <w:ind w:firstLine="480"/>
       </w:pPr>
-      <w:bookmarkStart w:id="8" w:name="_Toc227594933"/>
       <w:r>
         <w:rPr>
           <w:rFonts w:hint="eastAsia"/>
@@ -5119,31 +6547,7 @@
         <w:rPr>
           <w:rFonts w:hint="eastAsia"/>
         </w:rPr>
-        <w:t>的审查框架，进一步展示了利用大模型直接理解建筑规范并辅助审查的可行性，标志着合规审查技术正从</w:t>
-      </w:r>
-      <w:r>
-        <w:rPr>
-          <w:rFonts w:hint="eastAsia"/>
-        </w:rPr>
-        <w:t>“</w:t>
-      </w:r>
-      <w:r>
-        <w:rPr>
-          <w:rFonts w:hint="eastAsia"/>
-        </w:rPr>
-        <w:t>语法匹配”向</w:t>
-      </w:r>
-      <w:r>
-        <w:rPr>
-          <w:rFonts w:hint="eastAsia"/>
-        </w:rPr>
-        <w:t>“</w:t>
-      </w:r>
-      <w:r>
-        <w:rPr>
-          <w:rFonts w:hint="eastAsia"/>
-        </w:rPr>
-        <w:t>语义理解”阶段跨越。</w:t>
+        <w:t>的审查框架，进一步展示了利用大模型直接理解建筑规范并辅助审查的可行性，标志着合规审查技术正从“语法匹配”向“语义理解”阶段跨越。</w:t>
       </w:r>
     </w:p>
     <w:p>
@@ -5190,25 +6594,14 @@
         <w:rPr>
           <w:rFonts w:hint="eastAsia"/>
         </w:rPr>
-        <w:t>标准这种复杂的图状数据结构时，传统方法往往因缺乏语义弹性而导致信息丢失或误判，无法满足海洋工程等高合规</w:t>
-      </w:r>
-      <w:r>
-        <w:rPr>
-          <w:rFonts w:hint="eastAsia"/>
-        </w:rPr>
-        <w:t>性</w:t>
-      </w:r>
-      <w:r>
-        <w:rPr>
-          <w:rFonts w:hint="eastAsia"/>
-        </w:rPr>
-        <w:t>要求场景的需求。</w:t>
+        <w:t>标准这种复杂的图状数据结构时，传统方法往往因缺乏语义弹性而导致信息丢失或误判，无法满足海洋工程等高合规性要求场景的需求。</w:t>
       </w:r>
     </w:p>
     <w:p>
       <w:pPr>
         <w:pStyle w:val="3"/>
       </w:pPr>
+      <w:bookmarkStart w:id="8" w:name="_Toc227862824"/>
       <w:r>
         <w:t xml:space="preserve">1.1.3 </w:t>
       </w:r>
@@ -5230,6 +6623,7 @@
         </w:rPr>
         <w:t>与检索增强技术带来的契机</w:t>
       </w:r>
+      <w:bookmarkEnd w:id="8"/>
     </w:p>
     <w:p>
       <w:pPr>
@@ -5641,6 +7035,7 @@
         <w:pStyle w:val="3"/>
       </w:pPr>
       <w:bookmarkStart w:id="9" w:name="研究意义"/>
+      <w:bookmarkStart w:id="10" w:name="_Toc227862825"/>
       <w:r>
         <w:t xml:space="preserve">1.1.4 </w:t>
       </w:r>
@@ -5650,6 +7045,7 @@
         </w:rPr>
         <w:t>研究意义</w:t>
       </w:r>
+      <w:bookmarkEnd w:id="10"/>
     </w:p>
     <w:p>
       <w:pPr>
@@ -5779,7 +7175,6 @@
         <w:t>了审查流程中的可追溯中间件，使得审查逻辑不再是黑盒算法的内部状态，而是可被人类专家复核、校验与存档的标准化文档，从而明确了审查责任边界，建立可审计的合规信任机制。</w:t>
       </w:r>
     </w:p>
-    <w:bookmarkEnd w:id="9"/>
     <w:p>
       <w:pPr>
         <w:pStyle w:val="2"/>
@@ -5788,17 +7183,21 @@
           <w:numId w:val="11"/>
         </w:numPr>
       </w:pPr>
+      <w:bookmarkStart w:id="11" w:name="_Toc227862826"/>
+      <w:bookmarkEnd w:id="9"/>
       <w:r>
         <w:rPr>
           <w:rFonts w:hint="eastAsia"/>
         </w:rPr>
         <w:t>国内外研究现状</w:t>
       </w:r>
+      <w:bookmarkEnd w:id="11"/>
     </w:p>
     <w:p>
       <w:pPr>
         <w:pStyle w:val="3"/>
       </w:pPr>
+      <w:bookmarkStart w:id="12" w:name="_Toc227862827"/>
       <w:r>
         <w:rPr>
           <w:rFonts w:hint="eastAsia"/>
@@ -5823,6 +7222,7 @@
         </w:rPr>
         <w:t>全生命周期应用现状</w:t>
       </w:r>
+      <w:bookmarkEnd w:id="12"/>
     </w:p>
     <w:p>
       <w:pPr>
@@ -6220,6 +7620,7 @@
       <w:pPr>
         <w:pStyle w:val="3"/>
       </w:pPr>
+      <w:bookmarkStart w:id="13" w:name="_Toc227862828"/>
       <w:r>
         <w:lastRenderedPageBreak/>
         <w:t xml:space="preserve">1.2.2 </w:t>
@@ -6242,6 +7643,7 @@
         </w:rPr>
         <w:t>技术的智能化演进</w:t>
       </w:r>
+      <w:bookmarkEnd w:id="13"/>
     </w:p>
     <w:p>
       <w:pPr>
@@ -6710,7 +8112,8 @@
       <w:pPr>
         <w:pStyle w:val="3"/>
       </w:pPr>
-      <w:bookmarkStart w:id="10" w:name="检索增强生成rag技术的发展现状"/>
+      <w:bookmarkStart w:id="14" w:name="检索增强生成rag技术的发展现状"/>
+      <w:bookmarkStart w:id="15" w:name="_Toc227862829"/>
       <w:r>
         <w:t xml:space="preserve">1.2.3 </w:t>
       </w:r>
@@ -6732,6 +8135,7 @@
         </w:rPr>
         <w:t>）技术的发展现状</w:t>
       </w:r>
+      <w:bookmarkEnd w:id="15"/>
     </w:p>
     <w:p>
       <w:pPr>
@@ -7194,9 +8598,6 @@
     <w:p>
       <w:pPr>
         <w:ind w:firstLine="480"/>
-        <w:rPr>
-          <w:rFonts w:hint="eastAsia"/>
-        </w:rPr>
       </w:pPr>
       <w:r>
         <w:rPr>
@@ -7281,8 +8682,9 @@
       <w:pPr>
         <w:pStyle w:val="3"/>
       </w:pPr>
-      <w:bookmarkStart w:id="11" w:name="存在问题"/>
-      <w:bookmarkEnd w:id="10"/>
+      <w:bookmarkStart w:id="16" w:name="存在问题"/>
+      <w:bookmarkStart w:id="17" w:name="_Toc227862830"/>
+      <w:bookmarkEnd w:id="14"/>
       <w:r>
         <w:t xml:space="preserve">1.2.4 </w:t>
       </w:r>
@@ -7292,6 +8694,7 @@
         </w:rPr>
         <w:t>存在问题</w:t>
       </w:r>
+      <w:bookmarkEnd w:id="17"/>
     </w:p>
     <w:p>
       <w:pPr>
@@ -7668,6 +9071,7 @@
         </w:numPr>
         <w:ind w:left="440" w:hanging="440"/>
       </w:pPr>
+      <w:bookmarkStart w:id="18" w:name="_Toc227862831"/>
       <w:r>
         <w:t xml:space="preserve">1.3 </w:t>
       </w:r>
@@ -7677,12 +9081,14 @@
         </w:rPr>
         <w:t>本文主要工作及章节安排</w:t>
       </w:r>
+      <w:bookmarkEnd w:id="18"/>
     </w:p>
     <w:p>
       <w:pPr>
         <w:pStyle w:val="3"/>
       </w:pPr>
-      <w:bookmarkStart w:id="12" w:name="本文主要工作"/>
+      <w:bookmarkStart w:id="19" w:name="本文主要工作"/>
+      <w:bookmarkStart w:id="20" w:name="_Toc227862832"/>
       <w:r>
         <w:t xml:space="preserve">1.3.1 </w:t>
       </w:r>
@@ -7692,6 +9098,7 @@
         </w:rPr>
         <w:t>本文主要工作</w:t>
       </w:r>
+      <w:bookmarkEnd w:id="20"/>
     </w:p>
     <w:p>
       <w:pPr>
@@ -8141,21 +9548,19 @@
         <w:t>模型进行合规性审查。通过对典型海洋工程规范条款的生成实验与性能测试验证了系统的有效性。</w:t>
       </w:r>
     </w:p>
-    <w:bookmarkEnd w:id="12"/>
+    <w:bookmarkEnd w:id="19"/>
     <w:p>
       <w:pPr>
         <w:ind w:firstLine="480"/>
-        <w:rPr>
-          <w:rFonts w:hint="eastAsia"/>
-        </w:rPr>
       </w:pPr>
     </w:p>
     <w:p>
       <w:pPr>
         <w:pStyle w:val="3"/>
       </w:pPr>
-      <w:bookmarkStart w:id="13" w:name="章节安排"/>
-      <w:bookmarkEnd w:id="11"/>
+      <w:bookmarkStart w:id="21" w:name="章节安排"/>
+      <w:bookmarkStart w:id="22" w:name="_Toc227862833"/>
+      <w:bookmarkEnd w:id="16"/>
       <w:r>
         <w:t xml:space="preserve">1.3.2 </w:t>
       </w:r>
@@ -8165,6 +9570,7 @@
         </w:rPr>
         <w:t>章节安排</w:t>
       </w:r>
+      <w:bookmarkEnd w:id="22"/>
     </w:p>
     <w:p>
       <w:pPr>
@@ -8516,7 +9922,7 @@
         <w:t>。总结本文的主要研究成果与创新点，分析系统存在的局限性，展望未来的研究方向与应用前景。</w:t>
       </w:r>
     </w:p>
-    <w:bookmarkEnd w:id="13"/>
+    <w:bookmarkEnd w:id="21"/>
     <w:p>
       <w:pPr>
         <w:widowControl/>
@@ -8537,10 +9943,8 @@
         </w:numPr>
         <w:spacing w:before="156" w:after="156"/>
         <w:ind w:firstLineChars="0"/>
-        <w:rPr>
-          <w:rFonts w:hint="eastAsia"/>
-        </w:rPr>
-      </w:pPr>
+      </w:pPr>
+      <w:bookmarkStart w:id="23" w:name="_Toc227862834"/>
       <w:r>
         <w:rPr>
           <w:rFonts w:hint="eastAsia"/>
@@ -8548,6 +9952,7 @@
         <w:lastRenderedPageBreak/>
         <w:t>相关技术与理论基础</w:t>
       </w:r>
+      <w:bookmarkEnd w:id="23"/>
     </w:p>
     <w:p>
       <w:pPr>
@@ -8558,11 +9963,350 @@
         </w:numPr>
         <w:ind w:left="440" w:hanging="440"/>
       </w:pPr>
-      <w:r>
-        <w:rPr>
-          <w:rFonts w:hint="eastAsia"/>
-        </w:rPr>
-        <w:t xml:space="preserve">2.1 </w:t>
+      <w:bookmarkStart w:id="24" w:name="_Toc227862835"/>
+      <w:r>
+        <w:rPr>
+          <w:rFonts w:hint="eastAsia"/>
+        </w:rPr>
+        <w:t>2.1 IDS</w:t>
+      </w:r>
+      <w:r>
+        <w:rPr>
+          <w:rFonts w:hint="eastAsia"/>
+        </w:rPr>
+        <w:t>规范与</w:t>
+      </w:r>
+      <w:r>
+        <w:rPr>
+          <w:rFonts w:hint="eastAsia"/>
+        </w:rPr>
+        <w:t>IFC</w:t>
+      </w:r>
+      <w:r>
+        <w:rPr>
+          <w:rFonts w:hint="eastAsia"/>
+        </w:rPr>
+        <w:t>标准概述</w:t>
+      </w:r>
+      <w:bookmarkEnd w:id="24"/>
+    </w:p>
+    <w:p>
+      <w:pPr>
+        <w:pStyle w:val="3"/>
+      </w:pPr>
+      <w:bookmarkStart w:id="25" w:name="_Toc227862836"/>
+      <w:r>
+        <w:t xml:space="preserve">2.1.1 </w:t>
+      </w:r>
+      <w:r>
+        <w:rPr>
+          <w:rFonts w:hint="eastAsia"/>
+        </w:rPr>
+        <w:t>IFC</w:t>
+      </w:r>
+      <w:r>
+        <w:rPr>
+          <w:rFonts w:hint="eastAsia"/>
+        </w:rPr>
+        <w:t>标准的基本概念</w:t>
+      </w:r>
+      <w:bookmarkEnd w:id="25"/>
+    </w:p>
+    <w:p>
+      <w:pPr>
+        <w:ind w:firstLine="480"/>
+      </w:pPr>
+      <w:r>
+        <w:rPr>
+          <w:rFonts w:hint="eastAsia"/>
+        </w:rPr>
+        <w:t>工业基础类（</w:t>
+      </w:r>
+      <w:r>
+        <w:rPr>
+          <w:rFonts w:hint="eastAsia"/>
+        </w:rPr>
+        <w:t>Industry</w:t>
+      </w:r>
+      <w:r>
+        <w:t xml:space="preserve"> Foundation </w:t>
+      </w:r>
+      <w:r>
+        <w:rPr>
+          <w:rFonts w:hint="eastAsia"/>
+        </w:rPr>
+        <w:t>Classes</w:t>
+      </w:r>
+      <w:r>
+        <w:rPr>
+          <w:rFonts w:hint="eastAsia"/>
+        </w:rPr>
+        <w:t>，</w:t>
+      </w:r>
+      <w:r>
+        <w:rPr>
+          <w:rFonts w:hint="eastAsia"/>
+        </w:rPr>
+        <w:t>IFC</w:t>
+      </w:r>
+      <w:r>
+        <w:rPr>
+          <w:rFonts w:hint="eastAsia"/>
+        </w:rPr>
+        <w:t>）是</w:t>
+      </w:r>
+      <w:r>
+        <w:rPr>
+          <w:rFonts w:hint="eastAsia"/>
+        </w:rPr>
+        <w:t>buildingSMART</w:t>
+      </w:r>
+      <w:r>
+        <w:rPr>
+          <w:rFonts w:hint="eastAsia"/>
+        </w:rPr>
+        <w:t>国际组织制定的一种开放的数据标准，用于描述建筑、工程和施工行业中的建筑信息模型数据。</w:t>
+      </w:r>
+      <w:r>
+        <w:rPr>
+          <w:rFonts w:hint="eastAsia"/>
+        </w:rPr>
+        <w:t>IFC</w:t>
+      </w:r>
+      <w:r>
+        <w:rPr>
+          <w:rFonts w:hint="eastAsia"/>
+        </w:rPr>
+        <w:t>标准采用</w:t>
+      </w:r>
+      <w:r>
+        <w:t>EXPRESS</w:t>
+      </w:r>
+      <w:r>
+        <w:rPr>
+          <w:rFonts w:hint="eastAsia"/>
+        </w:rPr>
+        <w:t>语言定义数据结构，并通过</w:t>
+      </w:r>
+      <w:r>
+        <w:t>XML</w:t>
+      </w:r>
+      <w:r>
+        <w:rPr>
+          <w:rFonts w:hint="eastAsia"/>
+        </w:rPr>
+        <w:t>格式实现数据交换，已成为国际标准化组织（</w:t>
+      </w:r>
+      <w:r>
+        <w:rPr>
+          <w:rFonts w:hint="eastAsia"/>
+        </w:rPr>
+        <w:t>ISO</w:t>
+      </w:r>
+      <w:r>
+        <w:rPr>
+          <w:rFonts w:hint="eastAsia"/>
+        </w:rPr>
+        <w:t>）认证的开放标准（</w:t>
+      </w:r>
+      <w:r>
+        <w:rPr>
+          <w:rFonts w:hint="eastAsia"/>
+        </w:rPr>
+        <w:t>ISO</w:t>
+      </w:r>
+      <w:r>
+        <w:t xml:space="preserve"> </w:t>
+      </w:r>
+      <w:r>
+        <w:rPr>
+          <w:rFonts w:hint="eastAsia"/>
+        </w:rPr>
+        <w:t>16739</w:t>
+      </w:r>
+      <w:r>
+        <w:rPr>
+          <w:rFonts w:hint="eastAsia"/>
+        </w:rPr>
+        <w:t>）。</w:t>
+      </w:r>
+    </w:p>
+    <w:p>
+      <w:pPr>
+        <w:ind w:firstLine="480"/>
+      </w:pPr>
+      <w:r>
+        <w:rPr>
+          <w:rFonts w:hint="eastAsia"/>
+        </w:rPr>
+        <w:t>IFC</w:t>
+      </w:r>
+      <w:r>
+        <w:rPr>
+          <w:rFonts w:hint="eastAsia"/>
+        </w:rPr>
+        <w:t>标准的核心是建立一个包含几何信息、物理属性、功能关系等多维信息的对象模型。在该模型中，建筑构件（如墙、柱、梁、门、窗等）被抽象为实体（</w:t>
+      </w:r>
+      <w:r>
+        <w:rPr>
+          <w:rFonts w:hint="eastAsia"/>
+        </w:rPr>
+        <w:t>Entity</w:t>
+      </w:r>
+      <w:r>
+        <w:rPr>
+          <w:rFonts w:hint="eastAsia"/>
+        </w:rPr>
+        <w:t>），每个实体具有唯一的标识符、类型定义和属性集合。例如，</w:t>
+      </w:r>
+      <w:r>
+        <w:t>IfcWall</w:t>
+      </w:r>
+      <w:r>
+        <w:rPr>
+          <w:rFonts w:hint="eastAsia"/>
+        </w:rPr>
+        <w:t>实体代表墙体，其属性包括几何形状、材料组成、厚度尺寸等。通过这种面向对象的数据组织方式，</w:t>
+      </w:r>
+      <w:r>
+        <w:rPr>
+          <w:rFonts w:hint="eastAsia"/>
+        </w:rPr>
+        <w:t>IFC</w:t>
+      </w:r>
+      <w:r>
+        <w:rPr>
+          <w:rFonts w:hint="eastAsia"/>
+        </w:rPr>
+        <w:t>实现了建筑信息的结构化表达与跨平台交换。</w:t>
+      </w:r>
+    </w:p>
+    <w:p>
+      <w:pPr>
+        <w:ind w:firstLine="480"/>
+      </w:pPr>
+      <w:r>
+        <w:rPr>
+          <w:rFonts w:hint="eastAsia"/>
+        </w:rPr>
+        <w:t>赖华辉等</w:t>
+      </w:r>
+      <w:r>
+        <w:rPr>
+          <w:rFonts w:hint="eastAsia"/>
+        </w:rPr>
+        <w:t>[14]</w:t>
+      </w:r>
+      <w:r>
+        <w:rPr>
+          <w:rFonts w:hint="eastAsia"/>
+        </w:rPr>
+        <w:t>指出，</w:t>
+      </w:r>
+      <w:r>
+        <w:rPr>
+          <w:rFonts w:hint="eastAsia"/>
+        </w:rPr>
+        <w:t>IFC</w:t>
+      </w:r>
+      <w:r>
+        <w:rPr>
+          <w:rFonts w:hint="eastAsia"/>
+        </w:rPr>
+        <w:t>标准在解决</w:t>
+      </w:r>
+      <w:r>
+        <w:rPr>
+          <w:rFonts w:hint="eastAsia"/>
+        </w:rPr>
+        <w:t>BIM</w:t>
+      </w:r>
+      <w:r>
+        <w:rPr>
+          <w:rFonts w:hint="eastAsia"/>
+        </w:rPr>
+        <w:t>数据跨软件平台流转难题中发挥了核心作用。不同</w:t>
+      </w:r>
+      <w:r>
+        <w:rPr>
+          <w:rFonts w:hint="eastAsia"/>
+        </w:rPr>
+        <w:t>BIM</w:t>
+      </w:r>
+      <w:r>
+        <w:rPr>
+          <w:rFonts w:hint="eastAsia"/>
+        </w:rPr>
+        <w:t>软件（如</w:t>
+      </w:r>
+      <w:r>
+        <w:rPr>
+          <w:rFonts w:hint="eastAsia"/>
+        </w:rPr>
+        <w:t>Revit</w:t>
+      </w:r>
+      <w:r>
+        <w:rPr>
+          <w:rFonts w:hint="eastAsia"/>
+        </w:rPr>
+        <w:t>、</w:t>
+      </w:r>
+      <w:r>
+        <w:rPr>
+          <w:rFonts w:hint="eastAsia"/>
+        </w:rPr>
+        <w:t>Archicad</w:t>
+      </w:r>
+      <w:r>
+        <w:rPr>
+          <w:rFonts w:hint="eastAsia"/>
+        </w:rPr>
+        <w:t>、</w:t>
+      </w:r>
+      <w:r>
+        <w:rPr>
+          <w:rFonts w:hint="eastAsia"/>
+        </w:rPr>
+        <w:t>Tekla</w:t>
+      </w:r>
+      <w:r>
+        <w:rPr>
+          <w:rFonts w:hint="eastAsia"/>
+        </w:rPr>
+        <w:t>等）可以通过导出</w:t>
+      </w:r>
+      <w:r>
+        <w:rPr>
+          <w:rFonts w:hint="eastAsia"/>
+        </w:rPr>
+        <w:t>/</w:t>
+      </w:r>
+      <w:r>
+        <w:rPr>
+          <w:rFonts w:hint="eastAsia"/>
+        </w:rPr>
+        <w:t>导入</w:t>
+      </w:r>
+      <w:r>
+        <w:rPr>
+          <w:rFonts w:hint="eastAsia"/>
+        </w:rPr>
+        <w:t>IFC</w:t>
+      </w:r>
+      <w:r>
+        <w:rPr>
+          <w:rFonts w:hint="eastAsia"/>
+        </w:rPr>
+        <w:t>文件实现数据互通，打破了软件厂商的数据垄断，为后续的自动化合规审查奠定了数据格式基础。</w:t>
+      </w:r>
+    </w:p>
+    <w:p>
+      <w:pPr>
+        <w:pStyle w:val="3"/>
+      </w:pPr>
+      <w:bookmarkStart w:id="26" w:name="_Toc227862837"/>
+      <w:r>
+        <w:t xml:space="preserve">2.1.2 </w:t>
       </w:r>
       <w:r>
         <w:rPr>
@@ -8574,40 +10318,9 @@
         <w:rPr>
           <w:rFonts w:hint="eastAsia"/>
         </w:rPr>
-        <w:t>规范与</w:t>
-      </w:r>
-      <w:r>
-        <w:rPr>
-          <w:rFonts w:hint="eastAsia"/>
-        </w:rPr>
-        <w:t>IFC</w:t>
-      </w:r>
-      <w:r>
-        <w:rPr>
-          <w:rFonts w:hint="eastAsia"/>
-        </w:rPr>
-        <w:t>标准概述</w:t>
-      </w:r>
-    </w:p>
-    <w:p>
-      <w:pPr>
-        <w:pStyle w:val="3"/>
-      </w:pPr>
-      <w:r>
-        <w:t xml:space="preserve">2.1.1 </w:t>
-      </w:r>
-      <w:r>
-        <w:rPr>
-          <w:rFonts w:hint="eastAsia"/>
-        </w:rPr>
-        <w:t>IFC</w:t>
-      </w:r>
-      <w:r>
-        <w:rPr>
-          <w:rFonts w:hint="eastAsia"/>
-        </w:rPr>
-        <w:t>标准的基本概念</w:t>
-      </w:r>
+        <w:t>规范的定义与作用</w:t>
+      </w:r>
+      <w:bookmarkEnd w:id="26"/>
     </w:p>
     <w:p>
       <w:pPr>
@@ -8617,22 +10330,22 @@
         <w:rPr>
           <w:rFonts w:hint="eastAsia"/>
         </w:rPr>
-        <w:t>工业基础类（</w:t>
-      </w:r>
-      <w:r>
-        <w:rPr>
-          <w:rFonts w:hint="eastAsia"/>
-        </w:rPr>
-        <w:t>Industry</w:t>
-      </w:r>
-      <w:r>
-        <w:t xml:space="preserve"> Foundation </w:t>
-      </w:r>
-      <w:r>
-        <w:rPr>
-          <w:rFonts w:hint="eastAsia"/>
-        </w:rPr>
-        <w:t>Classes</w:t>
+        <w:t>信息交付规范（</w:t>
+      </w:r>
+      <w:r>
+        <w:rPr>
+          <w:rFonts w:hint="eastAsia"/>
+        </w:rPr>
+        <w:t>Information</w:t>
+      </w:r>
+      <w:r>
+        <w:t xml:space="preserve"> Delivery </w:t>
+      </w:r>
+      <w:r>
+        <w:rPr>
+          <w:rFonts w:hint="eastAsia"/>
+        </w:rPr>
+        <w:t>Specification</w:t>
       </w:r>
       <w:r>
         <w:rPr>
@@ -8644,7 +10357,7 @@
         <w:rPr>
           <w:rFonts w:hint="eastAsia"/>
         </w:rPr>
-        <w:t>IFC</w:t>
+        <w:t>IDS</w:t>
       </w:r>
       <w:r>
         <w:rPr>
@@ -8662,70 +10375,43 @@
         <w:rPr>
           <w:rFonts w:hint="eastAsia"/>
         </w:rPr>
-        <w:t>国际组织制定的一种开放的数据标准，用于描述建筑、工程和施工行业中的建筑信息模型数据。</w:t>
-      </w:r>
-      <w:r>
-        <w:rPr>
-          <w:rFonts w:hint="eastAsia"/>
-        </w:rPr>
-        <w:t>IFC</w:t>
-      </w:r>
-      <w:r>
-        <w:rPr>
-          <w:rFonts w:hint="eastAsia"/>
-        </w:rPr>
-        <w:t>标准采用</w:t>
-      </w:r>
-      <w:r>
-        <w:t>EXPRESS</w:t>
-      </w:r>
-      <w:r>
-        <w:rPr>
-          <w:rFonts w:hint="eastAsia"/>
-        </w:rPr>
-        <w:t>语言定义数据结构，并通过</w:t>
-      </w:r>
-      <w:r>
+        <w:t>组织提出的另一种开放标准，用于定义</w:t>
+      </w:r>
+      <w:r>
+        <w:rPr>
+          <w:rFonts w:hint="eastAsia"/>
+        </w:rPr>
+        <w:t>BIM</w:t>
+      </w:r>
+      <w:r>
+        <w:rPr>
+          <w:rFonts w:hint="eastAsia"/>
+        </w:rPr>
+        <w:t>模型在特定项目中需要满足的信息要求。</w:t>
+      </w:r>
+      <w:r>
+        <w:rPr>
+          <w:rFonts w:hint="eastAsia"/>
+        </w:rPr>
+        <w:t>IDS</w:t>
+      </w:r>
+      <w:r>
+        <w:rPr>
+          <w:rFonts w:hint="eastAsia"/>
+        </w:rPr>
+        <w:t>文件采用</w:t>
+      </w:r>
+      <w:r>
+        <w:rPr>
+          <w:rFonts w:hint="eastAsia"/>
+        </w:rPr>
         <w:t>XML</w:t>
       </w:r>
       <w:r>
         <w:rPr>
           <w:rFonts w:hint="eastAsia"/>
         </w:rPr>
-        <w:t>格式实现数据交换，已成为国际标准化组织（</w:t>
-      </w:r>
-      <w:r>
-        <w:rPr>
-          <w:rFonts w:hint="eastAsia"/>
-        </w:rPr>
-        <w:t>ISO</w:t>
-      </w:r>
-      <w:r>
-        <w:rPr>
-          <w:rFonts w:hint="eastAsia"/>
-        </w:rPr>
-        <w:t>）认证的开放标准（</w:t>
-      </w:r>
-      <w:r>
-        <w:rPr>
-          <w:rFonts w:hint="eastAsia"/>
-        </w:rPr>
-        <w:t>ISO</w:t>
-      </w:r>
-      <w:r>
-        <w:t xml:space="preserve"> </w:t>
-      </w:r>
-      <w:r>
-        <w:rPr>
-          <w:rFonts w:hint="eastAsia"/>
-        </w:rPr>
-        <w:t>16739</w:t>
-      </w:r>
-      <w:r>
-        <w:rPr>
-          <w:rFonts w:hint="eastAsia"/>
-        </w:rPr>
-        <w:t>）。</w:t>
+        <w:t>格式编写，描述了项目交付时模型必须包含的实体类型、属性集合及其约束条件。</w:t>
       </w:r>
     </w:p>
     <w:p>
@@ -8736,294 +10422,25 @@
         <w:rPr>
           <w:rFonts w:hint="eastAsia"/>
         </w:rPr>
-        <w:t>IFC</w:t>
-      </w:r>
-      <w:r>
-        <w:rPr>
-          <w:rFonts w:hint="eastAsia"/>
-        </w:rPr>
-        <w:t>标准的核心是建立一个包含几何信息、物理属性、功能关系等多维信息的对象模型。在该模型中，建筑构件（如墙、柱、梁、门、窗等）被抽象为实体（</w:t>
-      </w:r>
-      <w:r>
-        <w:rPr>
-          <w:rFonts w:hint="eastAsia"/>
-        </w:rPr>
-        <w:t>Entity</w:t>
-      </w:r>
-      <w:r>
-        <w:rPr>
-          <w:rFonts w:hint="eastAsia"/>
-        </w:rPr>
-        <w:t>），每个实体具有唯一的标识符、类型定义和属性集合。例如，</w:t>
-      </w:r>
-      <w:r>
-        <w:t>IfcWall</w:t>
-      </w:r>
-      <w:r>
-        <w:rPr>
-          <w:rFonts w:hint="eastAsia"/>
-        </w:rPr>
-        <w:t>实体代表墙体，其属性包括几何形状、材料组成、厚度尺寸等。通过这种面向对象的数据组织方式，</w:t>
-      </w:r>
-      <w:r>
-        <w:rPr>
-          <w:rFonts w:hint="eastAsia"/>
-        </w:rPr>
-        <w:t>IFC</w:t>
-      </w:r>
-      <w:r>
-        <w:rPr>
-          <w:rFonts w:hint="eastAsia"/>
-        </w:rPr>
-        <w:t>实现了建筑信息的结构化表达与跨平台交换。</w:t>
-      </w:r>
-    </w:p>
-    <w:p>
-      <w:pPr>
-        <w:ind w:firstLine="480"/>
-      </w:pPr>
-      <w:r>
-        <w:rPr>
-          <w:rFonts w:hint="eastAsia"/>
-        </w:rPr>
-        <w:t>赖华辉等</w:t>
-      </w:r>
-      <w:r>
-        <w:rPr>
-          <w:rFonts w:hint="eastAsia"/>
-        </w:rPr>
-        <w:t>[14]</w:t>
-      </w:r>
-      <w:r>
-        <w:rPr>
-          <w:rFonts w:hint="eastAsia"/>
-        </w:rPr>
-        <w:t>指出，</w:t>
-      </w:r>
-      <w:r>
-        <w:rPr>
-          <w:rFonts w:hint="eastAsia"/>
-        </w:rPr>
-        <w:t>IFC</w:t>
-      </w:r>
-      <w:r>
-        <w:rPr>
-          <w:rFonts w:hint="eastAsia"/>
-        </w:rPr>
-        <w:t>标准在解决</w:t>
-      </w:r>
-      <w:r>
-        <w:rPr>
-          <w:rFonts w:hint="eastAsia"/>
-        </w:rPr>
-        <w:t>BIM</w:t>
-      </w:r>
-      <w:r>
-        <w:rPr>
-          <w:rFonts w:hint="eastAsia"/>
-        </w:rPr>
-        <w:t>数据跨软件平台流转难题中发挥了核心作用。不同</w:t>
-      </w:r>
-      <w:r>
-        <w:rPr>
-          <w:rFonts w:hint="eastAsia"/>
-        </w:rPr>
-        <w:t>BIM</w:t>
-      </w:r>
-      <w:r>
-        <w:rPr>
-          <w:rFonts w:hint="eastAsia"/>
-        </w:rPr>
-        <w:t>软件（如</w:t>
-      </w:r>
-      <w:r>
-        <w:rPr>
-          <w:rFonts w:hint="eastAsia"/>
-        </w:rPr>
-        <w:t>Revit</w:t>
-      </w:r>
-      <w:r>
-        <w:rPr>
-          <w:rFonts w:hint="eastAsia"/>
-        </w:rPr>
-        <w:t>、</w:t>
-      </w:r>
-      <w:r>
-        <w:rPr>
-          <w:rFonts w:hint="eastAsia"/>
-        </w:rPr>
-        <w:t>Archicad</w:t>
-      </w:r>
-      <w:r>
-        <w:rPr>
-          <w:rFonts w:hint="eastAsia"/>
-        </w:rPr>
-        <w:t>、</w:t>
-      </w:r>
-      <w:r>
-        <w:rPr>
-          <w:rFonts w:hint="eastAsia"/>
-        </w:rPr>
-        <w:t>Tekla</w:t>
-      </w:r>
-      <w:r>
-        <w:rPr>
-          <w:rFonts w:hint="eastAsia"/>
-        </w:rPr>
-        <w:t>等）可以通过导出</w:t>
-      </w:r>
-      <w:r>
-        <w:rPr>
-          <w:rFonts w:hint="eastAsia"/>
-        </w:rPr>
-        <w:t>/</w:t>
-      </w:r>
-      <w:r>
-        <w:rPr>
-          <w:rFonts w:hint="eastAsia"/>
-        </w:rPr>
-        <w:t>导入</w:t>
-      </w:r>
-      <w:r>
-        <w:rPr>
-          <w:rFonts w:hint="eastAsia"/>
-        </w:rPr>
-        <w:t>IFC</w:t>
-      </w:r>
-      <w:r>
-        <w:rPr>
-          <w:rFonts w:hint="eastAsia"/>
-        </w:rPr>
-        <w:t>文件实现数据互通，打破了软件厂商的数据垄断，为后续的自动化合规审查奠定了数据格式基础。</w:t>
-      </w:r>
-    </w:p>
-    <w:p>
-      <w:pPr>
-        <w:pStyle w:val="3"/>
-      </w:pPr>
-      <w:r>
-        <w:t xml:space="preserve">2.1.2 </w:t>
-      </w:r>
-      <w:r>
-        <w:rPr>
-          <w:rFonts w:hint="eastAsia"/>
-        </w:rPr>
         <w:t>IDS</w:t>
       </w:r>
       <w:r>
         <w:rPr>
           <w:rFonts w:hint="eastAsia"/>
         </w:rPr>
-        <w:t>规范的定义与作用</w:t>
-      </w:r>
-    </w:p>
-    <w:p>
-      <w:pPr>
-        <w:ind w:firstLine="480"/>
-      </w:pPr>
-      <w:r>
-        <w:rPr>
-          <w:rFonts w:hint="eastAsia"/>
-        </w:rPr>
-        <w:t>信息交付规范（</w:t>
-      </w:r>
-      <w:r>
-        <w:rPr>
-          <w:rFonts w:hint="eastAsia"/>
-        </w:rPr>
-        <w:t>Information</w:t>
-      </w:r>
-      <w:r>
-        <w:t xml:space="preserve"> Delivery </w:t>
-      </w:r>
-      <w:r>
-        <w:rPr>
-          <w:rFonts w:hint="eastAsia"/>
-        </w:rPr>
-        <w:t>Specification</w:t>
-      </w:r>
-      <w:r>
-        <w:rPr>
-          <w:rFonts w:hint="eastAsia"/>
-        </w:rPr>
-        <w:t>，</w:t>
-      </w:r>
-      <w:r>
-        <w:rPr>
-          <w:rFonts w:hint="eastAsia"/>
-        </w:rPr>
-        <w:t>IDS</w:t>
-      </w:r>
-      <w:r>
-        <w:rPr>
-          <w:rFonts w:hint="eastAsia"/>
-        </w:rPr>
-        <w:t>）是</w:t>
-      </w:r>
-      <w:r>
-        <w:rPr>
-          <w:rFonts w:hint="eastAsia"/>
-        </w:rPr>
-        <w:t>buildingSMART</w:t>
-      </w:r>
-      <w:r>
-        <w:rPr>
-          <w:rFonts w:hint="eastAsia"/>
-        </w:rPr>
-        <w:t>组织提出的另一种开放标准，用于定义</w:t>
-      </w:r>
-      <w:r>
-        <w:rPr>
-          <w:rFonts w:hint="eastAsia"/>
-        </w:rPr>
-        <w:t>BIM</w:t>
-      </w:r>
-      <w:r>
-        <w:rPr>
-          <w:rFonts w:hint="eastAsia"/>
-        </w:rPr>
-        <w:t>模型在特定项目中需要满足的信息要求。</w:t>
-      </w:r>
-      <w:r>
-        <w:rPr>
-          <w:rFonts w:hint="eastAsia"/>
-        </w:rPr>
-        <w:t>IDS</w:t>
-      </w:r>
-      <w:r>
-        <w:rPr>
-          <w:rFonts w:hint="eastAsia"/>
-        </w:rPr>
-        <w:t>文件采用</w:t>
-      </w:r>
-      <w:r>
-        <w:rPr>
-          <w:rFonts w:hint="eastAsia"/>
-        </w:rPr>
-        <w:t>XML</w:t>
-      </w:r>
-      <w:r>
-        <w:rPr>
-          <w:rFonts w:hint="eastAsia"/>
-        </w:rPr>
-        <w:t>格式编写，描述了项目交付时模型必须包含的实体类型、属性集合及其约束条件。</w:t>
-      </w:r>
-    </w:p>
-    <w:p>
-      <w:pPr>
-        <w:ind w:firstLine="480"/>
-      </w:pPr>
-      <w:r>
-        <w:rPr>
-          <w:rFonts w:hint="eastAsia"/>
-        </w:rPr>
-        <w:t>IDS</w:t>
-      </w:r>
-      <w:r>
-        <w:rPr>
-          <w:rFonts w:hint="eastAsia"/>
-        </w:rPr>
-        <w:t>规范的核心作用在于建立”甲方需求→模型交付→合规审查”的标准化闭环。传统实践中，项目信息需求多以</w:t>
+        <w:t>规范的核心作用在于建立</w:t>
+      </w:r>
+      <w:r>
+        <w:rPr>
+          <w:rFonts w:hint="eastAsia"/>
+        </w:rPr>
+        <w:t>“</w:t>
+      </w:r>
+      <w:r>
+        <w:rPr>
+          <w:rFonts w:hint="eastAsia"/>
+        </w:rPr>
+        <w:t>需求→模型交付→合规审查”的标准化闭环。传统实践中，项目信息需求多以</w:t>
       </w:r>
       <w:r>
         <w:rPr>
@@ -9162,6 +10579,7 @@
       <w:pPr>
         <w:pStyle w:val="3"/>
       </w:pPr>
+      <w:bookmarkStart w:id="27" w:name="_Toc227862838"/>
       <w:r>
         <w:t xml:space="preserve">2.1.3 </w:t>
       </w:r>
@@ -9189,6 +10607,7 @@
         </w:rPr>
         <w:t>的协同关系</w:t>
       </w:r>
+      <w:bookmarkEnd w:id="27"/>
     </w:p>
     <w:p>
       <w:pPr>
@@ -9216,7 +10635,13 @@
         <w:rPr>
           <w:rFonts w:hint="eastAsia"/>
         </w:rPr>
-        <w:t>标准之间存在紧密的协同关系。</w:t>
+        <w:t>标准之间存在紧密的协同关系</w:t>
+      </w:r>
+      <w:r>
+        <w:rPr>
+          <w:rFonts w:hint="eastAsia"/>
+        </w:rPr>
+        <w:t>。</w:t>
       </w:r>
       <w:r>
         <w:rPr>
@@ -9228,7 +10653,19 @@
         <w:rPr>
           <w:rFonts w:hint="eastAsia"/>
         </w:rPr>
-        <w:t>标准定义了建筑信息的”数据结构”，而</w:t>
+        <w:t>标准定义了建筑信息的</w:t>
+      </w:r>
+      <w:r>
+        <w:rPr>
+          <w:rFonts w:hint="eastAsia"/>
+        </w:rPr>
+        <w:t>“</w:t>
+      </w:r>
+      <w:r>
+        <w:rPr>
+          <w:rFonts w:hint="eastAsia"/>
+        </w:rPr>
+        <w:t>数据结构”，而</w:t>
       </w:r>
       <w:r>
         <w:rPr>
@@ -9275,7 +10712,19 @@
         <w:rPr>
           <w:rFonts w:hint="eastAsia"/>
         </w:rPr>
-        <w:t>以海洋工程项目为例，假设规范要求”所有承重构件必须标注材料强度等级”。该需求可转化为一条</w:t>
+        <w:t>以海洋工程项目为例，假设规范要求</w:t>
+      </w:r>
+      <w:r>
+        <w:rPr>
+          <w:rFonts w:hint="eastAsia"/>
+        </w:rPr>
+        <w:t>“</w:t>
+      </w:r>
+      <w:r>
+        <w:rPr>
+          <w:rFonts w:hint="eastAsia"/>
+        </w:rPr>
+        <w:t>所有承重构件必须标注材料强度等级”。该需求可转化为一条</w:t>
       </w:r>
       <w:r>
         <w:rPr>
@@ -9352,6 +10801,7 @@
         </w:numPr>
         <w:ind w:left="440" w:hanging="440"/>
       </w:pPr>
+      <w:bookmarkStart w:id="28" w:name="_Toc227862839"/>
       <w:r>
         <w:t xml:space="preserve">2.2 </w:t>
       </w:r>
@@ -9361,11 +10811,13 @@
         </w:rPr>
         <w:t>大语言模型技术</w:t>
       </w:r>
+      <w:bookmarkEnd w:id="28"/>
     </w:p>
     <w:p>
       <w:pPr>
         <w:pStyle w:val="3"/>
       </w:pPr>
+      <w:bookmarkStart w:id="29" w:name="_Toc227862840"/>
       <w:r>
         <w:t xml:space="preserve">2.2.1 </w:t>
       </w:r>
@@ -9375,6 +10827,7 @@
         </w:rPr>
         <w:t>大语言模型的发展脉络</w:t>
       </w:r>
+      <w:bookmarkEnd w:id="29"/>
     </w:p>
     <w:p>
       <w:pPr>
@@ -9643,23 +11096,4284 @@
     </w:p>
     <w:p>
       <w:pPr>
+        <w:pStyle w:val="3"/>
+        <w:rPr>
+          <w:rFonts w:hint="eastAsia"/>
+          <w:color w:val="EE0000"/>
+        </w:rPr>
+      </w:pPr>
+      <w:bookmarkStart w:id="30" w:name="openrouter与api服务架构"/>
+      <w:r>
+        <w:rPr>
+          <w:color w:val="EE0000"/>
+        </w:rPr>
+        <w:t xml:space="preserve">2.2.2 </w:t>
+      </w:r>
+      <w:r>
+        <w:rPr>
+          <w:rFonts w:hint="eastAsia"/>
+          <w:color w:val="EE0000"/>
+        </w:rPr>
+        <w:t>OpenRouter</w:t>
+      </w:r>
+      <w:r>
+        <w:rPr>
+          <w:rFonts w:hint="eastAsia"/>
+          <w:color w:val="EE0000"/>
+        </w:rPr>
+        <w:t>与</w:t>
+      </w:r>
+      <w:r>
+        <w:rPr>
+          <w:rFonts w:hint="eastAsia"/>
+          <w:color w:val="EE0000"/>
+        </w:rPr>
+        <w:t>API</w:t>
+      </w:r>
+      <w:r>
+        <w:rPr>
+          <w:rFonts w:hint="eastAsia"/>
+          <w:color w:val="EE0000"/>
+        </w:rPr>
+        <w:t>服务架构</w:t>
+      </w:r>
+      <w:r>
+        <w:rPr>
+          <w:rFonts w:hint="eastAsia"/>
+          <w:color w:val="EE0000"/>
+        </w:rPr>
+        <w:t>(</w:t>
+      </w:r>
+      <w:r>
+        <w:rPr>
+          <w:rFonts w:hint="eastAsia"/>
+          <w:color w:val="EE0000"/>
+        </w:rPr>
+        <w:t>修改：分词</w:t>
+      </w:r>
+      <w:r>
+        <w:rPr>
+          <w:rFonts w:hint="eastAsia"/>
+          <w:color w:val="EE0000"/>
+        </w:rPr>
+        <w:t>/</w:t>
+      </w:r>
+      <w:r>
+        <w:rPr>
+          <w:rFonts w:hint="eastAsia"/>
+          <w:color w:val="EE0000"/>
+        </w:rPr>
+        <w:t>知识图谱</w:t>
+      </w:r>
+      <w:r>
+        <w:rPr>
+          <w:rFonts w:hint="eastAsia"/>
+          <w:color w:val="EE0000"/>
+        </w:rPr>
+        <w:t>)</w:t>
+      </w:r>
+    </w:p>
+    <w:p>
+      <w:pPr>
         <w:ind w:firstLine="480"/>
-        <w:rPr>
-          <w:rFonts w:hint="eastAsia"/>
-        </w:rPr>
-      </w:pPr>
+      </w:pPr>
+      <w:r>
+        <w:rPr>
+          <w:rFonts w:hint="eastAsia"/>
+        </w:rPr>
+        <w:t>OpenRouter</w:t>
+      </w:r>
+      <w:r>
+        <w:rPr>
+          <w:rFonts w:hint="eastAsia"/>
+        </w:rPr>
+        <w:t>是一个统一的大语言模型</w:t>
+      </w:r>
+      <w:r>
+        <w:rPr>
+          <w:rFonts w:hint="eastAsia"/>
+        </w:rPr>
+        <w:t>API</w:t>
+      </w:r>
+      <w:r>
+        <w:rPr>
+          <w:rFonts w:hint="eastAsia"/>
+        </w:rPr>
+        <w:t>服务平台，提供对多种主流模型（如</w:t>
+      </w:r>
+      <w:r>
+        <w:rPr>
+          <w:rFonts w:hint="eastAsia"/>
+        </w:rPr>
+        <w:t>GPT-4</w:t>
+      </w:r>
+      <w:r>
+        <w:rPr>
+          <w:rFonts w:hint="eastAsia"/>
+        </w:rPr>
+        <w:t>、</w:t>
+      </w:r>
+      <w:r>
+        <w:rPr>
+          <w:rFonts w:hint="eastAsia"/>
+        </w:rPr>
+        <w:t>Claude</w:t>
+      </w:r>
+      <w:r>
+        <w:rPr>
+          <w:rFonts w:hint="eastAsia"/>
+        </w:rPr>
+        <w:t>、</w:t>
+      </w:r>
+      <w:r>
+        <w:rPr>
+          <w:rFonts w:hint="eastAsia"/>
+        </w:rPr>
+        <w:t>Llama</w:t>
+      </w:r>
+      <w:r>
+        <w:rPr>
+          <w:rFonts w:hint="eastAsia"/>
+        </w:rPr>
+        <w:t>等）的标准化调用接口。通过</w:t>
+      </w:r>
+      <w:r>
+        <w:rPr>
+          <w:rFonts w:hint="eastAsia"/>
+        </w:rPr>
+        <w:t>OpenRouter</w:t>
+      </w:r>
+      <w:r>
+        <w:rPr>
+          <w:rFonts w:hint="eastAsia"/>
+        </w:rPr>
+        <w:t>，开发者无需分别对接不同模型厂商的</w:t>
+      </w:r>
+      <w:r>
+        <w:rPr>
+          <w:rFonts w:hint="eastAsia"/>
+        </w:rPr>
+        <w:t>API</w:t>
+      </w:r>
+      <w:r>
+        <w:rPr>
+          <w:rFonts w:hint="eastAsia"/>
+        </w:rPr>
+        <w:t>，只需通过统一的接口规范即可灵活切换模型。</w:t>
+      </w:r>
+    </w:p>
+    <w:p>
+      <w:pPr>
+        <w:ind w:firstLine="480"/>
+      </w:pPr>
+      <w:r>
+        <w:rPr>
+          <w:rFonts w:hint="eastAsia"/>
+        </w:rPr>
+        <w:t>本研究采用</w:t>
+      </w:r>
+      <w:r>
+        <w:rPr>
+          <w:rFonts w:hint="eastAsia"/>
+        </w:rPr>
+        <w:t>OpenRouter</w:t>
+      </w:r>
+      <w:r>
+        <w:rPr>
+          <w:rFonts w:hint="eastAsia"/>
+        </w:rPr>
+        <w:t>作为</w:t>
+      </w:r>
+      <w:r>
+        <w:rPr>
+          <w:rFonts w:hint="eastAsia"/>
+        </w:rPr>
+        <w:t>LLM</w:t>
+      </w:r>
+      <w:r>
+        <w:rPr>
+          <w:rFonts w:hint="eastAsia"/>
+        </w:rPr>
+        <w:t>调用入口。该平台支持模型热切换，便于实验阶段对比不同模型的生成效果；提供统一的计费与监控机制，简化系统运维复杂度；响应格式标准化，降低了接口适配的开发成本。</w:t>
+      </w:r>
     </w:p>
     <w:p>
       <w:pPr>
         <w:pStyle w:val="3"/>
-        <w:rPr>
-          <w:rFonts w:hint="eastAsia"/>
-        </w:rPr>
-      </w:pPr>
+      </w:pPr>
+      <w:bookmarkStart w:id="31" w:name="llm在规范语义理解中的应用"/>
+      <w:bookmarkEnd w:id="30"/>
+      <w:r>
+        <w:t xml:space="preserve">2.2.3 </w:t>
+      </w:r>
+      <w:r>
+        <w:rPr>
+          <w:rFonts w:hint="eastAsia"/>
+        </w:rPr>
+        <w:t>LLM</w:t>
+      </w:r>
+      <w:r>
+        <w:rPr>
+          <w:rFonts w:hint="eastAsia"/>
+        </w:rPr>
+        <w:t>在规范语义理解中的应用</w:t>
+      </w:r>
     </w:p>
     <w:p>
       <w:pPr>
         <w:ind w:firstLine="480"/>
+      </w:pPr>
+      <w:r>
+        <w:rPr>
+          <w:rFonts w:hint="eastAsia"/>
+        </w:rPr>
+        <w:t>大语言模型在理解复杂规范文本方面展现出显著优势。传统的规则提取方法依赖人工标注或硬编码模板，难以应对规范文本的多样性表达。</w:t>
+      </w:r>
+      <w:r>
+        <w:rPr>
+          <w:rFonts w:hint="eastAsia"/>
+        </w:rPr>
+        <w:t>LLM</w:t>
+      </w:r>
+      <w:r>
+        <w:rPr>
+          <w:rFonts w:hint="eastAsia"/>
+        </w:rPr>
+        <w:t>通过预训练获得的语言知识，能够理解句子中的隐含语义、条件嵌套与逻辑依赖。</w:t>
+      </w:r>
+    </w:p>
+    <w:p>
+      <w:pPr>
+        <w:ind w:firstLine="480"/>
+      </w:pPr>
+      <w:r>
+        <w:rPr>
+          <w:rFonts w:hint="eastAsia"/>
+        </w:rPr>
+        <w:t>Chen</w:t>
+      </w:r>
+      <w:r>
+        <w:rPr>
+          <w:rFonts w:hint="eastAsia"/>
+        </w:rPr>
+        <w:t>等</w:t>
+      </w:r>
+      <w:r>
+        <w:rPr>
+          <w:rFonts w:hint="eastAsia"/>
+        </w:rPr>
+        <w:t>[11]</w:t>
+      </w:r>
+      <w:r>
+        <w:rPr>
+          <w:rFonts w:hint="eastAsia"/>
+        </w:rPr>
+        <w:t>提出的基于</w:t>
+      </w:r>
+      <w:r>
+        <w:rPr>
+          <w:rFonts w:hint="eastAsia"/>
+        </w:rPr>
+        <w:t>LLM</w:t>
+      </w:r>
+      <w:r>
+        <w:rPr>
+          <w:rFonts w:hint="eastAsia"/>
+        </w:rPr>
+        <w:t>的审查框架验证了大模型直接理解建筑规范的可行性。</w:t>
+      </w:r>
+      <w:r>
+        <w:rPr>
+          <w:rFonts w:hint="eastAsia"/>
+        </w:rPr>
+        <w:t>Tran</w:t>
+      </w:r>
+      <w:r>
+        <w:rPr>
+          <w:rFonts w:hint="eastAsia"/>
+        </w:rPr>
+        <w:t>等</w:t>
+      </w:r>
+      <w:r>
+        <w:rPr>
+          <w:rFonts w:hint="eastAsia"/>
+        </w:rPr>
+        <w:t>[19]</w:t>
+      </w:r>
+      <w:r>
+        <w:rPr>
+          <w:rFonts w:hint="eastAsia"/>
+        </w:rPr>
+        <w:t>进一步提出了一种基于</w:t>
+      </w:r>
+      <w:r>
+        <w:rPr>
+          <w:rFonts w:hint="eastAsia"/>
+        </w:rPr>
+        <w:t>LLM</w:t>
+      </w:r>
+      <w:r>
+        <w:rPr>
+          <w:rFonts w:hint="eastAsia"/>
+        </w:rPr>
+        <w:t>的语义信息提取范式，将施工安全规范拆解为独立的”安全条件”与”具体约束”，有效解决了复杂条款中条件与结果错位的问题。</w:t>
+      </w:r>
+    </w:p>
+    <w:p>
+      <w:pPr>
+        <w:ind w:firstLine="480"/>
+      </w:pPr>
+      <w:r>
+        <w:rPr>
+          <w:rFonts w:hint="eastAsia"/>
+        </w:rPr>
+        <w:t>然而，</w:t>
+      </w:r>
+      <w:r>
+        <w:rPr>
+          <w:rFonts w:hint="eastAsia"/>
+        </w:rPr>
+        <w:t>LLM</w:t>
+      </w:r>
+      <w:r>
+        <w:rPr>
+          <w:rFonts w:hint="eastAsia"/>
+        </w:rPr>
+        <w:t>在专业领域存在”幻觉”风险，可能生成与输入无关或不准确的内容。为解决这一问题，检索增强生成（</w:t>
+      </w:r>
+      <w:r>
+        <w:rPr>
+          <w:rFonts w:hint="eastAsia"/>
+        </w:rPr>
+        <w:t>RAG</w:t>
+      </w:r>
+      <w:r>
+        <w:rPr>
+          <w:rFonts w:hint="eastAsia"/>
+        </w:rPr>
+        <w:t>）技术成为关键的工程化手段。</w:t>
+      </w:r>
+    </w:p>
+    <w:bookmarkEnd w:id="31"/>
+    <w:p>
+      <w:pPr>
+        <w:pStyle w:val="3"/>
+        <w:rPr>
+          <w:color w:val="EE0000"/>
+        </w:rPr>
+      </w:pPr>
+      <w:r>
+        <w:rPr>
+          <w:color w:val="EE0000"/>
+        </w:rPr>
+        <w:t xml:space="preserve">2.2.3 </w:t>
+      </w:r>
+      <w:r>
+        <w:rPr>
+          <w:rFonts w:hint="eastAsia"/>
+          <w:color w:val="EE0000"/>
+        </w:rPr>
+        <w:t>LLM</w:t>
+      </w:r>
+      <w:r>
+        <w:rPr>
+          <w:rFonts w:hint="eastAsia"/>
+          <w:color w:val="EE0000"/>
+        </w:rPr>
+        <w:t>在规范语义理解中的应用</w:t>
+      </w:r>
+      <w:r>
+        <w:rPr>
+          <w:rFonts w:hint="eastAsia"/>
+          <w:color w:val="EE0000"/>
+        </w:rPr>
+        <w:t>（修改：扩写）</w:t>
+      </w:r>
+    </w:p>
+    <w:p>
+      <w:pPr>
+        <w:ind w:firstLine="480"/>
+      </w:pPr>
+      <w:r>
+        <w:rPr>
+          <w:rFonts w:hint="eastAsia"/>
+        </w:rPr>
+        <w:t>大语言模型在理解复杂规范文本方面展现出显著优势。传统的规则提取方法依赖人工标注或硬编码模板，难以应对规范文本的多样性表达。</w:t>
+      </w:r>
+      <w:r>
+        <w:rPr>
+          <w:rFonts w:hint="eastAsia"/>
+        </w:rPr>
+        <w:t>LLM</w:t>
+      </w:r>
+      <w:r>
+        <w:rPr>
+          <w:rFonts w:hint="eastAsia"/>
+        </w:rPr>
+        <w:t>通过预训练获得的语言知识，能够理解句子中的隐含语义、条件嵌套与逻辑依赖。</w:t>
+      </w:r>
+    </w:p>
+    <w:p>
+      <w:pPr>
+        <w:ind w:firstLine="480"/>
+      </w:pPr>
+      <w:r>
+        <w:rPr>
+          <w:rFonts w:hint="eastAsia"/>
+        </w:rPr>
+        <w:t>Chen</w:t>
+      </w:r>
+      <w:r>
+        <w:rPr>
+          <w:rFonts w:hint="eastAsia"/>
+        </w:rPr>
+        <w:t>等</w:t>
+      </w:r>
+      <w:r>
+        <w:rPr>
+          <w:rFonts w:hint="eastAsia"/>
+        </w:rPr>
+        <w:t>[11]</w:t>
+      </w:r>
+      <w:r>
+        <w:rPr>
+          <w:rFonts w:hint="eastAsia"/>
+        </w:rPr>
+        <w:t>提出的基于</w:t>
+      </w:r>
+      <w:r>
+        <w:rPr>
+          <w:rFonts w:hint="eastAsia"/>
+        </w:rPr>
+        <w:t>LLM</w:t>
+      </w:r>
+      <w:r>
+        <w:rPr>
+          <w:rFonts w:hint="eastAsia"/>
+        </w:rPr>
+        <w:t>的审查框架验证了大模型直接理解建筑规范的可行性。</w:t>
+      </w:r>
+      <w:r>
+        <w:rPr>
+          <w:rFonts w:hint="eastAsia"/>
+        </w:rPr>
+        <w:t>Tran</w:t>
+      </w:r>
+      <w:r>
+        <w:rPr>
+          <w:rFonts w:hint="eastAsia"/>
+        </w:rPr>
+        <w:t>等</w:t>
+      </w:r>
+      <w:r>
+        <w:rPr>
+          <w:rFonts w:hint="eastAsia"/>
+        </w:rPr>
+        <w:t>[19]</w:t>
+      </w:r>
+      <w:r>
+        <w:rPr>
+          <w:rFonts w:hint="eastAsia"/>
+        </w:rPr>
+        <w:t>进一步提出了一种基于</w:t>
+      </w:r>
+      <w:r>
+        <w:rPr>
+          <w:rFonts w:hint="eastAsia"/>
+        </w:rPr>
+        <w:t>LLM</w:t>
+      </w:r>
+      <w:r>
+        <w:rPr>
+          <w:rFonts w:hint="eastAsia"/>
+        </w:rPr>
+        <w:t>的语义信息提取范式，将施工安全规范拆解为独立的”安全条件”与”具体约束”，有效解决了复杂条款中条</w:t>
+      </w:r>
+      <w:r>
+        <w:rPr>
+          <w:rFonts w:hint="eastAsia"/>
+        </w:rPr>
+        <w:lastRenderedPageBreak/>
+        <w:t>件与结果错位的问题。</w:t>
+      </w:r>
+    </w:p>
+    <w:p>
+      <w:pPr>
+        <w:ind w:firstLine="480"/>
+      </w:pPr>
+      <w:r>
+        <w:rPr>
+          <w:rFonts w:hint="eastAsia"/>
+        </w:rPr>
+        <w:t>然而，</w:t>
+      </w:r>
+      <w:r>
+        <w:rPr>
+          <w:rFonts w:hint="eastAsia"/>
+        </w:rPr>
+        <w:t>LLM</w:t>
+      </w:r>
+      <w:r>
+        <w:rPr>
+          <w:rFonts w:hint="eastAsia"/>
+        </w:rPr>
+        <w:t>在专业领域存在”幻觉”风险，可能生成与输入无关或不准确的内容。为解决这一问题，检索增强生成（</w:t>
+      </w:r>
+      <w:r>
+        <w:rPr>
+          <w:rFonts w:hint="eastAsia"/>
+        </w:rPr>
+        <w:t>RAG</w:t>
+      </w:r>
+      <w:r>
+        <w:rPr>
+          <w:rFonts w:hint="eastAsia"/>
+        </w:rPr>
+        <w:t>）技术成为关键的工程化手段。</w:t>
+      </w:r>
+    </w:p>
+    <w:p>
+      <w:pPr>
+        <w:ind w:firstLine="480"/>
+      </w:pPr>
+    </w:p>
+    <w:p>
+      <w:pPr>
+        <w:pStyle w:val="2"/>
+        <w:numPr>
+          <w:ilvl w:val="0"/>
+          <w:numId w:val="0"/>
+        </w:numPr>
+      </w:pPr>
+      <w:r>
+        <w:t xml:space="preserve">2.3 </w:t>
+      </w:r>
+      <w:r>
+        <w:rPr>
+          <w:rFonts w:hint="eastAsia"/>
+        </w:rPr>
+        <w:t>向量检索与语义相似度</w:t>
+      </w:r>
+    </w:p>
+    <w:p>
+      <w:pPr>
+        <w:pStyle w:val="3"/>
+        <w:rPr>
+          <w:rFonts w:hint="eastAsia"/>
+        </w:rPr>
+      </w:pPr>
+      <w:bookmarkStart w:id="32" w:name="向量嵌入的基本原理"/>
+      <w:r>
+        <w:t xml:space="preserve">2.3.1 </w:t>
+      </w:r>
+      <w:r>
+        <w:rPr>
+          <w:rFonts w:hint="eastAsia"/>
+        </w:rPr>
+        <w:t>向量嵌入的基本原理</w:t>
+      </w:r>
+      <w:r>
+        <w:rPr>
+          <w:rFonts w:hint="eastAsia"/>
+          <w:color w:val="EE0000"/>
+        </w:rPr>
+        <w:t>（修改：扩写</w:t>
+      </w:r>
+      <w:r>
+        <w:rPr>
+          <w:rFonts w:hint="eastAsia"/>
+          <w:color w:val="EE0000"/>
+        </w:rPr>
+        <w:t xml:space="preserve"> + </w:t>
+      </w:r>
+      <w:r>
+        <w:rPr>
+          <w:rFonts w:hint="eastAsia"/>
+          <w:color w:val="EE0000"/>
+        </w:rPr>
+        <w:t>引用）</w:t>
+      </w:r>
+    </w:p>
+    <w:p>
+      <w:pPr>
+        <w:ind w:firstLine="480"/>
+      </w:pPr>
+      <w:r>
+        <w:rPr>
+          <w:rFonts w:hint="eastAsia"/>
+        </w:rPr>
+        <w:t>向量嵌入（</w:t>
+      </w:r>
+      <w:r>
+        <w:rPr>
+          <w:rFonts w:hint="eastAsia"/>
+        </w:rPr>
+        <w:t>Vector</w:t>
+      </w:r>
+      <w:r>
+        <w:t xml:space="preserve"> </w:t>
+      </w:r>
+      <w:r>
+        <w:rPr>
+          <w:rFonts w:hint="eastAsia"/>
+        </w:rPr>
+        <w:t>Embedding</w:t>
+      </w:r>
+      <w:r>
+        <w:rPr>
+          <w:rFonts w:hint="eastAsia"/>
+        </w:rPr>
+        <w:t>）是将文本转化为高维向量表示的技术，使计算机能够通过数值计算衡量文本间的语义相似度。</w:t>
+      </w:r>
+      <w:r>
+        <w:rPr>
+          <w:rFonts w:hint="eastAsia"/>
+        </w:rPr>
+        <w:t>Karpukhin</w:t>
+      </w:r>
+      <w:r>
+        <w:rPr>
+          <w:rFonts w:hint="eastAsia"/>
+        </w:rPr>
+        <w:t>等</w:t>
+      </w:r>
+      <w:r>
+        <w:rPr>
+          <w:rFonts w:hint="eastAsia"/>
+        </w:rPr>
+        <w:t>[22]</w:t>
+      </w:r>
+      <w:r>
+        <w:rPr>
+          <w:rFonts w:hint="eastAsia"/>
+        </w:rPr>
+        <w:t>提出的密集段落检索（</w:t>
+      </w:r>
+      <w:r>
+        <w:rPr>
+          <w:rFonts w:hint="eastAsia"/>
+        </w:rPr>
+        <w:t>Dense</w:t>
+      </w:r>
+      <w:r>
+        <w:t xml:space="preserve"> Passage </w:t>
+      </w:r>
+      <w:r>
+        <w:rPr>
+          <w:rFonts w:hint="eastAsia"/>
+        </w:rPr>
+        <w:t>Retrieval</w:t>
+      </w:r>
+      <w:r>
+        <w:rPr>
+          <w:rFonts w:hint="eastAsia"/>
+        </w:rPr>
+        <w:t>，</w:t>
+      </w:r>
+      <w:r>
+        <w:rPr>
+          <w:rFonts w:hint="eastAsia"/>
+        </w:rPr>
+        <w:t>DPR</w:t>
+      </w:r>
+      <w:r>
+        <w:rPr>
+          <w:rFonts w:hint="eastAsia"/>
+        </w:rPr>
+        <w:t>）技术成功将传统稀疏检索升级为向量密集检索，显著提升了语义匹配的精度。</w:t>
+      </w:r>
+    </w:p>
+    <w:p>
+      <w:pPr>
+        <w:ind w:firstLine="480"/>
+      </w:pPr>
+      <w:r>
+        <w:rPr>
+          <w:rFonts w:hint="eastAsia"/>
+        </w:rPr>
+        <w:t>嵌入模型通过神经网络学习文本的语义表示，将语义相近的文本映射为空间距离相近的向量。例如，“墙体厚度”与”墙厚尺寸”虽用词不同，但语义相近，经嵌入后向量距离较小；而”墙体厚度”与”门窗高度”语义差异较大，向量距离较远。这种语义距离的计算为知识库检索提供了量化依据。</w:t>
+      </w:r>
+    </w:p>
+    <w:p>
+      <w:pPr>
+        <w:pStyle w:val="3"/>
+      </w:pPr>
+      <w:bookmarkStart w:id="33" w:name="bge-m3嵌入模型"/>
+      <w:bookmarkEnd w:id="32"/>
+      <w:r>
+        <w:t xml:space="preserve">2.3.2 </w:t>
+      </w:r>
+      <w:r>
+        <w:rPr>
+          <w:rFonts w:hint="eastAsia"/>
+        </w:rPr>
+        <w:t>BGE-M3</w:t>
+      </w:r>
+      <w:r>
+        <w:rPr>
+          <w:rFonts w:hint="eastAsia"/>
+        </w:rPr>
+        <w:t>嵌入模型</w:t>
+      </w:r>
+      <w:r>
+        <w:rPr>
+          <w:rFonts w:hint="eastAsia"/>
+          <w:color w:val="EE0000"/>
+        </w:rPr>
+        <w:t>（修改：理由重新考虑，数值跟着项目走）</w:t>
+      </w:r>
+    </w:p>
+    <w:p>
+      <w:pPr>
+        <w:ind w:firstLine="480"/>
+      </w:pPr>
+      <w:r>
+        <w:rPr>
+          <w:rFonts w:hint="eastAsia"/>
+        </w:rPr>
+        <w:t>BGE-M3</w:t>
+      </w:r>
+      <w:r>
+        <w:rPr>
+          <w:rFonts w:hint="eastAsia"/>
+        </w:rPr>
+        <w:t>是由北京智源人工智能研究院开发的多语言嵌入模型，在中文语义表示任务上表现优异。该模型输出</w:t>
+      </w:r>
+      <w:r>
+        <w:rPr>
+          <w:rFonts w:hint="eastAsia"/>
+        </w:rPr>
+        <w:t>1024</w:t>
+      </w:r>
+      <w:r>
+        <w:rPr>
+          <w:rFonts w:hint="eastAsia"/>
+        </w:rPr>
+        <w:t>维向量，支持长文本嵌入，并具备跨语言的语义对齐能力。</w:t>
+      </w:r>
+    </w:p>
+    <w:p>
+      <w:pPr>
+        <w:ind w:firstLine="480"/>
+      </w:pPr>
+      <w:r>
+        <w:rPr>
+          <w:rFonts w:hint="eastAsia"/>
+        </w:rPr>
+        <w:t>本研究选择</w:t>
+      </w:r>
+      <w:r>
+        <w:rPr>
+          <w:rFonts w:hint="eastAsia"/>
+        </w:rPr>
+        <w:t>BGE-M3</w:t>
+      </w:r>
+      <w:r>
+        <w:rPr>
+          <w:rFonts w:hint="eastAsia"/>
+        </w:rPr>
+        <w:t>作为嵌入模型，主要基于三点考量：该模型在中文建筑领域术语的语义表示上表现优异，能够准确识别</w:t>
+      </w:r>
+      <w:r>
+        <w:rPr>
+          <w:rFonts w:hint="eastAsia"/>
+        </w:rPr>
+        <w:t>IFC</w:t>
+      </w:r>
+      <w:r>
+        <w:rPr>
+          <w:rFonts w:hint="eastAsia"/>
+        </w:rPr>
+        <w:t>实体名称与属性名称的语义关联；</w:t>
+      </w:r>
+      <w:r>
+        <w:rPr>
+          <w:rFonts w:hint="eastAsia"/>
+        </w:rPr>
+        <w:t>1024</w:t>
+      </w:r>
+      <w:r>
+        <w:rPr>
+          <w:rFonts w:hint="eastAsia"/>
+        </w:rPr>
+        <w:t>维向量维度适中，兼顾语义表达能力与检索计算效率；该模型开源可部署，降低了系统对外部服务的依赖风险。</w:t>
+      </w:r>
+    </w:p>
+    <w:p>
+      <w:pPr>
+        <w:pStyle w:val="3"/>
+      </w:pPr>
+      <w:bookmarkStart w:id="34" w:name="faiss向量索引技术"/>
+      <w:bookmarkEnd w:id="33"/>
+      <w:r>
+        <w:t xml:space="preserve">2.3.3 </w:t>
+      </w:r>
+      <w:r>
+        <w:rPr>
+          <w:rFonts w:hint="eastAsia"/>
+        </w:rPr>
+        <w:t>FAISS</w:t>
+      </w:r>
+      <w:r>
+        <w:rPr>
+          <w:rFonts w:hint="eastAsia"/>
+        </w:rPr>
+        <w:t>向量索引技术</w:t>
+      </w:r>
+      <w:r>
+        <w:rPr>
+          <w:rFonts w:hint="eastAsia"/>
+        </w:rPr>
+        <w:t>（修改：具体需要考虑项目内部）</w:t>
+      </w:r>
+    </w:p>
+    <w:p>
+      <w:pPr>
+        <w:ind w:firstLine="480"/>
+      </w:pPr>
+      <w:r>
+        <w:t xml:space="preserve">Facebook AI Similarity </w:t>
+      </w:r>
+      <w:r>
+        <w:rPr>
+          <w:rFonts w:hint="eastAsia"/>
+        </w:rPr>
+        <w:t>Search</w:t>
+      </w:r>
+      <w:r>
+        <w:rPr>
+          <w:rFonts w:hint="eastAsia"/>
+        </w:rPr>
+        <w:t>（</w:t>
+      </w:r>
+      <w:r>
+        <w:rPr>
+          <w:rFonts w:hint="eastAsia"/>
+        </w:rPr>
+        <w:t>FAISS</w:t>
+      </w:r>
+      <w:r>
+        <w:rPr>
+          <w:rFonts w:hint="eastAsia"/>
+        </w:rPr>
+        <w:t>）是</w:t>
+      </w:r>
+      <w:r>
+        <w:rPr>
+          <w:rFonts w:hint="eastAsia"/>
+        </w:rPr>
+        <w:t>Meta</w:t>
+      </w:r>
+      <w:r>
+        <w:rPr>
+          <w:rFonts w:hint="eastAsia"/>
+        </w:rPr>
+        <w:t>公司开发的高效向量检索库，专为大规模向量索引与检索而设计。</w:t>
+      </w:r>
+      <w:r>
+        <w:rPr>
+          <w:rFonts w:hint="eastAsia"/>
+        </w:rPr>
+        <w:t>FAISS</w:t>
+      </w:r>
+      <w:r>
+        <w:rPr>
+          <w:rFonts w:hint="eastAsia"/>
+        </w:rPr>
+        <w:t>支持多种索引类型，包括精确检索（</w:t>
+      </w:r>
+      <w:r>
+        <w:rPr>
+          <w:rFonts w:hint="eastAsia"/>
+        </w:rPr>
+        <w:t>IndexFlatIP</w:t>
+      </w:r>
+      <w:r>
+        <w:rPr>
+          <w:rFonts w:hint="eastAsia"/>
+        </w:rPr>
+        <w:t>、</w:t>
+      </w:r>
+      <w:r>
+        <w:rPr>
+          <w:rFonts w:hint="eastAsia"/>
+        </w:rPr>
+        <w:t>IndexFlatL2</w:t>
+      </w:r>
+      <w:r>
+        <w:rPr>
+          <w:rFonts w:hint="eastAsia"/>
+        </w:rPr>
+        <w:t>）与近似检索（</w:t>
+      </w:r>
+      <w:r>
+        <w:rPr>
+          <w:rFonts w:hint="eastAsia"/>
+        </w:rPr>
+        <w:t>IndexIVFFlat</w:t>
+      </w:r>
+      <w:r>
+        <w:rPr>
+          <w:rFonts w:hint="eastAsia"/>
+        </w:rPr>
+        <w:t>、</w:t>
+      </w:r>
+      <w:r>
+        <w:rPr>
+          <w:rFonts w:hint="eastAsia"/>
+        </w:rPr>
+        <w:t>IndexHNSW</w:t>
+      </w:r>
+      <w:r>
+        <w:rPr>
+          <w:rFonts w:hint="eastAsia"/>
+        </w:rPr>
+        <w:t>）等。</w:t>
+      </w:r>
+    </w:p>
+    <w:p>
+      <w:pPr>
+        <w:ind w:firstLine="480"/>
+      </w:pPr>
+      <w:r>
+        <w:rPr>
+          <w:rFonts w:hint="eastAsia"/>
+        </w:rPr>
+        <w:lastRenderedPageBreak/>
+        <w:t>本研究采用</w:t>
+      </w:r>
+      <w:r>
+        <w:rPr>
+          <w:rFonts w:hint="eastAsia"/>
+        </w:rPr>
+        <w:t>IndexFlatIP</w:t>
+      </w:r>
+      <w:r>
+        <w:rPr>
+          <w:rFonts w:hint="eastAsia"/>
+        </w:rPr>
+        <w:t>（内积精确检索）索引类型。精确检索保证了召回结果的完整性，避免了近似检索可能引入的漏检风险；内积相似度与</w:t>
+      </w:r>
+      <w:r>
+        <w:rPr>
+          <w:rFonts w:hint="eastAsia"/>
+        </w:rPr>
+        <w:t>BGE-M3</w:t>
+      </w:r>
+      <w:r>
+        <w:rPr>
+          <w:rFonts w:hint="eastAsia"/>
+        </w:rPr>
+        <w:t>模型的输出向量配合良好，语义匹配准确度高；在当前知识库规模（约数千条目）下，精确检索的计算开销处于可接受范围。</w:t>
+      </w:r>
+    </w:p>
+    <w:p>
+      <w:pPr>
+        <w:ind w:firstLine="480"/>
+      </w:pPr>
+      <w:r>
+        <w:rPr>
+          <w:rFonts w:hint="eastAsia"/>
+        </w:rPr>
+        <w:t>此外，系统设计了</w:t>
+      </w:r>
+      <w:r>
+        <w:rPr>
+          <w:rFonts w:hint="eastAsia"/>
+        </w:rPr>
+        <w:t>IFC</w:t>
+      </w:r>
+      <w:r>
+        <w:rPr>
+          <w:rFonts w:hint="eastAsia"/>
+        </w:rPr>
+        <w:t>版本过滤机制。由于</w:t>
+      </w:r>
+      <w:r>
+        <w:rPr>
+          <w:rFonts w:hint="eastAsia"/>
+        </w:rPr>
+        <w:t>IFC</w:t>
+      </w:r>
+      <w:r>
+        <w:rPr>
+          <w:rFonts w:hint="eastAsia"/>
+        </w:rPr>
+        <w:t>标准存在多个版本（</w:t>
+      </w:r>
+      <w:r>
+        <w:rPr>
+          <w:rFonts w:hint="eastAsia"/>
+        </w:rPr>
+        <w:t>IFC2x3</w:t>
+      </w:r>
+      <w:r>
+        <w:rPr>
+          <w:rFonts w:hint="eastAsia"/>
+        </w:rPr>
+        <w:t>、</w:t>
+      </w:r>
+      <w:r>
+        <w:rPr>
+          <w:rFonts w:hint="eastAsia"/>
+        </w:rPr>
+        <w:t>IFC4</w:t>
+      </w:r>
+      <w:r>
+        <w:rPr>
+          <w:rFonts w:hint="eastAsia"/>
+        </w:rPr>
+        <w:t>、</w:t>
+      </w:r>
+      <w:r>
+        <w:rPr>
+          <w:rFonts w:hint="eastAsia"/>
+        </w:rPr>
+        <w:t>IFC4.3</w:t>
+      </w:r>
+      <w:r>
+        <w:rPr>
+          <w:rFonts w:hint="eastAsia"/>
+        </w:rPr>
+        <w:t>），不同版本的实体定义存在差异。索引构建时将版本信息作为元数据存储，检索时支持按版本筛选，确保映射结果与目标模型版本一致。</w:t>
+      </w:r>
+    </w:p>
+    <w:p>
+      <w:pPr>
+        <w:pStyle w:val="3"/>
+      </w:pPr>
+      <w:bookmarkStart w:id="35" w:name="检索增强生成rag架构"/>
+      <w:bookmarkEnd w:id="34"/>
+      <w:r>
+        <w:t xml:space="preserve">2.3.4 </w:t>
+      </w:r>
+      <w:r>
+        <w:rPr>
+          <w:rFonts w:hint="eastAsia"/>
+        </w:rPr>
+        <w:t>检索增强生成（</w:t>
+      </w:r>
+      <w:r>
+        <w:rPr>
+          <w:rFonts w:hint="eastAsia"/>
+        </w:rPr>
+        <w:t>RAG</w:t>
+      </w:r>
+      <w:r>
+        <w:rPr>
+          <w:rFonts w:hint="eastAsia"/>
+        </w:rPr>
+        <w:t>）架构</w:t>
+      </w:r>
+    </w:p>
+    <w:p>
+      <w:pPr>
+        <w:ind w:firstLine="480"/>
+      </w:pPr>
+      <w:r>
+        <w:rPr>
+          <w:rFonts w:hint="eastAsia"/>
+        </w:rPr>
+        <w:t>检索增强生成（</w:t>
+      </w:r>
+      <w:r>
+        <w:rPr>
+          <w:rFonts w:hint="eastAsia"/>
+        </w:rPr>
+        <w:t>Retrieval-Augmented</w:t>
+      </w:r>
+      <w:r>
+        <w:t xml:space="preserve"> </w:t>
+      </w:r>
+      <w:r>
+        <w:rPr>
+          <w:rFonts w:hint="eastAsia"/>
+        </w:rPr>
+        <w:t>Generation</w:t>
+      </w:r>
+      <w:r>
+        <w:rPr>
+          <w:rFonts w:hint="eastAsia"/>
+        </w:rPr>
+        <w:t>，</w:t>
+      </w:r>
+      <w:r>
+        <w:rPr>
+          <w:rFonts w:hint="eastAsia"/>
+        </w:rPr>
+        <w:t>RAG</w:t>
+      </w:r>
+      <w:r>
+        <w:rPr>
+          <w:rFonts w:hint="eastAsia"/>
+        </w:rPr>
+        <w:t>）技术由</w:t>
+      </w:r>
+      <w:r>
+        <w:rPr>
+          <w:rFonts w:hint="eastAsia"/>
+        </w:rPr>
+        <w:t>Lewis</w:t>
+      </w:r>
+      <w:r>
+        <w:rPr>
+          <w:rFonts w:hint="eastAsia"/>
+        </w:rPr>
+        <w:t>等</w:t>
+      </w:r>
+      <w:r>
+        <w:rPr>
+          <w:rFonts w:hint="eastAsia"/>
+        </w:rPr>
+        <w:t>[24]</w:t>
+      </w:r>
+      <w:r>
+        <w:rPr>
+          <w:rFonts w:hint="eastAsia"/>
+        </w:rPr>
+        <w:t>提出，核心思想是将参数化记忆（生成模型）与非参数化记忆（外部检索）相结合，实现优势互补。</w:t>
+      </w:r>
+    </w:p>
+    <w:p>
+      <w:pPr>
+        <w:ind w:firstLine="480"/>
+      </w:pPr>
+      <w:r>
+        <w:rPr>
+          <w:rFonts w:hint="eastAsia"/>
+        </w:rPr>
+        <w:t>Gao</w:t>
+      </w:r>
+      <w:r>
+        <w:rPr>
+          <w:rFonts w:hint="eastAsia"/>
+        </w:rPr>
+        <w:t>等</w:t>
+      </w:r>
+      <w:r>
+        <w:rPr>
+          <w:rFonts w:hint="eastAsia"/>
+        </w:rPr>
+        <w:t>[25]</w:t>
+      </w:r>
+      <w:r>
+        <w:rPr>
+          <w:rFonts w:hint="eastAsia"/>
+        </w:rPr>
+        <w:t>系统综述了</w:t>
+      </w:r>
+      <w:r>
+        <w:rPr>
+          <w:rFonts w:hint="eastAsia"/>
+        </w:rPr>
+        <w:t>RAG</w:t>
+      </w:r>
+      <w:r>
+        <w:rPr>
+          <w:rFonts w:hint="eastAsia"/>
+        </w:rPr>
+        <w:t>技术的发展脉络，将其划分为朴素（</w:t>
+      </w:r>
+      <w:r>
+        <w:rPr>
+          <w:rFonts w:hint="eastAsia"/>
+        </w:rPr>
+        <w:t>Naive</w:t>
+      </w:r>
+      <w:r>
+        <w:rPr>
+          <w:rFonts w:hint="eastAsia"/>
+        </w:rPr>
+        <w:t>）、进阶（</w:t>
+      </w:r>
+      <w:r>
+        <w:rPr>
+          <w:rFonts w:hint="eastAsia"/>
+        </w:rPr>
+        <w:t>Advanced</w:t>
+      </w:r>
+      <w:r>
+        <w:rPr>
+          <w:rFonts w:hint="eastAsia"/>
+        </w:rPr>
+        <w:t>）与模块化（</w:t>
+      </w:r>
+      <w:r>
+        <w:rPr>
+          <w:rFonts w:hint="eastAsia"/>
+        </w:rPr>
+        <w:t>Modular</w:t>
+      </w:r>
+      <w:r>
+        <w:rPr>
+          <w:rFonts w:hint="eastAsia"/>
+        </w:rPr>
+        <w:t>）三大范式。朴素</w:t>
+      </w:r>
+      <w:r>
+        <w:rPr>
+          <w:rFonts w:hint="eastAsia"/>
+        </w:rPr>
+        <w:t>RAG</w:t>
+      </w:r>
+      <w:r>
+        <w:rPr>
+          <w:rFonts w:hint="eastAsia"/>
+        </w:rPr>
+        <w:t>采用”检索</w:t>
+      </w:r>
+      <w:r>
+        <w:rPr>
+          <w:rFonts w:hint="eastAsia"/>
+        </w:rPr>
+        <w:t>-</w:t>
+      </w:r>
+      <w:r>
+        <w:rPr>
+          <w:rFonts w:hint="eastAsia"/>
+        </w:rPr>
+        <w:t>生成”的简单流程，适用于通用问答场景；进阶</w:t>
+      </w:r>
+      <w:r>
+        <w:rPr>
+          <w:rFonts w:hint="eastAsia"/>
+        </w:rPr>
+        <w:t>RAG</w:t>
+      </w:r>
+      <w:r>
+        <w:rPr>
+          <w:rFonts w:hint="eastAsia"/>
+        </w:rPr>
+        <w:t>引入检索前处理（查询重写、查询扩展）与检索后处理（重排序、过滤）；模块化</w:t>
+      </w:r>
+      <w:r>
+        <w:rPr>
+          <w:rFonts w:hint="eastAsia"/>
+        </w:rPr>
+        <w:t>RAG</w:t>
+      </w:r>
+      <w:r>
+        <w:rPr>
+          <w:rFonts w:hint="eastAsia"/>
+        </w:rPr>
+        <w:t>则将检索与生成组件解耦，支持灵活的流程编排。</w:t>
+      </w:r>
+    </w:p>
+    <w:p>
+      <w:pPr>
+        <w:ind w:firstLine="480"/>
+      </w:pPr>
+      <w:r>
+        <w:rPr>
+          <w:rFonts w:hint="eastAsia"/>
+        </w:rPr>
+        <w:t>针对建筑工程规范的特点，</w:t>
+      </w:r>
+      <w:r>
+        <w:rPr>
+          <w:rFonts w:hint="eastAsia"/>
+        </w:rPr>
+        <w:t>Wang</w:t>
+      </w:r>
+      <w:r>
+        <w:rPr>
+          <w:rFonts w:hint="eastAsia"/>
+        </w:rPr>
+        <w:t>等</w:t>
+      </w:r>
+      <w:r>
+        <w:rPr>
+          <w:rFonts w:hint="eastAsia"/>
+        </w:rPr>
+        <w:t>[31]</w:t>
+      </w:r>
+      <w:r>
+        <w:rPr>
+          <w:rFonts w:hint="eastAsia"/>
+        </w:rPr>
+        <w:t>提出了一种熵优化的动态文本分割策略，有效解决了通用</w:t>
+      </w:r>
+      <w:r>
+        <w:rPr>
+          <w:rFonts w:hint="eastAsia"/>
+        </w:rPr>
+        <w:t>RAG</w:t>
+      </w:r>
+      <w:r>
+        <w:rPr>
+          <w:rFonts w:hint="eastAsia"/>
+        </w:rPr>
+        <w:t>在处理工程规范时的语义断层问题。</w:t>
+      </w:r>
+      <w:r>
+        <w:rPr>
+          <w:rFonts w:hint="eastAsia"/>
+        </w:rPr>
+        <w:t>Li</w:t>
+      </w:r>
+      <w:r>
+        <w:rPr>
+          <w:rFonts w:hint="eastAsia"/>
+        </w:rPr>
+        <w:t>和</w:t>
+      </w:r>
+      <w:r>
+        <w:rPr>
+          <w:rFonts w:hint="eastAsia"/>
+        </w:rPr>
+        <w:t>Wang[33]</w:t>
+      </w:r>
+      <w:r>
+        <w:rPr>
+          <w:rFonts w:hint="eastAsia"/>
+        </w:rPr>
+        <w:t>提出的</w:t>
+      </w:r>
+      <w:r>
+        <w:rPr>
+          <w:rFonts w:hint="eastAsia"/>
+        </w:rPr>
+        <w:t>BuildingGPT</w:t>
+      </w:r>
+      <w:r>
+        <w:rPr>
+          <w:rFonts w:hint="eastAsia"/>
+        </w:rPr>
+        <w:t>框架进一步展示了”向量</w:t>
+      </w:r>
+      <w:r>
+        <w:rPr>
+          <w:rFonts w:hint="eastAsia"/>
+        </w:rPr>
+        <w:t>-</w:t>
+      </w:r>
+      <w:r>
+        <w:rPr>
+          <w:rFonts w:hint="eastAsia"/>
+        </w:rPr>
+        <w:t>图协同检索”架构的优势，结合知识图谱的结构化信息与向量数据库的语义模糊匹配能力，大幅提升了建筑语义查询的召回率。</w:t>
+      </w:r>
+    </w:p>
+    <w:bookmarkEnd w:id="35"/>
+    <w:p>
+      <w:pPr>
+        <w:pStyle w:val="2"/>
+        <w:numPr>
+          <w:ilvl w:val="0"/>
+          <w:numId w:val="0"/>
+        </w:numPr>
+      </w:pPr>
+      <w:r>
+        <w:t xml:space="preserve">2.4 </w:t>
+      </w:r>
+      <w:r>
+        <w:rPr>
+          <w:rFonts w:hint="eastAsia"/>
+        </w:rPr>
+        <w:t>BIM</w:t>
+      </w:r>
+      <w:r>
+        <w:rPr>
+          <w:rFonts w:hint="eastAsia"/>
+        </w:rPr>
+        <w:t>合规性审查技术</w:t>
+      </w:r>
+    </w:p>
+    <w:p>
+      <w:pPr>
+        <w:pStyle w:val="3"/>
+      </w:pPr>
+      <w:bookmarkStart w:id="36" w:name="自动化合规审查的发展历程"/>
+      <w:r>
+        <w:t xml:space="preserve">2.4.1 </w:t>
+      </w:r>
+      <w:r>
+        <w:rPr>
+          <w:rFonts w:hint="eastAsia"/>
+        </w:rPr>
+        <w:t>自动化合规审查的发展历程</w:t>
+      </w:r>
+      <w:r>
+        <w:rPr>
+          <w:rFonts w:hint="eastAsia"/>
+        </w:rPr>
+        <w:t>（</w:t>
+      </w:r>
+      <w:r>
+        <w:rPr>
+          <w:rFonts w:hint="eastAsia"/>
+          <w:color w:val="EE0000"/>
+        </w:rPr>
+        <w:t>修改：注意对于建筑领域（</w:t>
+      </w:r>
+      <w:r>
+        <w:rPr>
+          <w:rFonts w:hint="eastAsia"/>
+          <w:color w:val="EE0000"/>
+        </w:rPr>
+        <w:t>BIM</w:t>
+      </w:r>
+      <w:r>
+        <w:rPr>
+          <w:rFonts w:hint="eastAsia"/>
+          <w:color w:val="EE0000"/>
+        </w:rPr>
+        <w:t>）的强化）</w:t>
+      </w:r>
+    </w:p>
+    <w:p>
+      <w:pPr>
+        <w:ind w:firstLine="480"/>
+      </w:pPr>
+      <w:r>
+        <w:rPr>
+          <w:rFonts w:hint="eastAsia"/>
+        </w:rPr>
+        <w:t>自动化合规审查（</w:t>
+      </w:r>
+      <w:r>
+        <w:rPr>
+          <w:rFonts w:hint="eastAsia"/>
+        </w:rPr>
+        <w:t>Automated</w:t>
+      </w:r>
+      <w:r>
+        <w:t xml:space="preserve"> Compliance </w:t>
+      </w:r>
+      <w:r>
+        <w:rPr>
+          <w:rFonts w:hint="eastAsia"/>
+        </w:rPr>
+        <w:t>Checking</w:t>
+      </w:r>
+      <w:r>
+        <w:rPr>
+          <w:rFonts w:hint="eastAsia"/>
+        </w:rPr>
+        <w:t>，</w:t>
+      </w:r>
+      <w:r>
+        <w:rPr>
+          <w:rFonts w:hint="eastAsia"/>
+        </w:rPr>
+        <w:t>ACC</w:t>
+      </w:r>
+      <w:r>
+        <w:rPr>
+          <w:rFonts w:hint="eastAsia"/>
+        </w:rPr>
+        <w:t>）技术经历了从人工核对、硬编码规则到智能化审查的演进过程。</w:t>
+      </w:r>
+      <w:r>
+        <w:rPr>
+          <w:rFonts w:hint="eastAsia"/>
+        </w:rPr>
+        <w:t>Wu</w:t>
+      </w:r>
+      <w:r>
+        <w:rPr>
+          <w:rFonts w:hint="eastAsia"/>
+        </w:rPr>
+        <w:t>等</w:t>
+      </w:r>
+      <w:r>
+        <w:rPr>
+          <w:rFonts w:hint="eastAsia"/>
+        </w:rPr>
+        <w:t>[8]</w:t>
+      </w:r>
+      <w:r>
+        <w:rPr>
+          <w:rFonts w:hint="eastAsia"/>
+        </w:rPr>
+        <w:t>在回顾</w:t>
+      </w:r>
+      <w:r>
+        <w:rPr>
+          <w:rFonts w:hint="eastAsia"/>
+        </w:rPr>
+        <w:t>ACC</w:t>
+      </w:r>
+      <w:r>
+        <w:rPr>
+          <w:rFonts w:hint="eastAsia"/>
+        </w:rPr>
+        <w:t>技术发展时指出，早期基于</w:t>
+      </w:r>
+      <w:r>
+        <w:rPr>
+          <w:rFonts w:hint="eastAsia"/>
+        </w:rPr>
+        <w:t>IFC</w:t>
+      </w:r>
+      <w:r>
+        <w:rPr>
+          <w:rFonts w:hint="eastAsia"/>
+        </w:rPr>
+        <w:t>标准的规则检查器解决了几何碰撞检测问题，但难以应对</w:t>
+      </w:r>
+      <w:r>
+        <w:rPr>
+          <w:rFonts w:hint="eastAsia"/>
+        </w:rPr>
+        <w:lastRenderedPageBreak/>
+        <w:t>规范文本中的复杂语义理解需求。</w:t>
+      </w:r>
+    </w:p>
+    <w:p>
+      <w:pPr>
+        <w:ind w:firstLine="480"/>
+      </w:pPr>
+      <w:r>
+        <w:rPr>
+          <w:rFonts w:hint="eastAsia"/>
+        </w:rPr>
+        <w:t>传统</w:t>
+      </w:r>
+      <w:r>
+        <w:rPr>
+          <w:rFonts w:hint="eastAsia"/>
+        </w:rPr>
+        <w:t>ACC</w:t>
+      </w:r>
+      <w:r>
+        <w:rPr>
+          <w:rFonts w:hint="eastAsia"/>
+        </w:rPr>
+        <w:t>系统通常采用规则引擎架构：审查人员将规范条款转化为程序代码或脚本，系统执行代码对模型数据进行检验。这种方法存在两大局限：一是规则编写门槛高，需要审查人员具备编程能力；二是规则维护成本高，规范更新时需同步修改代码。</w:t>
+      </w:r>
+    </w:p>
+    <w:p>
+      <w:pPr>
+        <w:ind w:firstLine="480"/>
+      </w:pPr>
+      <w:r>
+        <w:rPr>
+          <w:rFonts w:hint="eastAsia"/>
+        </w:rPr>
+        <w:t>近年来，人工智能技术为</w:t>
+      </w:r>
+      <w:r>
+        <w:rPr>
+          <w:rFonts w:hint="eastAsia"/>
+        </w:rPr>
+        <w:t>ACC</w:t>
+      </w:r>
+      <w:r>
+        <w:rPr>
+          <w:rFonts w:hint="eastAsia"/>
+        </w:rPr>
+        <w:t>带来了新的突破。</w:t>
+      </w:r>
+      <w:r>
+        <w:rPr>
+          <w:rFonts w:hint="eastAsia"/>
+        </w:rPr>
+        <w:t>Pan</w:t>
+      </w:r>
+      <w:r>
+        <w:rPr>
+          <w:rFonts w:hint="eastAsia"/>
+        </w:rPr>
+        <w:t>和</w:t>
+      </w:r>
+      <w:r>
+        <w:rPr>
+          <w:rFonts w:hint="eastAsia"/>
+        </w:rPr>
+        <w:t>Zhang[9]</w:t>
+      </w:r>
+      <w:r>
+        <w:rPr>
+          <w:rFonts w:hint="eastAsia"/>
+        </w:rPr>
+        <w:t>指出，</w:t>
+      </w:r>
+      <w:r>
+        <w:rPr>
+          <w:rFonts w:hint="eastAsia"/>
+        </w:rPr>
+        <w:t>AI</w:t>
+      </w:r>
+      <w:r>
+        <w:rPr>
+          <w:rFonts w:hint="eastAsia"/>
+        </w:rPr>
+        <w:t>正逐步接管知识密集型审查任务。</w:t>
+      </w:r>
+      <w:r>
+        <w:rPr>
+          <w:rFonts w:hint="eastAsia"/>
+        </w:rPr>
+        <w:t>Chen</w:t>
+      </w:r>
+      <w:r>
+        <w:rPr>
+          <w:rFonts w:hint="eastAsia"/>
+        </w:rPr>
+        <w:t>等</w:t>
+      </w:r>
+      <w:r>
+        <w:rPr>
+          <w:rFonts w:hint="eastAsia"/>
+        </w:rPr>
+        <w:t>[11]</w:t>
+      </w:r>
+      <w:r>
+        <w:rPr>
+          <w:rFonts w:hint="eastAsia"/>
+        </w:rPr>
+        <w:t>提出的基于</w:t>
+      </w:r>
+      <w:r>
+        <w:rPr>
+          <w:rFonts w:hint="eastAsia"/>
+        </w:rPr>
+        <w:t>LLM</w:t>
+      </w:r>
+      <w:r>
+        <w:rPr>
+          <w:rFonts w:hint="eastAsia"/>
+        </w:rPr>
+        <w:t>的框架展示了利用大模型直接理解规范并辅助审查的可行性，标志着</w:t>
+      </w:r>
+      <w:r>
+        <w:rPr>
+          <w:rFonts w:hint="eastAsia"/>
+        </w:rPr>
+        <w:t>ACC</w:t>
+      </w:r>
+      <w:r>
+        <w:rPr>
+          <w:rFonts w:hint="eastAsia"/>
+        </w:rPr>
+        <w:t>技术正从”语法匹配”向”语义理解”阶段跨越。</w:t>
+      </w:r>
+    </w:p>
+    <w:bookmarkEnd w:id="36"/>
+    <w:p>
+      <w:pPr>
+        <w:pStyle w:val="3"/>
+      </w:pPr>
+      <w:r>
+        <w:t xml:space="preserve">2.4.2 </w:t>
+      </w:r>
+      <w:r>
+        <w:rPr>
+          <w:rFonts w:hint="eastAsia"/>
+        </w:rPr>
+        <w:t>ifctester</w:t>
+      </w:r>
+      <w:r>
+        <w:rPr>
+          <w:rFonts w:hint="eastAsia"/>
+        </w:rPr>
+        <w:t>审查工具</w:t>
+      </w:r>
+      <w:r>
+        <w:rPr>
+          <w:rFonts w:hint="eastAsia"/>
+        </w:rPr>
+        <w:t>(</w:t>
+      </w:r>
+      <w:r>
+        <w:rPr>
+          <w:rFonts w:hint="eastAsia"/>
+          <w:color w:val="EE0000"/>
+        </w:rPr>
+        <w:t>修改：和第三步调换，或者转移到第三步，这一步介绍</w:t>
+      </w:r>
+      <w:r>
+        <w:rPr>
+          <w:rFonts w:hint="eastAsia"/>
+          <w:color w:val="EE0000"/>
+        </w:rPr>
+        <w:t>buildingsmart)</w:t>
+      </w:r>
+    </w:p>
+    <w:p>
+      <w:pPr>
+        <w:ind w:firstLine="480"/>
+      </w:pPr>
+      <w:r>
+        <w:rPr>
+          <w:rFonts w:hint="eastAsia"/>
+        </w:rPr>
+        <w:t>ifctester</w:t>
+      </w:r>
+      <w:r>
+        <w:rPr>
+          <w:rFonts w:hint="eastAsia"/>
+        </w:rPr>
+        <w:t>是一个开源的</w:t>
+      </w:r>
+      <w:r>
+        <w:rPr>
+          <w:rFonts w:hint="eastAsia"/>
+        </w:rPr>
+        <w:t>IFC</w:t>
+      </w:r>
+      <w:r>
+        <w:rPr>
+          <w:rFonts w:hint="eastAsia"/>
+        </w:rPr>
+        <w:t>合规性检验工具，支持读取</w:t>
+      </w:r>
+      <w:r>
+        <w:rPr>
+          <w:rFonts w:hint="eastAsia"/>
+        </w:rPr>
+        <w:t>IDS</w:t>
+      </w:r>
+      <w:r>
+        <w:rPr>
+          <w:rFonts w:hint="eastAsia"/>
+        </w:rPr>
+        <w:t>规则文件并对</w:t>
+      </w:r>
+      <w:r>
+        <w:rPr>
+          <w:rFonts w:hint="eastAsia"/>
+        </w:rPr>
+        <w:t>IFC</w:t>
+      </w:r>
+      <w:r>
+        <w:rPr>
+          <w:rFonts w:hint="eastAsia"/>
+        </w:rPr>
+        <w:t>模型进行自动化审查。该工具基于</w:t>
+      </w:r>
+      <w:r>
+        <w:rPr>
+          <w:rFonts w:hint="eastAsia"/>
+        </w:rPr>
+        <w:t>ifcopenshell</w:t>
+      </w:r>
+      <w:r>
+        <w:rPr>
+          <w:rFonts w:hint="eastAsia"/>
+        </w:rPr>
+        <w:t>库开发，能够解析</w:t>
+      </w:r>
+      <w:r>
+        <w:rPr>
+          <w:rFonts w:hint="eastAsia"/>
+        </w:rPr>
+        <w:t>IFC</w:t>
+      </w:r>
+      <w:r>
+        <w:rPr>
+          <w:rFonts w:hint="eastAsia"/>
+        </w:rPr>
+        <w:t>文件结构，按照</w:t>
+      </w:r>
+      <w:r>
+        <w:rPr>
+          <w:rFonts w:hint="eastAsia"/>
+        </w:rPr>
+        <w:t>IDS</w:t>
+      </w:r>
+      <w:r>
+        <w:rPr>
+          <w:rFonts w:hint="eastAsia"/>
+        </w:rPr>
+        <w:t>规则逐项检验模型实体与属性，最终生成合规性报告。</w:t>
+      </w:r>
+    </w:p>
+    <w:p>
+      <w:pPr>
+        <w:ind w:firstLine="480"/>
+      </w:pPr>
+      <w:r>
+        <w:rPr>
+          <w:rFonts w:hint="eastAsia"/>
+        </w:rPr>
+        <w:t>ifctester</w:t>
+      </w:r>
+      <w:r>
+        <w:rPr>
+          <w:rFonts w:hint="eastAsia"/>
+        </w:rPr>
+        <w:t>的工作流程包含四个阶段：加载</w:t>
+      </w:r>
+      <w:r>
+        <w:rPr>
+          <w:rFonts w:hint="eastAsia"/>
+        </w:rPr>
+        <w:t>IDS</w:t>
+      </w:r>
+      <w:r>
+        <w:rPr>
+          <w:rFonts w:hint="eastAsia"/>
+        </w:rPr>
+        <w:t>规则文件，解析其中的实体类型约束、属性约束与数值约束；遍历</w:t>
+      </w:r>
+      <w:r>
+        <w:rPr>
+          <w:rFonts w:hint="eastAsia"/>
+        </w:rPr>
+        <w:t>IFC</w:t>
+      </w:r>
+      <w:r>
+        <w:rPr>
+          <w:rFonts w:hint="eastAsia"/>
+        </w:rPr>
+        <w:t>模型中的所有实体，识别目标实体类型；对每个目标实体检验其属性是否满足规则要求；汇总违规项并生成</w:t>
+      </w:r>
+      <w:r>
+        <w:rPr>
+          <w:rFonts w:hint="eastAsia"/>
+        </w:rPr>
+        <w:t>JSON</w:t>
+      </w:r>
+      <w:r>
+        <w:rPr>
+          <w:rFonts w:hint="eastAsia"/>
+        </w:rPr>
+        <w:t>格式的审查报告。</w:t>
+      </w:r>
+    </w:p>
+    <w:p>
+      <w:pPr>
+        <w:ind w:firstLine="480"/>
+      </w:pPr>
+      <w:r>
+        <w:rPr>
+          <w:rFonts w:hint="eastAsia"/>
+        </w:rPr>
+        <w:t>本研究集成</w:t>
+      </w:r>
+      <w:r>
+        <w:rPr>
+          <w:rFonts w:hint="eastAsia"/>
+        </w:rPr>
+        <w:t>ifctester</w:t>
+      </w:r>
+      <w:r>
+        <w:rPr>
+          <w:rFonts w:hint="eastAsia"/>
+        </w:rPr>
+        <w:t>作为审查执行引擎。系统生成的</w:t>
+      </w:r>
+      <w:r>
+        <w:rPr>
+          <w:rFonts w:hint="eastAsia"/>
+        </w:rPr>
+        <w:t>IDS</w:t>
+      </w:r>
+      <w:r>
+        <w:rPr>
+          <w:rFonts w:hint="eastAsia"/>
+        </w:rPr>
+        <w:t>文件可直接被</w:t>
+      </w:r>
+      <w:r>
+        <w:rPr>
+          <w:rFonts w:hint="eastAsia"/>
+        </w:rPr>
+        <w:t>ifctester</w:t>
+      </w:r>
+      <w:r>
+        <w:rPr>
+          <w:rFonts w:hint="eastAsia"/>
+        </w:rPr>
+        <w:t>读取，实现”自然语言输入→</w:t>
+      </w:r>
+      <w:r>
+        <w:rPr>
+          <w:rFonts w:hint="eastAsia"/>
+        </w:rPr>
+        <w:t>IDS</w:t>
+      </w:r>
+      <w:r>
+        <w:rPr>
+          <w:rFonts w:hint="eastAsia"/>
+        </w:rPr>
+        <w:t>生成→自动化审查”的完整闭环。审查报告支持</w:t>
+      </w:r>
+      <w:r>
+        <w:rPr>
+          <w:rFonts w:hint="eastAsia"/>
+        </w:rPr>
+        <w:t>JSON</w:t>
+      </w:r>
+      <w:r>
+        <w:rPr>
+          <w:rFonts w:hint="eastAsia"/>
+        </w:rPr>
+        <w:t>、</w:t>
+      </w:r>
+      <w:r>
+        <w:rPr>
+          <w:rFonts w:hint="eastAsia"/>
+        </w:rPr>
+        <w:t>HTML</w:t>
+      </w:r>
+      <w:r>
+        <w:rPr>
+          <w:rFonts w:hint="eastAsia"/>
+        </w:rPr>
+        <w:t>与</w:t>
+      </w:r>
+      <w:r>
+        <w:rPr>
+          <w:rFonts w:hint="eastAsia"/>
+        </w:rPr>
+        <w:t>BCF</w:t>
+      </w:r>
+      <w:r>
+        <w:rPr>
+          <w:rFonts w:hint="eastAsia"/>
+        </w:rPr>
+        <w:t>（</w:t>
+      </w:r>
+      <w:r>
+        <w:rPr>
+          <w:rFonts w:hint="eastAsia"/>
+        </w:rPr>
+        <w:t>BIM</w:t>
+      </w:r>
+      <w:r>
+        <w:t xml:space="preserve"> Collaboration </w:t>
+      </w:r>
+      <w:r>
+        <w:rPr>
+          <w:rFonts w:hint="eastAsia"/>
+        </w:rPr>
+        <w:t>Format</w:t>
+      </w:r>
+      <w:r>
+        <w:rPr>
+          <w:rFonts w:hint="eastAsia"/>
+        </w:rPr>
+        <w:t>）等多种输出格式，便于与项目管理流程对接。</w:t>
+      </w:r>
+    </w:p>
+    <w:p>
+      <w:pPr>
+        <w:pStyle w:val="3"/>
+      </w:pPr>
+      <w:r>
+        <w:t xml:space="preserve">2.4.3 </w:t>
+      </w:r>
+      <w:r>
+        <w:rPr>
+          <w:rFonts w:hint="eastAsia"/>
+        </w:rPr>
+        <w:t>ifcopenshell</w:t>
+      </w:r>
+      <w:r>
+        <w:rPr>
+          <w:rFonts w:hint="eastAsia"/>
+        </w:rPr>
+        <w:t>底层库</w:t>
+      </w:r>
+    </w:p>
+    <w:p>
+      <w:pPr>
+        <w:ind w:firstLine="480"/>
+      </w:pPr>
+      <w:r>
+        <w:rPr>
+          <w:rFonts w:hint="eastAsia"/>
+        </w:rPr>
+        <w:t>ifcopenshell</w:t>
+      </w:r>
+      <w:r>
+        <w:rPr>
+          <w:rFonts w:hint="eastAsia"/>
+        </w:rPr>
+        <w:t>是一个开源的</w:t>
+      </w:r>
+      <w:r>
+        <w:rPr>
+          <w:rFonts w:hint="eastAsia"/>
+        </w:rPr>
+        <w:t>IFC</w:t>
+      </w:r>
+      <w:r>
+        <w:rPr>
+          <w:rFonts w:hint="eastAsia"/>
+        </w:rPr>
+        <w:t>文件解析库，提供对</w:t>
+      </w:r>
+      <w:r>
+        <w:rPr>
+          <w:rFonts w:hint="eastAsia"/>
+        </w:rPr>
+        <w:t>IFC</w:t>
+      </w:r>
+      <w:r>
+        <w:rPr>
+          <w:rFonts w:hint="eastAsia"/>
+        </w:rPr>
+        <w:t>数据结构的读取、修改与写入功能。该库采用</w:t>
+      </w:r>
+      <w:r>
+        <w:rPr>
+          <w:rFonts w:hint="eastAsia"/>
+        </w:rPr>
+        <w:t>Python</w:t>
+      </w:r>
+      <w:r>
+        <w:rPr>
+          <w:rFonts w:hint="eastAsia"/>
+        </w:rPr>
+        <w:t>语言开发，支持</w:t>
+      </w:r>
+      <w:r>
+        <w:rPr>
+          <w:rFonts w:hint="eastAsia"/>
+        </w:rPr>
+        <w:t>IFC2x3</w:t>
+      </w:r>
+      <w:r>
+        <w:rPr>
+          <w:rFonts w:hint="eastAsia"/>
+        </w:rPr>
+        <w:t>与</w:t>
+      </w:r>
+      <w:r>
+        <w:rPr>
+          <w:rFonts w:hint="eastAsia"/>
+        </w:rPr>
+        <w:t>IFC4</w:t>
+      </w:r>
+      <w:r>
+        <w:rPr>
+          <w:rFonts w:hint="eastAsia"/>
+        </w:rPr>
+        <w:t>等多个版本的数据解析，是</w:t>
+      </w:r>
+      <w:r>
+        <w:rPr>
+          <w:rFonts w:hint="eastAsia"/>
+        </w:rPr>
+        <w:t>BIM</w:t>
+      </w:r>
+      <w:r>
+        <w:rPr>
+          <w:rFonts w:hint="eastAsia"/>
+        </w:rPr>
+        <w:t>自动化处理领域的基础工具。</w:t>
+      </w:r>
+    </w:p>
+    <w:p>
+      <w:pPr>
+        <w:ind w:firstLine="480"/>
+      </w:pPr>
+      <w:r>
+        <w:rPr>
+          <w:rFonts w:hint="eastAsia"/>
+        </w:rPr>
+        <w:t>ifcopenshell</w:t>
+      </w:r>
+      <w:r>
+        <w:rPr>
+          <w:rFonts w:hint="eastAsia"/>
+        </w:rPr>
+        <w:t>的核心功能包括：</w:t>
+      </w:r>
+      <w:r>
+        <w:rPr>
+          <w:rFonts w:hint="eastAsia"/>
+        </w:rPr>
+        <w:t>IFC</w:t>
+      </w:r>
+      <w:r>
+        <w:rPr>
+          <w:rFonts w:hint="eastAsia"/>
+        </w:rPr>
+        <w:t>文件的解析与序列化、实体对象的查询与</w:t>
+      </w:r>
+      <w:r>
+        <w:rPr>
+          <w:rFonts w:hint="eastAsia"/>
+        </w:rPr>
+        <w:lastRenderedPageBreak/>
+        <w:t>遍历、几何信息的提取与可视化、属性集合的读写操作等。</w:t>
+      </w:r>
+      <w:r>
+        <w:rPr>
+          <w:rFonts w:hint="eastAsia"/>
+        </w:rPr>
+        <w:t>Nithya</w:t>
+      </w:r>
+      <w:r>
+        <w:rPr>
+          <w:rFonts w:hint="eastAsia"/>
+        </w:rPr>
+        <w:t>等</w:t>
+      </w:r>
+      <w:r>
+        <w:rPr>
+          <w:rFonts w:hint="eastAsia"/>
+        </w:rPr>
+        <w:t>[16]</w:t>
+      </w:r>
+      <w:r>
+        <w:rPr>
+          <w:rFonts w:hint="eastAsia"/>
+        </w:rPr>
+        <w:t>的研究证实，</w:t>
+      </w:r>
+      <w:r>
+        <w:rPr>
+          <w:rFonts w:hint="eastAsia"/>
+        </w:rPr>
+        <w:t>ifcopenshell</w:t>
+      </w:r>
+      <w:r>
+        <w:rPr>
+          <w:rFonts w:hint="eastAsia"/>
+        </w:rPr>
+        <w:t>在处理</w:t>
+      </w:r>
+      <w:r>
+        <w:rPr>
+          <w:rFonts w:hint="eastAsia"/>
+        </w:rPr>
+        <w:t>IFC</w:t>
+      </w:r>
+      <w:r>
+        <w:rPr>
+          <w:rFonts w:hint="eastAsia"/>
+        </w:rPr>
+        <w:t>这种复杂的图状数据结构时表现稳定，为上层审查工具提供了可靠的数据访问接口。</w:t>
+      </w:r>
+    </w:p>
+    <w:p>
+      <w:pPr>
+        <w:ind w:firstLine="480"/>
+      </w:pPr>
+      <w:r>
+        <w:rPr>
+          <w:rFonts w:hint="eastAsia"/>
+        </w:rPr>
+        <w:t>本研究在知识库构建阶段利用</w:t>
+      </w:r>
+      <w:r>
+        <w:rPr>
+          <w:rFonts w:hint="eastAsia"/>
+        </w:rPr>
+        <w:t>ifcopenshell</w:t>
+      </w:r>
+      <w:r>
+        <w:rPr>
+          <w:rFonts w:hint="eastAsia"/>
+        </w:rPr>
+        <w:t>提取</w:t>
+      </w:r>
+      <w:r>
+        <w:rPr>
+          <w:rFonts w:hint="eastAsia"/>
+        </w:rPr>
+        <w:t>IFC</w:t>
+      </w:r>
+      <w:r>
+        <w:rPr>
+          <w:rFonts w:hint="eastAsia"/>
+        </w:rPr>
+        <w:t>官方文档中的实体定义、属性集结构与属性约束信息，构建了完整的</w:t>
+      </w:r>
+      <w:r>
+        <w:rPr>
+          <w:rFonts w:hint="eastAsia"/>
+        </w:rPr>
+        <w:t>IFC</w:t>
+      </w:r>
+      <w:r>
+        <w:rPr>
+          <w:rFonts w:hint="eastAsia"/>
+        </w:rPr>
+        <w:t>术语知识图谱。</w:t>
+      </w:r>
+    </w:p>
+    <w:p>
+      <w:pPr>
+        <w:pStyle w:val="2"/>
+        <w:numPr>
+          <w:ilvl w:val="0"/>
+          <w:numId w:val="0"/>
+        </w:numPr>
+      </w:pPr>
+      <w:bookmarkStart w:id="37" w:name="本章小结"/>
+      <w:r>
+        <w:t xml:space="preserve">2.5 </w:t>
+      </w:r>
+      <w:r>
+        <w:rPr>
+          <w:rFonts w:hint="eastAsia"/>
+        </w:rPr>
+        <w:t>本章小结</w:t>
+      </w:r>
+      <w:r>
+        <w:rPr>
+          <w:rFonts w:hint="eastAsia"/>
+          <w:color w:val="EE0000"/>
+        </w:rPr>
+        <w:t>（修改：要小结吗？参考一下学长论文）</w:t>
+      </w:r>
+    </w:p>
+    <w:p>
+      <w:pPr>
+        <w:ind w:firstLine="480"/>
+      </w:pPr>
+      <w:r>
+        <w:rPr>
+          <w:rFonts w:hint="eastAsia"/>
+        </w:rPr>
+        <w:t>本章介绍了研究涉及的核心技术与理论基础。</w:t>
+      </w:r>
+      <w:r>
+        <w:rPr>
+          <w:rFonts w:hint="eastAsia"/>
+        </w:rPr>
+        <w:t>IDS</w:t>
+      </w:r>
+      <w:r>
+        <w:rPr>
+          <w:rFonts w:hint="eastAsia"/>
+        </w:rPr>
+        <w:t>规范与</w:t>
+      </w:r>
+      <w:r>
+        <w:rPr>
+          <w:rFonts w:hint="eastAsia"/>
+        </w:rPr>
+        <w:t>IFC</w:t>
+      </w:r>
+      <w:r>
+        <w:rPr>
+          <w:rFonts w:hint="eastAsia"/>
+        </w:rPr>
+        <w:t>标准构成了</w:t>
+      </w:r>
+      <w:r>
+        <w:rPr>
+          <w:rFonts w:hint="eastAsia"/>
+        </w:rPr>
+        <w:t>BIM</w:t>
+      </w:r>
+      <w:r>
+        <w:rPr>
+          <w:rFonts w:hint="eastAsia"/>
+        </w:rPr>
+        <w:t>合规审查的数据基础与规则框架。大语言模型技术为规范文本的语义理解提供了关键技术支撑，其固有的”幻觉”风险则通过</w:t>
+      </w:r>
+      <w:r>
+        <w:rPr>
+          <w:rFonts w:hint="eastAsia"/>
+        </w:rPr>
+        <w:t>RAG</w:t>
+      </w:r>
+      <w:r>
+        <w:rPr>
+          <w:rFonts w:hint="eastAsia"/>
+        </w:rPr>
+        <w:t>技术予以缓解。向量嵌入原理与</w:t>
+      </w:r>
+      <w:r>
+        <w:rPr>
+          <w:rFonts w:hint="eastAsia"/>
+        </w:rPr>
+        <w:t>FAISS</w:t>
+      </w:r>
+      <w:r>
+        <w:rPr>
+          <w:rFonts w:hint="eastAsia"/>
+        </w:rPr>
+        <w:t>索引技术为知识库的高效检索奠定基础。自动化合规审查技术及相关工具则为系统的审查执行提供了底层能力。上述技术与理论共同支撑后续章节的系统设计与实现。</w:t>
+      </w:r>
+    </w:p>
+    <w:bookmarkEnd w:id="37"/>
+    <w:p>
+      <w:pPr>
+        <w:widowControl/>
+        <w:spacing w:line="240" w:lineRule="auto"/>
+        <w:ind w:firstLineChars="0" w:firstLine="0"/>
+        <w:jc w:val="left"/>
+        <w:rPr>
+          <w:rFonts w:hint="eastAsia"/>
+        </w:rPr>
+      </w:pPr>
+      <w:r>
+        <w:br w:type="page"/>
+      </w:r>
+    </w:p>
+    <w:p>
+      <w:pPr>
+        <w:pStyle w:val="a0"/>
+        <w:numPr>
+          <w:ilvl w:val="0"/>
+          <w:numId w:val="11"/>
+        </w:numPr>
+        <w:spacing w:before="156" w:after="156"/>
+        <w:ind w:firstLineChars="0"/>
+        <w:rPr>
+          <w:rFonts w:hint="eastAsia"/>
+        </w:rPr>
+      </w:pPr>
+      <w:r>
+        <w:rPr>
+          <w:rFonts w:hint="eastAsia"/>
+        </w:rPr>
+        <w:lastRenderedPageBreak/>
+        <w:t>系统需求分析与总体设计</w:t>
+      </w:r>
+    </w:p>
+    <w:p>
+      <w:pPr>
+        <w:pStyle w:val="2"/>
+        <w:numPr>
+          <w:ilvl w:val="0"/>
+          <w:numId w:val="0"/>
+        </w:numPr>
+      </w:pPr>
+      <w:r>
+        <w:t xml:space="preserve">3.1 </w:t>
+      </w:r>
+      <w:r>
+        <w:rPr>
+          <w:rFonts w:hint="eastAsia"/>
+        </w:rPr>
+        <w:t>需求分析</w:t>
+      </w:r>
+    </w:p>
+    <w:p>
+      <w:pPr>
+        <w:pStyle w:val="3"/>
+      </w:pPr>
+      <w:r>
+        <w:t xml:space="preserve">3.1.1 </w:t>
+      </w:r>
+      <w:r>
+        <w:rPr>
+          <w:rFonts w:hint="eastAsia"/>
+        </w:rPr>
+        <w:t>功能需求</w:t>
+      </w:r>
+    </w:p>
+    <w:p>
+      <w:pPr>
+        <w:ind w:firstLine="480"/>
+      </w:pPr>
+      <w:r>
+        <w:rPr>
+          <w:rFonts w:hint="eastAsia"/>
+        </w:rPr>
+        <w:t>本系统的核心功能是将用户输入的自然语言规范描述转化为标准化的</w:t>
+      </w:r>
+      <w:r>
+        <w:rPr>
+          <w:rFonts w:hint="eastAsia"/>
+        </w:rPr>
+        <w:t>IDS</w:t>
+      </w:r>
+      <w:r>
+        <w:rPr>
+          <w:rFonts w:hint="eastAsia"/>
+        </w:rPr>
+        <w:t>规则文件，并支持对</w:t>
+      </w:r>
+      <w:r>
+        <w:rPr>
+          <w:rFonts w:hint="eastAsia"/>
+        </w:rPr>
+        <w:t>IFC</w:t>
+      </w:r>
+      <w:r>
+        <w:rPr>
+          <w:rFonts w:hint="eastAsia"/>
+        </w:rPr>
+        <w:t>模型进行自动化合规审查。通过对典型海洋工程</w:t>
+      </w:r>
+      <w:r>
+        <w:rPr>
+          <w:rFonts w:hint="eastAsia"/>
+        </w:rPr>
+        <w:t>BIM</w:t>
+      </w:r>
+      <w:r>
+        <w:rPr>
+          <w:rFonts w:hint="eastAsia"/>
+        </w:rPr>
+        <w:t>交付场景的分析，系统需要满足以下功能需求：</w:t>
+      </w:r>
+    </w:p>
+    <w:p>
+      <w:pPr>
+        <w:ind w:firstLine="482"/>
+      </w:pPr>
+      <w:r>
+        <w:rPr>
+          <w:rFonts w:hint="eastAsia"/>
+          <w:b/>
+          <w:bCs/>
+        </w:rPr>
+        <w:t>（</w:t>
+      </w:r>
+      <w:r>
+        <w:rPr>
+          <w:rFonts w:hint="eastAsia"/>
+          <w:b/>
+          <w:bCs/>
+        </w:rPr>
+        <w:t>1</w:t>
+      </w:r>
+      <w:r>
+        <w:rPr>
+          <w:rFonts w:hint="eastAsia"/>
+          <w:b/>
+          <w:bCs/>
+        </w:rPr>
+        <w:t>）</w:t>
+      </w:r>
+      <w:r>
+        <w:rPr>
+          <w:rFonts w:hint="eastAsia"/>
+          <w:b/>
+          <w:bCs/>
+        </w:rPr>
+        <w:t>IDS</w:t>
+      </w:r>
+      <w:r>
+        <w:rPr>
+          <w:rFonts w:hint="eastAsia"/>
+          <w:b/>
+          <w:bCs/>
+        </w:rPr>
+        <w:t>规则生成功能</w:t>
+      </w:r>
+    </w:p>
+    <w:p>
+      <w:pPr>
+        <w:ind w:firstLine="480"/>
+      </w:pPr>
+      <w:r>
+        <w:rPr>
+          <w:rFonts w:hint="eastAsia"/>
+        </w:rPr>
+        <w:t>系统应支持用户通过自然语言输入规范描述，自动生成符合</w:t>
+      </w:r>
+      <w:r>
+        <w:rPr>
+          <w:rFonts w:hint="eastAsia"/>
+        </w:rPr>
+        <w:t>IDS</w:t>
+      </w:r>
+      <w:r>
+        <w:rPr>
+          <w:rFonts w:hint="eastAsia"/>
+        </w:rPr>
+        <w:t>标准规范的规则文件。主要流程包括：解析用户输入中的实体类型、属性名称、约束条件等关键信息；将解析结果映射至</w:t>
+      </w:r>
+      <w:r>
+        <w:rPr>
+          <w:rFonts w:hint="eastAsia"/>
+        </w:rPr>
+        <w:t>IFC</w:t>
+      </w:r>
+      <w:r>
+        <w:rPr>
+          <w:rFonts w:hint="eastAsia"/>
+        </w:rPr>
+        <w:t>标准实体与属性集；生成符合</w:t>
+      </w:r>
+      <w:r>
+        <w:rPr>
+          <w:rFonts w:hint="eastAsia"/>
+        </w:rPr>
+        <w:t>XML</w:t>
+      </w:r>
+      <w:r>
+        <w:t xml:space="preserve"> Schema </w:t>
+      </w:r>
+      <w:r>
+        <w:rPr>
+          <w:rFonts w:hint="eastAsia"/>
+        </w:rPr>
+        <w:t>Definition</w:t>
+      </w:r>
+      <w:r>
+        <w:rPr>
+          <w:rFonts w:hint="eastAsia"/>
+        </w:rPr>
+        <w:t>（</w:t>
+      </w:r>
+      <w:r>
+        <w:rPr>
+          <w:rFonts w:hint="eastAsia"/>
+        </w:rPr>
+        <w:t>XSD</w:t>
+      </w:r>
+      <w:r>
+        <w:rPr>
+          <w:rFonts w:hint="eastAsia"/>
+        </w:rPr>
+        <w:t>）规范的</w:t>
+      </w:r>
+      <w:r>
+        <w:rPr>
+          <w:rFonts w:hint="eastAsia"/>
+        </w:rPr>
+        <w:t>IDS</w:t>
+      </w:r>
+      <w:r>
+        <w:t xml:space="preserve"> </w:t>
+      </w:r>
+      <w:r>
+        <w:rPr>
+          <w:rFonts w:hint="eastAsia"/>
+        </w:rPr>
+        <w:t>JSON</w:t>
+      </w:r>
+      <w:r>
+        <w:rPr>
+          <w:rFonts w:hint="eastAsia"/>
+        </w:rPr>
+        <w:t>结构。该功能是系统的核心能力，需要保证生成结果的准确性与合规性。系统功能模块之间的依赖与调用关系如图</w:t>
+      </w:r>
+      <w:r>
+        <w:rPr>
+          <w:rFonts w:hint="eastAsia"/>
+        </w:rPr>
+        <w:t>3.1</w:t>
+      </w:r>
+      <w:r>
+        <w:rPr>
+          <w:rFonts w:hint="eastAsia"/>
+        </w:rPr>
+        <w:t>所示。</w:t>
+      </w:r>
+    </w:p>
+    <w:p>
+      <w:pPr>
+        <w:ind w:firstLine="482"/>
+      </w:pPr>
+      <w:r>
+        <w:rPr>
+          <w:rFonts w:hint="eastAsia"/>
+          <w:b/>
+          <w:bCs/>
+        </w:rPr>
+        <w:t>（</w:t>
+      </w:r>
+      <w:r>
+        <w:rPr>
+          <w:rFonts w:hint="eastAsia"/>
+          <w:b/>
+          <w:bCs/>
+        </w:rPr>
+        <w:t>2</w:t>
+      </w:r>
+      <w:r>
+        <w:rPr>
+          <w:rFonts w:hint="eastAsia"/>
+          <w:b/>
+          <w:bCs/>
+        </w:rPr>
+        <w:t>）</w:t>
+      </w:r>
+      <w:r>
+        <w:rPr>
+          <w:rFonts w:hint="eastAsia"/>
+          <w:b/>
+          <w:bCs/>
+        </w:rPr>
+        <w:t>IFC</w:t>
+      </w:r>
+      <w:r>
+        <w:rPr>
+          <w:rFonts w:hint="eastAsia"/>
+          <w:b/>
+          <w:bCs/>
+        </w:rPr>
+        <w:t>知识库检索功能</w:t>
+      </w:r>
+    </w:p>
+    <w:p>
+      <w:pPr>
+        <w:ind w:firstLine="480"/>
+      </w:pPr>
+      <w:r>
+        <w:rPr>
+          <w:rFonts w:hint="eastAsia"/>
+        </w:rPr>
+        <w:t>系统应提供</w:t>
+      </w:r>
+      <w:r>
+        <w:rPr>
+          <w:rFonts w:hint="eastAsia"/>
+        </w:rPr>
+        <w:t>IFC</w:t>
+      </w:r>
+      <w:r>
+        <w:rPr>
+          <w:rFonts w:hint="eastAsia"/>
+        </w:rPr>
+        <w:t>术语知识库的检索能力，支持用户查询特定实体类型、属性集或属性的标准化定义。知识库支持实体名称的模糊匹配与精确查询，支持按</w:t>
+      </w:r>
+      <w:r>
+        <w:rPr>
+          <w:rFonts w:hint="eastAsia"/>
+        </w:rPr>
+        <w:t>IFC</w:t>
+      </w:r>
+      <w:r>
+        <w:rPr>
+          <w:rFonts w:hint="eastAsia"/>
+        </w:rPr>
+        <w:t>版本（</w:t>
+      </w:r>
+      <w:r>
+        <w:rPr>
+          <w:rFonts w:hint="eastAsia"/>
+        </w:rPr>
+        <w:t>IFC2x3</w:t>
+      </w:r>
+      <w:r>
+        <w:rPr>
+          <w:rFonts w:hint="eastAsia"/>
+        </w:rPr>
+        <w:t>、</w:t>
+      </w:r>
+      <w:r>
+        <w:rPr>
+          <w:rFonts w:hint="eastAsia"/>
+        </w:rPr>
+        <w:t>IFC4</w:t>
+      </w:r>
+      <w:r>
+        <w:rPr>
+          <w:rFonts w:hint="eastAsia"/>
+        </w:rPr>
+        <w:t>、</w:t>
+      </w:r>
+      <w:r>
+        <w:rPr>
+          <w:rFonts w:hint="eastAsia"/>
+        </w:rPr>
+        <w:t>IFC4.3</w:t>
+      </w:r>
+      <w:r>
+        <w:rPr>
+          <w:rFonts w:hint="eastAsia"/>
+        </w:rPr>
+        <w:t>）筛选结果，并展示实体的属性集结构、属性类型与约束信息。该功能为</w:t>
+      </w:r>
+      <w:r>
+        <w:rPr>
+          <w:rFonts w:hint="eastAsia"/>
+        </w:rPr>
+        <w:t>IDS</w:t>
+      </w:r>
+      <w:r>
+        <w:rPr>
+          <w:rFonts w:hint="eastAsia"/>
+        </w:rPr>
+        <w:t>生成提供知识支撑，也便于用户验证生成结果的正确性。</w:t>
+      </w:r>
+    </w:p>
+    <w:p>
+      <w:pPr>
+        <w:ind w:firstLine="482"/>
+      </w:pPr>
+      <w:r>
+        <w:rPr>
+          <w:rFonts w:hint="eastAsia"/>
+          <w:b/>
+          <w:bCs/>
+        </w:rPr>
+        <w:t>（</w:t>
+      </w:r>
+      <w:r>
+        <w:rPr>
+          <w:rFonts w:hint="eastAsia"/>
+          <w:b/>
+          <w:bCs/>
+        </w:rPr>
+        <w:t>3</w:t>
+      </w:r>
+      <w:r>
+        <w:rPr>
+          <w:rFonts w:hint="eastAsia"/>
+          <w:b/>
+          <w:bCs/>
+        </w:rPr>
+        <w:t>）合规审查执行功能</w:t>
+      </w:r>
+    </w:p>
+    <w:p>
+      <w:pPr>
+        <w:ind w:firstLine="480"/>
+      </w:pPr>
+      <w:r>
+        <w:rPr>
+          <w:rFonts w:hint="eastAsia"/>
+        </w:rPr>
+        <w:t>系统应支持对</w:t>
+      </w:r>
+      <w:r>
+        <w:rPr>
+          <w:rFonts w:hint="eastAsia"/>
+        </w:rPr>
+        <w:t>IFC</w:t>
+      </w:r>
+      <w:r>
+        <w:rPr>
+          <w:rFonts w:hint="eastAsia"/>
+        </w:rPr>
+        <w:t>模型文件执行自动化合规审查。主要流程包括：接收用户上传的</w:t>
+      </w:r>
+      <w:r>
+        <w:rPr>
+          <w:rFonts w:hint="eastAsia"/>
+        </w:rPr>
+        <w:t>IFC</w:t>
+      </w:r>
+      <w:r>
+        <w:rPr>
+          <w:rFonts w:hint="eastAsia"/>
+        </w:rPr>
+        <w:t>文件、调用</w:t>
+      </w:r>
+      <w:r>
+        <w:rPr>
+          <w:rFonts w:hint="eastAsia"/>
+        </w:rPr>
+        <w:t>ifctester</w:t>
+      </w:r>
+      <w:r>
+        <w:rPr>
+          <w:rFonts w:hint="eastAsia"/>
+        </w:rPr>
+        <w:t>加载</w:t>
+      </w:r>
+      <w:r>
+        <w:rPr>
+          <w:rFonts w:hint="eastAsia"/>
+        </w:rPr>
+        <w:t>IDS</w:t>
+      </w:r>
+      <w:r>
+        <w:rPr>
+          <w:rFonts w:hint="eastAsia"/>
+        </w:rPr>
+        <w:t>规则执行审查、生成违规项清单报告，并支持</w:t>
+      </w:r>
+      <w:r>
+        <w:rPr>
+          <w:rFonts w:hint="eastAsia"/>
+        </w:rPr>
+        <w:t>JSON</w:t>
+      </w:r>
+      <w:r>
+        <w:rPr>
+          <w:rFonts w:hint="eastAsia"/>
+        </w:rPr>
+        <w:t>、</w:t>
+      </w:r>
+      <w:r>
+        <w:rPr>
+          <w:rFonts w:hint="eastAsia"/>
+        </w:rPr>
+        <w:t>HTML</w:t>
+      </w:r>
+      <w:r>
+        <w:rPr>
+          <w:rFonts w:hint="eastAsia"/>
+        </w:rPr>
+        <w:t>与</w:t>
+      </w:r>
+      <w:r>
+        <w:rPr>
+          <w:rFonts w:hint="eastAsia"/>
+        </w:rPr>
+        <w:t>BCF</w:t>
+      </w:r>
+      <w:r>
+        <w:rPr>
+          <w:rFonts w:hint="eastAsia"/>
+        </w:rPr>
+        <w:t>三种格式的报告输出。该功能形成”规则生成→审查执行→结果反馈”的完整闭环。</w:t>
+      </w:r>
+    </w:p>
+    <w:p>
+      <w:pPr>
+        <w:ind w:firstLine="482"/>
+      </w:pPr>
+      <w:r>
+        <w:rPr>
+          <w:rFonts w:hint="eastAsia"/>
+          <w:b/>
+          <w:bCs/>
+        </w:rPr>
+        <w:t>（</w:t>
+      </w:r>
+      <w:r>
+        <w:rPr>
+          <w:rFonts w:hint="eastAsia"/>
+          <w:b/>
+          <w:bCs/>
+        </w:rPr>
+        <w:t>4</w:t>
+      </w:r>
+      <w:r>
+        <w:rPr>
+          <w:rFonts w:hint="eastAsia"/>
+          <w:b/>
+          <w:bCs/>
+        </w:rPr>
+        <w:t>）用户管理与历史记录功能</w:t>
+      </w:r>
+    </w:p>
+    <w:p>
+      <w:pPr>
+        <w:ind w:firstLine="480"/>
+        <w:rPr>
+          <w:rFonts w:hint="eastAsia"/>
+        </w:rPr>
+      </w:pPr>
+      <w:r>
+        <w:rPr>
+          <w:rFonts w:hint="eastAsia"/>
+        </w:rPr>
+        <w:t>系统应提供基础的用户管理能力，包括用户注册、登录验证与会话管理。同时，系统记录用户的</w:t>
+      </w:r>
+      <w:r>
+        <w:rPr>
+          <w:rFonts w:hint="eastAsia"/>
+        </w:rPr>
+        <w:t>IDS</w:t>
+      </w:r>
+      <w:r>
+        <w:rPr>
+          <w:rFonts w:hint="eastAsia"/>
+        </w:rPr>
+        <w:t>生成历史与审查历史，便于用户追溯与复用。历史记录包含输入内容、生成结果、审查报告与时间戳等信息。</w:t>
+      </w:r>
+    </w:p>
+    <w:p>
+      <w:pPr>
+        <w:ind w:firstLine="480"/>
+        <w:rPr>
+          <w:rFonts w:hint="eastAsia"/>
+        </w:rPr>
+      </w:pPr>
+      <w:r>
+        <w:rPr>
+          <w:noProof/>
+        </w:rPr>
+        <w:lastRenderedPageBreak/>
+        <w:drawing>
+          <wp:inline distT="0" distB="0" distL="0" distR="0" wp14:anchorId="49BFDE8A" wp14:editId="27544B8F">
+            <wp:extent cx="4431030" cy="2954020"/>
+            <wp:effectExtent l="0" t="0" r="7620" b="0"/>
+            <wp:docPr id="1251948772" name="图片 13"/>
+            <wp:cNvGraphicFramePr>
+              <a:graphicFrameLocks xmlns:a="http://schemas.openxmlformats.org/drawingml/2006/main" noChangeAspect="1"/>
+            </wp:cNvGraphicFramePr>
+            <a:graphic xmlns:a="http://schemas.openxmlformats.org/drawingml/2006/main">
+              <a:graphicData uri="http://schemas.openxmlformats.org/drawingml/2006/picture">
+                <pic:pic xmlns:pic="http://schemas.openxmlformats.org/drawingml/2006/picture">
+                  <pic:nvPicPr>
+                    <pic:cNvPr id="0" name="Picture 106"/>
+                    <pic:cNvPicPr>
+                      <a:picLocks noChangeAspect="1" noChangeArrowheads="1"/>
+                    </pic:cNvPicPr>
+                  </pic:nvPicPr>
+                  <pic:blipFill>
+                    <a:blip r:embed="rId30" cstate="print">
+                      <a:extLst>
+                        <a:ext uri="{28A0092B-C50C-407E-A947-70E740481C1C}">
+                          <a14:useLocalDpi xmlns:a14="http://schemas.microsoft.com/office/drawing/2010/main" val="0"/>
+                        </a:ext>
+                      </a:extLst>
+                    </a:blip>
+                    <a:srcRect/>
+                    <a:stretch>
+                      <a:fillRect/>
+                    </a:stretch>
+                  </pic:blipFill>
+                  <pic:spPr bwMode="auto">
+                    <a:xfrm>
+                      <a:off x="0" y="0"/>
+                      <a:ext cx="4439115" cy="2959410"/>
+                    </a:xfrm>
+                    <a:prstGeom prst="rect">
+                      <a:avLst/>
+                    </a:prstGeom>
+                    <a:noFill/>
+                  </pic:spPr>
+                </pic:pic>
+              </a:graphicData>
+            </a:graphic>
+          </wp:inline>
+        </w:drawing>
+      </w:r>
+    </w:p>
+    <w:p>
+      <w:pPr>
+        <w:ind w:firstLine="480"/>
+      </w:pPr>
+      <w:r>
+        <w:rPr>
+          <w:rFonts w:hint="eastAsia"/>
+        </w:rPr>
+        <w:t>以上功能需求定义了系统的核心能力边界。为确保这些功能在实际应用中能够稳定、高效地运行，还需从性能、可靠性、安全性等维度明确系统的非功能约束。</w:t>
+      </w:r>
+    </w:p>
+    <w:p>
+      <w:pPr>
+        <w:pStyle w:val="3"/>
+      </w:pPr>
+      <w:bookmarkStart w:id="38" w:name="非功能需求"/>
+      <w:r>
+        <w:t xml:space="preserve">3.1.2 </w:t>
+      </w:r>
+      <w:r>
+        <w:rPr>
+          <w:rFonts w:hint="eastAsia"/>
+        </w:rPr>
+        <w:t>非功能需求</w:t>
+      </w:r>
+    </w:p>
+    <w:p>
+      <w:pPr>
+        <w:ind w:firstLine="480"/>
+      </w:pPr>
+      <w:r>
+        <w:rPr>
+          <w:rFonts w:hint="eastAsia"/>
+        </w:rPr>
+        <w:t>除核心功能外，系统还需满足以下非功能性要求，确保在实际工程场景中稳定运行：</w:t>
+      </w:r>
+    </w:p>
+    <w:p>
+      <w:pPr>
+        <w:ind w:firstLine="482"/>
+      </w:pPr>
+      <w:r>
+        <w:rPr>
+          <w:rFonts w:hint="eastAsia"/>
+          <w:b/>
+          <w:bCs/>
+        </w:rPr>
+        <w:t>（</w:t>
+      </w:r>
+      <w:r>
+        <w:rPr>
+          <w:rFonts w:hint="eastAsia"/>
+          <w:b/>
+          <w:bCs/>
+        </w:rPr>
+        <w:t>1</w:t>
+      </w:r>
+      <w:r>
+        <w:rPr>
+          <w:rFonts w:hint="eastAsia"/>
+          <w:b/>
+          <w:bCs/>
+        </w:rPr>
+        <w:t>）性能要求</w:t>
+      </w:r>
+    </w:p>
+    <w:p>
+      <w:pPr>
+        <w:ind w:firstLine="480"/>
+      </w:pPr>
+      <w:r>
+        <w:rPr>
+          <w:rFonts w:hint="eastAsia"/>
+        </w:rPr>
+        <w:t>系统应在合理时间内完成</w:t>
+      </w:r>
+      <w:r>
+        <w:rPr>
+          <w:rFonts w:hint="eastAsia"/>
+        </w:rPr>
+        <w:t>IDS</w:t>
+      </w:r>
+      <w:r>
+        <w:rPr>
+          <w:rFonts w:hint="eastAsia"/>
+        </w:rPr>
+        <w:t>生成与审查执行。单次</w:t>
+      </w:r>
+      <w:r>
+        <w:rPr>
+          <w:rFonts w:hint="eastAsia"/>
+        </w:rPr>
+        <w:t>IDS</w:t>
+      </w:r>
+      <w:r>
+        <w:rPr>
+          <w:rFonts w:hint="eastAsia"/>
+        </w:rPr>
+        <w:t>生成响应时间应低于</w:t>
+      </w:r>
+      <w:r>
+        <w:rPr>
+          <w:rFonts w:hint="eastAsia"/>
+        </w:rPr>
+        <w:t>10</w:t>
+      </w:r>
+      <w:r>
+        <w:rPr>
+          <w:rFonts w:hint="eastAsia"/>
+        </w:rPr>
+        <w:t>秒（含</w:t>
+      </w:r>
+      <w:r>
+        <w:rPr>
+          <w:rFonts w:hint="eastAsia"/>
+        </w:rPr>
+        <w:t>LLM</w:t>
+      </w:r>
+      <w:r>
+        <w:rPr>
+          <w:rFonts w:hint="eastAsia"/>
+        </w:rPr>
+        <w:t>调用与知识库检索）；对于</w:t>
+      </w:r>
+      <w:r>
+        <w:rPr>
+          <w:rFonts w:hint="eastAsia"/>
+        </w:rPr>
+        <w:t>100MB</w:t>
+      </w:r>
+      <w:r>
+        <w:rPr>
+          <w:rFonts w:hint="eastAsia"/>
+        </w:rPr>
+        <w:t>以内的</w:t>
+      </w:r>
+      <w:r>
+        <w:rPr>
+          <w:rFonts w:hint="eastAsia"/>
+        </w:rPr>
+        <w:t>IFC</w:t>
+      </w:r>
+      <w:r>
+        <w:rPr>
+          <w:rFonts w:hint="eastAsia"/>
+        </w:rPr>
+        <w:t>模型文件，审查时间应低于</w:t>
+      </w:r>
+      <w:r>
+        <w:rPr>
+          <w:rFonts w:hint="eastAsia"/>
+        </w:rPr>
+        <w:t>30</w:t>
+      </w:r>
+      <w:r>
+        <w:rPr>
+          <w:rFonts w:hint="eastAsia"/>
+        </w:rPr>
+        <w:t>秒；系统应支持至少</w:t>
+      </w:r>
+      <w:r>
+        <w:rPr>
+          <w:rFonts w:hint="eastAsia"/>
+        </w:rPr>
+        <w:t>10</w:t>
+      </w:r>
+      <w:r>
+        <w:rPr>
+          <w:rFonts w:hint="eastAsia"/>
+        </w:rPr>
+        <w:t>个并发用户正常访问。</w:t>
+      </w:r>
+    </w:p>
+    <w:p>
+      <w:pPr>
+        <w:ind w:firstLine="482"/>
+      </w:pPr>
+      <w:r>
+        <w:rPr>
+          <w:rFonts w:hint="eastAsia"/>
+          <w:b/>
+          <w:bCs/>
+        </w:rPr>
+        <w:t>（</w:t>
+      </w:r>
+      <w:r>
+        <w:rPr>
+          <w:rFonts w:hint="eastAsia"/>
+          <w:b/>
+          <w:bCs/>
+        </w:rPr>
+        <w:t>2</w:t>
+      </w:r>
+      <w:r>
+        <w:rPr>
+          <w:rFonts w:hint="eastAsia"/>
+          <w:b/>
+          <w:bCs/>
+        </w:rPr>
+        <w:t>）可靠性要求</w:t>
+      </w:r>
+    </w:p>
+    <w:p>
+      <w:pPr>
+        <w:ind w:firstLine="480"/>
+      </w:pPr>
+      <w:r>
+        <w:rPr>
+          <w:rFonts w:hint="eastAsia"/>
+        </w:rPr>
+        <w:t>系统应具备基本的容错能力。</w:t>
+      </w:r>
+      <w:r>
+        <w:rPr>
+          <w:rFonts w:hint="eastAsia"/>
+        </w:rPr>
+        <w:t>LLM</w:t>
+      </w:r>
+      <w:r>
+        <w:rPr>
+          <w:rFonts w:hint="eastAsia"/>
+        </w:rPr>
+        <w:t>调用失败时应自动重试或降级处理；知识库检索无结果时应返回明确的提示信息而非异常中断；</w:t>
+      </w:r>
+      <w:r>
+        <w:rPr>
+          <w:rFonts w:hint="eastAsia"/>
+        </w:rPr>
+        <w:t>IFC</w:t>
+      </w:r>
+      <w:r>
+        <w:rPr>
+          <w:rFonts w:hint="eastAsia"/>
+        </w:rPr>
+        <w:t>文件解析失败时应记录错误日志并提示用户检查文件格式。</w:t>
+      </w:r>
+    </w:p>
+    <w:p>
+      <w:pPr>
+        <w:ind w:firstLine="482"/>
+      </w:pPr>
+      <w:r>
+        <w:rPr>
+          <w:rFonts w:hint="eastAsia"/>
+          <w:b/>
+          <w:bCs/>
+        </w:rPr>
+        <w:t>（</w:t>
+      </w:r>
+      <w:r>
+        <w:rPr>
+          <w:rFonts w:hint="eastAsia"/>
+          <w:b/>
+          <w:bCs/>
+        </w:rPr>
+        <w:t>3</w:t>
+      </w:r>
+      <w:r>
+        <w:rPr>
+          <w:rFonts w:hint="eastAsia"/>
+          <w:b/>
+          <w:bCs/>
+        </w:rPr>
+        <w:t>）安全性要求</w:t>
+      </w:r>
+    </w:p>
+    <w:p>
+      <w:pPr>
+        <w:ind w:firstLine="480"/>
+      </w:pPr>
+      <w:r>
+        <w:rPr>
+          <w:rFonts w:hint="eastAsia"/>
+        </w:rPr>
+        <w:t>系统应防范常见</w:t>
+      </w:r>
+      <w:r>
+        <w:rPr>
+          <w:rFonts w:hint="eastAsia"/>
+        </w:rPr>
+        <w:t>Web</w:t>
+      </w:r>
+      <w:r>
+        <w:rPr>
+          <w:rFonts w:hint="eastAsia"/>
+        </w:rPr>
+        <w:t>安全风险。用户身份验证采用</w:t>
+      </w:r>
+      <w:r>
+        <w:rPr>
+          <w:rFonts w:hint="eastAsia"/>
+        </w:rPr>
+        <w:t>JWT</w:t>
+      </w:r>
+      <w:r>
+        <w:rPr>
+          <w:rFonts w:hint="eastAsia"/>
+        </w:rPr>
+        <w:t>令牌机制，防止未授权访问；</w:t>
+      </w:r>
+      <w:r>
+        <w:rPr>
+          <w:rFonts w:hint="eastAsia"/>
+        </w:rPr>
+        <w:t>API</w:t>
+      </w:r>
+      <w:r>
+        <w:rPr>
+          <w:rFonts w:hint="eastAsia"/>
+        </w:rPr>
+        <w:t>接口设置速率限制，防止恶意请求耗尽资源；文件上传接口校验文件类型与大小，防止恶意文件注入；敏感操作记录审计日志，便于安全事件追溯。</w:t>
+      </w:r>
+    </w:p>
+    <w:p>
+      <w:pPr>
+        <w:ind w:firstLine="482"/>
+      </w:pPr>
+      <w:r>
+        <w:rPr>
+          <w:rFonts w:hint="eastAsia"/>
+          <w:b/>
+          <w:bCs/>
+        </w:rPr>
+        <w:lastRenderedPageBreak/>
+        <w:t>（</w:t>
+      </w:r>
+      <w:r>
+        <w:rPr>
+          <w:rFonts w:hint="eastAsia"/>
+          <w:b/>
+          <w:bCs/>
+        </w:rPr>
+        <w:t>4</w:t>
+      </w:r>
+      <w:r>
+        <w:rPr>
+          <w:rFonts w:hint="eastAsia"/>
+          <w:b/>
+          <w:bCs/>
+        </w:rPr>
+        <w:t>）可维护性要求</w:t>
+      </w:r>
+    </w:p>
+    <w:p>
+      <w:pPr>
+        <w:ind w:firstLine="480"/>
+      </w:pPr>
+      <w:r>
+        <w:rPr>
+          <w:rFonts w:hint="eastAsia"/>
+        </w:rPr>
+        <w:t>系统架构应便于后续扩展与维护。前后端分离架构便于独立迭代；核心模块采用组件化设计，便于功能扩展；关键配置参数外置，便于环境迁移；代码结构清晰，便于后续开发者理解与接手。</w:t>
+      </w:r>
+    </w:p>
+    <w:bookmarkEnd w:id="38"/>
+    <w:p>
+      <w:pPr>
+        <w:pStyle w:val="3"/>
+      </w:pPr>
+      <w:r>
+        <w:t xml:space="preserve">3.1.3 </w:t>
+      </w:r>
+      <w:r>
+        <w:rPr>
+          <w:rFonts w:hint="eastAsia"/>
+        </w:rPr>
+        <w:t>用户角色与使用场景</w:t>
+      </w:r>
+    </w:p>
+    <w:p>
+      <w:pPr>
+        <w:ind w:firstLine="480"/>
+      </w:pPr>
+      <w:r>
+        <w:rPr>
+          <w:rFonts w:hint="eastAsia"/>
+        </w:rPr>
+        <w:t>系统面向三类用户角色：</w:t>
+      </w:r>
+      <w:r>
+        <w:rPr>
+          <w:rFonts w:hint="eastAsia"/>
+        </w:rPr>
+        <w:t>BIM</w:t>
+      </w:r>
+      <w:r>
+        <w:rPr>
+          <w:rFonts w:hint="eastAsia"/>
+        </w:rPr>
+        <w:t>工程师、审查人员与项目管理员。各角色的功能权限详见表</w:t>
+      </w:r>
+      <w:r>
+        <w:rPr>
+          <w:rFonts w:hint="eastAsia"/>
+        </w:rPr>
+        <w:t>3.1</w:t>
+      </w:r>
+      <w:r>
+        <w:rPr>
+          <w:rFonts w:hint="eastAsia"/>
+        </w:rPr>
+        <w:t>，典型使用场景如下：</w:t>
+      </w:r>
+    </w:p>
+    <w:p>
+      <w:pPr>
+        <w:ind w:firstLine="482"/>
+      </w:pPr>
+      <w:r>
+        <w:rPr>
+          <w:rFonts w:hint="eastAsia"/>
+          <w:b/>
+          <w:bCs/>
+        </w:rPr>
+        <w:t>BIM</w:t>
+      </w:r>
+      <w:r>
+        <w:rPr>
+          <w:rFonts w:hint="eastAsia"/>
+          <w:b/>
+          <w:bCs/>
+        </w:rPr>
+        <w:t>工程师</w:t>
+      </w:r>
+      <w:r>
+        <w:rPr>
+          <w:rFonts w:hint="eastAsia"/>
+        </w:rPr>
+        <w:t>：在模型交付前，通过系统将项目规范转化为</w:t>
+      </w:r>
+      <w:r>
+        <w:rPr>
+          <w:rFonts w:hint="eastAsia"/>
+        </w:rPr>
+        <w:t>IDS</w:t>
+      </w:r>
+      <w:r>
+        <w:rPr>
+          <w:rFonts w:hint="eastAsia"/>
+        </w:rPr>
+        <w:t>规则，验证模型的合规性，及时发现并修正违规项。</w:t>
+      </w:r>
+    </w:p>
+    <w:p>
+      <w:pPr>
+        <w:ind w:firstLine="482"/>
+      </w:pPr>
+      <w:r>
+        <w:rPr>
+          <w:rFonts w:hint="eastAsia"/>
+          <w:b/>
+          <w:bCs/>
+        </w:rPr>
+        <w:t>审查人员</w:t>
+      </w:r>
+      <w:r>
+        <w:rPr>
+          <w:rFonts w:hint="eastAsia"/>
+        </w:rPr>
+        <w:t>：加载项目</w:t>
+      </w:r>
+      <w:r>
+        <w:rPr>
+          <w:rFonts w:hint="eastAsia"/>
+        </w:rPr>
+        <w:t>IDS</w:t>
+      </w:r>
+      <w:r>
+        <w:rPr>
+          <w:rFonts w:hint="eastAsia"/>
+        </w:rPr>
+        <w:t>规则与提交的</w:t>
+      </w:r>
+      <w:r>
+        <w:rPr>
+          <w:rFonts w:hint="eastAsia"/>
+        </w:rPr>
+        <w:t>IFC</w:t>
+      </w:r>
+      <w:r>
+        <w:rPr>
+          <w:rFonts w:hint="eastAsia"/>
+        </w:rPr>
+        <w:t>模型，执行自动化审查，生成合规报告，作为人工复核的辅助工具。</w:t>
+      </w:r>
+    </w:p>
+    <w:p>
+      <w:pPr>
+        <w:ind w:firstLine="482"/>
+      </w:pPr>
+      <w:r>
+        <w:rPr>
+          <w:rFonts w:hint="eastAsia"/>
+          <w:b/>
+          <w:bCs/>
+        </w:rPr>
+        <w:t>项目管理员</w:t>
+      </w:r>
+      <w:r>
+        <w:rPr>
+          <w:rFonts w:hint="eastAsia"/>
+        </w:rPr>
+        <w:t>：管理项目规范库与</w:t>
+      </w:r>
+      <w:r>
+        <w:rPr>
+          <w:rFonts w:hint="eastAsia"/>
+        </w:rPr>
+        <w:t>IDS</w:t>
+      </w:r>
+      <w:r>
+        <w:rPr>
+          <w:rFonts w:hint="eastAsia"/>
+        </w:rPr>
+        <w:t>规则模板，配置审查标准，追溯审查历史记录。</w:t>
+      </w:r>
+    </w:p>
+    <w:p>
+      <w:pPr>
+        <w:ind w:firstLine="2891"/>
+        <w:rPr>
+          <w:b/>
+          <w:bCs/>
+          <w:color w:val="EE0000"/>
+          <w:sz w:val="144"/>
+          <w:szCs w:val="144"/>
+        </w:rPr>
+      </w:pPr>
+      <w:r>
+        <w:rPr>
+          <w:rFonts w:hint="eastAsia"/>
+          <w:b/>
+          <w:bCs/>
+          <w:color w:val="EE0000"/>
+          <w:sz w:val="144"/>
+          <w:szCs w:val="144"/>
+        </w:rPr>
+        <w:t>表</w:t>
+      </w:r>
+    </w:p>
+    <w:p>
+      <w:pPr>
+        <w:ind w:firstLine="480"/>
+        <w:rPr>
+          <w:rFonts w:hint="eastAsia"/>
+        </w:rPr>
+      </w:pPr>
+    </w:p>
+    <w:p>
+      <w:pPr>
+        <w:ind w:firstLine="480"/>
+      </w:pPr>
+      <w:r>
+        <w:rPr>
+          <w:rFonts w:hint="eastAsia"/>
+        </w:rPr>
+        <w:t>以上功能需求定义了系统的核心能力边界。为确保这些功能在实际应用中能够稳定、高效地运行，还需从性能、可靠性、安全性等维度明确系统的非功能约束。</w:t>
+      </w:r>
+    </w:p>
+    <w:p>
+      <w:pPr>
+        <w:pStyle w:val="2"/>
+        <w:numPr>
+          <w:ilvl w:val="0"/>
+          <w:numId w:val="0"/>
+        </w:numPr>
+      </w:pPr>
+      <w:r>
+        <w:t xml:space="preserve">3.2 </w:t>
+      </w:r>
+      <w:r>
+        <w:rPr>
+          <w:rFonts w:hint="eastAsia"/>
+        </w:rPr>
+        <w:t>系统架构设计</w:t>
+      </w:r>
+    </w:p>
+    <w:p>
+      <w:pPr>
+        <w:pStyle w:val="3"/>
+      </w:pPr>
+      <w:r>
+        <w:t xml:space="preserve">3.2.1 </w:t>
+      </w:r>
+      <w:r>
+        <w:rPr>
+          <w:rFonts w:hint="eastAsia"/>
+        </w:rPr>
+        <w:t>整体架构</w:t>
+      </w:r>
+    </w:p>
+    <w:p>
+      <w:pPr>
+        <w:ind w:firstLine="480"/>
+      </w:pPr>
+      <w:r>
+        <w:rPr>
+          <w:rFonts w:hint="eastAsia"/>
+        </w:rPr>
+        <w:t>系统整体架构如图</w:t>
+      </w:r>
+      <w:r>
+        <w:rPr>
+          <w:rFonts w:hint="eastAsia"/>
+        </w:rPr>
+        <w:t>3.2</w:t>
+      </w:r>
+      <w:r>
+        <w:rPr>
+          <w:rFonts w:hint="eastAsia"/>
+        </w:rPr>
+        <w:t>所示，采用前后端分离的模式，分为三层：前端交互层、后端服务层与数据存储层。</w:t>
+      </w:r>
+    </w:p>
+    <w:p>
+      <w:pPr>
+        <w:ind w:firstLine="480"/>
+      </w:pPr>
+      <w:r>
+        <w:rPr>
+          <w:rFonts w:hint="eastAsia"/>
+        </w:rPr>
+        <w:t>前端交互层基于</w:t>
+      </w:r>
+      <w:r>
+        <w:rPr>
+          <w:rFonts w:hint="eastAsia"/>
+        </w:rPr>
+        <w:t>Next.js</w:t>
+      </w:r>
+      <w:r>
+        <w:rPr>
+          <w:rFonts w:hint="eastAsia"/>
+        </w:rPr>
+        <w:t>框架构建，采用</w:t>
+      </w:r>
+      <w:r>
+        <w:rPr>
+          <w:rFonts w:hint="eastAsia"/>
+        </w:rPr>
+        <w:t>React</w:t>
+      </w:r>
+      <w:r>
+        <w:rPr>
+          <w:rFonts w:hint="eastAsia"/>
+        </w:rPr>
+        <w:t>组件化开发模式，通过</w:t>
+      </w:r>
+      <w:r>
+        <w:rPr>
+          <w:rFonts w:hint="eastAsia"/>
+        </w:rPr>
+        <w:t>API</w:t>
+      </w:r>
+      <w:r>
+        <w:rPr>
+          <w:rFonts w:hint="eastAsia"/>
+        </w:rPr>
+        <w:t>接口与后端通信。该层负责用户界面渲染、输入数据校验、请求发起与结果展示。</w:t>
+      </w:r>
+    </w:p>
+    <w:p>
+      <w:pPr>
+        <w:ind w:firstLine="480"/>
+      </w:pPr>
+      <w:r>
+        <w:rPr>
+          <w:rFonts w:hint="eastAsia"/>
+        </w:rPr>
+        <w:lastRenderedPageBreak/>
+        <w:t>后端服务层包含两个子模块：</w:t>
+      </w:r>
+      <w:r>
+        <w:rPr>
+          <w:rFonts w:hint="eastAsia"/>
+        </w:rPr>
+        <w:t>Next.js</w:t>
+      </w:r>
+      <w:r>
+        <w:t xml:space="preserve"> API </w:t>
+      </w:r>
+      <w:r>
+        <w:rPr>
+          <w:rFonts w:hint="eastAsia"/>
+        </w:rPr>
+        <w:t>Routes</w:t>
+      </w:r>
+      <w:r>
+        <w:rPr>
+          <w:rFonts w:hint="eastAsia"/>
+        </w:rPr>
+        <w:t>与</w:t>
+      </w:r>
+      <w:r>
+        <w:rPr>
+          <w:rFonts w:hint="eastAsia"/>
+        </w:rPr>
+        <w:t>Python</w:t>
+      </w:r>
+      <w:r>
+        <w:t xml:space="preserve"> </w:t>
+      </w:r>
+      <w:r>
+        <w:rPr>
+          <w:rFonts w:hint="eastAsia"/>
+        </w:rPr>
+        <w:t>FastAPI</w:t>
+      </w:r>
+      <w:r>
+        <w:rPr>
+          <w:rFonts w:hint="eastAsia"/>
+        </w:rPr>
+        <w:t>服务。</w:t>
+      </w:r>
+      <w:r>
+        <w:rPr>
+          <w:rFonts w:hint="eastAsia"/>
+        </w:rPr>
+        <w:t>Next.js</w:t>
+      </w:r>
+      <w:r>
+        <w:t xml:space="preserve"> API </w:t>
+      </w:r>
+      <w:r>
+        <w:rPr>
+          <w:rFonts w:hint="eastAsia"/>
+        </w:rPr>
+        <w:t>Routes</w:t>
+      </w:r>
+      <w:r>
+        <w:rPr>
+          <w:rFonts w:hint="eastAsia"/>
+        </w:rPr>
+        <w:t>处理轻量级请求（如用户认证、历史记录查询）；</w:t>
+      </w:r>
+      <w:r>
+        <w:rPr>
+          <w:rFonts w:hint="eastAsia"/>
+        </w:rPr>
+        <w:t>Python</w:t>
+      </w:r>
+      <w:r>
+        <w:t xml:space="preserve"> </w:t>
+      </w:r>
+      <w:r>
+        <w:rPr>
+          <w:rFonts w:hint="eastAsia"/>
+        </w:rPr>
+        <w:t>FastAPI</w:t>
+      </w:r>
+      <w:r>
+        <w:rPr>
+          <w:rFonts w:hint="eastAsia"/>
+        </w:rPr>
+        <w:t>服务处理核心业务逻辑（如</w:t>
+      </w:r>
+      <w:r>
+        <w:rPr>
+          <w:rFonts w:hint="eastAsia"/>
+        </w:rPr>
+        <w:t>IDS</w:t>
+      </w:r>
+      <w:r>
+        <w:rPr>
+          <w:rFonts w:hint="eastAsia"/>
+        </w:rPr>
+        <w:t>生成、知识库检索、审查执行）。两个模块通过</w:t>
+      </w:r>
+      <w:r>
+        <w:rPr>
+          <w:rFonts w:hint="eastAsia"/>
+        </w:rPr>
+        <w:t>HTTP</w:t>
+      </w:r>
+      <w:r>
+        <w:rPr>
+          <w:rFonts w:hint="eastAsia"/>
+        </w:rPr>
+        <w:t>协议通信，形成协同服务体系。</w:t>
+      </w:r>
+    </w:p>
+    <w:p>
+      <w:pPr>
+        <w:ind w:firstLine="480"/>
+      </w:pPr>
+      <w:r>
+        <w:rPr>
+          <w:rFonts w:hint="eastAsia"/>
+        </w:rPr>
+        <w:t>数据存储层采用</w:t>
+      </w:r>
+      <w:r>
+        <w:rPr>
+          <w:rFonts w:hint="eastAsia"/>
+        </w:rPr>
+        <w:t>MongoDB</w:t>
+      </w:r>
+      <w:r>
+        <w:rPr>
+          <w:rFonts w:hint="eastAsia"/>
+        </w:rPr>
+        <w:t>数据库，结合</w:t>
+      </w:r>
+      <w:r>
+        <w:rPr>
+          <w:rFonts w:hint="eastAsia"/>
+        </w:rPr>
+        <w:t>GridFS</w:t>
+      </w:r>
+      <w:r>
+        <w:rPr>
+          <w:rFonts w:hint="eastAsia"/>
+        </w:rPr>
+        <w:t>处理大文件存储。该层存储用户数据、历史记录、</w:t>
+      </w:r>
+      <w:r>
+        <w:rPr>
+          <w:rFonts w:hint="eastAsia"/>
+        </w:rPr>
+        <w:t>IFC</w:t>
+      </w:r>
+      <w:r>
+        <w:rPr>
+          <w:rFonts w:hint="eastAsia"/>
+        </w:rPr>
+        <w:t>知识库与审查报告等持久化信息。</w:t>
+      </w:r>
+    </w:p>
+    <w:p>
+      <w:pPr>
+        <w:ind w:firstLine="2891"/>
+        <w:rPr>
+          <w:b/>
+          <w:bCs/>
+          <w:color w:val="EE0000"/>
+          <w:sz w:val="144"/>
+          <w:szCs w:val="144"/>
+        </w:rPr>
+      </w:pPr>
+      <w:r>
+        <w:rPr>
+          <w:rFonts w:hint="eastAsia"/>
+          <w:b/>
+          <w:bCs/>
+          <w:color w:val="EE0000"/>
+          <w:sz w:val="144"/>
+          <w:szCs w:val="144"/>
+        </w:rPr>
+        <w:t>图</w:t>
+      </w:r>
+    </w:p>
+    <w:p>
+      <w:pPr>
+        <w:pStyle w:val="2"/>
+        <w:numPr>
+          <w:ilvl w:val="0"/>
+          <w:numId w:val="0"/>
+        </w:numPr>
+      </w:pPr>
+      <w:r>
+        <w:t xml:space="preserve">3.3 </w:t>
+      </w:r>
+      <w:r>
+        <w:rPr>
+          <w:rFonts w:hint="eastAsia"/>
+        </w:rPr>
+        <w:t>技术选型</w:t>
+      </w:r>
+    </w:p>
+    <w:p>
+      <w:pPr>
+        <w:ind w:firstLine="480"/>
+      </w:pPr>
+      <w:r>
+        <w:rPr>
+          <w:rFonts w:hint="eastAsia"/>
+        </w:rPr>
+        <w:t>各层技术选型及理由详见表</w:t>
+      </w:r>
+      <w:r>
+        <w:rPr>
+          <w:rFonts w:hint="eastAsia"/>
+        </w:rPr>
+        <w:t>3.2</w:t>
+      </w:r>
+      <w:r>
+        <w:rPr>
+          <w:rFonts w:hint="eastAsia"/>
+        </w:rPr>
+        <w:t>，本节对关键技术的选择依据进行阐述。</w:t>
+      </w:r>
+    </w:p>
+    <w:p>
+      <w:pPr>
+        <w:ind w:firstLine="482"/>
+      </w:pPr>
+      <w:r>
+        <w:rPr>
+          <w:rFonts w:hint="eastAsia"/>
+          <w:b/>
+          <w:bCs/>
+        </w:rPr>
+        <w:t>Next.js</w:t>
+      </w:r>
+      <w:r>
+        <w:rPr>
+          <w:rFonts w:hint="eastAsia"/>
+          <w:b/>
+          <w:bCs/>
+        </w:rPr>
+        <w:t>框架</w:t>
+      </w:r>
+      <w:r>
+        <w:rPr>
+          <w:rFonts w:hint="eastAsia"/>
+        </w:rPr>
+        <w:t>：</w:t>
+      </w:r>
+      <w:r>
+        <w:rPr>
+          <w:rFonts w:hint="eastAsia"/>
+        </w:rPr>
+        <w:t>Next.js</w:t>
+      </w:r>
+      <w:r>
+        <w:rPr>
+          <w:rFonts w:hint="eastAsia"/>
+        </w:rPr>
+        <w:t>是一个基于</w:t>
+      </w:r>
+      <w:r>
+        <w:rPr>
+          <w:rFonts w:hint="eastAsia"/>
+        </w:rPr>
+        <w:t>React</w:t>
+      </w:r>
+      <w:r>
+        <w:rPr>
+          <w:rFonts w:hint="eastAsia"/>
+        </w:rPr>
+        <w:t>的全栈框架，支持服务端渲染（</w:t>
+      </w:r>
+      <w:r>
+        <w:rPr>
+          <w:rFonts w:hint="eastAsia"/>
+        </w:rPr>
+        <w:t>SSR</w:t>
+      </w:r>
+      <w:r>
+        <w:rPr>
+          <w:rFonts w:hint="eastAsia"/>
+        </w:rPr>
+        <w:t>）与静态页面生成（</w:t>
+      </w:r>
+      <w:r>
+        <w:rPr>
+          <w:rFonts w:hint="eastAsia"/>
+        </w:rPr>
+        <w:t>SSG</w:t>
+      </w:r>
+      <w:r>
+        <w:rPr>
+          <w:rFonts w:hint="eastAsia"/>
+        </w:rPr>
+        <w:t>）。选择</w:t>
+      </w:r>
+      <w:r>
+        <w:rPr>
+          <w:rFonts w:hint="eastAsia"/>
+        </w:rPr>
+        <w:t>Next.js</w:t>
+      </w:r>
+      <w:r>
+        <w:rPr>
+          <w:rFonts w:hint="eastAsia"/>
+        </w:rPr>
+        <w:t>的原因在于：其</w:t>
+      </w:r>
+      <w:r>
+        <w:rPr>
+          <w:rFonts w:hint="eastAsia"/>
+        </w:rPr>
+        <w:t>API</w:t>
+      </w:r>
+      <w:r>
+        <w:t xml:space="preserve"> </w:t>
+      </w:r>
+      <w:r>
+        <w:rPr>
+          <w:rFonts w:hint="eastAsia"/>
+        </w:rPr>
+        <w:t>Routes</w:t>
+      </w:r>
+      <w:r>
+        <w:rPr>
+          <w:rFonts w:hint="eastAsia"/>
+        </w:rPr>
+        <w:t>功能允许在同一项目中实现前后端代码，简化开发流程；</w:t>
+      </w:r>
+      <w:r>
+        <w:rPr>
+          <w:rFonts w:hint="eastAsia"/>
+        </w:rPr>
+        <w:t>SSR</w:t>
+      </w:r>
+      <w:r>
+        <w:rPr>
+          <w:rFonts w:hint="eastAsia"/>
+        </w:rPr>
+        <w:t>特性提升了首屏加载速度与</w:t>
+      </w:r>
+      <w:r>
+        <w:rPr>
+          <w:rFonts w:hint="eastAsia"/>
+        </w:rPr>
+        <w:t>SEO</w:t>
+      </w:r>
+      <w:r>
+        <w:rPr>
+          <w:rFonts w:hint="eastAsia"/>
+        </w:rPr>
+        <w:t>友好性；框架生态成熟，社区支持丰富。</w:t>
+      </w:r>
+    </w:p>
+    <w:p>
+      <w:pPr>
+        <w:ind w:firstLine="482"/>
+      </w:pPr>
+      <w:r>
+        <w:rPr>
+          <w:rFonts w:hint="eastAsia"/>
+          <w:b/>
+          <w:bCs/>
+        </w:rPr>
+        <w:t>TypeScript</w:t>
+      </w:r>
+      <w:r>
+        <w:rPr>
+          <w:rFonts w:hint="eastAsia"/>
+          <w:b/>
+          <w:bCs/>
+        </w:rPr>
+        <w:t>语言</w:t>
+      </w:r>
+      <w:r>
+        <w:rPr>
+          <w:rFonts w:hint="eastAsia"/>
+        </w:rPr>
+        <w:t>：</w:t>
+      </w:r>
+      <w:r>
+        <w:rPr>
+          <w:rFonts w:hint="eastAsia"/>
+        </w:rPr>
+        <w:t>TypeScript</w:t>
+      </w:r>
+      <w:r>
+        <w:rPr>
+          <w:rFonts w:hint="eastAsia"/>
+        </w:rPr>
+        <w:t>为</w:t>
+      </w:r>
+      <w:r>
+        <w:rPr>
+          <w:rFonts w:hint="eastAsia"/>
+        </w:rPr>
+        <w:t>JavaScript</w:t>
+      </w:r>
+      <w:r>
+        <w:rPr>
+          <w:rFonts w:hint="eastAsia"/>
+        </w:rPr>
+        <w:t>添加静态类型检查，能够在开发阶段发现类型错误，降低运行时异常风险。对于涉及复杂数据结构（如</w:t>
+      </w:r>
+      <w:r>
+        <w:rPr>
+          <w:rFonts w:hint="eastAsia"/>
+        </w:rPr>
+        <w:t>IDS</w:t>
+      </w:r>
+      <w:r>
+        <w:t xml:space="preserve"> </w:t>
+      </w:r>
+      <w:r>
+        <w:rPr>
+          <w:rFonts w:hint="eastAsia"/>
+        </w:rPr>
+        <w:t>JSON</w:t>
+      </w:r>
+      <w:r>
+        <w:rPr>
+          <w:rFonts w:hint="eastAsia"/>
+        </w:rPr>
+        <w:t>、</w:t>
+      </w:r>
+      <w:r>
+        <w:rPr>
+          <w:rFonts w:hint="eastAsia"/>
+        </w:rPr>
+        <w:t>IFC</w:t>
+      </w:r>
+      <w:r>
+        <w:rPr>
+          <w:rFonts w:hint="eastAsia"/>
+        </w:rPr>
+        <w:t>实体定义）的场景，类型定义提供了清晰的接口约束。</w:t>
+      </w:r>
+    </w:p>
+    <w:p>
+      <w:pPr>
+        <w:ind w:firstLine="482"/>
+      </w:pPr>
+      <w:r>
+        <w:rPr>
+          <w:b/>
+          <w:bCs/>
+        </w:rPr>
+        <w:t xml:space="preserve">Tailwind </w:t>
+      </w:r>
+      <w:r>
+        <w:rPr>
+          <w:rFonts w:hint="eastAsia"/>
+          <w:b/>
+          <w:bCs/>
+        </w:rPr>
+        <w:t>CSS</w:t>
+      </w:r>
+      <w:r>
+        <w:rPr>
+          <w:rFonts w:hint="eastAsia"/>
+          <w:b/>
+          <w:bCs/>
+        </w:rPr>
+        <w:t>框架</w:t>
+      </w:r>
+      <w:r>
+        <w:rPr>
+          <w:rFonts w:hint="eastAsia"/>
+        </w:rPr>
+        <w:t>：</w:t>
+      </w:r>
+      <w:r>
+        <w:rPr>
+          <w:rFonts w:hint="eastAsia"/>
+        </w:rPr>
+        <w:t>Tailwind</w:t>
+      </w:r>
+      <w:r>
+        <w:t xml:space="preserve"> </w:t>
+      </w:r>
+      <w:r>
+        <w:rPr>
+          <w:rFonts w:hint="eastAsia"/>
+        </w:rPr>
+        <w:t>CSS</w:t>
+      </w:r>
+      <w:r>
+        <w:rPr>
+          <w:rFonts w:hint="eastAsia"/>
+        </w:rPr>
+        <w:t>采用原子化</w:t>
+      </w:r>
+      <w:r>
+        <w:rPr>
+          <w:rFonts w:hint="eastAsia"/>
+        </w:rPr>
+        <w:t>CSS</w:t>
+      </w:r>
+      <w:r>
+        <w:rPr>
+          <w:rFonts w:hint="eastAsia"/>
+        </w:rPr>
+        <w:t>类名，通过组合类名快速构建界面样式。相比传统</w:t>
+      </w:r>
+      <w:r>
+        <w:rPr>
+          <w:rFonts w:hint="eastAsia"/>
+        </w:rPr>
+        <w:t>CSS</w:t>
+      </w:r>
+      <w:r>
+        <w:rPr>
+          <w:rFonts w:hint="eastAsia"/>
+        </w:rPr>
+        <w:t>框架，</w:t>
+      </w:r>
+      <w:r>
+        <w:rPr>
+          <w:rFonts w:hint="eastAsia"/>
+        </w:rPr>
+        <w:t>Tailwind</w:t>
+      </w:r>
+      <w:r>
+        <w:rPr>
+          <w:rFonts w:hint="eastAsia"/>
+        </w:rPr>
+        <w:t>避免了样式文件的膨胀，便于实现响应式布局与主题定制。</w:t>
+      </w:r>
+    </w:p>
+    <w:p>
+      <w:pPr>
+        <w:ind w:firstLine="482"/>
+      </w:pPr>
+      <w:r>
+        <w:rPr>
+          <w:rFonts w:hint="eastAsia"/>
+          <w:b/>
+          <w:bCs/>
+        </w:rPr>
+        <w:t>Axios</w:t>
+      </w:r>
+      <w:r>
+        <w:rPr>
+          <w:rFonts w:hint="eastAsia"/>
+          <w:b/>
+          <w:bCs/>
+        </w:rPr>
+        <w:t>库</w:t>
+      </w:r>
+      <w:r>
+        <w:rPr>
+          <w:rFonts w:hint="eastAsia"/>
+        </w:rPr>
+        <w:t>：</w:t>
+      </w:r>
+      <w:r>
+        <w:rPr>
+          <w:rFonts w:hint="eastAsia"/>
+        </w:rPr>
+        <w:t>Axios</w:t>
+      </w:r>
+      <w:r>
+        <w:rPr>
+          <w:rFonts w:hint="eastAsia"/>
+        </w:rPr>
+        <w:t>是一个流行的</w:t>
+      </w:r>
+      <w:r>
+        <w:rPr>
+          <w:rFonts w:hint="eastAsia"/>
+        </w:rPr>
+        <w:t>HTTP</w:t>
+      </w:r>
+      <w:r>
+        <w:rPr>
+          <w:rFonts w:hint="eastAsia"/>
+        </w:rPr>
+        <w:t>请求库，支持请求拦截、响应拦截与错误处理。相比原生</w:t>
+      </w:r>
+      <w:r>
+        <w:rPr>
+          <w:rFonts w:hint="eastAsia"/>
+        </w:rPr>
+        <w:t>fetch</w:t>
+      </w:r>
+      <w:r>
+        <w:t xml:space="preserve"> </w:t>
+      </w:r>
+      <w:r>
+        <w:rPr>
+          <w:rFonts w:hint="eastAsia"/>
+        </w:rPr>
+        <w:t>API</w:t>
+      </w:r>
+      <w:r>
+        <w:rPr>
+          <w:rFonts w:hint="eastAsia"/>
+        </w:rPr>
+        <w:t>，</w:t>
+      </w:r>
+      <w:r>
+        <w:rPr>
+          <w:rFonts w:hint="eastAsia"/>
+        </w:rPr>
+        <w:t>Axios</w:t>
+      </w:r>
+      <w:r>
+        <w:rPr>
+          <w:rFonts w:hint="eastAsia"/>
+        </w:rPr>
+        <w:t>提供了更完善的错误处理机制与请求配置能力。</w:t>
+      </w:r>
+    </w:p>
+    <w:p>
+      <w:pPr>
+        <w:ind w:firstLineChars="0" w:firstLine="0"/>
+        <w:rPr>
+          <w:rFonts w:hint="eastAsia"/>
+        </w:rPr>
+      </w:pPr>
+      <w:r>
+        <w:rPr>
+          <w:noProof/>
+        </w:rPr>
+        <w:lastRenderedPageBreak/>
+        <w:drawing>
+          <wp:inline distT="0" distB="0" distL="0" distR="0" wp14:anchorId="4FE8A6A9" wp14:editId="6C6CDC82">
+            <wp:extent cx="5399193" cy="3575050"/>
+            <wp:effectExtent l="0" t="0" r="0" b="6350"/>
+            <wp:docPr id="1452298388" name="图片 15"/>
+            <wp:cNvGraphicFramePr>
+              <a:graphicFrameLocks xmlns:a="http://schemas.openxmlformats.org/drawingml/2006/main" noChangeAspect="1"/>
+            </wp:cNvGraphicFramePr>
+            <a:graphic xmlns:a="http://schemas.openxmlformats.org/drawingml/2006/main">
+              <a:graphicData uri="http://schemas.openxmlformats.org/drawingml/2006/picture">
+                <pic:pic xmlns:pic="http://schemas.openxmlformats.org/drawingml/2006/picture">
+                  <pic:nvPicPr>
+                    <pic:cNvPr id="0" name="Picture 107"/>
+                    <pic:cNvPicPr>
+                      <a:picLocks noChangeAspect="1" noChangeArrowheads="1"/>
+                    </pic:cNvPicPr>
+                  </pic:nvPicPr>
+                  <pic:blipFill>
+                    <a:blip r:embed="rId31" cstate="print">
+                      <a:extLst>
+                        <a:ext uri="{28A0092B-C50C-407E-A947-70E740481C1C}">
+                          <a14:useLocalDpi xmlns:a14="http://schemas.microsoft.com/office/drawing/2010/main" val="0"/>
+                        </a:ext>
+                      </a:extLst>
+                    </a:blip>
+                    <a:srcRect/>
+                    <a:stretch>
+                      <a:fillRect/>
+                    </a:stretch>
+                  </pic:blipFill>
+                  <pic:spPr bwMode="auto">
+                    <a:xfrm>
+                      <a:off x="0" y="0"/>
+                      <a:ext cx="5405076" cy="3578946"/>
+                    </a:xfrm>
+                    <a:prstGeom prst="rect">
+                      <a:avLst/>
+                    </a:prstGeom>
+                    <a:noFill/>
+                  </pic:spPr>
+                </pic:pic>
+              </a:graphicData>
+            </a:graphic>
+          </wp:inline>
+        </w:drawing>
+      </w:r>
+    </w:p>
+    <w:p>
+      <w:pPr>
+        <w:pStyle w:val="2"/>
+        <w:rPr>
+          <w:rFonts w:hint="eastAsia"/>
+        </w:rPr>
+      </w:pPr>
+    </w:p>
+    <w:p>
+      <w:pPr>
+        <w:ind w:firstLine="480"/>
+        <w:rPr>
+          <w:rFonts w:hint="eastAsia"/>
+        </w:rPr>
+      </w:pPr>
+    </w:p>
+    <w:p>
+      <w:pPr>
+        <w:pStyle w:val="1"/>
         <w:rPr>
           <w:rFonts w:hint="eastAsia"/>
         </w:rPr>
@@ -9674,128 +15388,7 @@
         </w:numPr>
         <w:ind w:left="301" w:hanging="301"/>
       </w:pPr>
-      <w:r>
-        <w:rPr>
-          <w:rFonts w:hint="eastAsia"/>
-        </w:rPr>
-        <w:t>（节的标题</w:t>
-      </w:r>
-      <w:r>
-        <w:rPr>
-          <w:rFonts w:hint="eastAsia"/>
-        </w:rPr>
-        <w:t>----</w:t>
-      </w:r>
-      <w:r>
-        <w:rPr>
-          <w:rFonts w:hint="eastAsia"/>
-          <w:color w:val="FF0000"/>
-        </w:rPr>
-        <w:t>小三号仿宋加粗</w:t>
-      </w:r>
-      <w:r>
-        <w:rPr>
-          <w:rFonts w:hint="eastAsia"/>
-        </w:rPr>
-        <w:t>）</w:t>
-      </w:r>
-      <w:bookmarkEnd w:id="8"/>
-    </w:p>
-    <w:p>
-      <w:pPr>
-        <w:ind w:firstLine="480"/>
-      </w:pPr>
-      <w:r>
-        <w:rPr>
-          <w:rFonts w:hint="eastAsia"/>
-        </w:rPr>
-        <w:t>××××××××××××××××××××××××××××××××××××××××××××××××××××××××××××××××××××××××××××××××××××××××××××××××××××××××××××××××××××××××××××××××××××××××××××××××××××××</w:t>
-      </w:r>
-      <w:r>
-        <w:rPr>
-          <w:rFonts w:hint="eastAsia"/>
-          <w:color w:val="FF0000"/>
-        </w:rPr>
-        <w:t>(</w:t>
-      </w:r>
-      <w:r>
-        <w:rPr>
-          <w:rFonts w:hAnsi="仿宋" w:hint="eastAsia"/>
-          <w:color w:val="FF0000"/>
-        </w:rPr>
-        <w:t>小四号或</w:t>
-      </w:r>
-      <w:r>
-        <w:rPr>
-          <w:rFonts w:hint="eastAsia"/>
-          <w:color w:val="FF0000"/>
-        </w:rPr>
-        <w:t>12</w:t>
-      </w:r>
-      <w:r>
-        <w:rPr>
-          <w:rFonts w:hAnsi="仿宋" w:hint="eastAsia"/>
-          <w:color w:val="FF0000"/>
-        </w:rPr>
-        <w:t>磅仿宋，</w:t>
-      </w:r>
-      <w:r>
-        <w:rPr>
-          <w:rFonts w:hint="eastAsia"/>
-          <w:color w:val="FF0000"/>
-        </w:rPr>
-        <w:t>1.5</w:t>
-      </w:r>
-      <w:r>
-        <w:rPr>
-          <w:rFonts w:hAnsi="仿宋" w:hint="eastAsia"/>
-          <w:color w:val="FF0000"/>
-        </w:rPr>
-        <w:t>倍行距</w:t>
-      </w:r>
-      <w:r>
-        <w:rPr>
-          <w:rFonts w:hint="eastAsia"/>
-          <w:color w:val="FF0000"/>
-        </w:rPr>
-        <w:t>)</w:t>
-      </w:r>
-    </w:p>
-    <w:p>
-      <w:pPr>
-        <w:ind w:firstLine="480"/>
-      </w:pPr>
-    </w:p>
-    <w:p>
-      <w:pPr>
-        <w:pStyle w:val="1"/>
-        <w:numPr>
-          <w:ilvl w:val="0"/>
-          <w:numId w:val="5"/>
-        </w:numPr>
-        <w:rPr>
-          <w:rFonts w:hint="eastAsia"/>
-        </w:rPr>
-      </w:pPr>
-      <w:bookmarkStart w:id="14" w:name="_Toc227594934"/>
-      <w:r>
-        <w:rPr>
-          <w:rFonts w:hint="eastAsia"/>
-        </w:rPr>
-        <w:t>章的标题</w:t>
-      </w:r>
-      <w:bookmarkEnd w:id="14"/>
-    </w:p>
-    <w:p>
-      <w:pPr>
-        <w:pStyle w:val="2"/>
-        <w:numPr>
-          <w:ilvl w:val="0"/>
-          <w:numId w:val="11"/>
-        </w:numPr>
-        <w:ind w:left="301" w:hanging="301"/>
-      </w:pPr>
-      <w:bookmarkStart w:id="15" w:name="_Toc227594935"/>
+      <w:bookmarkStart w:id="39" w:name="_Toc227862843"/>
       <w:r>
         <w:rPr>
           <w:rFonts w:hint="eastAsia"/>
@@ -9836,13 +15429,13 @@
         </w:rPr>
         <w:t>）</w:t>
       </w:r>
-      <w:bookmarkEnd w:id="15"/>
+      <w:bookmarkEnd w:id="39"/>
     </w:p>
     <w:p>
       <w:pPr>
         <w:pStyle w:val="3"/>
       </w:pPr>
-      <w:bookmarkStart w:id="16" w:name="_Toc227594936"/>
+      <w:bookmarkStart w:id="40" w:name="_Toc227862844"/>
       <w:r>
         <w:rPr>
           <w:rFonts w:hint="eastAsia"/>
@@ -9874,7 +15467,7 @@
         </w:rPr>
         <w:t>）</w:t>
       </w:r>
-      <w:bookmarkEnd w:id="16"/>
+      <w:bookmarkEnd w:id="40"/>
     </w:p>
     <w:p>
       <w:pPr>
@@ -9884,7 +15477,14 @@
         <w:rPr>
           <w:rFonts w:hint="eastAsia"/>
         </w:rPr>
-        <w:t>×××××××××××××××××××××××××××××××××××××××××××××××××××××××××××××××××××××××××××××××××××××××××××××××××××××××××××××××××××××××××××××××××××××××××××××××××××××××××××××××××××××××××××××××××××××××××××××××××××××××××××××××××××××××××××××××××××××××××××××××××××××××××××××××××××××××××××××××××××××××××××××××××××××××××××××××××××××××××××××××××××××××××××××××</w:t>
+        <w:t>××××××××××××××××××××××××××××××××××××××××××××××××××××××××××××××××××××××××××××××××××××××××××××××××××××××××××××××××××××××××××××××××××××××××××××××××××××××××××××××××××××××××××××××××××××××××××××××××××××××××××××××××××××××××××××××××××××××××××××××××××××××××××××××××××××××××××××××××××××××××××××××××××××××××××××××××</w:t>
+      </w:r>
+      <w:r>
+        <w:rPr>
+          <w:rFonts w:hint="eastAsia"/>
+        </w:rPr>
+        <w:lastRenderedPageBreak/>
+        <w:t>×××××××××××××××××××××××××××××××</w:t>
       </w:r>
       <w:r>
         <w:rPr>
@@ -9898,15 +15498,7 @@
           <w:rFonts w:hint="eastAsia"/>
           <w:color w:val="FF0000"/>
         </w:rPr>
-        <w:t>小四号</w:t>
-      </w:r>
-      <w:r>
-        <w:rPr>
-          <w:rFonts w:hint="eastAsia"/>
-          <w:color w:val="FF0000"/>
-        </w:rPr>
-        <w:lastRenderedPageBreak/>
-        <w:t>或</w:t>
+        <w:t>小四号或</w:t>
       </w:r>
       <w:r>
         <w:rPr>
@@ -10000,8 +15592,8 @@
             <v:path o:extrusionok="f" gradientshapeok="t" o:connecttype="rect"/>
             <o:lock v:ext="edit" aspectratio="t"/>
           </v:shapetype>
-          <v:shape id="Object 104" o:spid="_x0000_s2152" type="#_x0000_t75" style="position:absolute;left:0;text-align:left;margin-left:66.25pt;margin-top:6.65pt;width:273.2pt;height:137.95pt;z-index:-251651072;mso-wrap-style:square">
-            <v:imagedata r:id="rId30" o:title=""/>
+          <v:shape id="Object 104" o:spid="_x0000_s2152" type="#_x0000_t75" style="position:absolute;left:0;text-align:left;margin-left:66.25pt;margin-top:6.65pt;width:273.2pt;height:137.95pt;z-index:-251654144;mso-wrap-style:square">
+            <v:imagedata r:id="rId32" o:title=""/>
           </v:shape>
         </w:pict>
       </w:r>
@@ -10036,19 +15628,19 @@
         <w:pStyle w:val="aff9"/>
         <w:spacing w:line="360" w:lineRule="auto"/>
       </w:pPr>
-      <w:commentRangeStart w:id="17"/>
+      <w:commentRangeStart w:id="41"/>
       <w:r>
         <w:t>图</w:t>
       </w:r>
       <w:r>
         <w:t>2.1</w:t>
       </w:r>
-      <w:commentRangeEnd w:id="17"/>
+      <w:commentRangeEnd w:id="41"/>
       <w:r>
         <w:rPr>
           <w:rStyle w:val="af8"/>
         </w:rPr>
-        <w:commentReference w:id="17"/>
+        <w:commentReference w:id="41"/>
       </w:r>
       <w:r>
         <w:t xml:space="preserve"> ××××××××××</w:t>
@@ -10074,7 +15666,7 @@
           <w:noProof/>
         </w:rPr>
         <w:drawing>
-          <wp:anchor distT="0" distB="0" distL="114300" distR="114300" simplePos="0" relativeHeight="251651072" behindDoc="1" locked="0" layoutInCell="1" allowOverlap="1" wp14:anchorId="3B91FF1E" wp14:editId="00AC4607">
+          <wp:anchor distT="0" distB="0" distL="114300" distR="114300" simplePos="0" relativeHeight="251654144" behindDoc="1" locked="0" layoutInCell="1" allowOverlap="1" wp14:anchorId="3B91FF1E" wp14:editId="00AC4607">
             <wp:simplePos x="0" y="0"/>
             <wp:positionH relativeFrom="column">
               <wp:posOffset>1483995</wp:posOffset>
@@ -10107,7 +15699,7 @@
                     </pic:cNvPicPr>
                   </pic:nvPicPr>
                   <pic:blipFill>
-                    <a:blip r:embed="rId31">
+                    <a:blip r:embed="rId33">
                       <a:extLst>
                         <a:ext uri="{28A0092B-C50C-407E-A947-70E740481C1C}">
                           <a14:useLocalDpi xmlns:a14="http://schemas.microsoft.com/office/drawing/2010/main" val="0"/>
@@ -10340,9 +15932,9 @@
               </w:rPr>
               <w:object w:dxaOrig="2580" w:dyaOrig="379" w14:anchorId="44B4EA23">
                 <v:shape id="Object 1" o:spid="_x0000_i1025" type="#_x0000_t75" style="width:129pt;height:19pt;mso-wrap-style:square;mso-position-horizontal-relative:page;mso-position-vertical-relative:page" o:ole="">
-                  <v:imagedata r:id="rId32" o:title=""/>
+                  <v:imagedata r:id="rId34" o:title=""/>
                 </v:shape>
-                <o:OLEObject Type="Embed" ProgID="Equation.DSMT4" ShapeID="Object 1" DrawAspect="Content" ObjectID="_1838212877" r:id="rId33"/>
+                <o:OLEObject Type="Embed" ProgID="Equation.DSMT4" ShapeID="Object 1" DrawAspect="Content" ObjectID="_1838490566" r:id="rId35"/>
               </w:object>
             </w:r>
           </w:p>
@@ -12314,7 +17906,7 @@
           <w:rFonts w:hint="eastAsia"/>
         </w:rPr>
       </w:pPr>
-      <w:bookmarkStart w:id="18" w:name="_Toc227594937"/>
+      <w:bookmarkStart w:id="42" w:name="_Toc227862845"/>
       <w:r>
         <w:rPr>
           <w:rFonts w:hint="eastAsia"/>
@@ -12322,7 +17914,7 @@
         <w:lastRenderedPageBreak/>
         <w:t>5结论</w:t>
       </w:r>
-      <w:bookmarkEnd w:id="18"/>
+      <w:bookmarkEnd w:id="42"/>
     </w:p>
     <w:p>
       <w:pPr>
@@ -12414,7 +18006,7 @@
         </w:rPr>
         <w:br w:type="page"/>
       </w:r>
-      <w:bookmarkStart w:id="19" w:name="_Toc227594938"/>
+      <w:bookmarkStart w:id="43" w:name="_Toc227862846"/>
       <w:r>
         <w:rPr>
           <w:rStyle w:val="10"/>
@@ -12438,7 +18030,7 @@
         </w:rPr>
         <w:t>）</w:t>
       </w:r>
-      <w:bookmarkEnd w:id="19"/>
+      <w:bookmarkEnd w:id="43"/>
     </w:p>
     <w:p>
       <w:pPr>
@@ -12455,7 +18047,7 @@
           <w:szCs w:val="21"/>
         </w:rPr>
       </w:pPr>
-      <w:commentRangeStart w:id="20"/>
+      <w:commentRangeStart w:id="44"/>
       <w:r>
         <w:rPr>
           <w:rFonts w:eastAsia="宋体"/>
@@ -12544,13 +18136,13 @@
         </w:rPr>
         <w:t>.</w:t>
       </w:r>
-      <w:commentRangeEnd w:id="20"/>
+      <w:commentRangeEnd w:id="44"/>
       <w:r>
         <w:rPr>
           <w:rStyle w:val="af8"/>
           <w:rFonts w:eastAsia="宋体"/>
         </w:rPr>
-        <w:commentReference w:id="20"/>
+        <w:commentReference w:id="44"/>
       </w:r>
     </w:p>
     <w:p>
@@ -12912,7 +18504,7 @@
         </w:rPr>
         <w:t xml:space="preserve">[EB/OL].(2002-12-12)[2003-04-07]. </w:t>
       </w:r>
-      <w:hyperlink r:id="rId34" w:history="1">
+      <w:hyperlink r:id="rId36" w:history="1">
         <w:r>
           <w:rPr>
             <w:rStyle w:val="af7"/>
@@ -12922,7 +18514,7 @@
           </w:rPr>
           <w:t>http://www.china.com.cn/chi</w:t>
         </w:r>
-        <w:bookmarkStart w:id="21" w:name="_Hlt83197882"/>
+        <w:bookmarkStart w:id="45" w:name="_Hlt83197882"/>
         <w:r>
           <w:rPr>
             <w:rStyle w:val="af7"/>
@@ -12932,7 +18524,7 @@
           </w:rPr>
           <w:t>n</w:t>
         </w:r>
-        <w:bookmarkEnd w:id="21"/>
+        <w:bookmarkEnd w:id="45"/>
         <w:r>
           <w:rPr>
             <w:rStyle w:val="af7"/>
@@ -12971,7 +18563,7 @@
         </w:rPr>
         <w:br w:type="page"/>
       </w:r>
-      <w:bookmarkStart w:id="22" w:name="_Toc227594939"/>
+      <w:bookmarkStart w:id="46" w:name="_Toc227862847"/>
       <w:r>
         <w:rPr>
           <w:rStyle w:val="10"/>
@@ -12980,7 +18572,7 @@
         <w:lastRenderedPageBreak/>
         <w:t>附 录</w:t>
       </w:r>
-      <w:bookmarkEnd w:id="22"/>
+      <w:bookmarkEnd w:id="46"/>
     </w:p>
     <w:p>
       <w:pPr>
@@ -12999,7 +18591,7 @@
         </w:rPr>
         <w:br w:type="page"/>
       </w:r>
-      <w:bookmarkStart w:id="23" w:name="_Toc227594940"/>
+      <w:bookmarkStart w:id="47" w:name="_Toc227862848"/>
       <w:r>
         <w:rPr>
           <w:rStyle w:val="10"/>
@@ -13008,7 +18600,7 @@
         <w:lastRenderedPageBreak/>
         <w:t>作者简历</w:t>
       </w:r>
-      <w:bookmarkEnd w:id="23"/>
+      <w:bookmarkEnd w:id="47"/>
     </w:p>
     <w:p>
       <w:pPr>
@@ -13197,8 +18789,8 @@
       </w:r>
     </w:p>
     <w:sectPr>
-      <w:footerReference w:type="even" r:id="rId35"/>
-      <w:footerReference w:type="default" r:id="rId36"/>
+      <w:footerReference w:type="even" r:id="rId37"/>
+      <w:footerReference w:type="default" r:id="rId38"/>
       <w:pgSz w:w="11906" w:h="16838"/>
       <w:pgMar w:top="1440" w:right="1800" w:bottom="1440" w:left="1800" w:header="1134" w:footer="680" w:gutter="0"/>
       <w:cols w:space="720"/>
@@ -13242,7 +18834,7 @@
       </w:r>
     </w:p>
   </w:comment>
-  <w:comment w:id="17" w:author="DDD" w:date="2019-03-14T13:49:00Z" w:initials="D">
+  <w:comment w:id="41" w:author="DDD" w:date="2019-03-14T13:49:00Z" w:initials="D">
     <w:p>
       <w:pPr>
         <w:pStyle w:val="a7"/>
@@ -13286,7 +18878,7 @@
       </w:r>
     </w:p>
   </w:comment>
-  <w:comment w:id="20" w:author="DDD" w:date="2019-03-14T13:42:00Z" w:initials="D">
+  <w:comment w:id="44" w:author="DDD" w:date="2019-03-14T13:42:00Z" w:initials="D">
     <w:p>
       <w:pPr>
         <w:pStyle w:val="a7"/>
@@ -13551,7 +19143,7 @@
               <v:stroke joinstyle="miter"/>
               <v:path gradientshapeok="t" o:connecttype="rect"/>
             </v:shapetype>
-            <v:shape id="文本框 1" o:spid="_x0000_s1032" type="#_x0000_t202" style="position:absolute;left:0;text-align:left;margin-left:0;margin-top:0;width:24pt;height:15.5pt;z-index:251654144;visibility:visible;mso-wrap-style:none;mso-width-percent:0;mso-height-percent:0;mso-wrap-distance-left:9pt;mso-wrap-distance-top:0;mso-wrap-distance-right:9pt;mso-wrap-distance-bottom:0;mso-position-horizontal:center;mso-position-horizontal-relative:margin;mso-position-vertical:absolute;mso-position-vertical-relative:text;mso-width-percent:0;mso-height-percent:0;mso-width-relative:page;mso-height-relative:page;v-text-anchor:top" o:gfxdata="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" filled="f" stroked="f">
+            <v:shape id="文本框 1" o:spid="_x0000_s1029" type="#_x0000_t202" style="position:absolute;left:0;text-align:left;margin-left:0;margin-top:0;width:24pt;height:15.5pt;z-index:251654144;visibility:visible;mso-wrap-style:none;mso-width-percent:0;mso-height-percent:0;mso-wrap-distance-left:9pt;mso-wrap-distance-top:0;mso-wrap-distance-right:9pt;mso-wrap-distance-bottom:0;mso-position-horizontal:center;mso-position-horizontal-relative:margin;mso-position-vertical:absolute;mso-position-vertical-relative:text;mso-width-percent:0;mso-height-percent:0;mso-width-relative:page;mso-height-relative:page;v-text-anchor:top" o:gfxdata="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" filled="f" stroked="f">
               <v:textbox style="mso-fit-shape-to-text:t" inset="0,0,0,0">
                 <w:txbxContent>
                   <w:p>
@@ -13715,7 +19307,7 @@
               <v:stroke joinstyle="miter"/>
               <v:path gradientshapeok="t" o:connecttype="rect"/>
             </v:shapetype>
-            <v:shape id="文本框 2" o:spid="_x0000_s1033" type="#_x0000_t202" style="position:absolute;left:0;text-align:left;margin-left:0;margin-top:0;width:21pt;height:15.5pt;z-index:251655168;visibility:visible;mso-wrap-style:none;mso-width-percent:0;mso-height-percent:0;mso-wrap-distance-left:9pt;mso-wrap-distance-top:0;mso-wrap-distance-right:9pt;mso-wrap-distance-bottom:0;mso-position-horizontal:center;mso-position-horizontal-relative:margin;mso-position-vertical:absolute;mso-position-vertical-relative:text;mso-width-percent:0;mso-height-percent:0;mso-width-relative:page;mso-height-relative:page;v-text-anchor:top" o:gfxdata="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" filled="f" stroked="f">
+            <v:shape id="文本框 2" o:spid="_x0000_s1030" type="#_x0000_t202" style="position:absolute;left:0;text-align:left;margin-left:0;margin-top:0;width:21pt;height:15.5pt;z-index:251655168;visibility:visible;mso-wrap-style:none;mso-width-percent:0;mso-height-percent:0;mso-wrap-distance-left:9pt;mso-wrap-distance-top:0;mso-wrap-distance-right:9pt;mso-wrap-distance-bottom:0;mso-position-horizontal:center;mso-position-horizontal-relative:margin;mso-position-vertical:absolute;mso-position-vertical-relative:text;mso-width-percent:0;mso-height-percent:0;mso-width-relative:page;mso-height-relative:page;v-text-anchor:top" o:gfxdata="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" filled="f" stroked="f">
               <v:textbox style="mso-fit-shape-to-text:t" inset="0,0,0,0">
                 <w:txbxContent>
                   <w:p>
@@ -13879,7 +19471,7 @@
               <v:stroke joinstyle="miter"/>
               <v:path gradientshapeok="t" o:connecttype="rect"/>
             </v:shapetype>
-            <v:shape id="文本框 3" o:spid="_x0000_s1034" type="#_x0000_t202" style="position:absolute;left:0;text-align:left;margin-left:0;margin-top:0;width:27.5pt;height:15.5pt;z-index:251656192;visibility:visible;mso-wrap-style:none;mso-width-percent:0;mso-height-percent:0;mso-wrap-distance-left:9pt;mso-wrap-distance-top:0;mso-wrap-distance-right:9pt;mso-wrap-distance-bottom:0;mso-position-horizontal:center;mso-position-horizontal-relative:margin;mso-position-vertical:absolute;mso-position-vertical-relative:text;mso-width-percent:0;mso-height-percent:0;mso-width-relative:page;mso-height-relative:page;v-text-anchor:top" o:gfxdata="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" filled="f" stroked="f">
+            <v:shape id="文本框 3" o:spid="_x0000_s1031" type="#_x0000_t202" style="position:absolute;left:0;text-align:left;margin-left:0;margin-top:0;width:27.5pt;height:15.5pt;z-index:251656192;visibility:visible;mso-wrap-style:none;mso-width-percent:0;mso-height-percent:0;mso-wrap-distance-left:9pt;mso-wrap-distance-top:0;mso-wrap-distance-right:9pt;mso-wrap-distance-bottom:0;mso-position-horizontal:center;mso-position-horizontal-relative:margin;mso-position-vertical:absolute;mso-position-vertical-relative:text;mso-width-percent:0;mso-height-percent:0;mso-width-relative:page;mso-height-relative:page;v-text-anchor:top" o:gfxdata="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" filled="f" stroked="f">
               <v:textbox style="mso-fit-shape-to-text:t" inset="0,0,0,0">
                 <w:txbxContent>
                   <w:p>
@@ -14043,7 +19635,7 @@
               <v:stroke joinstyle="miter"/>
               <v:path gradientshapeok="t" o:connecttype="rect"/>
             </v:shapetype>
-            <v:shape id="文本框 4" o:spid="_x0000_s1035" type="#_x0000_t202" style="position:absolute;left:0;text-align:left;margin-left:0;margin-top:0;width:27.5pt;height:15.5pt;z-index:251657216;visibility:visible;mso-wrap-style:none;mso-width-percent:0;mso-height-percent:0;mso-wrap-distance-left:9pt;mso-wrap-distance-top:0;mso-wrap-distance-right:9pt;mso-wrap-distance-bottom:0;mso-position-horizontal:center;mso-position-horizontal-relative:margin;mso-position-vertical:absolute;mso-position-vertical-relative:text;mso-width-percent:0;mso-height-percent:0;mso-width-relative:page;mso-height-relative:page;v-text-anchor:top" o:gfxdata="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" filled="f" stroked="f">
+            <v:shape id="文本框 4" o:spid="_x0000_s1032" type="#_x0000_t202" style="position:absolute;left:0;text-align:left;margin-left:0;margin-top:0;width:27.5pt;height:15.5pt;z-index:251657216;visibility:visible;mso-wrap-style:none;mso-width-percent:0;mso-height-percent:0;mso-wrap-distance-left:9pt;mso-wrap-distance-top:0;mso-wrap-distance-right:9pt;mso-wrap-distance-bottom:0;mso-position-horizontal:center;mso-position-horizontal-relative:margin;mso-position-vertical:absolute;mso-position-vertical-relative:text;mso-width-percent:0;mso-height-percent:0;mso-width-relative:page;mso-height-relative:page;v-text-anchor:top" o:gfxdata="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" filled="f" stroked="f">
               <v:textbox style="mso-fit-shape-to-text:t" inset="0,0,0,0">
                 <w:txbxContent>
                   <w:p>
@@ -15749,6 +21341,7 @@
   <w:style w:type="paragraph" w:default="1" w:styleId="a3">
     <w:name w:val="Normal"/>
     <w:qFormat/>
+    <w:rsid w:val="003A4236"/>
     <w:pPr>
       <w:widowControl w:val="0"/>
       <w:spacing w:line="360" w:lineRule="auto"/>
@@ -15799,7 +21392,7 @@
       <w:numPr>
         <w:numId w:val="9"/>
       </w:numPr>
-      <w:ind w:firstLineChars="0"/>
+      <w:ind w:firstLineChars="0" w:firstLine="0"/>
       <w:contextualSpacing/>
       <w:jc w:val="left"/>
       <w:outlineLvl w:val="1"/>
@@ -15969,6 +21562,7 @@
   <w:style w:type="character" w:default="1" w:styleId="a4">
     <w:name w:val="Default Paragraph Font"/>
     <w:uiPriority w:val="1"/>
+    <w:semiHidden/>
     <w:unhideWhenUsed/>
   </w:style>
   <w:style w:type="table" w:default="1" w:styleId="a5">
